--- a/cortexskills/deliverables/CortexSkills_Admin_Guide_EN.docx
+++ b/cortexskills/deliverables/CortexSkills_Admin_Guide_EN.docx
@@ -142,7 +142,7 @@
           <w:sz w:val="20"/>
           <w:szCs w:val="20"/>
         </w:rPr>
-        <w:t>Version 1.10.0 · 2026-10-06</w:t>
+        <w:t>Version 1.10.0 · 2026-10-07</w:t>
       </w:r>
     </w:p>
     <w:p>
@@ -227,7 +227,7 @@
             </w:rPr>
             <w:fldChar w:fldCharType="separate"/>
           </w:r>
-          <w:hyperlink w:anchor="__RefHeading___Toc163528_1462423236">
+          <w:hyperlink w:anchor="__RefHeading___Toc163528_2904896170">
             <w:r>
               <w:rPr>
                 <w:rStyle w:val="IndexLink"/>
@@ -247,7 +247,7 @@
             </w:tabs>
             <w:rPr/>
           </w:pPr>
-          <w:hyperlink w:anchor="__RefHeading___Toc163530_1462423236">
+          <w:hyperlink w:anchor="__RefHeading___Toc163530_2904896170">
             <w:r>
               <w:rPr>
                 <w:rStyle w:val="IndexLink"/>
@@ -267,7 +267,7 @@
             </w:tabs>
             <w:rPr/>
           </w:pPr>
-          <w:hyperlink w:anchor="__RefHeading___Toc163532_1462423236">
+          <w:hyperlink w:anchor="__RefHeading___Toc163532_2904896170">
             <w:r>
               <w:rPr>
                 <w:rStyle w:val="IndexLink"/>
@@ -287,7 +287,7 @@
             </w:tabs>
             <w:rPr/>
           </w:pPr>
-          <w:hyperlink w:anchor="__RefHeading___Toc163534_1462423236">
+          <w:hyperlink w:anchor="__RefHeading___Toc163534_2904896170">
             <w:r>
               <w:rPr>
                 <w:rStyle w:val="IndexLink"/>
@@ -307,7 +307,7 @@
             </w:tabs>
             <w:rPr/>
           </w:pPr>
-          <w:hyperlink w:anchor="__RefHeading___Toc163536_1462423236">
+          <w:hyperlink w:anchor="__RefHeading___Toc163536_2904896170">
             <w:r>
               <w:rPr>
                 <w:rStyle w:val="IndexLink"/>
@@ -327,7 +327,7 @@
             </w:tabs>
             <w:rPr/>
           </w:pPr>
-          <w:hyperlink w:anchor="__RefHeading___Toc163538_1462423236">
+          <w:hyperlink w:anchor="__RefHeading___Toc163538_2904896170">
             <w:r>
               <w:rPr>
                 <w:rStyle w:val="IndexLink"/>
@@ -347,7 +347,7 @@
             </w:tabs>
             <w:rPr/>
           </w:pPr>
-          <w:hyperlink w:anchor="__RefHeading___Toc163540_1462423236">
+          <w:hyperlink w:anchor="__RefHeading___Toc163540_2904896170">
             <w:r>
               <w:rPr>
                 <w:rStyle w:val="IndexLink"/>
@@ -367,7 +367,7 @@
             </w:tabs>
             <w:rPr/>
           </w:pPr>
-          <w:hyperlink w:anchor="__RefHeading___Toc163542_1462423236">
+          <w:hyperlink w:anchor="__RefHeading___Toc163542_2904896170">
             <w:r>
               <w:rPr>
                 <w:rStyle w:val="IndexLink"/>
@@ -387,7 +387,7 @@
             </w:tabs>
             <w:rPr/>
           </w:pPr>
-          <w:hyperlink w:anchor="__RefHeading___Toc163544_1462423236">
+          <w:hyperlink w:anchor="__RefHeading___Toc163544_2904896170">
             <w:r>
               <w:rPr>
                 <w:rStyle w:val="IndexLink"/>
@@ -407,7 +407,7 @@
             </w:tabs>
             <w:rPr/>
           </w:pPr>
-          <w:hyperlink w:anchor="__RefHeading___Toc163546_1462423236">
+          <w:hyperlink w:anchor="__RefHeading___Toc163546_2904896170">
             <w:r>
               <w:rPr>
                 <w:rStyle w:val="IndexLink"/>
@@ -427,7 +427,7 @@
             </w:tabs>
             <w:rPr/>
           </w:pPr>
-          <w:hyperlink w:anchor="__RefHeading___Toc163548_1462423236">
+          <w:hyperlink w:anchor="__RefHeading___Toc163548_2904896170">
             <w:r>
               <w:rPr>
                 <w:rStyle w:val="IndexLink"/>
@@ -471,7 +471,7 @@
         <w:spacing w:before="0" w:after="200"/>
         <w:rPr/>
       </w:pPr>
-      <w:bookmarkStart w:id="0" w:name="__RefHeading___Toc163528_1462423236"/>
+      <w:bookmarkStart w:id="0" w:name="__RefHeading___Toc163528_2904896170"/>
       <w:bookmarkEnd w:id="0"/>
       <w:r>
         <w:rPr>
@@ -1086,7 +1086,7 @@
       <w:r>
         <w:br w:type="page"/>
       </w:r>
-      <w:bookmarkStart w:id="1" w:name="__RefHeading___Toc163530_1462423236"/>
+      <w:bookmarkStart w:id="1" w:name="__RefHeading___Toc163530_2904896170"/>
       <w:bookmarkEnd w:id="1"/>
       <w:r>
         <w:rPr>
@@ -1682,7 +1682,7 @@
         <w:spacing w:before="0" w:after="200"/>
         <w:rPr/>
       </w:pPr>
-      <w:bookmarkStart w:id="2" w:name="__RefHeading___Toc163532_1462423236"/>
+      <w:bookmarkStart w:id="2" w:name="__RefHeading___Toc163532_2904896170"/>
       <w:bookmarkEnd w:id="2"/>
       <w:r>
         <w:rPr>
@@ -2095,7 +2095,7 @@
         <w:spacing w:before="0" w:after="200"/>
         <w:rPr/>
       </w:pPr>
-      <w:bookmarkStart w:id="3" w:name="__RefHeading___Toc163534_1462423236"/>
+      <w:bookmarkStart w:id="3" w:name="__RefHeading___Toc163534_2904896170"/>
       <w:bookmarkEnd w:id="3"/>
       <w:r>
         <w:rPr>
@@ -2699,7 +2699,7 @@
         <w:spacing w:before="0" w:after="200"/>
         <w:rPr/>
       </w:pPr>
-      <w:bookmarkStart w:id="4" w:name="__RefHeading___Toc163536_1462423236"/>
+      <w:bookmarkStart w:id="4" w:name="__RefHeading___Toc163536_2904896170"/>
       <w:bookmarkEnd w:id="4"/>
       <w:r>
         <w:rPr>
@@ -3120,7 +3120,7 @@
         <w:spacing w:before="0" w:after="200"/>
         <w:rPr/>
       </w:pPr>
-      <w:bookmarkStart w:id="5" w:name="__RefHeading___Toc163538_1462423236"/>
+      <w:bookmarkStart w:id="5" w:name="__RefHeading___Toc163538_2904896170"/>
       <w:bookmarkEnd w:id="5"/>
       <w:r>
         <w:rPr>
@@ -3434,7 +3434,7 @@
         <w:spacing w:before="0" w:after="200"/>
         <w:rPr/>
       </w:pPr>
-      <w:bookmarkStart w:id="6" w:name="__RefHeading___Toc163540_1462423236"/>
+      <w:bookmarkStart w:id="6" w:name="__RefHeading___Toc163540_2904896170"/>
       <w:bookmarkEnd w:id="6"/>
       <w:r>
         <w:rPr>
@@ -3915,7 +3915,7 @@
         <w:spacing w:before="0" w:after="200"/>
         <w:rPr/>
       </w:pPr>
-      <w:bookmarkStart w:id="7" w:name="__RefHeading___Toc163542_1462423236"/>
+      <w:bookmarkStart w:id="7" w:name="__RefHeading___Toc163542_2904896170"/>
       <w:bookmarkEnd w:id="7"/>
       <w:r>
         <w:rPr>
@@ -4157,7 +4157,7 @@
           <w:sz w:val="21"/>
           <w:szCs w:val="21"/>
         </w:rPr>
-        <w:t>Body font — Times New Roman 12 pt; Heading — 17 pt; Alignment — Justified; Table header color — F8931D</w:t>
+        <w:t>Body font — Open Sans 11 pt; Heading font — Montserrat 16 pt; Alignment — Left; Table header color — 123A5F (Navy); Paper — A4; Margins — 20 mm</w:t>
       </w:r>
     </w:p>
     <w:p>
@@ -4393,7 +4393,7 @@
         <w:spacing w:before="0" w:after="200"/>
         <w:rPr/>
       </w:pPr>
-      <w:bookmarkStart w:id="8" w:name="__RefHeading___Toc163544_1462423236"/>
+      <w:bookmarkStart w:id="8" w:name="__RefHeading___Toc163544_2904896170"/>
       <w:bookmarkEnd w:id="8"/>
       <w:r>
         <w:rPr>
@@ -4642,7 +4642,7 @@
         <w:spacing w:before="0" w:after="200"/>
         <w:rPr/>
       </w:pPr>
-      <w:bookmarkStart w:id="9" w:name="__RefHeading___Toc163546_1462423236"/>
+      <w:bookmarkStart w:id="9" w:name="__RefHeading___Toc163546_2904896170"/>
       <w:bookmarkEnd w:id="9"/>
       <w:r>
         <w:rPr>
@@ -5285,7 +5285,7 @@
         <w:spacing w:before="280" w:after="120"/>
         <w:rPr/>
       </w:pPr>
-      <w:bookmarkStart w:id="10" w:name="__RefHeading___Toc163548_1462423236"/>
+      <w:bookmarkStart w:id="10" w:name="__RefHeading___Toc163548_2904896170"/>
       <w:bookmarkEnd w:id="10"/>
       <w:r>
         <w:rPr>

--- a/cortexskills/deliverables/CortexSkills_Admin_Guide_EN.docx
+++ b/cortexskills/deliverables/CortexSkills_Admin_Guide_EN.docx
@@ -142,7 +142,7 @@
           <w:sz w:val="20"/>
           <w:szCs w:val="20"/>
         </w:rPr>
-        <w:t>Version 1.10.0 · 2026-10-07</w:t>
+        <w:t>Version 1.10.0 · 2026-10-08</w:t>
       </w:r>
     </w:p>
     <w:p>
@@ -227,7 +227,7 @@
             </w:rPr>
             <w:fldChar w:fldCharType="separate"/>
           </w:r>
-          <w:hyperlink w:anchor="__RefHeading___Toc163528_2904896170">
+          <w:hyperlink w:anchor="__RefHeading___Toc491_2313161461">
             <w:r>
               <w:rPr>
                 <w:rStyle w:val="IndexLink"/>
@@ -247,7 +247,7 @@
             </w:tabs>
             <w:rPr/>
           </w:pPr>
-          <w:hyperlink w:anchor="__RefHeading___Toc163530_2904896170">
+          <w:hyperlink w:anchor="__RefHeading___Toc493_2313161461">
             <w:r>
               <w:rPr>
                 <w:rStyle w:val="IndexLink"/>
@@ -267,14 +267,14 @@
             </w:tabs>
             <w:rPr/>
           </w:pPr>
-          <w:hyperlink w:anchor="__RefHeading___Toc163532_2904896170">
+          <w:hyperlink w:anchor="__RefHeading___Toc495_2313161461">
             <w:r>
               <w:rPr>
                 <w:rStyle w:val="IndexLink"/>
               </w:rPr>
               <w:t>3. Configuration</w:t>
               <w:tab/>
-              <w:t>6</w:t>
+              <w:t>7</w:t>
             </w:r>
           </w:hyperlink>
         </w:p>
@@ -287,14 +287,14 @@
             </w:tabs>
             <w:rPr/>
           </w:pPr>
-          <w:hyperlink w:anchor="__RefHeading___Toc163534_2904896170">
+          <w:hyperlink w:anchor="__RefHeading___Toc497_2313161461">
             <w:r>
               <w:rPr>
                 <w:rStyle w:val="IndexLink"/>
               </w:rPr>
               <w:t>4. Process design</w:t>
               <w:tab/>
-              <w:t>8</w:t>
+              <w:t>9</w:t>
             </w:r>
           </w:hyperlink>
         </w:p>
@@ -307,14 +307,14 @@
             </w:tabs>
             <w:rPr/>
           </w:pPr>
-          <w:hyperlink w:anchor="__RefHeading___Toc163536_2904896170">
+          <w:hyperlink w:anchor="__RefHeading___Toc499_2313161461">
             <w:r>
               <w:rPr>
                 <w:rStyle w:val="IndexLink"/>
               </w:rPr>
               <w:t>5. Organization (OBS) and RACSI</w:t>
               <w:tab/>
-              <w:t>10</w:t>
+              <w:t>11</w:t>
             </w:r>
           </w:hyperlink>
         </w:p>
@@ -327,32 +327,12 @@
             </w:tabs>
             <w:rPr/>
           </w:pPr>
-          <w:hyperlink w:anchor="__RefHeading___Toc163538_2904896170">
+          <w:hyperlink w:anchor="__RefHeading___Toc501_2313161461">
             <w:r>
               <w:rPr>
                 <w:rStyle w:val="IndexLink"/>
               </w:rPr>
               <w:t>6. Project templates and blueprints</w:t>
-              <w:tab/>
-              <w:t>12</w:t>
-            </w:r>
-          </w:hyperlink>
-        </w:p>
-        <w:p>
-          <w:pPr>
-            <w:pStyle w:val="TOC1"/>
-            <w:tabs>
-              <w:tab w:val="clear" w:pos="9746"/>
-              <w:tab w:val="right" w:pos="9745" w:leader="dot"/>
-            </w:tabs>
-            <w:rPr/>
-          </w:pPr>
-          <w:hyperlink w:anchor="__RefHeading___Toc163540_2904896170">
-            <w:r>
-              <w:rPr>
-                <w:rStyle w:val="IndexLink"/>
-              </w:rPr>
-              <w:t>7. Artificial intelligence</w:t>
               <w:tab/>
               <w:t>13</w:t>
             </w:r>
@@ -367,14 +347,14 @@
             </w:tabs>
             <w:rPr/>
           </w:pPr>
-          <w:hyperlink w:anchor="__RefHeading___Toc163542_2904896170">
+          <w:hyperlink w:anchor="__RefHeading___Toc503_2313161461">
             <w:r>
               <w:rPr>
                 <w:rStyle w:val="IndexLink"/>
               </w:rPr>
-              <w:t>8. Documented information</w:t>
+              <w:t>7. Artificial intelligence</w:t>
               <w:tab/>
-              <w:t>15</w:t>
+              <w:t>14</w:t>
             </w:r>
           </w:hyperlink>
         </w:p>
@@ -387,14 +367,14 @@
             </w:tabs>
             <w:rPr/>
           </w:pPr>
-          <w:hyperlink w:anchor="__RefHeading___Toc163544_2904896170">
+          <w:hyperlink w:anchor="__RefHeading___Toc505_2313161461">
             <w:r>
               <w:rPr>
                 <w:rStyle w:val="IndexLink"/>
               </w:rPr>
-              <w:t>9. Audits</w:t>
+              <w:t>8. Documented information</w:t>
               <w:tab/>
-              <w:t>17</w:t>
+              <w:t>16</w:t>
             </w:r>
           </w:hyperlink>
         </w:p>
@@ -407,14 +387,34 @@
             </w:tabs>
             <w:rPr/>
           </w:pPr>
-          <w:hyperlink w:anchor="__RefHeading___Toc163546_2904896170">
+          <w:hyperlink w:anchor="__RefHeading___Toc507_2313161461">
+            <w:r>
+              <w:rPr>
+                <w:rStyle w:val="IndexLink"/>
+              </w:rPr>
+              <w:t>9. Audits</w:t>
+              <w:tab/>
+              <w:t>18</w:t>
+            </w:r>
+          </w:hyperlink>
+        </w:p>
+        <w:p>
+          <w:pPr>
+            <w:pStyle w:val="TOC1"/>
+            <w:tabs>
+              <w:tab w:val="clear" w:pos="9746"/>
+              <w:tab w:val="right" w:pos="9745" w:leader="dot"/>
+            </w:tabs>
+            <w:rPr/>
+          </w:pPr>
+          <w:hyperlink w:anchor="__RefHeading___Toc509_2313161461">
             <w:r>
               <w:rPr>
                 <w:rStyle w:val="IndexLink"/>
               </w:rPr>
               <w:t>10. Data protection and operations</w:t>
               <w:tab/>
-              <w:t>18</w:t>
+              <w:t>19</w:t>
             </w:r>
           </w:hyperlink>
         </w:p>
@@ -427,14 +427,34 @@
             </w:tabs>
             <w:rPr/>
           </w:pPr>
-          <w:hyperlink w:anchor="__RefHeading___Toc163548_2904896170">
+          <w:hyperlink w:anchor="__RefHeading___Toc511_2313161461">
             <w:r>
               <w:rPr>
                 <w:rStyle w:val="IndexLink"/>
               </w:rPr>
               <w:t>Traceability</w:t>
               <w:tab/>
-              <w:t>19</w:t>
+              <w:t>20</w:t>
+            </w:r>
+          </w:hyperlink>
+        </w:p>
+        <w:p>
+          <w:pPr>
+            <w:pStyle w:val="TOC1"/>
+            <w:tabs>
+              <w:tab w:val="clear" w:pos="9746"/>
+              <w:tab w:val="right" w:pos="9745" w:leader="dot"/>
+            </w:tabs>
+            <w:rPr/>
+          </w:pPr>
+          <w:hyperlink w:anchor="__RefHeading___Toc513_2313161461">
+            <w:r>
+              <w:rPr>
+                <w:rStyle w:val="IndexLink"/>
+              </w:rPr>
+              <w:t>11. Production deployment</w:t>
+              <w:tab/>
+              <w:t>21</w:t>
             </w:r>
           </w:hyperlink>
           <w:r>
@@ -471,7 +491,7 @@
         <w:spacing w:before="0" w:after="200"/>
         <w:rPr/>
       </w:pPr>
-      <w:bookmarkStart w:id="0" w:name="__RefHeading___Toc163528_2904896170"/>
+      <w:bookmarkStart w:id="0" w:name="__RefHeading___Toc491_2313161461"/>
       <w:bookmarkEnd w:id="0"/>
       <w:r>
         <w:rPr>
@@ -1086,7 +1106,7 @@
       <w:r>
         <w:br w:type="page"/>
       </w:r>
-      <w:bookmarkStart w:id="1" w:name="__RefHeading___Toc163530_2904896170"/>
+      <w:bookmarkStart w:id="1" w:name="__RefHeading___Toc493_2313161461"/>
       <w:bookmarkEnd w:id="1"/>
       <w:r>
         <w:rPr>
@@ -1114,7 +1134,7 @@
           <w:sz w:val="24"/>
           <w:szCs w:val="24"/>
         </w:rPr>
-        <w:t>The demonstration holds 59 organizations: one large company and one SME for each of the 29 verticals, and the multi-sector Horizon Services Group used for the sample documents. Each has a licence, a pack and its add-ons.</w:t>
+        <w:t>The demonstration holds 61 organizations: one large company and one SME for each of the 29 verticals, the multi-sector Horizon Services Group used for the sample documents, and two healthcare showcases (Santé Ora private clinic group and the Centre Hospitalier Régional). Each has a licence, a pack and its add-ons.</w:t>
       </w:r>
     </w:p>
     <w:p>
@@ -1133,7 +1153,7 @@
           <w:sz w:val="23"/>
           <w:szCs w:val="23"/>
         </w:rPr>
-        <w:t>Create an organization (platform administrator, through the API)</w:t>
+        <w:t>Create an organization (production: server console)</w:t>
       </w:r>
     </w:p>
     <w:p>
@@ -1141,7 +1161,7 @@
         <w:pStyle w:val="ListParagraph"/>
         <w:numPr>
           <w:ilvl w:val="0"/>
-          <w:numId w:val="19"/>
+          <w:numId w:val="22"/>
         </w:numPr>
         <w:spacing w:lineRule="auto" w:line="276" w:before="0" w:after="60"/>
         <w:rPr/>
@@ -1153,7 +1173,7 @@
           <w:sz w:val="24"/>
           <w:szCs w:val="24"/>
         </w:rPr>
-        <w:t>Sign in with the API as the platform administrator.</w:t>
+        <w:t>On the server, open a terminal in the server folder.</w:t>
       </w:r>
     </w:p>
     <w:p>
@@ -1181,7 +1201,7 @@
           <w:sz w:val="21"/>
           <w:szCs w:val="21"/>
         </w:rPr>
-        <w:t>POST /api/auth/login  {"email":"admin@cortexskills.app","password":"Admin#2026"}</w:t>
+        <w:t>cd /opt/cortexskills/server</w:t>
       </w:r>
     </w:p>
     <w:p>
@@ -1201,7 +1221,7 @@
           <w:sz w:val="24"/>
           <w:szCs w:val="24"/>
         </w:rPr>
-        <w:t>Create the organization with the token received.</w:t>
+        <w:t>Create the organization, its licence and its first administrator in one command.</w:t>
       </w:r>
     </w:p>
     <w:p>
@@ -1229,27 +1249,7 @@
           <w:sz w:val="21"/>
           <w:szCs w:val="21"/>
         </w:rPr>
-        <w:t>POST /api/organizations  {"name":{"en":"Atlas Cold Chain","fr":"Atlas Cold Chain","ar":"</w:t>
-      </w:r>
-      <w:r>
-        <w:rPr>
-          <w:rFonts w:ascii="Times New Roman" w:hAnsi="Times New Roman" w:eastAsia="Times New Roman"/>
-          <w:color w:val="58595B"/>
-          <w:sz w:val="21"/>
-          <w:sz w:val="21"/>
-          <w:szCs w:val="21"/>
-          <w:rtl w:val="true"/>
-        </w:rPr>
-        <w:t>أطلس للتبريد</w:t>
-      </w:r>
-      <w:r>
-        <w:rPr>
-          <w:rFonts w:eastAsia="Times New Roman" w:cs="Times New Roman"/>
-          <w:color w:val="58595B"/>
-          <w:sz w:val="21"/>
-          <w:szCs w:val="21"/>
-        </w:rPr>
-        <w:t>"},"sector":"LOGI","segment":"SME","employees":40,"city":"Agadir","email_domain":"atlascoldchain.ma","pack_id":"SME-CMP","seats":25,"starter_team":true,"default_language":"fr"}</w:t>
+        <w:t>npm run -s admin -- org-create --name "Atlas Cold Chain" --domain atlascoldchain.ma --segment SME --sector LOGI --pack SME-CMP --seats 25 --days 365 --lang fr --admin-email dsi@atlascoldchain.ma --admin-name "Youssef Amrani" --admin-password "Atlas#Cold2026x"</w:t>
       </w:r>
     </w:p>
     <w:p>
@@ -1269,27 +1269,7 @@
           <w:sz w:val="24"/>
           <w:szCs w:val="24"/>
         </w:rPr>
-        <w:t>The organization receives its functions, governance catalog, AI use cases and checklists; the starter team receives one account per role with the password Welcome#2026, to change at first sign-in.</w:t>
-      </w:r>
-    </w:p>
-    <w:p>
-      <w:pPr>
-        <w:pStyle w:val="ListParagraph"/>
-        <w:numPr>
-          <w:ilvl w:val="0"/>
-          <w:numId w:val="1"/>
-        </w:numPr>
-        <w:spacing w:lineRule="auto" w:line="276" w:before="0" w:after="60"/>
-        <w:rPr/>
-      </w:pPr>
-      <w:r>
-        <w:rPr>
-          <w:rFonts w:eastAsia="Times New Roman" w:cs="Times New Roman"/>
-          <w:color w:val="58595B"/>
-          <w:sz w:val="24"/>
-          <w:szCs w:val="24"/>
-        </w:rPr>
-        <w:t>Open Groups &amp; organizations to see it in the tree.</w:t>
+        <w:t>Note the Organization ID printed by the console. In OnPrem mode, send it to the vendor to receive the signed licence (licence-request, then licence-install). The Installation Guides describe each mode.</w:t>
       </w:r>
     </w:p>
     <w:p>
@@ -1308,7 +1288,7 @@
           <w:sz w:val="23"/>
           <w:szCs w:val="23"/>
         </w:rPr>
-        <w:t>Add a user and give a role</w:t>
+        <w:t>Create an organization (platform administrator, through the API)</w:t>
       </w:r>
     </w:p>
     <w:p>
@@ -1316,7 +1296,7 @@
         <w:pStyle w:val="ListParagraph"/>
         <w:numPr>
           <w:ilvl w:val="0"/>
-          <w:numId w:val="20"/>
+          <w:numId w:val="23"/>
         </w:numPr>
         <w:spacing w:lineRule="auto" w:line="276" w:before="0" w:after="60"/>
         <w:rPr/>
@@ -1328,7 +1308,35 @@
           <w:sz w:val="24"/>
           <w:szCs w:val="24"/>
         </w:rPr>
-        <w:t>Open Administration › Users and click New user.</w:t>
+        <w:t>Sign in with the API as the platform administrator.</w:t>
+      </w:r>
+    </w:p>
+    <w:p>
+      <w:pPr>
+        <w:pStyle w:val="Normal"/>
+        <w:spacing w:before="0" w:after="60"/>
+        <w:ind w:left="700"/>
+        <w:rPr/>
+      </w:pPr>
+      <w:r>
+        <w:rPr>
+          <w:rFonts w:eastAsia="Times New Roman" w:cs="Times New Roman"/>
+          <w:b/>
+          <w:bCs/>
+          <w:color w:val="E07B00"/>
+          <w:sz w:val="21"/>
+          <w:szCs w:val="21"/>
+        </w:rPr>
+        <w:t xml:space="preserve">Type: </w:t>
+      </w:r>
+      <w:r>
+        <w:rPr>
+          <w:rFonts w:eastAsia="Times New Roman" w:cs="Times New Roman"/>
+          <w:color w:val="58595B"/>
+          <w:sz w:val="21"/>
+          <w:szCs w:val="21"/>
+        </w:rPr>
+        <w:t>POST /api/auth/login  {"email":"admin@cortexskills.app","password":"Admin#2026"}</w:t>
       </w:r>
     </w:p>
     <w:p>
@@ -1348,7 +1356,7 @@
           <w:sz w:val="24"/>
           <w:szCs w:val="24"/>
         </w:rPr>
-        <w:t>Type the identity.</w:t>
+        <w:t>Create the organization with the token received.</w:t>
       </w:r>
     </w:p>
     <w:p>
@@ -1376,7 +1384,27 @@
           <w:sz w:val="21"/>
           <w:szCs w:val="21"/>
         </w:rPr>
-        <w:t>Name — Salma Tazi; E-mail — salma.tazi@maghrebhospitalsgr.ma; Language — French; Title — Training coordinator</w:t>
+        <w:t>POST /api/organizations  {"name":{"en":"Atlas Cold Chain","fr":"Atlas Cold Chain","ar":"</w:t>
+      </w:r>
+      <w:r>
+        <w:rPr>
+          <w:rFonts w:ascii="Times New Roman" w:hAnsi="Times New Roman" w:eastAsia="Times New Roman"/>
+          <w:color w:val="58595B"/>
+          <w:sz w:val="21"/>
+          <w:sz w:val="21"/>
+          <w:szCs w:val="21"/>
+          <w:rtl w:val="true"/>
+        </w:rPr>
+        <w:t>أطلس للتبريد</w:t>
+      </w:r>
+      <w:r>
+        <w:rPr>
+          <w:rFonts w:eastAsia="Times New Roman" w:cs="Times New Roman"/>
+          <w:color w:val="58595B"/>
+          <w:sz w:val="21"/>
+          <w:szCs w:val="21"/>
+        </w:rPr>
+        <w:t>"},"sector":"LOGI","segment":"SME","employees":40,"city":"Agadir","email_domain":"atlascoldchain.ma","pack_id":"SME-CMP","seats":25,"starter_team":true,"default_language":"fr"}</w:t>
       </w:r>
     </w:p>
     <w:p>
@@ -1396,7 +1424,134 @@
           <w:sz w:val="24"/>
           <w:szCs w:val="24"/>
         </w:rPr>
-        <w:t>Type a first password, tick the role L&amp;D Planner and click Save. Give the password to the user, who changes it in Settings.</w:t>
+        <w:t>The organization receives its functions, governance catalog, AI use cases and checklists; the starter team receives one account per role with the password Welcome#2026, to change at first sign-in.</w:t>
+      </w:r>
+    </w:p>
+    <w:p>
+      <w:pPr>
+        <w:pStyle w:val="ListParagraph"/>
+        <w:numPr>
+          <w:ilvl w:val="0"/>
+          <w:numId w:val="2"/>
+        </w:numPr>
+        <w:spacing w:lineRule="auto" w:line="276" w:before="0" w:after="60"/>
+        <w:rPr/>
+      </w:pPr>
+      <w:r>
+        <w:rPr>
+          <w:rFonts w:eastAsia="Times New Roman" w:cs="Times New Roman"/>
+          <w:color w:val="58595B"/>
+          <w:sz w:val="24"/>
+          <w:szCs w:val="24"/>
+        </w:rPr>
+        <w:t>Open Groups &amp; organizations to see it in the tree.</w:t>
+      </w:r>
+    </w:p>
+    <w:p>
+      <w:pPr>
+        <w:pStyle w:val="Normal"/>
+        <w:keepNext w:val="true"/>
+        <w:spacing w:before="160" w:after="60"/>
+        <w:rPr/>
+      </w:pPr>
+      <w:r>
+        <w:rPr>
+          <w:rFonts w:eastAsia="Times New Roman" w:cs="Times New Roman"/>
+          <w:b/>
+          <w:bCs/>
+          <w:color w:val="3A3A3C"/>
+          <w:sz w:val="23"/>
+          <w:szCs w:val="23"/>
+        </w:rPr>
+        <w:t>Add a user and give a role</w:t>
+      </w:r>
+    </w:p>
+    <w:p>
+      <w:pPr>
+        <w:pStyle w:val="ListParagraph"/>
+        <w:numPr>
+          <w:ilvl w:val="0"/>
+          <w:numId w:val="24"/>
+        </w:numPr>
+        <w:spacing w:lineRule="auto" w:line="276" w:before="0" w:after="60"/>
+        <w:rPr/>
+      </w:pPr>
+      <w:r>
+        <w:rPr>
+          <w:rFonts w:eastAsia="Times New Roman" w:cs="Times New Roman"/>
+          <w:color w:val="58595B"/>
+          <w:sz w:val="24"/>
+          <w:szCs w:val="24"/>
+        </w:rPr>
+        <w:t>Open Administration › Users and click New user.</w:t>
+      </w:r>
+    </w:p>
+    <w:p>
+      <w:pPr>
+        <w:pStyle w:val="ListParagraph"/>
+        <w:numPr>
+          <w:ilvl w:val="0"/>
+          <w:numId w:val="3"/>
+        </w:numPr>
+        <w:spacing w:lineRule="auto" w:line="276" w:before="0" w:after="60"/>
+        <w:rPr/>
+      </w:pPr>
+      <w:r>
+        <w:rPr>
+          <w:rFonts w:eastAsia="Times New Roman" w:cs="Times New Roman"/>
+          <w:color w:val="58595B"/>
+          <w:sz w:val="24"/>
+          <w:szCs w:val="24"/>
+        </w:rPr>
+        <w:t>Type the identity.</w:t>
+      </w:r>
+    </w:p>
+    <w:p>
+      <w:pPr>
+        <w:pStyle w:val="Normal"/>
+        <w:spacing w:before="0" w:after="60"/>
+        <w:ind w:left="700"/>
+        <w:rPr/>
+      </w:pPr>
+      <w:r>
+        <w:rPr>
+          <w:rFonts w:eastAsia="Times New Roman" w:cs="Times New Roman"/>
+          <w:b/>
+          <w:bCs/>
+          <w:color w:val="E07B00"/>
+          <w:sz w:val="21"/>
+          <w:szCs w:val="21"/>
+        </w:rPr>
+        <w:t xml:space="preserve">Type: </w:t>
+      </w:r>
+      <w:r>
+        <w:rPr>
+          <w:rFonts w:eastAsia="Times New Roman" w:cs="Times New Roman"/>
+          <w:color w:val="58595B"/>
+          <w:sz w:val="21"/>
+          <w:szCs w:val="21"/>
+        </w:rPr>
+        <w:t>Name — Salma Tazi; E-mail — salma.tazi@maghrebhospitalsgr.ma; Language — French; Title — Training coordinator</w:t>
+      </w:r>
+    </w:p>
+    <w:p>
+      <w:pPr>
+        <w:pStyle w:val="ListParagraph"/>
+        <w:numPr>
+          <w:ilvl w:val="0"/>
+          <w:numId w:val="3"/>
+        </w:numPr>
+        <w:spacing w:lineRule="auto" w:line="276" w:before="0" w:after="60"/>
+        <w:rPr/>
+      </w:pPr>
+      <w:r>
+        <w:rPr>
+          <w:rFonts w:eastAsia="Times New Roman" w:cs="Times New Roman"/>
+          <w:color w:val="58595B"/>
+          <w:sz w:val="24"/>
+          <w:szCs w:val="24"/>
+        </w:rPr>
+        <w:t>Type a first password, tick the role L&amp;D Planner and click Save. Give the password to the user, who changes it in the profile menu › Change password.</w:t>
       </w:r>
     </w:p>
     <w:p>
@@ -1511,7 +1666,7 @@
           <w:sz w:val="23"/>
           <w:szCs w:val="23"/>
         </w:rPr>
-        <w:t>Adjust a permission</w:t>
+        <w:t>Change your own password</w:t>
       </w:r>
     </w:p>
     <w:p>
@@ -1519,7 +1674,7 @@
         <w:pStyle w:val="ListParagraph"/>
         <w:numPr>
           <w:ilvl w:val="0"/>
-          <w:numId w:val="21"/>
+          <w:numId w:val="25"/>
         </w:numPr>
         <w:spacing w:lineRule="auto" w:line="276" w:before="0" w:after="60"/>
         <w:rPr/>
@@ -1531,7 +1686,7 @@
           <w:sz w:val="24"/>
           <w:szCs w:val="24"/>
         </w:rPr>
-        <w:t>Open Administration › Permissions. Rows are permissions, columns are roles.</w:t>
+        <w:t>Click the profile icon at the top right, then Change password.</w:t>
       </w:r>
     </w:p>
     <w:p>
@@ -1539,7 +1694,7 @@
         <w:pStyle w:val="ListParagraph"/>
         <w:numPr>
           <w:ilvl w:val="0"/>
-          <w:numId w:val="3"/>
+          <w:numId w:val="4"/>
         </w:numPr>
         <w:spacing w:lineRule="auto" w:line="276" w:before="0" w:after="60"/>
         <w:rPr/>
@@ -1551,27 +1706,7 @@
           <w:sz w:val="24"/>
           <w:szCs w:val="24"/>
         </w:rPr>
-        <w:t>Tick documents.approve for the role Quality Manager.</w:t>
-      </w:r>
-    </w:p>
-    <w:p>
-      <w:pPr>
-        <w:pStyle w:val="ListParagraph"/>
-        <w:numPr>
-          <w:ilvl w:val="0"/>
-          <w:numId w:val="3"/>
-        </w:numPr>
-        <w:spacing w:lineRule="auto" w:line="276" w:before="0" w:after="60"/>
-        <w:rPr/>
-      </w:pPr>
-      <w:r>
-        <w:rPr>
-          <w:rFonts w:eastAsia="Times New Roman" w:cs="Times New Roman"/>
-          <w:color w:val="58595B"/>
-          <w:sz w:val="24"/>
-          <w:szCs w:val="24"/>
-        </w:rPr>
-        <w:t>Type the justification and confirm. The change is in the audit log.</w:t>
+        <w:t>Type the current password, then the new one twice and click Save.</w:t>
       </w:r>
     </w:p>
     <w:p>
@@ -1599,7 +1734,27 @@
           <w:sz w:val="21"/>
           <w:szCs w:val="21"/>
         </w:rPr>
-        <w:t>Quality Manager approves procedures from 2026.</w:t>
+        <w:t>At least 12 characters with upper and lower case letters, a digit and a symbol — for example Rabat#Skills2026</w:t>
+      </w:r>
+    </w:p>
+    <w:p>
+      <w:pPr>
+        <w:pStyle w:val="ListParagraph"/>
+        <w:numPr>
+          <w:ilvl w:val="0"/>
+          <w:numId w:val="4"/>
+        </w:numPr>
+        <w:spacing w:lineRule="auto" w:line="276" w:before="0" w:after="60"/>
+        <w:rPr/>
+      </w:pPr>
+      <w:r>
+        <w:rPr>
+          <w:rFonts w:eastAsia="Times New Roman" w:cs="Times New Roman"/>
+          <w:color w:val="58595B"/>
+          <w:sz w:val="24"/>
+          <w:szCs w:val="24"/>
+        </w:rPr>
+        <w:t>The change is written in the audit log (User · password.change). A user who forgot the password receives a temporary one from the organization administrator (Administration › Users).</w:t>
       </w:r>
     </w:p>
     <w:p>
@@ -1616,7 +1771,7 @@
           <wp:inline distT="0" distB="0" distL="0" distR="0">
             <wp:extent cx="5905500" cy="3695700"/>
             <wp:effectExtent l="0" t="0" r="0" b="0"/>
-            <wp:docPr id="2" name="a_perm.png" descr="Figure 2 — Permission matrix&#10;Figure 2 — Permission matrix"/>
+            <wp:docPr id="2" name="a_password.png" descr="Figure 2 — Change password (profile menu)&#10;Figure 2 — Change password (profile menu)"/>
             <wp:cNvGraphicFramePr>
               <a:graphicFrameLocks xmlns:a="http://schemas.openxmlformats.org/drawingml/2006/main" noChangeAspect="1"/>
             </wp:cNvGraphicFramePr>
@@ -1624,7 +1779,7 @@
               <a:graphicData uri="http://schemas.openxmlformats.org/drawingml/2006/picture">
                 <pic:pic xmlns:pic="http://schemas.openxmlformats.org/drawingml/2006/picture">
                   <pic:nvPicPr>
-                    <pic:cNvPr id="2" name="a_perm.png" descr="Figure 2 — Permission matrix&#10;Figure 2 — Permission matrix"/>
+                    <pic:cNvPr id="2" name="a_password.png" descr="Figure 2 — Change password (profile menu)&#10;Figure 2 — Change password (profile menu)"/>
                     <pic:cNvPicPr>
                       <a:picLocks noChangeAspect="1" noChangeArrowheads="1"/>
                     </pic:cNvPicPr>
@@ -1667,50 +1822,7 @@
           <w:sz w:val="19"/>
           <w:szCs w:val="19"/>
         </w:rPr>
-        <w:t>Figure 2 — Permission matrix</w:t>
-      </w:r>
-      <w:r>
-        <w:br w:type="page"/>
-      </w:r>
-    </w:p>
-    <w:p>
-      <w:pPr>
-        <w:pStyle w:val="Heading1"/>
-        <w:pBdr>
-          <w:bottom w:val="single" w:sz="8" w:space="4" w:color="F8931D"/>
-        </w:pBdr>
-        <w:spacing w:before="0" w:after="200"/>
-        <w:rPr/>
-      </w:pPr>
-      <w:bookmarkStart w:id="2" w:name="__RefHeading___Toc163532_2904896170"/>
-      <w:bookmarkEnd w:id="2"/>
-      <w:r>
-        <w:rPr>
-          <w:rFonts w:eastAsia="Times New Roman" w:cs="Times New Roman"/>
-          <w:b/>
-          <w:bCs/>
-          <w:color w:val="E07B00"/>
-          <w:sz w:val="34"/>
-          <w:szCs w:val="34"/>
-        </w:rPr>
-        <w:t>3. Configuration</w:t>
-      </w:r>
-    </w:p>
-    <w:p>
-      <w:pPr>
-        <w:pStyle w:val="Normal"/>
-        <w:spacing w:lineRule="auto" w:line="276" w:before="0" w:after="120"/>
-        <w:jc w:val="both"/>
-        <w:rPr/>
-      </w:pPr>
-      <w:r>
-        <w:rPr>
-          <w:rFonts w:eastAsia="Times New Roman" w:cs="Times New Roman"/>
-          <w:color w:val="58595B"/>
-          <w:sz w:val="24"/>
-          <w:szCs w:val="24"/>
-        </w:rPr>
-        <w:t>Configuration sets the pack, add-ons, compliance standards, quotas and the justification rule. A field marked as governed asks for a justification when it changes.</w:t>
+        <w:t>Figure 2 — Change password (profile menu)</w:t>
       </w:r>
     </w:p>
     <w:p>
@@ -1729,7 +1841,7 @@
           <w:sz w:val="23"/>
           <w:szCs w:val="23"/>
         </w:rPr>
-        <w:t>Activate a compliance standard</w:t>
+        <w:t>Adjust a permission</w:t>
       </w:r>
     </w:p>
     <w:p>
@@ -1737,7 +1849,7 @@
         <w:pStyle w:val="ListParagraph"/>
         <w:numPr>
           <w:ilvl w:val="0"/>
-          <w:numId w:val="22"/>
+          <w:numId w:val="26"/>
         </w:numPr>
         <w:spacing w:lineRule="auto" w:line="276" w:before="0" w:after="60"/>
         <w:rPr/>
@@ -1749,7 +1861,7 @@
           <w:sz w:val="24"/>
           <w:szCs w:val="24"/>
         </w:rPr>
-        <w:t>Open Administration › Configuration, section Compliance standards.</w:t>
+        <w:t>Open Administration › Permissions. Rows are permissions, columns are roles.</w:t>
       </w:r>
     </w:p>
     <w:p>
@@ -1757,7 +1869,7 @@
         <w:pStyle w:val="ListParagraph"/>
         <w:numPr>
           <w:ilvl w:val="0"/>
-          <w:numId w:val="4"/>
+          <w:numId w:val="5"/>
         </w:numPr>
         <w:spacing w:lineRule="auto" w:line="276" w:before="0" w:after="60"/>
         <w:rPr/>
@@ -1769,7 +1881,27 @@
           <w:sz w:val="24"/>
           <w:szCs w:val="24"/>
         </w:rPr>
-        <w:t>Tick ISO 21001 and click Save.</w:t>
+        <w:t>Tick documents.approve for the role Quality Manager.</w:t>
+      </w:r>
+    </w:p>
+    <w:p>
+      <w:pPr>
+        <w:pStyle w:val="ListParagraph"/>
+        <w:numPr>
+          <w:ilvl w:val="0"/>
+          <w:numId w:val="5"/>
+        </w:numPr>
+        <w:spacing w:lineRule="auto" w:line="276" w:before="0" w:after="60"/>
+        <w:rPr/>
+      </w:pPr>
+      <w:r>
+        <w:rPr>
+          <w:rFonts w:eastAsia="Times New Roman" w:cs="Times New Roman"/>
+          <w:color w:val="58595B"/>
+          <w:sz w:val="24"/>
+          <w:szCs w:val="24"/>
+        </w:rPr>
+        <w:t>Type the justification and confirm. The change is in the audit log.</w:t>
       </w:r>
     </w:p>
     <w:p>
@@ -1797,27 +1929,7 @@
           <w:sz w:val="21"/>
           <w:szCs w:val="21"/>
         </w:rPr>
-        <w:t>Justification — Certification audit planned in March 2027.</w:t>
-      </w:r>
-    </w:p>
-    <w:p>
-      <w:pPr>
-        <w:pStyle w:val="ListParagraph"/>
-        <w:numPr>
-          <w:ilvl w:val="0"/>
-          <w:numId w:val="4"/>
-        </w:numPr>
-        <w:spacing w:lineRule="auto" w:line="276" w:before="0" w:after="60"/>
-        <w:rPr/>
-      </w:pPr>
-      <w:r>
-        <w:rPr>
-          <w:rFonts w:eastAsia="Times New Roman" w:cs="Times New Roman"/>
-          <w:color w:val="58595B"/>
-          <w:sz w:val="24"/>
-          <w:szCs w:val="24"/>
-        </w:rPr>
-        <w:t>Open Reports › Master list › Required by standards: ISO 21001 now lists its documented information.</w:t>
+        <w:t>Quality Manager approves procedures from 2026.</w:t>
       </w:r>
     </w:p>
     <w:p>
@@ -1834,7 +1946,7 @@
           <wp:inline distT="0" distB="0" distL="0" distR="0">
             <wp:extent cx="5905500" cy="3695700"/>
             <wp:effectExtent l="0" t="0" r="0" b="0"/>
-            <wp:docPr id="3" name="a_config.png" descr="Figure 3 — Configuration of the organization&#10;Figure 3 — Configuration of the organization"/>
+            <wp:docPr id="3" name="a_perm.png" descr="Figure 3 — Permission matrix&#10;Figure 3 — Permission matrix"/>
             <wp:cNvGraphicFramePr>
               <a:graphicFrameLocks xmlns:a="http://schemas.openxmlformats.org/drawingml/2006/main" noChangeAspect="1"/>
             </wp:cNvGraphicFramePr>
@@ -1842,7 +1954,7 @@
               <a:graphicData uri="http://schemas.openxmlformats.org/drawingml/2006/picture">
                 <pic:pic xmlns:pic="http://schemas.openxmlformats.org/drawingml/2006/picture">
                   <pic:nvPicPr>
-                    <pic:cNvPr id="3" name="a_config.png" descr="Figure 3 — Configuration of the organization&#10;Figure 3 — Configuration of the organization"/>
+                    <pic:cNvPr id="3" name="a_perm.png" descr="Figure 3 — Permission matrix&#10;Figure 3 — Permission matrix"/>
                     <pic:cNvPicPr>
                       <a:picLocks noChangeAspect="1" noChangeArrowheads="1"/>
                     </pic:cNvPicPr>
@@ -1885,7 +1997,50 @@
           <w:sz w:val="19"/>
           <w:szCs w:val="19"/>
         </w:rPr>
-        <w:t>Figure 3 — Configuration of the organization</w:t>
+        <w:t>Figure 3 — Permission matrix</w:t>
+      </w:r>
+      <w:r>
+        <w:br w:type="page"/>
+      </w:r>
+    </w:p>
+    <w:p>
+      <w:pPr>
+        <w:pStyle w:val="Heading1"/>
+        <w:pBdr>
+          <w:bottom w:val="single" w:sz="8" w:space="4" w:color="F8931D"/>
+        </w:pBdr>
+        <w:spacing w:before="0" w:after="200"/>
+        <w:rPr/>
+      </w:pPr>
+      <w:bookmarkStart w:id="2" w:name="__RefHeading___Toc495_2313161461"/>
+      <w:bookmarkEnd w:id="2"/>
+      <w:r>
+        <w:rPr>
+          <w:rFonts w:eastAsia="Times New Roman" w:cs="Times New Roman"/>
+          <w:b/>
+          <w:bCs/>
+          <w:color w:val="E07B00"/>
+          <w:sz w:val="34"/>
+          <w:szCs w:val="34"/>
+        </w:rPr>
+        <w:t>3. Configuration</w:t>
+      </w:r>
+    </w:p>
+    <w:p>
+      <w:pPr>
+        <w:pStyle w:val="Normal"/>
+        <w:spacing w:lineRule="auto" w:line="276" w:before="0" w:after="120"/>
+        <w:jc w:val="both"/>
+        <w:rPr/>
+      </w:pPr>
+      <w:r>
+        <w:rPr>
+          <w:rFonts w:eastAsia="Times New Roman" w:cs="Times New Roman"/>
+          <w:color w:val="58595B"/>
+          <w:sz w:val="24"/>
+          <w:szCs w:val="24"/>
+        </w:rPr>
+        <w:t>Configuration sets the pack, add-ons, compliance standards, quotas and the justification rule. A field marked as governed asks for a justification when it changes.</w:t>
       </w:r>
     </w:p>
     <w:p>
@@ -1904,7 +2059,7 @@
           <w:sz w:val="23"/>
           <w:szCs w:val="23"/>
         </w:rPr>
-        <w:t>Connect the e-mail and WhatsApp channels</w:t>
+        <w:t>Activate a compliance standard</w:t>
       </w:r>
     </w:p>
     <w:p>
@@ -1912,7 +2067,7 @@
         <w:pStyle w:val="ListParagraph"/>
         <w:numPr>
           <w:ilvl w:val="0"/>
-          <w:numId w:val="23"/>
+          <w:numId w:val="27"/>
         </w:numPr>
         <w:spacing w:lineRule="auto" w:line="276" w:before="0" w:after="60"/>
         <w:rPr/>
@@ -1924,7 +2079,7 @@
           <w:sz w:val="24"/>
           <w:szCs w:val="24"/>
         </w:rPr>
-        <w:t>Open Administration › Channels.</w:t>
+        <w:t>Open Administration › Configuration, section Compliance standards.</w:t>
       </w:r>
     </w:p>
     <w:p>
@@ -1932,7 +2087,7 @@
         <w:pStyle w:val="ListParagraph"/>
         <w:numPr>
           <w:ilvl w:val="0"/>
-          <w:numId w:val="5"/>
+          <w:numId w:val="6"/>
         </w:numPr>
         <w:spacing w:lineRule="auto" w:line="276" w:before="0" w:after="60"/>
         <w:rPr/>
@@ -1944,7 +2099,7 @@
           <w:sz w:val="24"/>
           <w:szCs w:val="24"/>
         </w:rPr>
-        <w:t>In E-mail, fill the SMTP account.</w:t>
+        <w:t>Tick ISO 21001 and click Save.</w:t>
       </w:r>
     </w:p>
     <w:p>
@@ -1972,7 +2127,7 @@
           <w:sz w:val="21"/>
           <w:szCs w:val="21"/>
         </w:rPr>
-        <w:t>Host — smtp.maghrebhospitalsgr.ma; Port — 587; User — formation@maghrebhospitalsgr.ma; Sender — CortexSkills Formation</w:t>
+        <w:t>Justification — Certification audit planned in March 2027.</w:t>
       </w:r>
     </w:p>
     <w:p>
@@ -1980,7 +2135,7 @@
         <w:pStyle w:val="ListParagraph"/>
         <w:numPr>
           <w:ilvl w:val="0"/>
-          <w:numId w:val="5"/>
+          <w:numId w:val="6"/>
         </w:numPr>
         <w:spacing w:lineRule="auto" w:line="276" w:before="0" w:after="60"/>
         <w:rPr/>
@@ -1992,27 +2147,7 @@
           <w:sz w:val="24"/>
           <w:szCs w:val="24"/>
         </w:rPr>
-        <w:t>In WhatsApp, paste the phone-number ID and the access token of the WhatsApp Business account.</w:t>
-      </w:r>
-    </w:p>
-    <w:p>
-      <w:pPr>
-        <w:pStyle w:val="ListParagraph"/>
-        <w:numPr>
-          <w:ilvl w:val="0"/>
-          <w:numId w:val="5"/>
-        </w:numPr>
-        <w:spacing w:lineRule="auto" w:line="276" w:before="0" w:after="60"/>
-        <w:rPr/>
-      </w:pPr>
-      <w:r>
-        <w:rPr>
-          <w:rFonts w:eastAsia="Times New Roman" w:cs="Times New Roman"/>
-          <w:color w:val="58595B"/>
-          <w:sz w:val="24"/>
-          <w:szCs w:val="24"/>
-        </w:rPr>
-        <w:t>Click Send a test. Without credentials, messages stay in sandbox and are listed as simulated.</w:t>
+        <w:t>Open Reports › Master list › Required by standards: ISO 21001 now lists its documented information.</w:t>
       </w:r>
     </w:p>
     <w:p>
@@ -2029,7 +2164,7 @@
           <wp:inline distT="0" distB="0" distL="0" distR="0">
             <wp:extent cx="5905500" cy="3695700"/>
             <wp:effectExtent l="0" t="0" r="0" b="0"/>
-            <wp:docPr id="4" name="a_channels.png" descr="Figure 4 — Channels&#10;Figure 4 — Channels"/>
+            <wp:docPr id="4" name="a_config.png" descr="Figure 4 — Configuration of the organization&#10;Figure 4 — Configuration of the organization"/>
             <wp:cNvGraphicFramePr>
               <a:graphicFrameLocks xmlns:a="http://schemas.openxmlformats.org/drawingml/2006/main" noChangeAspect="1"/>
             </wp:cNvGraphicFramePr>
@@ -2037,7 +2172,7 @@
               <a:graphicData uri="http://schemas.openxmlformats.org/drawingml/2006/picture">
                 <pic:pic xmlns:pic="http://schemas.openxmlformats.org/drawingml/2006/picture">
                   <pic:nvPicPr>
-                    <pic:cNvPr id="4" name="a_channels.png" descr="Figure 4 — Channels&#10;Figure 4 — Channels"/>
+                    <pic:cNvPr id="4" name="a_config.png" descr="Figure 4 — Configuration of the organization&#10;Figure 4 — Configuration of the organization"/>
                     <pic:cNvPicPr>
                       <a:picLocks noChangeAspect="1" noChangeArrowheads="1"/>
                     </pic:cNvPicPr>
@@ -2080,50 +2215,7 @@
           <w:sz w:val="19"/>
           <w:szCs w:val="19"/>
         </w:rPr>
-        <w:t>Figure 4 — Channels</w:t>
-      </w:r>
-      <w:r>
-        <w:br w:type="page"/>
-      </w:r>
-    </w:p>
-    <w:p>
-      <w:pPr>
-        <w:pStyle w:val="Heading1"/>
-        <w:pBdr>
-          <w:bottom w:val="single" w:sz="8" w:space="4" w:color="F8931D"/>
-        </w:pBdr>
-        <w:spacing w:before="0" w:after="200"/>
-        <w:rPr/>
-      </w:pPr>
-      <w:bookmarkStart w:id="3" w:name="__RefHeading___Toc163534_2904896170"/>
-      <w:bookmarkEnd w:id="3"/>
-      <w:r>
-        <w:rPr>
-          <w:rFonts w:eastAsia="Times New Roman" w:cs="Times New Roman"/>
-          <w:b/>
-          <w:bCs/>
-          <w:color w:val="E07B00"/>
-          <w:sz w:val="34"/>
-          <w:szCs w:val="34"/>
-        </w:rPr>
-        <w:t>4. Process design</w:t>
-      </w:r>
-    </w:p>
-    <w:p>
-      <w:pPr>
-        <w:pStyle w:val="Normal"/>
-        <w:spacing w:lineRule="auto" w:line="276" w:before="0" w:after="120"/>
-        <w:jc w:val="both"/>
-        <w:rPr/>
-      </w:pPr>
-      <w:r>
-        <w:rPr>
-          <w:rFonts w:eastAsia="Times New Roman" w:cs="Times New Roman"/>
-          <w:color w:val="58595B"/>
-          <w:sz w:val="24"/>
-          <w:szCs w:val="24"/>
-        </w:rPr>
-        <w:t>The reference design (33 end-to-end processes, 54 macro processes, their tasks and steps) is read-only. Your organization edits its own copy: the first change to an element copies it. Every change creates a version; a release freezes the design for projects.</w:t>
+        <w:t>Figure 4 — Configuration of the organization</w:t>
       </w:r>
     </w:p>
     <w:p>
@@ -2142,7 +2234,7 @@
           <w:sz w:val="23"/>
           <w:szCs w:val="23"/>
         </w:rPr>
-        <w:t>Rename a step</w:t>
+        <w:t>Change the pack, add an add-on, renew the licence</w:t>
       </w:r>
     </w:p>
     <w:p>
@@ -2150,7 +2242,7 @@
         <w:pStyle w:val="ListParagraph"/>
         <w:numPr>
           <w:ilvl w:val="0"/>
-          <w:numId w:val="24"/>
+          <w:numId w:val="28"/>
         </w:numPr>
         <w:spacing w:lineRule="auto" w:line="276" w:before="0" w:after="60"/>
         <w:rPr/>
@@ -2162,7 +2254,7 @@
           <w:sz w:val="24"/>
           <w:szCs w:val="24"/>
         </w:rPr>
-        <w:t>Open Process design. In the tree, choose By macro process, open MP-01 and its first task, then click step MP-01.1.</w:t>
+        <w:t>Open Administration › Configuration &amp; licence. The tiles show the pack, the modules, the AI tier and the licence state.</w:t>
       </w:r>
     </w:p>
     <w:p>
@@ -2170,7 +2262,7 @@
         <w:pStyle w:val="ListParagraph"/>
         <w:numPr>
           <w:ilvl w:val="0"/>
-          <w:numId w:val="6"/>
+          <w:numId w:val="7"/>
         </w:numPr>
         <w:spacing w:lineRule="auto" w:line="276" w:before="0" w:after="60"/>
         <w:rPr/>
@@ -2182,7 +2274,7 @@
           <w:sz w:val="24"/>
           <w:szCs w:val="24"/>
         </w:rPr>
-        <w:t>In Details, change the name in each language.</w:t>
+        <w:t>Pack: in Solution Packs, click Switch on the new pack, read the proration and type the justification.</w:t>
       </w:r>
     </w:p>
     <w:p>
@@ -2210,18 +2302,7 @@
           <w:sz w:val="21"/>
           <w:szCs w:val="21"/>
         </w:rPr>
-        <w:t xml:space="preserve">EN — Record the corporate strategic objectives; FR — Enregistrer les objectifs stratégiques de l’entreprise; AR — </w:t>
-      </w:r>
-      <w:r>
-        <w:rPr>
-          <w:rFonts w:ascii="Times New Roman" w:hAnsi="Times New Roman" w:eastAsia="Times New Roman"/>
-          <w:color w:val="58595B"/>
-          <w:sz w:val="21"/>
-          <w:sz w:val="21"/>
-          <w:szCs w:val="21"/>
-          <w:rtl w:val="true"/>
-        </w:rPr>
-        <w:t>تسجيل الأهداف الاستراتيجية للمؤسسة</w:t>
+        <w:t>Justification — Purchase order PO-2026-118: move to the Enterprise Suite.</w:t>
       </w:r>
     </w:p>
     <w:p>
@@ -2229,7 +2310,7 @@
         <w:pStyle w:val="ListParagraph"/>
         <w:numPr>
           <w:ilvl w:val="0"/>
-          <w:numId w:val="6"/>
+          <w:numId w:val="7"/>
         </w:numPr>
         <w:spacing w:lineRule="auto" w:line="276" w:before="0" w:after="60"/>
         <w:rPr/>
@@ -2241,7 +2322,7 @@
           <w:sz w:val="24"/>
           <w:szCs w:val="24"/>
         </w:rPr>
-        <w:t>Leave the name field. The naming rules are checked: verb first, no generic word, no unexplained abbreviation, no duplicate.</w:t>
+        <w:t>Add-on: tick its box in Add-ons. Data of a deactivated add-on is kept.</w:t>
       </w:r>
     </w:p>
     <w:p>
@@ -2249,7 +2330,7 @@
         <w:pStyle w:val="ListParagraph"/>
         <w:numPr>
           <w:ilvl w:val="0"/>
-          <w:numId w:val="6"/>
+          <w:numId w:val="7"/>
         </w:numPr>
         <w:spacing w:lineRule="auto" w:line="276" w:before="0" w:after="60"/>
         <w:rPr/>
@@ -2261,7 +2342,66 @@
           <w:sz w:val="24"/>
           <w:szCs w:val="24"/>
         </w:rPr>
-        <w:t>Type the change note and click Save.</w:t>
+        <w:t>Licence: click Upload licence file in the Licence card and choose the .lic file received from the vendor. The server checks the vendor signature and the Organization ID before accepting it.</w:t>
+      </w:r>
+    </w:p>
+    <w:p>
+      <w:pPr>
+        <w:pStyle w:val="Normal"/>
+        <w:keepNext w:val="true"/>
+        <w:spacing w:before="160" w:after="60"/>
+        <w:rPr/>
+      </w:pPr>
+      <w:r>
+        <w:rPr>
+          <w:rFonts w:eastAsia="Times New Roman" w:cs="Times New Roman"/>
+          <w:b/>
+          <w:bCs/>
+          <w:color w:val="3A3A3C"/>
+          <w:sz w:val="23"/>
+          <w:szCs w:val="23"/>
+        </w:rPr>
+        <w:t>Connect the e-mail and WhatsApp channels</w:t>
+      </w:r>
+    </w:p>
+    <w:p>
+      <w:pPr>
+        <w:pStyle w:val="ListParagraph"/>
+        <w:numPr>
+          <w:ilvl w:val="0"/>
+          <w:numId w:val="29"/>
+        </w:numPr>
+        <w:spacing w:lineRule="auto" w:line="276" w:before="0" w:after="60"/>
+        <w:rPr/>
+      </w:pPr>
+      <w:r>
+        <w:rPr>
+          <w:rFonts w:eastAsia="Times New Roman" w:cs="Times New Roman"/>
+          <w:color w:val="58595B"/>
+          <w:sz w:val="24"/>
+          <w:szCs w:val="24"/>
+        </w:rPr>
+        <w:t>Open Administration › Channels.</w:t>
+      </w:r>
+    </w:p>
+    <w:p>
+      <w:pPr>
+        <w:pStyle w:val="ListParagraph"/>
+        <w:numPr>
+          <w:ilvl w:val="0"/>
+          <w:numId w:val="8"/>
+        </w:numPr>
+        <w:spacing w:lineRule="auto" w:line="276" w:before="0" w:after="60"/>
+        <w:rPr/>
+      </w:pPr>
+      <w:r>
+        <w:rPr>
+          <w:rFonts w:eastAsia="Times New Roman" w:cs="Times New Roman"/>
+          <w:color w:val="58595B"/>
+          <w:sz w:val="24"/>
+          <w:szCs w:val="24"/>
+        </w:rPr>
+        <w:t>In E-mail, fill the SMTP account.</w:t>
       </w:r>
     </w:p>
     <w:p>
@@ -2289,7 +2429,47 @@
           <w:sz w:val="21"/>
           <w:szCs w:val="21"/>
         </w:rPr>
-        <w:t>Clearer object for the strategy team.</w:t>
+        <w:t>Host — smtp.maghrebhospitalsgr.ma; Port — 587; User — formation@maghrebhospitalsgr.ma; Sender — CortexSkills Formation</w:t>
+      </w:r>
+    </w:p>
+    <w:p>
+      <w:pPr>
+        <w:pStyle w:val="ListParagraph"/>
+        <w:numPr>
+          <w:ilvl w:val="0"/>
+          <w:numId w:val="8"/>
+        </w:numPr>
+        <w:spacing w:lineRule="auto" w:line="276" w:before="0" w:after="60"/>
+        <w:rPr/>
+      </w:pPr>
+      <w:r>
+        <w:rPr>
+          <w:rFonts w:eastAsia="Times New Roman" w:cs="Times New Roman"/>
+          <w:color w:val="58595B"/>
+          <w:sz w:val="24"/>
+          <w:szCs w:val="24"/>
+        </w:rPr>
+        <w:t>In WhatsApp, paste the phone-number ID and the access token of the WhatsApp Business account.</w:t>
+      </w:r>
+    </w:p>
+    <w:p>
+      <w:pPr>
+        <w:pStyle w:val="ListParagraph"/>
+        <w:numPr>
+          <w:ilvl w:val="0"/>
+          <w:numId w:val="8"/>
+        </w:numPr>
+        <w:spacing w:lineRule="auto" w:line="276" w:before="0" w:after="60"/>
+        <w:rPr/>
+      </w:pPr>
+      <w:r>
+        <w:rPr>
+          <w:rFonts w:eastAsia="Times New Roman" w:cs="Times New Roman"/>
+          <w:color w:val="58595B"/>
+          <w:sz w:val="24"/>
+          <w:szCs w:val="24"/>
+        </w:rPr>
+        <w:t>Click Send a test. Without credentials, messages stay in sandbox and are listed as simulated.</w:t>
       </w:r>
     </w:p>
     <w:p>
@@ -2306,7 +2486,7 @@
           <wp:inline distT="0" distB="0" distL="0" distR="0">
             <wp:extent cx="5905500" cy="3695700"/>
             <wp:effectExtent l="0" t="0" r="0" b="0"/>
-            <wp:docPr id="5" name="a_design.png" descr="Figure 5 — Process design: tree and element form&#10;Figure 5 — Process design: tree and element form"/>
+            <wp:docPr id="5" name="a_channels.png" descr="Figure 5 — Channels&#10;Figure 5 — Channels"/>
             <wp:cNvGraphicFramePr>
               <a:graphicFrameLocks xmlns:a="http://schemas.openxmlformats.org/drawingml/2006/main" noChangeAspect="1"/>
             </wp:cNvGraphicFramePr>
@@ -2314,7 +2494,7 @@
               <a:graphicData uri="http://schemas.openxmlformats.org/drawingml/2006/picture">
                 <pic:pic xmlns:pic="http://schemas.openxmlformats.org/drawingml/2006/picture">
                   <pic:nvPicPr>
-                    <pic:cNvPr id="5" name="a_design.png" descr="Figure 5 — Process design: tree and element form&#10;Figure 5 — Process design: tree and element form"/>
+                    <pic:cNvPr id="5" name="a_channels.png" descr="Figure 5 — Channels&#10;Figure 5 — Channels"/>
                     <pic:cNvPicPr>
                       <a:picLocks noChangeAspect="1" noChangeArrowheads="1"/>
                     </pic:cNvPicPr>
@@ -2357,7 +2537,50 @@
           <w:sz w:val="19"/>
           <w:szCs w:val="19"/>
         </w:rPr>
-        <w:t>Figure 5 — Process design: tree and element form</w:t>
+        <w:t>Figure 5 — Channels</w:t>
+      </w:r>
+      <w:r>
+        <w:br w:type="page"/>
+      </w:r>
+    </w:p>
+    <w:p>
+      <w:pPr>
+        <w:pStyle w:val="Heading1"/>
+        <w:pBdr>
+          <w:bottom w:val="single" w:sz="8" w:space="4" w:color="F8931D"/>
+        </w:pBdr>
+        <w:spacing w:before="0" w:after="200"/>
+        <w:rPr/>
+      </w:pPr>
+      <w:bookmarkStart w:id="3" w:name="__RefHeading___Toc497_2313161461"/>
+      <w:bookmarkEnd w:id="3"/>
+      <w:r>
+        <w:rPr>
+          <w:rFonts w:eastAsia="Times New Roman" w:cs="Times New Roman"/>
+          <w:b/>
+          <w:bCs/>
+          <w:color w:val="E07B00"/>
+          <w:sz w:val="34"/>
+          <w:szCs w:val="34"/>
+        </w:rPr>
+        <w:t>4. Process design</w:t>
+      </w:r>
+    </w:p>
+    <w:p>
+      <w:pPr>
+        <w:pStyle w:val="Normal"/>
+        <w:spacing w:lineRule="auto" w:line="276" w:before="0" w:after="120"/>
+        <w:jc w:val="both"/>
+        <w:rPr/>
+      </w:pPr>
+      <w:r>
+        <w:rPr>
+          <w:rFonts w:eastAsia="Times New Roman" w:cs="Times New Roman"/>
+          <w:color w:val="58595B"/>
+          <w:sz w:val="24"/>
+          <w:szCs w:val="24"/>
+        </w:rPr>
+        <w:t>The reference design (33 end-to-end processes, 54 macro processes, their tasks and steps) is read-only. Your organization edits its own copy: the first change to an element copies it. Every change creates a version; a release freezes the design for projects.</w:t>
       </w:r>
     </w:p>
     <w:p>
@@ -2376,7 +2599,7 @@
           <w:sz w:val="23"/>
           <w:szCs w:val="23"/>
         </w:rPr>
-        <w:t>Compare and restore a version</w:t>
+        <w:t>Rename a step</w:t>
       </w:r>
     </w:p>
     <w:p>
@@ -2384,7 +2607,7 @@
         <w:pStyle w:val="ListParagraph"/>
         <w:numPr>
           <w:ilvl w:val="0"/>
-          <w:numId w:val="25"/>
+          <w:numId w:val="30"/>
         </w:numPr>
         <w:spacing w:lineRule="auto" w:line="276" w:before="0" w:after="60"/>
         <w:rPr/>
@@ -2396,7 +2619,7 @@
           <w:sz w:val="24"/>
           <w:szCs w:val="24"/>
         </w:rPr>
-        <w:t>Open the tab Versions of the element. Tick v0 (reference) and the latest version, then click Compare.</w:t>
+        <w:t>Open Process design. In the tree, choose By macro process, open MP-01 and its first task, then click step MP-01.1.</w:t>
       </w:r>
     </w:p>
     <w:p>
@@ -2404,7 +2627,7 @@
         <w:pStyle w:val="ListParagraph"/>
         <w:numPr>
           <w:ilvl w:val="0"/>
-          <w:numId w:val="7"/>
+          <w:numId w:val="9"/>
         </w:numPr>
         <w:spacing w:lineRule="auto" w:line="276" w:before="0" w:after="60"/>
         <w:rPr/>
@@ -2416,7 +2639,7 @@
           <w:sz w:val="24"/>
           <w:szCs w:val="24"/>
         </w:rPr>
-        <w:t>Click Restore on the version to bring back, and type why.</w:t>
+        <w:t>In Details, change the name in each language.</w:t>
       </w:r>
     </w:p>
     <w:p>
@@ -2444,26 +2667,18 @@
           <w:sz w:val="21"/>
           <w:szCs w:val="21"/>
         </w:rPr>
-        <w:t>Back to the reference wording after the steering committee.</w:t>
-      </w:r>
-    </w:p>
-    <w:p>
-      <w:pPr>
-        <w:pStyle w:val="Normal"/>
-        <w:keepNext w:val="true"/>
-        <w:spacing w:before="160" w:after="60"/>
-        <w:rPr/>
-      </w:pPr>
-      <w:r>
-        <w:rPr>
-          <w:rFonts w:eastAsia="Times New Roman" w:cs="Times New Roman"/>
-          <w:b/>
-          <w:bCs/>
-          <w:color w:val="3A3A3C"/>
-          <w:sz w:val="23"/>
-          <w:szCs w:val="23"/>
-        </w:rPr>
-        <w:t>Publish a release (two people)</w:t>
+        <w:t xml:space="preserve">EN — Record the corporate strategic objectives; FR — Enregistrer les objectifs stratégiques de l’entreprise; AR — </w:t>
+      </w:r>
+      <w:r>
+        <w:rPr>
+          <w:rFonts w:ascii="Times New Roman" w:hAnsi="Times New Roman" w:eastAsia="Times New Roman"/>
+          <w:color w:val="58595B"/>
+          <w:sz w:val="21"/>
+          <w:sz w:val="21"/>
+          <w:szCs w:val="21"/>
+          <w:rtl w:val="true"/>
+        </w:rPr>
+        <w:t>تسجيل الأهداف الاستراتيجية للمؤسسة</w:t>
       </w:r>
     </w:p>
     <w:p>
@@ -2471,7 +2686,7 @@
         <w:pStyle w:val="ListParagraph"/>
         <w:numPr>
           <w:ilvl w:val="0"/>
-          <w:numId w:val="26"/>
+          <w:numId w:val="9"/>
         </w:numPr>
         <w:spacing w:lineRule="auto" w:line="276" w:before="0" w:after="60"/>
         <w:rPr/>
@@ -2483,7 +2698,27 @@
           <w:sz w:val="24"/>
           <w:szCs w:val="24"/>
         </w:rPr>
-        <w:t>Open the tab Releases and click New release.</w:t>
+        <w:t>Leave the name field. The naming rules are checked: verb first, no generic word, no unexplained abbreviation, no duplicate.</w:t>
+      </w:r>
+    </w:p>
+    <w:p>
+      <w:pPr>
+        <w:pStyle w:val="ListParagraph"/>
+        <w:numPr>
+          <w:ilvl w:val="0"/>
+          <w:numId w:val="9"/>
+        </w:numPr>
+        <w:spacing w:lineRule="auto" w:line="276" w:before="0" w:after="60"/>
+        <w:rPr/>
+      </w:pPr>
+      <w:r>
+        <w:rPr>
+          <w:rFonts w:eastAsia="Times New Roman" w:cs="Times New Roman"/>
+          <w:color w:val="58595B"/>
+          <w:sz w:val="24"/>
+          <w:szCs w:val="24"/>
+        </w:rPr>
+        <w:t>Type the change note and click Save.</w:t>
       </w:r>
     </w:p>
     <w:p>
@@ -2511,95 +2746,7 @@
           <w:sz w:val="21"/>
           <w:szCs w:val="21"/>
         </w:rPr>
-        <w:t>Name — 2027 design; Note — After the internal audit.</w:t>
-      </w:r>
-    </w:p>
-    <w:p>
-      <w:pPr>
-        <w:pStyle w:val="ListParagraph"/>
-        <w:numPr>
-          <w:ilvl w:val="0"/>
-          <w:numId w:val="8"/>
-        </w:numPr>
-        <w:spacing w:lineRule="auto" w:line="276" w:before="0" w:after="60"/>
-        <w:rPr/>
-      </w:pPr>
-      <w:r>
-        <w:rPr>
-          <w:rFonts w:eastAsia="Times New Roman" w:cs="Times New Roman"/>
-          <w:color w:val="58595B"/>
-          <w:sz w:val="24"/>
-          <w:szCs w:val="24"/>
-        </w:rPr>
-        <w:t>Click Submit.</w:t>
-      </w:r>
-    </w:p>
-    <w:p>
-      <w:pPr>
-        <w:pStyle w:val="ListParagraph"/>
-        <w:numPr>
-          <w:ilvl w:val="0"/>
-          <w:numId w:val="8"/>
-        </w:numPr>
-        <w:spacing w:lineRule="auto" w:line="276" w:before="0" w:after="60"/>
-        <w:rPr/>
-      </w:pPr>
-      <w:r>
-        <w:rPr>
-          <w:rFonts w:eastAsia="Times New Roman" w:cs="Times New Roman"/>
-          <w:color w:val="58595B"/>
-          <w:sz w:val="24"/>
-          <w:szCs w:val="24"/>
-        </w:rPr>
-        <w:t>Sign in as the HR Director, open the same release and click Publish.</w:t>
-      </w:r>
-    </w:p>
-    <w:p>
-      <w:pPr>
-        <w:pStyle w:val="Normal"/>
-        <w:spacing w:before="0" w:after="60"/>
-        <w:ind w:left="700"/>
-        <w:rPr/>
-      </w:pPr>
-      <w:r>
-        <w:rPr>
-          <w:rFonts w:eastAsia="Times New Roman" w:cs="Times New Roman"/>
-          <w:b/>
-          <w:bCs/>
-          <w:color w:val="E07B00"/>
-          <w:sz w:val="21"/>
-          <w:szCs w:val="21"/>
-        </w:rPr>
-        <w:t xml:space="preserve">Type: </w:t>
-      </w:r>
-      <w:r>
-        <w:rPr>
-          <w:rFonts w:eastAsia="Times New Roman" w:cs="Times New Roman"/>
-          <w:color w:val="58595B"/>
-          <w:sz w:val="21"/>
-          <w:szCs w:val="21"/>
-        </w:rPr>
-        <w:t>Reviewed with the process owners.</w:t>
-      </w:r>
-    </w:p>
-    <w:p>
-      <w:pPr>
-        <w:pStyle w:val="ListParagraph"/>
-        <w:numPr>
-          <w:ilvl w:val="0"/>
-          <w:numId w:val="8"/>
-        </w:numPr>
-        <w:spacing w:lineRule="auto" w:line="276" w:before="0" w:after="60"/>
-        <w:rPr/>
-      </w:pPr>
-      <w:r>
-        <w:rPr>
-          <w:rFonts w:eastAsia="Times New Roman" w:cs="Times New Roman"/>
-          <w:color w:val="58595B"/>
-          <w:sz w:val="24"/>
-          <w:szCs w:val="24"/>
-        </w:rPr>
-        <w:t>New projects run on the published release. To move a running project, open the project and use Migrate release: the preview lists affected open records.</w:t>
+        <w:t>Clearer object for the strategy team.</w:t>
       </w:r>
     </w:p>
     <w:p>
@@ -2616,7 +2763,7 @@
           <wp:inline distT="0" distB="0" distL="0" distR="0">
             <wp:extent cx="5905500" cy="3695700"/>
             <wp:effectExtent l="0" t="0" r="0" b="0"/>
-            <wp:docPr id="6" name="a_releases.png" descr="Figure 6 — Releases&#10;Figure 6 — Releases"/>
+            <wp:docPr id="6" name="a_design.png" descr="Figure 6 — Process design: tree and element form&#10;Figure 6 — Process design: tree and element form"/>
             <wp:cNvGraphicFramePr>
               <a:graphicFrameLocks xmlns:a="http://schemas.openxmlformats.org/drawingml/2006/main" noChangeAspect="1"/>
             </wp:cNvGraphicFramePr>
@@ -2624,7 +2771,7 @@
               <a:graphicData uri="http://schemas.openxmlformats.org/drawingml/2006/picture">
                 <pic:pic xmlns:pic="http://schemas.openxmlformats.org/drawingml/2006/picture">
                   <pic:nvPicPr>
-                    <pic:cNvPr id="6" name="a_releases.png" descr="Figure 6 — Releases&#10;Figure 6 — Releases"/>
+                    <pic:cNvPr id="6" name="a_design.png" descr="Figure 6 — Process design: tree and element form&#10;Figure 6 — Process design: tree and element form"/>
                     <pic:cNvPicPr>
                       <a:picLocks noChangeAspect="1" noChangeArrowheads="1"/>
                     </pic:cNvPicPr>
@@ -2667,67 +2814,7 @@
           <w:sz w:val="19"/>
           <w:szCs w:val="19"/>
         </w:rPr>
-        <w:t>Figure 6 — Releases</w:t>
-      </w:r>
-    </w:p>
-    <w:p>
-      <w:pPr>
-        <w:pStyle w:val="Normal"/>
-        <w:spacing w:lineRule="auto" w:line="276" w:before="0" w:after="120"/>
-        <w:jc w:val="both"/>
-        <w:rPr/>
-      </w:pPr>
-      <w:r>
-        <w:rPr>
-          <w:rFonts w:eastAsia="Times New Roman" w:cs="Times New Roman"/>
-          <w:color w:val="58595B"/>
-          <w:sz w:val="24"/>
-          <w:szCs w:val="24"/>
-        </w:rPr>
-        <w:t>Export JSON produces a file that another installation imports with Import; Export Excel gives one sheet per level. The tab Reference changes lists copied elements whose reference changed since the copy.</w:t>
-      </w:r>
-      <w:r>
-        <w:br w:type="page"/>
-      </w:r>
-    </w:p>
-    <w:p>
-      <w:pPr>
-        <w:pStyle w:val="Heading1"/>
-        <w:pBdr>
-          <w:bottom w:val="single" w:sz="8" w:space="4" w:color="F8931D"/>
-        </w:pBdr>
-        <w:spacing w:before="0" w:after="200"/>
-        <w:rPr/>
-      </w:pPr>
-      <w:bookmarkStart w:id="4" w:name="__RefHeading___Toc163536_2904896170"/>
-      <w:bookmarkEnd w:id="4"/>
-      <w:r>
-        <w:rPr>
-          <w:rFonts w:eastAsia="Times New Roman" w:cs="Times New Roman"/>
-          <w:b/>
-          <w:bCs/>
-          <w:color w:val="E07B00"/>
-          <w:sz w:val="34"/>
-          <w:szCs w:val="34"/>
-        </w:rPr>
-        <w:t>5. Organization (OBS) and RACSI</w:t>
-      </w:r>
-    </w:p>
-    <w:p>
-      <w:pPr>
-        <w:pStyle w:val="Normal"/>
-        <w:spacing w:lineRule="auto" w:line="276" w:before="0" w:after="120"/>
-        <w:jc w:val="both"/>
-        <w:rPr/>
-      </w:pPr>
-      <w:r>
-        <w:rPr>
-          <w:rFonts w:eastAsia="Times New Roman" w:cs="Times New Roman"/>
-          <w:color w:val="58595B"/>
-          <w:sz w:val="24"/>
-          <w:szCs w:val="24"/>
-        </w:rPr>
-        <w:t>Functions group roles; a role has a mission and is held by people with dates and an allocation. Holding an OBS role gives no access right. When an assignment ends, open work assigned through the role moves to the remaining holder.</w:t>
+        <w:t>Figure 6 — Process design: tree and element form</w:t>
       </w:r>
     </w:p>
     <w:p>
@@ -2746,7 +2833,7 @@
           <w:sz w:val="23"/>
           <w:szCs w:val="23"/>
         </w:rPr>
-        <w:t>Create a role and assign it</w:t>
+        <w:t>Compare and restore a version</w:t>
       </w:r>
     </w:p>
     <w:p>
@@ -2754,7 +2841,7 @@
         <w:pStyle w:val="ListParagraph"/>
         <w:numPr>
           <w:ilvl w:val="0"/>
-          <w:numId w:val="27"/>
+          <w:numId w:val="31"/>
         </w:numPr>
         <w:spacing w:lineRule="auto" w:line="276" w:before="0" w:after="60"/>
         <w:rPr/>
@@ -2766,7 +2853,27 @@
           <w:sz w:val="24"/>
           <w:szCs w:val="24"/>
         </w:rPr>
-        <w:t>Open Governance › Organization (OBS), tab Roles, and click New role.</w:t>
+        <w:t>Open the tab Versions of the element. Tick v0 (reference) and the latest version, then click Compare.</w:t>
+      </w:r>
+    </w:p>
+    <w:p>
+      <w:pPr>
+        <w:pStyle w:val="ListParagraph"/>
+        <w:numPr>
+          <w:ilvl w:val="0"/>
+          <w:numId w:val="10"/>
+        </w:numPr>
+        <w:spacing w:lineRule="auto" w:line="276" w:before="0" w:after="60"/>
+        <w:rPr/>
+      </w:pPr>
+      <w:r>
+        <w:rPr>
+          <w:rFonts w:eastAsia="Times New Roman" w:cs="Times New Roman"/>
+          <w:color w:val="58595B"/>
+          <w:sz w:val="24"/>
+          <w:szCs w:val="24"/>
+        </w:rPr>
+        <w:t>Click Restore on the version to bring back, and type why.</w:t>
       </w:r>
     </w:p>
     <w:p>
@@ -2794,27 +2901,26 @@
           <w:sz w:val="21"/>
           <w:szCs w:val="21"/>
         </w:rPr>
-        <w:t xml:space="preserve">Code — OR-31; Role EN — Training coordinator; FR — Coordinateur formation; AR — </w:t>
-      </w:r>
-      <w:r>
-        <w:rPr>
-          <w:rFonts w:ascii="Times New Roman" w:hAnsi="Times New Roman" w:eastAsia="Times New Roman"/>
-          <w:color w:val="58595B"/>
-          <w:sz w:val="21"/>
-          <w:sz w:val="21"/>
-          <w:szCs w:val="21"/>
-          <w:rtl w:val="true"/>
-        </w:rPr>
-        <w:t>منسق التكوين</w:t>
-      </w:r>
-      <w:r>
-        <w:rPr>
-          <w:rFonts w:eastAsia="Times New Roman" w:cs="Times New Roman"/>
-          <w:color w:val="58595B"/>
-          <w:sz w:val="21"/>
-          <w:szCs w:val="21"/>
-        </w:rPr>
-        <w:t>; Function — Human Resources; Reports to — OR-02</w:t>
+        <w:t>Back to the reference wording after the steering committee.</w:t>
+      </w:r>
+    </w:p>
+    <w:p>
+      <w:pPr>
+        <w:pStyle w:val="Normal"/>
+        <w:keepNext w:val="true"/>
+        <w:spacing w:before="160" w:after="60"/>
+        <w:rPr/>
+      </w:pPr>
+      <w:r>
+        <w:rPr>
+          <w:rFonts w:eastAsia="Times New Roman" w:cs="Times New Roman"/>
+          <w:b/>
+          <w:bCs/>
+          <w:color w:val="3A3A3C"/>
+          <w:sz w:val="23"/>
+          <w:szCs w:val="23"/>
+        </w:rPr>
+        <w:t>Publish a release (two people)</w:t>
       </w:r>
     </w:p>
     <w:p>
@@ -2822,7 +2928,7 @@
         <w:pStyle w:val="ListParagraph"/>
         <w:numPr>
           <w:ilvl w:val="0"/>
-          <w:numId w:val="9"/>
+          <w:numId w:val="32"/>
         </w:numPr>
         <w:spacing w:lineRule="auto" w:line="276" w:before="0" w:after="60"/>
         <w:rPr/>
@@ -2834,7 +2940,7 @@
           <w:sz w:val="24"/>
           <w:szCs w:val="24"/>
         </w:rPr>
-        <w:t>Click Assign on the new role.</w:t>
+        <w:t>Open the tab Releases and click New release.</w:t>
       </w:r>
     </w:p>
     <w:p>
@@ -2862,7 +2968,95 @@
           <w:sz w:val="21"/>
           <w:szCs w:val="21"/>
         </w:rPr>
-        <w:t>Person — Salma Tazi; Type — Holder; Allocation — 60; Start — 2026-11-01</w:t>
+        <w:t>Name — 2027 design; Note — After the internal audit.</w:t>
+      </w:r>
+    </w:p>
+    <w:p>
+      <w:pPr>
+        <w:pStyle w:val="ListParagraph"/>
+        <w:numPr>
+          <w:ilvl w:val="0"/>
+          <w:numId w:val="11"/>
+        </w:numPr>
+        <w:spacing w:lineRule="auto" w:line="276" w:before="0" w:after="60"/>
+        <w:rPr/>
+      </w:pPr>
+      <w:r>
+        <w:rPr>
+          <w:rFonts w:eastAsia="Times New Roman" w:cs="Times New Roman"/>
+          <w:color w:val="58595B"/>
+          <w:sz w:val="24"/>
+          <w:szCs w:val="24"/>
+        </w:rPr>
+        <w:t>Click Submit.</w:t>
+      </w:r>
+    </w:p>
+    <w:p>
+      <w:pPr>
+        <w:pStyle w:val="ListParagraph"/>
+        <w:numPr>
+          <w:ilvl w:val="0"/>
+          <w:numId w:val="11"/>
+        </w:numPr>
+        <w:spacing w:lineRule="auto" w:line="276" w:before="0" w:after="60"/>
+        <w:rPr/>
+      </w:pPr>
+      <w:r>
+        <w:rPr>
+          <w:rFonts w:eastAsia="Times New Roman" w:cs="Times New Roman"/>
+          <w:color w:val="58595B"/>
+          <w:sz w:val="24"/>
+          <w:szCs w:val="24"/>
+        </w:rPr>
+        <w:t>Sign in as the HR Director, open the same release and click Publish.</w:t>
+      </w:r>
+    </w:p>
+    <w:p>
+      <w:pPr>
+        <w:pStyle w:val="Normal"/>
+        <w:spacing w:before="0" w:after="60"/>
+        <w:ind w:left="700"/>
+        <w:rPr/>
+      </w:pPr>
+      <w:r>
+        <w:rPr>
+          <w:rFonts w:eastAsia="Times New Roman" w:cs="Times New Roman"/>
+          <w:b/>
+          <w:bCs/>
+          <w:color w:val="E07B00"/>
+          <w:sz w:val="21"/>
+          <w:szCs w:val="21"/>
+        </w:rPr>
+        <w:t xml:space="preserve">Type: </w:t>
+      </w:r>
+      <w:r>
+        <w:rPr>
+          <w:rFonts w:eastAsia="Times New Roman" w:cs="Times New Roman"/>
+          <w:color w:val="58595B"/>
+          <w:sz w:val="21"/>
+          <w:szCs w:val="21"/>
+        </w:rPr>
+        <w:t>Reviewed with the process owners.</w:t>
+      </w:r>
+    </w:p>
+    <w:p>
+      <w:pPr>
+        <w:pStyle w:val="ListParagraph"/>
+        <w:numPr>
+          <w:ilvl w:val="0"/>
+          <w:numId w:val="11"/>
+        </w:numPr>
+        <w:spacing w:lineRule="auto" w:line="276" w:before="0" w:after="60"/>
+        <w:rPr/>
+      </w:pPr>
+      <w:r>
+        <w:rPr>
+          <w:rFonts w:eastAsia="Times New Roman" w:cs="Times New Roman"/>
+          <w:color w:val="58595B"/>
+          <w:sz w:val="24"/>
+          <w:szCs w:val="24"/>
+        </w:rPr>
+        <w:t>New projects run on the published release. To move a running project, open the project and use Migrate release: the preview lists affected open records.</w:t>
       </w:r>
     </w:p>
     <w:p>
@@ -2879,7 +3073,7 @@
           <wp:inline distT="0" distB="0" distL="0" distR="0">
             <wp:extent cx="5905500" cy="3695700"/>
             <wp:effectExtent l="0" t="0" r="0" b="0"/>
-            <wp:docPr id="7" name="a_obs.png" descr="Figure 7 — Roles and holders&#10;Figure 7 — Roles and holders"/>
+            <wp:docPr id="7" name="a_releases.png" descr="Figure 7 — Releases&#10;Figure 7 — Releases"/>
             <wp:cNvGraphicFramePr>
               <a:graphicFrameLocks xmlns:a="http://schemas.openxmlformats.org/drawingml/2006/main" noChangeAspect="1"/>
             </wp:cNvGraphicFramePr>
@@ -2887,7 +3081,7 @@
               <a:graphicData uri="http://schemas.openxmlformats.org/drawingml/2006/picture">
                 <pic:pic xmlns:pic="http://schemas.openxmlformats.org/drawingml/2006/picture">
                   <pic:nvPicPr>
-                    <pic:cNvPr id="7" name="a_obs.png" descr="Figure 7 — Roles and holders&#10;Figure 7 — Roles and holders"/>
+                    <pic:cNvPr id="7" name="a_releases.png" descr="Figure 7 — Releases&#10;Figure 7 — Releases"/>
                     <pic:cNvPicPr>
                       <a:picLocks noChangeAspect="1" noChangeArrowheads="1"/>
                     </pic:cNvPicPr>
@@ -2930,7 +3124,67 @@
           <w:sz w:val="19"/>
           <w:szCs w:val="19"/>
         </w:rPr>
-        <w:t>Figure 7 — Roles and holders</w:t>
+        <w:t>Figure 7 — Releases</w:t>
+      </w:r>
+    </w:p>
+    <w:p>
+      <w:pPr>
+        <w:pStyle w:val="Normal"/>
+        <w:spacing w:lineRule="auto" w:line="276" w:before="0" w:after="120"/>
+        <w:jc w:val="both"/>
+        <w:rPr/>
+      </w:pPr>
+      <w:r>
+        <w:rPr>
+          <w:rFonts w:eastAsia="Times New Roman" w:cs="Times New Roman"/>
+          <w:color w:val="58595B"/>
+          <w:sz w:val="24"/>
+          <w:szCs w:val="24"/>
+        </w:rPr>
+        <w:t>Export JSON produces a file that another installation imports with Import; Export Excel gives one sheet per level. The tab Reference changes lists copied elements whose reference changed since the copy.</w:t>
+      </w:r>
+      <w:r>
+        <w:br w:type="page"/>
+      </w:r>
+    </w:p>
+    <w:p>
+      <w:pPr>
+        <w:pStyle w:val="Heading1"/>
+        <w:pBdr>
+          <w:bottom w:val="single" w:sz="8" w:space="4" w:color="F8931D"/>
+        </w:pBdr>
+        <w:spacing w:before="0" w:after="200"/>
+        <w:rPr/>
+      </w:pPr>
+      <w:bookmarkStart w:id="4" w:name="__RefHeading___Toc499_2313161461"/>
+      <w:bookmarkEnd w:id="4"/>
+      <w:r>
+        <w:rPr>
+          <w:rFonts w:eastAsia="Times New Roman" w:cs="Times New Roman"/>
+          <w:b/>
+          <w:bCs/>
+          <w:color w:val="E07B00"/>
+          <w:sz w:val="34"/>
+          <w:szCs w:val="34"/>
+        </w:rPr>
+        <w:t>5. Organization (OBS) and RACSI</w:t>
+      </w:r>
+    </w:p>
+    <w:p>
+      <w:pPr>
+        <w:pStyle w:val="Normal"/>
+        <w:spacing w:lineRule="auto" w:line="276" w:before="0" w:after="120"/>
+        <w:jc w:val="both"/>
+        <w:rPr/>
+      </w:pPr>
+      <w:r>
+        <w:rPr>
+          <w:rFonts w:eastAsia="Times New Roman" w:cs="Times New Roman"/>
+          <w:color w:val="58595B"/>
+          <w:sz w:val="24"/>
+          <w:szCs w:val="24"/>
+        </w:rPr>
+        <w:t>Functions group roles; a role has a mission and is held by people with dates and an allocation. Holding an OBS role gives no access right. When an assignment ends, open work assigned through the role moves to the remaining holder.</w:t>
       </w:r>
     </w:p>
     <w:p>
@@ -2949,7 +3203,7 @@
           <w:sz w:val="23"/>
           <w:szCs w:val="23"/>
         </w:rPr>
-        <w:t>Set the RACSI of a macro process</w:t>
+        <w:t>Create a role and assign it</w:t>
       </w:r>
     </w:p>
     <w:p>
@@ -2957,7 +3211,7 @@
         <w:pStyle w:val="ListParagraph"/>
         <w:numPr>
           <w:ilvl w:val="0"/>
-          <w:numId w:val="28"/>
+          <w:numId w:val="33"/>
         </w:numPr>
         <w:spacing w:lineRule="auto" w:line="276" w:before="0" w:after="60"/>
         <w:rPr/>
@@ -2969,27 +3223,7 @@
           <w:sz w:val="24"/>
           <w:szCs w:val="24"/>
         </w:rPr>
-        <w:t>Open the tab RACSI by process and choose MP-01.</w:t>
-      </w:r>
-    </w:p>
-    <w:p>
-      <w:pPr>
-        <w:pStyle w:val="ListParagraph"/>
-        <w:numPr>
-          <w:ilvl w:val="0"/>
-          <w:numId w:val="10"/>
-        </w:numPr>
-        <w:spacing w:lineRule="auto" w:line="276" w:before="0" w:after="60"/>
-        <w:rPr/>
-      </w:pPr>
-      <w:r>
-        <w:rPr>
-          <w:rFonts w:eastAsia="Times New Roman" w:cs="Times New Roman"/>
-          <w:color w:val="58595B"/>
-          <w:sz w:val="24"/>
-          <w:szCs w:val="24"/>
-        </w:rPr>
-        <w:t>Click the pencil of a step and pick roles rather than names.</w:t>
+        <w:t>Open Governance › Organization (OBS), tab Roles, and click New role.</w:t>
       </w:r>
     </w:p>
     <w:p>
@@ -3017,7 +3251,27 @@
           <w:sz w:val="21"/>
           <w:szCs w:val="21"/>
         </w:rPr>
-        <w:t>R — L&amp;D Analyst; A — Head of L&amp;D (exactly one); C — HR Director; I — Finance Manager</w:t>
+        <w:t xml:space="preserve">Code — OR-31; Role EN — Training coordinator; FR — Coordinateur formation; AR — </w:t>
+      </w:r>
+      <w:r>
+        <w:rPr>
+          <w:rFonts w:ascii="Times New Roman" w:hAnsi="Times New Roman" w:eastAsia="Times New Roman"/>
+          <w:color w:val="58595B"/>
+          <w:sz w:val="21"/>
+          <w:sz w:val="21"/>
+          <w:szCs w:val="21"/>
+          <w:rtl w:val="true"/>
+        </w:rPr>
+        <w:t>منسق التكوين</w:t>
+      </w:r>
+      <w:r>
+        <w:rPr>
+          <w:rFonts w:eastAsia="Times New Roman" w:cs="Times New Roman"/>
+          <w:color w:val="58595B"/>
+          <w:sz w:val="21"/>
+          <w:szCs w:val="21"/>
+        </w:rPr>
+        <w:t>; Function — Human Resources; Reports to — OR-02</w:t>
       </w:r>
     </w:p>
     <w:p>
@@ -3025,7 +3279,7 @@
         <w:pStyle w:val="ListParagraph"/>
         <w:numPr>
           <w:ilvl w:val="0"/>
-          <w:numId w:val="10"/>
+          <w:numId w:val="12"/>
         </w:numPr>
         <w:spacing w:lineRule="auto" w:line="276" w:before="0" w:after="60"/>
         <w:rPr/>
@@ -3037,7 +3291,35 @@
           <w:sz w:val="24"/>
           <w:szCs w:val="24"/>
         </w:rPr>
-        <w:t>Click Save. The matrix shows Complete when every step has one Accountable.</w:t>
+        <w:t>Click Assign on the new role.</w:t>
+      </w:r>
+    </w:p>
+    <w:p>
+      <w:pPr>
+        <w:pStyle w:val="Normal"/>
+        <w:spacing w:before="0" w:after="60"/>
+        <w:ind w:left="700"/>
+        <w:rPr/>
+      </w:pPr>
+      <w:r>
+        <w:rPr>
+          <w:rFonts w:eastAsia="Times New Roman" w:cs="Times New Roman"/>
+          <w:b/>
+          <w:bCs/>
+          <w:color w:val="E07B00"/>
+          <w:sz w:val="21"/>
+          <w:szCs w:val="21"/>
+        </w:rPr>
+        <w:t xml:space="preserve">Type: </w:t>
+      </w:r>
+      <w:r>
+        <w:rPr>
+          <w:rFonts w:eastAsia="Times New Roman" w:cs="Times New Roman"/>
+          <w:color w:val="58595B"/>
+          <w:sz w:val="21"/>
+          <w:szCs w:val="21"/>
+        </w:rPr>
+        <w:t>Person — Salma Tazi; Type — Holder; Allocation — 60; Start — 2026-11-01</w:t>
       </w:r>
     </w:p>
     <w:p>
@@ -3054,7 +3336,7 @@
           <wp:inline distT="0" distB="0" distL="0" distR="0">
             <wp:extent cx="5905500" cy="3695700"/>
             <wp:effectExtent l="0" t="0" r="0" b="0"/>
-            <wp:docPr id="8" name="a_racsi.png" descr="Figure 8 — RACSI by macro process&#10;Figure 8 — RACSI by macro process"/>
+            <wp:docPr id="8" name="a_obs.png" descr="Figure 8 — Roles and holders&#10;Figure 8 — Roles and holders"/>
             <wp:cNvGraphicFramePr>
               <a:graphicFrameLocks xmlns:a="http://schemas.openxmlformats.org/drawingml/2006/main" noChangeAspect="1"/>
             </wp:cNvGraphicFramePr>
@@ -3062,7 +3344,7 @@
               <a:graphicData uri="http://schemas.openxmlformats.org/drawingml/2006/picture">
                 <pic:pic xmlns:pic="http://schemas.openxmlformats.org/drawingml/2006/picture">
                   <pic:nvPicPr>
-                    <pic:cNvPr id="8" name="a_racsi.png" descr="Figure 8 — RACSI by macro process&#10;Figure 8 — RACSI by macro process"/>
+                    <pic:cNvPr id="8" name="a_obs.png" descr="Figure 8 — Roles and holders&#10;Figure 8 — Roles and holders"/>
                     <pic:cNvPicPr>
                       <a:picLocks noChangeAspect="1" noChangeArrowheads="1"/>
                     </pic:cNvPicPr>
@@ -3105,50 +3387,7 @@
           <w:sz w:val="19"/>
           <w:szCs w:val="19"/>
         </w:rPr>
-        <w:t>Figure 8 — RACSI by macro process</w:t>
-      </w:r>
-      <w:r>
-        <w:br w:type="page"/>
-      </w:r>
-    </w:p>
-    <w:p>
-      <w:pPr>
-        <w:pStyle w:val="Heading1"/>
-        <w:pBdr>
-          <w:bottom w:val="single" w:sz="8" w:space="4" w:color="F8931D"/>
-        </w:pBdr>
-        <w:spacing w:before="0" w:after="200"/>
-        <w:rPr/>
-      </w:pPr>
-      <w:bookmarkStart w:id="5" w:name="__RefHeading___Toc163538_2904896170"/>
-      <w:bookmarkEnd w:id="5"/>
-      <w:r>
-        <w:rPr>
-          <w:rFonts w:eastAsia="Times New Roman" w:cs="Times New Roman"/>
-          <w:b/>
-          <w:bCs/>
-          <w:color w:val="E07B00"/>
-          <w:sz w:val="34"/>
-          <w:szCs w:val="34"/>
-        </w:rPr>
-        <w:t>6. Project templates and blueprints</w:t>
-      </w:r>
-    </w:p>
-    <w:p>
-      <w:pPr>
-        <w:pStyle w:val="Normal"/>
-        <w:spacing w:lineRule="auto" w:line="276" w:before="0" w:after="120"/>
-        <w:jc w:val="both"/>
-        <w:rPr/>
-      </w:pPr>
-      <w:r>
-        <w:rPr>
-          <w:rFonts w:eastAsia="Times New Roman" w:cs="Times New Roman"/>
-          <w:color w:val="58595B"/>
-          <w:sz w:val="24"/>
-          <w:szCs w:val="24"/>
-        </w:rPr>
-        <w:t>A template’s blueprint says what a project receives. Library templates are read-only; Customize copies one into the organization. Published organization templates are offered first at project creation; the project keeps the template code and version it was created from.</w:t>
+        <w:t>Figure 8 — Roles and holders</w:t>
       </w:r>
     </w:p>
     <w:p>
@@ -3167,7 +3406,7 @@
           <w:sz w:val="23"/>
           <w:szCs w:val="23"/>
         </w:rPr>
-        <w:t>Customize a template</w:t>
+        <w:t>Set the RACSI of a macro process</w:t>
       </w:r>
     </w:p>
     <w:p>
@@ -3175,7 +3414,7 @@
         <w:pStyle w:val="ListParagraph"/>
         <w:numPr>
           <w:ilvl w:val="0"/>
-          <w:numId w:val="29"/>
+          <w:numId w:val="34"/>
         </w:numPr>
         <w:spacing w:lineRule="auto" w:line="276" w:before="0" w:after="60"/>
         <w:rPr/>
@@ -3187,7 +3426,7 @@
           <w:sz w:val="24"/>
           <w:szCs w:val="24"/>
         </w:rPr>
-        <w:t>Open Process design › Project templates and open Healthcare Providers — full run — AI. Click Customize (copy).</w:t>
+        <w:t>Open the tab RACSI by process and choose MP-01.</w:t>
       </w:r>
     </w:p>
     <w:p>
@@ -3195,7 +3434,7 @@
         <w:pStyle w:val="ListParagraph"/>
         <w:numPr>
           <w:ilvl w:val="0"/>
-          <w:numId w:val="11"/>
+          <w:numId w:val="13"/>
         </w:numPr>
         <w:spacing w:lineRule="auto" w:line="276" w:before="0" w:after="60"/>
         <w:rPr/>
@@ -3207,7 +3446,7 @@
           <w:sz w:val="24"/>
           <w:szCs w:val="24"/>
         </w:rPr>
-        <w:t>In Processes and steps, untick a task the organization does not run; click the pencil of a task to rename it in projects.</w:t>
+        <w:t>Click the pencil of a step and pick roles rather than names.</w:t>
       </w:r>
     </w:p>
     <w:p>
@@ -3235,7 +3474,7 @@
           <w:sz w:val="21"/>
           <w:szCs w:val="21"/>
         </w:rPr>
-        <w:t>Name in projects — Validate the plan with the executive committee</w:t>
+        <w:t>R — L&amp;D Analyst; A — Head of L&amp;D (exactly one); C — HR Director; I — Finance Manager</w:t>
       </w:r>
     </w:p>
     <w:p>
@@ -3243,7 +3482,7 @@
         <w:pStyle w:val="ListParagraph"/>
         <w:numPr>
           <w:ilvl w:val="0"/>
-          <w:numId w:val="11"/>
+          <w:numId w:val="13"/>
         </w:numPr>
         <w:spacing w:lineRule="auto" w:line="276" w:before="0" w:after="60"/>
         <w:rPr/>
@@ -3255,103 +3494,7 @@
           <w:sz w:val="24"/>
           <w:szCs w:val="24"/>
         </w:rPr>
-        <w:t>Click + on a task to add a custom step.</w:t>
-      </w:r>
-    </w:p>
-    <w:p>
-      <w:pPr>
-        <w:pStyle w:val="Normal"/>
-        <w:spacing w:before="0" w:after="60"/>
-        <w:ind w:left="700"/>
-        <w:rPr/>
-      </w:pPr>
-      <w:r>
-        <w:rPr>
-          <w:rFonts w:eastAsia="Times New Roman" w:cs="Times New Roman"/>
-          <w:b/>
-          <w:bCs/>
-          <w:color w:val="E07B00"/>
-          <w:sz w:val="21"/>
-          <w:szCs w:val="21"/>
-        </w:rPr>
-        <w:t xml:space="preserve">Type: </w:t>
-      </w:r>
-      <w:r>
-        <w:rPr>
-          <w:rFonts w:eastAsia="Times New Roman" w:cs="Times New Roman"/>
-          <w:color w:val="58595B"/>
-          <w:sz w:val="21"/>
-          <w:szCs w:val="21"/>
-        </w:rPr>
-        <w:t>Level — Step; Name — Record the board minutes</w:t>
-      </w:r>
-    </w:p>
-    <w:p>
-      <w:pPr>
-        <w:pStyle w:val="ListParagraph"/>
-        <w:numPr>
-          <w:ilvl w:val="0"/>
-          <w:numId w:val="11"/>
-        </w:numPr>
-        <w:spacing w:lineRule="auto" w:line="276" w:before="0" w:after="60"/>
-        <w:rPr/>
-      </w:pPr>
-      <w:r>
-        <w:rPr>
-          <w:rFonts w:eastAsia="Times New Roman" w:cs="Times New Roman"/>
-          <w:color w:val="58595B"/>
-          <w:sz w:val="24"/>
-          <w:szCs w:val="24"/>
-        </w:rPr>
-        <w:t>In Reporting plan, click Add manually.</w:t>
-      </w:r>
-    </w:p>
-    <w:p>
-      <w:pPr>
-        <w:pStyle w:val="Normal"/>
-        <w:spacing w:before="0" w:after="60"/>
-        <w:ind w:left="700"/>
-        <w:rPr/>
-      </w:pPr>
-      <w:r>
-        <w:rPr>
-          <w:rFonts w:eastAsia="Times New Roman" w:cs="Times New Roman"/>
-          <w:b/>
-          <w:bCs/>
-          <w:color w:val="E07B00"/>
-          <w:sz w:val="21"/>
-          <w:szCs w:val="21"/>
-        </w:rPr>
-        <w:t xml:space="preserve">Type: </w:t>
-      </w:r>
-      <w:r>
-        <w:rPr>
-          <w:rFonts w:eastAsia="Times New Roman" w:cs="Times New Roman"/>
-          <w:color w:val="58595B"/>
-          <w:sz w:val="21"/>
-          <w:szCs w:val="21"/>
-        </w:rPr>
-        <w:t>Report — Monthly steering pack; Audience — Executive committee; Frequency — Monthly; Format — PDF; Owner — Head of L&amp;D</w:t>
-      </w:r>
-    </w:p>
-    <w:p>
-      <w:pPr>
-        <w:pStyle w:val="ListParagraph"/>
-        <w:numPr>
-          <w:ilvl w:val="0"/>
-          <w:numId w:val="11"/>
-        </w:numPr>
-        <w:spacing w:lineRule="auto" w:line="276" w:before="0" w:after="60"/>
-        <w:rPr/>
-      </w:pPr>
-      <w:r>
-        <w:rPr>
-          <w:rFonts w:eastAsia="Times New Roman" w:cs="Times New Roman"/>
-          <w:color w:val="58595B"/>
-          <w:sz w:val="24"/>
-          <w:szCs w:val="24"/>
-        </w:rPr>
-        <w:t>Click Publish. A template with no included step cannot be published. Export it in Word, PDF or Excel from the header.</w:t>
+        <w:t>Click Save. The matrix shows Complete when every step has one Accountable.</w:t>
       </w:r>
     </w:p>
     <w:p>
@@ -3368,7 +3511,7 @@
           <wp:inline distT="0" distB="0" distL="0" distR="0">
             <wp:extent cx="5905500" cy="3695700"/>
             <wp:effectExtent l="0" t="0" r="0" b="0"/>
-            <wp:docPr id="9" name="a_bp.png" descr="Figure 9 — Blueprint of an organization template&#10;Figure 9 — Blueprint of an organization template"/>
+            <wp:docPr id="9" name="a_racsi.png" descr="Figure 9 — RACSI by macro process&#10;Figure 9 — RACSI by macro process"/>
             <wp:cNvGraphicFramePr>
               <a:graphicFrameLocks xmlns:a="http://schemas.openxmlformats.org/drawingml/2006/main" noChangeAspect="1"/>
             </wp:cNvGraphicFramePr>
@@ -3376,7 +3519,7 @@
               <a:graphicData uri="http://schemas.openxmlformats.org/drawingml/2006/picture">
                 <pic:pic xmlns:pic="http://schemas.openxmlformats.org/drawingml/2006/picture">
                   <pic:nvPicPr>
-                    <pic:cNvPr id="9" name="a_bp.png" descr="Figure 9 — Blueprint of an organization template&#10;Figure 9 — Blueprint of an organization template"/>
+                    <pic:cNvPr id="9" name="a_racsi.png" descr="Figure 9 — RACSI by macro process&#10;Figure 9 — RACSI by macro process"/>
                     <pic:cNvPicPr>
                       <a:picLocks noChangeAspect="1" noChangeArrowheads="1"/>
                     </pic:cNvPicPr>
@@ -3419,7 +3562,7 @@
           <w:sz w:val="19"/>
           <w:szCs w:val="19"/>
         </w:rPr>
-        <w:t>Figure 9 — Blueprint of an organization template</w:t>
+        <w:t>Figure 9 — RACSI by macro process</w:t>
       </w:r>
       <w:r>
         <w:br w:type="page"/>
@@ -3434,8 +3577,8 @@
         <w:spacing w:before="0" w:after="200"/>
         <w:rPr/>
       </w:pPr>
-      <w:bookmarkStart w:id="6" w:name="__RefHeading___Toc163540_2904896170"/>
-      <w:bookmarkEnd w:id="6"/>
+      <w:bookmarkStart w:id="5" w:name="__RefHeading___Toc501_2313161461"/>
+      <w:bookmarkEnd w:id="5"/>
       <w:r>
         <w:rPr>
           <w:rFonts w:eastAsia="Times New Roman" w:cs="Times New Roman"/>
@@ -3445,7 +3588,7 @@
           <w:sz w:val="34"/>
           <w:szCs w:val="34"/>
         </w:rPr>
-        <w:t>7. Artificial intelligence</w:t>
+        <w:t>6. Project templates and blueprints</w:t>
       </w:r>
     </w:p>
     <w:p>
@@ -3462,7 +3605,7 @@
           <w:sz w:val="24"/>
           <w:szCs w:val="24"/>
         </w:rPr>
-        <w:t>Without a model, CortexSkills answers with its built-in engine. With an organization model, each AI use case sends its assembled prompt; nothing proposed by the AI is saved before a person validates it.</w:t>
+        <w:t>A template’s blueprint says what a project receives. Library templates are read-only; Customize copies one into the organization. Published organization templates are offered first at project creation; the project keeps the template code and version it was created from.</w:t>
       </w:r>
     </w:p>
     <w:p>
@@ -3481,7 +3624,7 @@
           <w:sz w:val="23"/>
           <w:szCs w:val="23"/>
         </w:rPr>
-        <w:t>Connect the organization model</w:t>
+        <w:t>Customize a template</w:t>
       </w:r>
     </w:p>
     <w:p>
@@ -3489,7 +3632,7 @@
         <w:pStyle w:val="ListParagraph"/>
         <w:numPr>
           <w:ilvl w:val="0"/>
-          <w:numId w:val="30"/>
+          <w:numId w:val="35"/>
         </w:numPr>
         <w:spacing w:lineRule="auto" w:line="276" w:before="0" w:after="60"/>
         <w:rPr/>
@@ -3501,7 +3644,7 @@
           <w:sz w:val="24"/>
           <w:szCs w:val="24"/>
         </w:rPr>
-        <w:t>Open AI &amp; knowledge › AI settings.</w:t>
+        <w:t>Open Process design › Project templates and open Healthcare Providers — full run — AI. Click Customize (copy).</w:t>
       </w:r>
     </w:p>
     <w:p>
@@ -3509,7 +3652,7 @@
         <w:pStyle w:val="ListParagraph"/>
         <w:numPr>
           <w:ilvl w:val="0"/>
-          <w:numId w:val="12"/>
+          <w:numId w:val="14"/>
         </w:numPr>
         <w:spacing w:lineRule="auto" w:line="276" w:before="0" w:after="60"/>
         <w:rPr/>
@@ -3521,7 +3664,7 @@
           <w:sz w:val="24"/>
           <w:szCs w:val="24"/>
         </w:rPr>
-        <w:t>Choose the provider and the model.</w:t>
+        <w:t>In Processes and steps, untick a task the organization does not run; click the pencil of a task to rename it in projects.</w:t>
       </w:r>
     </w:p>
     <w:p>
@@ -3549,7 +3692,7 @@
           <w:sz w:val="21"/>
           <w:szCs w:val="21"/>
         </w:rPr>
-        <w:t>Provider — Anthropic; Model — claude-sonnet-5-5</w:t>
+        <w:t>Name in projects — Validate the plan with the executive committee</w:t>
       </w:r>
     </w:p>
     <w:p>
@@ -3557,7 +3700,7 @@
         <w:pStyle w:val="ListParagraph"/>
         <w:numPr>
           <w:ilvl w:val="0"/>
-          <w:numId w:val="12"/>
+          <w:numId w:val="14"/>
         </w:numPr>
         <w:spacing w:lineRule="auto" w:line="276" w:before="0" w:after="60"/>
         <w:rPr/>
@@ -3569,27 +3712,7 @@
           <w:sz w:val="24"/>
           <w:szCs w:val="24"/>
         </w:rPr>
-        <w:t>Paste the API key. It is stored encrypted and never shown again.</w:t>
-      </w:r>
-    </w:p>
-    <w:p>
-      <w:pPr>
-        <w:pStyle w:val="ListParagraph"/>
-        <w:numPr>
-          <w:ilvl w:val="0"/>
-          <w:numId w:val="12"/>
-        </w:numPr>
-        <w:spacing w:lineRule="auto" w:line="276" w:before="0" w:after="60"/>
-        <w:rPr/>
-      </w:pPr>
-      <w:r>
-        <w:rPr>
-          <w:rFonts w:eastAsia="Times New Roman" w:cs="Times New Roman"/>
-          <w:color w:val="58595B"/>
-          <w:sz w:val="24"/>
-          <w:szCs w:val="24"/>
-        </w:rPr>
-        <w:t>Set the maximum answer length, tick Use this model for the organization and click Save.</w:t>
+        <w:t>Click + on a task to add a custom step.</w:t>
       </w:r>
     </w:p>
     <w:p>
@@ -3617,7 +3740,7 @@
           <w:sz w:val="21"/>
           <w:szCs w:val="21"/>
         </w:rPr>
-        <w:t>1500</w:t>
+        <w:t>Level — Step; Name — Record the board minutes</w:t>
       </w:r>
     </w:p>
     <w:p>
@@ -3625,7 +3748,7 @@
         <w:pStyle w:val="ListParagraph"/>
         <w:numPr>
           <w:ilvl w:val="0"/>
-          <w:numId w:val="12"/>
+          <w:numId w:val="14"/>
         </w:numPr>
         <w:spacing w:lineRule="auto" w:line="276" w:before="0" w:after="60"/>
         <w:rPr/>
@@ -3637,7 +3760,55 @@
           <w:sz w:val="24"/>
           <w:szCs w:val="24"/>
         </w:rPr>
-        <w:t>Click Test connection. The result names the cause of any failure: key refused, model not found, parameter rejected, rate limit, unreachable.</w:t>
+        <w:t>In Reporting plan, click Add manually.</w:t>
+      </w:r>
+    </w:p>
+    <w:p>
+      <w:pPr>
+        <w:pStyle w:val="Normal"/>
+        <w:spacing w:before="0" w:after="60"/>
+        <w:ind w:left="700"/>
+        <w:rPr/>
+      </w:pPr>
+      <w:r>
+        <w:rPr>
+          <w:rFonts w:eastAsia="Times New Roman" w:cs="Times New Roman"/>
+          <w:b/>
+          <w:bCs/>
+          <w:color w:val="E07B00"/>
+          <w:sz w:val="21"/>
+          <w:szCs w:val="21"/>
+        </w:rPr>
+        <w:t xml:space="preserve">Type: </w:t>
+      </w:r>
+      <w:r>
+        <w:rPr>
+          <w:rFonts w:eastAsia="Times New Roman" w:cs="Times New Roman"/>
+          <w:color w:val="58595B"/>
+          <w:sz w:val="21"/>
+          <w:szCs w:val="21"/>
+        </w:rPr>
+        <w:t>Report — Monthly steering pack; Audience — Executive committee; Frequency — Monthly; Format — PDF; Owner — Head of L&amp;D</w:t>
+      </w:r>
+    </w:p>
+    <w:p>
+      <w:pPr>
+        <w:pStyle w:val="ListParagraph"/>
+        <w:numPr>
+          <w:ilvl w:val="0"/>
+          <w:numId w:val="14"/>
+        </w:numPr>
+        <w:spacing w:lineRule="auto" w:line="276" w:before="0" w:after="60"/>
+        <w:rPr/>
+      </w:pPr>
+      <w:r>
+        <w:rPr>
+          <w:rFonts w:eastAsia="Times New Roman" w:cs="Times New Roman"/>
+          <w:color w:val="58595B"/>
+          <w:sz w:val="24"/>
+          <w:szCs w:val="24"/>
+        </w:rPr>
+        <w:t>Click Publish. A template with no included step cannot be published. Export it in Word, PDF or Excel from the header.</w:t>
       </w:r>
     </w:p>
     <w:p>
@@ -3654,7 +3825,7 @@
           <wp:inline distT="0" distB="0" distL="0" distR="0">
             <wp:extent cx="5905500" cy="3695700"/>
             <wp:effectExtent l="0" t="0" r="0" b="0"/>
-            <wp:docPr id="10" name="a_aiset.png" descr="Figure 10 — AI settings&#10;Figure 10 — AI settings"/>
+            <wp:docPr id="10" name="a_bp.png" descr="Figure 10 — Blueprint of an organization template&#10;Figure 10 — Blueprint of an organization template"/>
             <wp:cNvGraphicFramePr>
               <a:graphicFrameLocks xmlns:a="http://schemas.openxmlformats.org/drawingml/2006/main" noChangeAspect="1"/>
             </wp:cNvGraphicFramePr>
@@ -3662,7 +3833,7 @@
               <a:graphicData uri="http://schemas.openxmlformats.org/drawingml/2006/picture">
                 <pic:pic xmlns:pic="http://schemas.openxmlformats.org/drawingml/2006/picture">
                   <pic:nvPicPr>
-                    <pic:cNvPr id="10" name="a_aiset.png" descr="Figure 10 — AI settings&#10;Figure 10 — AI settings"/>
+                    <pic:cNvPr id="10" name="a_bp.png" descr="Figure 10 — Blueprint of an organization template&#10;Figure 10 — Blueprint of an organization template"/>
                     <pic:cNvPicPr>
                       <a:picLocks noChangeAspect="1" noChangeArrowheads="1"/>
                     </pic:cNvPicPr>
@@ -3705,7 +3876,50 @@
           <w:sz w:val="19"/>
           <w:szCs w:val="19"/>
         </w:rPr>
-        <w:t>Figure 10 — AI settings</w:t>
+        <w:t>Figure 10 — Blueprint of an organization template</w:t>
+      </w:r>
+      <w:r>
+        <w:br w:type="page"/>
+      </w:r>
+    </w:p>
+    <w:p>
+      <w:pPr>
+        <w:pStyle w:val="Heading1"/>
+        <w:pBdr>
+          <w:bottom w:val="single" w:sz="8" w:space="4" w:color="F8931D"/>
+        </w:pBdr>
+        <w:spacing w:before="0" w:after="200"/>
+        <w:rPr/>
+      </w:pPr>
+      <w:bookmarkStart w:id="6" w:name="__RefHeading___Toc503_2313161461"/>
+      <w:bookmarkEnd w:id="6"/>
+      <w:r>
+        <w:rPr>
+          <w:rFonts w:eastAsia="Times New Roman" w:cs="Times New Roman"/>
+          <w:b/>
+          <w:bCs/>
+          <w:color w:val="E07B00"/>
+          <w:sz w:val="34"/>
+          <w:szCs w:val="34"/>
+        </w:rPr>
+        <w:t>7. Artificial intelligence</w:t>
+      </w:r>
+    </w:p>
+    <w:p>
+      <w:pPr>
+        <w:pStyle w:val="Normal"/>
+        <w:spacing w:lineRule="auto" w:line="276" w:before="0" w:after="120"/>
+        <w:jc w:val="both"/>
+        <w:rPr/>
+      </w:pPr>
+      <w:r>
+        <w:rPr>
+          <w:rFonts w:eastAsia="Times New Roman" w:cs="Times New Roman"/>
+          <w:color w:val="58595B"/>
+          <w:sz w:val="24"/>
+          <w:szCs w:val="24"/>
+        </w:rPr>
+        <w:t>Without a model, CortexSkills answers with its built-in engine. With an organization model, each AI use case sends its assembled prompt; nothing proposed by the AI is saved before a person validates it.</w:t>
       </w:r>
     </w:p>
     <w:p>
@@ -3724,7 +3938,7 @@
           <w:sz w:val="23"/>
           <w:szCs w:val="23"/>
         </w:rPr>
-        <w:t>Complete a prompt specification and activate the use case</w:t>
+        <w:t>Connect the organization model</w:t>
       </w:r>
     </w:p>
     <w:p>
@@ -3732,7 +3946,7 @@
         <w:pStyle w:val="ListParagraph"/>
         <w:numPr>
           <w:ilvl w:val="0"/>
-          <w:numId w:val="31"/>
+          <w:numId w:val="36"/>
         </w:numPr>
         <w:spacing w:lineRule="auto" w:line="276" w:before="0" w:after="60"/>
         <w:rPr/>
@@ -3744,7 +3958,7 @@
           <w:sz w:val="24"/>
           <w:szCs w:val="24"/>
         </w:rPr>
-        <w:t>Open AI use cases and click Specification on AIUC-01.</w:t>
+        <w:t>Open AI &amp; knowledge › AI settings.</w:t>
       </w:r>
     </w:p>
     <w:p>
@@ -3752,7 +3966,7 @@
         <w:pStyle w:val="ListParagraph"/>
         <w:numPr>
           <w:ilvl w:val="0"/>
-          <w:numId w:val="13"/>
+          <w:numId w:val="15"/>
         </w:numPr>
         <w:spacing w:lineRule="auto" w:line="276" w:before="0" w:after="60"/>
         <w:rPr/>
@@ -3764,7 +3978,7 @@
           <w:sz w:val="24"/>
           <w:szCs w:val="24"/>
         </w:rPr>
-        <w:t>Fill each required field in each language; each field is saved when you leave it.</w:t>
+        <w:t>Choose the provider and the model.</w:t>
       </w:r>
     </w:p>
     <w:p>
@@ -3792,7 +4006,7 @@
           <w:sz w:val="21"/>
           <w:szCs w:val="21"/>
         </w:rPr>
-        <w:t>Constraints — Never assign a level without evidence; cite the evidence for each level.</w:t>
+        <w:t>Provider — Anthropic; Model — claude-sonnet-5-5</w:t>
       </w:r>
     </w:p>
     <w:p>
@@ -3800,7 +4014,7 @@
         <w:pStyle w:val="ListParagraph"/>
         <w:numPr>
           <w:ilvl w:val="0"/>
-          <w:numId w:val="13"/>
+          <w:numId w:val="15"/>
         </w:numPr>
         <w:spacing w:lineRule="auto" w:line="276" w:before="0" w:after="60"/>
         <w:rPr/>
@@ -3812,7 +4026,7 @@
           <w:sz w:val="24"/>
           <w:szCs w:val="24"/>
         </w:rPr>
-        <w:t>Click Assembled prompt to check the variables, then Test on this project. The test writes nothing.</w:t>
+        <w:t>Paste the API key. It is stored encrypted and never shown again.</w:t>
       </w:r>
     </w:p>
     <w:p>
@@ -3820,7 +4034,7 @@
         <w:pStyle w:val="ListParagraph"/>
         <w:numPr>
           <w:ilvl w:val="0"/>
-          <w:numId w:val="13"/>
+          <w:numId w:val="15"/>
         </w:numPr>
         <w:spacing w:lineRule="auto" w:line="276" w:before="0" w:after="60"/>
         <w:rPr/>
@@ -3832,7 +4046,55 @@
           <w:sz w:val="24"/>
           <w:szCs w:val="24"/>
         </w:rPr>
-        <w:t>Back in AI use cases, tick the use case in the column Organization. Activation is refused while a required field is empty.</w:t>
+        <w:t>Set the maximum answer length, tick Use this model for the organization and click Save.</w:t>
+      </w:r>
+    </w:p>
+    <w:p>
+      <w:pPr>
+        <w:pStyle w:val="Normal"/>
+        <w:spacing w:before="0" w:after="60"/>
+        <w:ind w:left="700"/>
+        <w:rPr/>
+      </w:pPr>
+      <w:r>
+        <w:rPr>
+          <w:rFonts w:eastAsia="Times New Roman" w:cs="Times New Roman"/>
+          <w:b/>
+          <w:bCs/>
+          <w:color w:val="E07B00"/>
+          <w:sz w:val="21"/>
+          <w:szCs w:val="21"/>
+        </w:rPr>
+        <w:t xml:space="preserve">Type: </w:t>
+      </w:r>
+      <w:r>
+        <w:rPr>
+          <w:rFonts w:eastAsia="Times New Roman" w:cs="Times New Roman"/>
+          <w:color w:val="58595B"/>
+          <w:sz w:val="21"/>
+          <w:szCs w:val="21"/>
+        </w:rPr>
+        <w:t>1500</w:t>
+      </w:r>
+    </w:p>
+    <w:p>
+      <w:pPr>
+        <w:pStyle w:val="ListParagraph"/>
+        <w:numPr>
+          <w:ilvl w:val="0"/>
+          <w:numId w:val="15"/>
+        </w:numPr>
+        <w:spacing w:lineRule="auto" w:line="276" w:before="0" w:after="60"/>
+        <w:rPr/>
+      </w:pPr>
+      <w:r>
+        <w:rPr>
+          <w:rFonts w:eastAsia="Times New Roman" w:cs="Times New Roman"/>
+          <w:color w:val="58595B"/>
+          <w:sz w:val="24"/>
+          <w:szCs w:val="24"/>
+        </w:rPr>
+        <w:t>Click Test connection. The result names the cause of any failure: key refused, model not found, parameter rejected, rate limit, unreachable.</w:t>
       </w:r>
     </w:p>
     <w:p>
@@ -3849,7 +4111,7 @@
           <wp:inline distT="0" distB="0" distL="0" distR="0">
             <wp:extent cx="5905500" cy="3695700"/>
             <wp:effectExtent l="0" t="0" r="0" b="0"/>
-            <wp:docPr id="11" name="a_spec.png" descr="Figure 11 — Prompt specification&#10;Figure 11 — Prompt specification"/>
+            <wp:docPr id="11" name="a_aiset.png" descr="Figure 11 — AI settings&#10;Figure 11 — AI settings"/>
             <wp:cNvGraphicFramePr>
               <a:graphicFrameLocks xmlns:a="http://schemas.openxmlformats.org/drawingml/2006/main" noChangeAspect="1"/>
             </wp:cNvGraphicFramePr>
@@ -3857,7 +4119,7 @@
               <a:graphicData uri="http://schemas.openxmlformats.org/drawingml/2006/picture">
                 <pic:pic xmlns:pic="http://schemas.openxmlformats.org/drawingml/2006/picture">
                   <pic:nvPicPr>
-                    <pic:cNvPr id="11" name="a_spec.png" descr="Figure 11 — Prompt specification&#10;Figure 11 — Prompt specification"/>
+                    <pic:cNvPr id="11" name="a_aiset.png" descr="Figure 11 — AI settings&#10;Figure 11 — AI settings"/>
                     <pic:cNvPicPr>
                       <a:picLocks noChangeAspect="1" noChangeArrowheads="1"/>
                     </pic:cNvPicPr>
@@ -3900,50 +4162,7 @@
           <w:sz w:val="19"/>
           <w:szCs w:val="19"/>
         </w:rPr>
-        <w:t>Figure 11 — Prompt specification</w:t>
-      </w:r>
-      <w:r>
-        <w:br w:type="page"/>
-      </w:r>
-    </w:p>
-    <w:p>
-      <w:pPr>
-        <w:pStyle w:val="Heading1"/>
-        <w:pBdr>
-          <w:bottom w:val="single" w:sz="8" w:space="4" w:color="F8931D"/>
-        </w:pBdr>
-        <w:spacing w:before="0" w:after="200"/>
-        <w:rPr/>
-      </w:pPr>
-      <w:bookmarkStart w:id="7" w:name="__RefHeading___Toc163542_2904896170"/>
-      <w:bookmarkEnd w:id="7"/>
-      <w:r>
-        <w:rPr>
-          <w:rFonts w:eastAsia="Times New Roman" w:cs="Times New Roman"/>
-          <w:b/>
-          <w:bCs/>
-          <w:color w:val="E07B00"/>
-          <w:sz w:val="34"/>
-          <w:szCs w:val="34"/>
-        </w:rPr>
-        <w:t>8. Documented information</w:t>
-      </w:r>
-    </w:p>
-    <w:p>
-      <w:pPr>
-        <w:pStyle w:val="Normal"/>
-        <w:spacing w:lineRule="auto" w:line="276" w:before="0" w:after="120"/>
-        <w:jc w:val="both"/>
-        <w:rPr/>
-      </w:pPr>
-      <w:r>
-        <w:rPr>
-          <w:rFonts w:eastAsia="Times New Roman" w:cs="Times New Roman"/>
-          <w:color w:val="58595B"/>
-          <w:sz w:val="24"/>
-          <w:szCs w:val="24"/>
-        </w:rPr>
-        <w:t>The library holds 37 templates: one per end-to-end deliverable, the Training Engineering Report, the training plan, the audit report and the master list. An organization copy replaces the library template with the same code. The layout applies to every generated document.</w:t>
+        <w:t>Figure 11 — AI settings</w:t>
       </w:r>
     </w:p>
     <w:p>
@@ -3962,7 +4181,7 @@
           <w:sz w:val="23"/>
           <w:szCs w:val="23"/>
         </w:rPr>
-        <w:t>Adapt a template</w:t>
+        <w:t>Complete a prompt specification and activate the use case</w:t>
       </w:r>
     </w:p>
     <w:p>
@@ -3970,7 +4189,7 @@
         <w:pStyle w:val="ListParagraph"/>
         <w:numPr>
           <w:ilvl w:val="0"/>
-          <w:numId w:val="32"/>
+          <w:numId w:val="37"/>
         </w:numPr>
         <w:spacing w:lineRule="auto" w:line="276" w:before="0" w:after="60"/>
         <w:rPr/>
@@ -3982,7 +4201,7 @@
           <w:sz w:val="24"/>
           <w:szCs w:val="24"/>
         </w:rPr>
-        <w:t>Open Reports › Document templates and click DT-E2E-01.</w:t>
+        <w:t>Open AI use cases and click Specification on AIUC-01.</w:t>
       </w:r>
     </w:p>
     <w:p>
@@ -3990,7 +4209,7 @@
         <w:pStyle w:val="ListParagraph"/>
         <w:numPr>
           <w:ilvl w:val="0"/>
-          <w:numId w:val="14"/>
+          <w:numId w:val="16"/>
         </w:numPr>
         <w:spacing w:lineRule="auto" w:line="276" w:before="0" w:after="60"/>
         <w:rPr/>
@@ -4002,7 +4221,75 @@
           <w:sz w:val="24"/>
           <w:szCs w:val="24"/>
         </w:rPr>
-        <w:t>Click Copy to my organization. Drafts that use an older version are listed.</w:t>
+        <w:t>Fill each required field in each language; each field is saved when you leave it.</w:t>
+      </w:r>
+    </w:p>
+    <w:p>
+      <w:pPr>
+        <w:pStyle w:val="Normal"/>
+        <w:spacing w:before="0" w:after="60"/>
+        <w:ind w:left="700"/>
+        <w:rPr/>
+      </w:pPr>
+      <w:r>
+        <w:rPr>
+          <w:rFonts w:eastAsia="Times New Roman" w:cs="Times New Roman"/>
+          <w:b/>
+          <w:bCs/>
+          <w:color w:val="E07B00"/>
+          <w:sz w:val="21"/>
+          <w:szCs w:val="21"/>
+        </w:rPr>
+        <w:t xml:space="preserve">Type: </w:t>
+      </w:r>
+      <w:r>
+        <w:rPr>
+          <w:rFonts w:eastAsia="Times New Roman" w:cs="Times New Roman"/>
+          <w:color w:val="58595B"/>
+          <w:sz w:val="21"/>
+          <w:szCs w:val="21"/>
+        </w:rPr>
+        <w:t>Constraints — Never assign a level without evidence; cite the evidence for each level.</w:t>
+      </w:r>
+    </w:p>
+    <w:p>
+      <w:pPr>
+        <w:pStyle w:val="ListParagraph"/>
+        <w:numPr>
+          <w:ilvl w:val="0"/>
+          <w:numId w:val="16"/>
+        </w:numPr>
+        <w:spacing w:lineRule="auto" w:line="276" w:before="0" w:after="60"/>
+        <w:rPr/>
+      </w:pPr>
+      <w:r>
+        <w:rPr>
+          <w:rFonts w:eastAsia="Times New Roman" w:cs="Times New Roman"/>
+          <w:color w:val="58595B"/>
+          <w:sz w:val="24"/>
+          <w:szCs w:val="24"/>
+        </w:rPr>
+        <w:t>Click Assembled prompt to check the variables, then Test on this project. The test writes nothing.</w:t>
+      </w:r>
+    </w:p>
+    <w:p>
+      <w:pPr>
+        <w:pStyle w:val="ListParagraph"/>
+        <w:numPr>
+          <w:ilvl w:val="0"/>
+          <w:numId w:val="16"/>
+        </w:numPr>
+        <w:spacing w:lineRule="auto" w:line="276" w:before="0" w:after="60"/>
+        <w:rPr/>
+      </w:pPr>
+      <w:r>
+        <w:rPr>
+          <w:rFonts w:eastAsia="Times New Roman" w:cs="Times New Roman"/>
+          <w:color w:val="58595B"/>
+          <w:sz w:val="24"/>
+          <w:szCs w:val="24"/>
+        </w:rPr>
+        <w:t>Back in AI use cases, tick the use case in the column Organization. Activation is refused while a required field is empty.</w:t>
       </w:r>
     </w:p>
     <w:p>
@@ -4019,7 +4306,7 @@
           <wp:inline distT="0" distB="0" distL="0" distR="0">
             <wp:extent cx="5905500" cy="3695700"/>
             <wp:effectExtent l="0" t="0" r="0" b="0"/>
-            <wp:docPr id="12" name="a_doctpl.png" descr="Figure 12 — Document template library&#10;Figure 12 — Document template library"/>
+            <wp:docPr id="12" name="a_spec.png" descr="Figure 12 — Prompt specification&#10;Figure 12 — Prompt specification"/>
             <wp:cNvGraphicFramePr>
               <a:graphicFrameLocks xmlns:a="http://schemas.openxmlformats.org/drawingml/2006/main" noChangeAspect="1"/>
             </wp:cNvGraphicFramePr>
@@ -4027,7 +4314,7 @@
               <a:graphicData uri="http://schemas.openxmlformats.org/drawingml/2006/picture">
                 <pic:pic xmlns:pic="http://schemas.openxmlformats.org/drawingml/2006/picture">
                   <pic:nvPicPr>
-                    <pic:cNvPr id="12" name="a_doctpl.png" descr="Figure 12 — Document template library&#10;Figure 12 — Document template library"/>
+                    <pic:cNvPr id="12" name="a_spec.png" descr="Figure 12 — Prompt specification&#10;Figure 12 — Prompt specification"/>
                     <pic:cNvPicPr>
                       <a:picLocks noChangeAspect="1" noChangeArrowheads="1"/>
                     </pic:cNvPicPr>
@@ -4070,7 +4357,50 @@
           <w:sz w:val="19"/>
           <w:szCs w:val="19"/>
         </w:rPr>
-        <w:t>Figure 12 — Document template library</w:t>
+        <w:t>Figure 12 — Prompt specification</w:t>
+      </w:r>
+      <w:r>
+        <w:br w:type="page"/>
+      </w:r>
+    </w:p>
+    <w:p>
+      <w:pPr>
+        <w:pStyle w:val="Heading1"/>
+        <w:pBdr>
+          <w:bottom w:val="single" w:sz="8" w:space="4" w:color="F8931D"/>
+        </w:pBdr>
+        <w:spacing w:before="0" w:after="200"/>
+        <w:rPr/>
+      </w:pPr>
+      <w:bookmarkStart w:id="7" w:name="__RefHeading___Toc505_2313161461"/>
+      <w:bookmarkEnd w:id="7"/>
+      <w:r>
+        <w:rPr>
+          <w:rFonts w:eastAsia="Times New Roman" w:cs="Times New Roman"/>
+          <w:b/>
+          <w:bCs/>
+          <w:color w:val="E07B00"/>
+          <w:sz w:val="34"/>
+          <w:szCs w:val="34"/>
+        </w:rPr>
+        <w:t>8. Documented information</w:t>
+      </w:r>
+    </w:p>
+    <w:p>
+      <w:pPr>
+        <w:pStyle w:val="Normal"/>
+        <w:spacing w:lineRule="auto" w:line="276" w:before="0" w:after="120"/>
+        <w:jc w:val="both"/>
+        <w:rPr/>
+      </w:pPr>
+      <w:r>
+        <w:rPr>
+          <w:rFonts w:eastAsia="Times New Roman" w:cs="Times New Roman"/>
+          <w:color w:val="58595B"/>
+          <w:sz w:val="24"/>
+          <w:szCs w:val="24"/>
+        </w:rPr>
+        <w:t>The library holds 37 templates: one per end-to-end deliverable, the Training Engineering Report, the training plan, the audit report and the master list. An organization copy replaces the library template with the same code. The layout applies to every generated document.</w:t>
       </w:r>
     </w:p>
     <w:p>
@@ -4089,7 +4419,7 @@
           <w:sz w:val="23"/>
           <w:szCs w:val="23"/>
         </w:rPr>
-        <w:t>Set the organization layout</w:t>
+        <w:t>Adapt a template</w:t>
       </w:r>
     </w:p>
     <w:p>
@@ -4097,7 +4427,7 @@
         <w:pStyle w:val="ListParagraph"/>
         <w:numPr>
           <w:ilvl w:val="0"/>
-          <w:numId w:val="33"/>
+          <w:numId w:val="38"/>
         </w:numPr>
         <w:spacing w:lineRule="auto" w:line="276" w:before="0" w:after="60"/>
         <w:rPr/>
@@ -4109,7 +4439,7 @@
           <w:sz w:val="24"/>
           <w:szCs w:val="24"/>
         </w:rPr>
-        <w:t>Open Reports › Document layout.</w:t>
+        <w:t>Open Reports › Document templates and click DT-E2E-01.</w:t>
       </w:r>
     </w:p>
     <w:p>
@@ -4117,7 +4447,7 @@
         <w:pStyle w:val="ListParagraph"/>
         <w:numPr>
           <w:ilvl w:val="0"/>
-          <w:numId w:val="15"/>
+          <w:numId w:val="17"/>
         </w:numPr>
         <w:spacing w:lineRule="auto" w:line="276" w:before="0" w:after="60"/>
         <w:rPr/>
@@ -4129,103 +4459,7 @@
           <w:sz w:val="24"/>
           <w:szCs w:val="24"/>
         </w:rPr>
-        <w:t>Choose fonts, sizes, alignment and colors from the allowed lists.</w:t>
-      </w:r>
-    </w:p>
-    <w:p>
-      <w:pPr>
-        <w:pStyle w:val="Normal"/>
-        <w:spacing w:before="0" w:after="60"/>
-        <w:ind w:left="700"/>
-        <w:rPr/>
-      </w:pPr>
-      <w:r>
-        <w:rPr>
-          <w:rFonts w:eastAsia="Times New Roman" w:cs="Times New Roman"/>
-          <w:b/>
-          <w:bCs/>
-          <w:color w:val="E07B00"/>
-          <w:sz w:val="21"/>
-          <w:szCs w:val="21"/>
-        </w:rPr>
-        <w:t xml:space="preserve">Type: </w:t>
-      </w:r>
-      <w:r>
-        <w:rPr>
-          <w:rFonts w:eastAsia="Times New Roman" w:cs="Times New Roman"/>
-          <w:color w:val="58595B"/>
-          <w:sz w:val="21"/>
-          <w:szCs w:val="21"/>
-        </w:rPr>
-        <w:t>Body font — Open Sans 11 pt; Heading font — Montserrat 16 pt; Alignment — Left; Table header color — 123A5F (Navy); Paper — A4; Margins — 20 mm</w:t>
-      </w:r>
-    </w:p>
-    <w:p>
-      <w:pPr>
-        <w:pStyle w:val="ListParagraph"/>
-        <w:numPr>
-          <w:ilvl w:val="0"/>
-          <w:numId w:val="15"/>
-        </w:numPr>
-        <w:spacing w:lineRule="auto" w:line="276" w:before="0" w:after="60"/>
-        <w:rPr/>
-      </w:pPr>
-      <w:r>
-        <w:rPr>
-          <w:rFonts w:eastAsia="Times New Roman" w:cs="Times New Roman"/>
-          <w:color w:val="58595B"/>
-          <w:sz w:val="24"/>
-          <w:szCs w:val="24"/>
-        </w:rPr>
-        <w:t>Type the header and footer texts, choose Uploaded image as logo and upload a PNG of 5 MB or less.</w:t>
-      </w:r>
-    </w:p>
-    <w:p>
-      <w:pPr>
-        <w:pStyle w:val="Normal"/>
-        <w:spacing w:before="0" w:after="60"/>
-        <w:ind w:left="700"/>
-        <w:rPr/>
-      </w:pPr>
-      <w:r>
-        <w:rPr>
-          <w:rFonts w:eastAsia="Times New Roman" w:cs="Times New Roman"/>
-          <w:b/>
-          <w:bCs/>
-          <w:color w:val="E07B00"/>
-          <w:sz w:val="21"/>
-          <w:szCs w:val="21"/>
-        </w:rPr>
-        <w:t xml:space="preserve">Type: </w:t>
-      </w:r>
-      <w:r>
-        <w:rPr>
-          <w:rFonts w:eastAsia="Times New Roman" w:cs="Times New Roman"/>
-          <w:color w:val="58595B"/>
-          <w:sz w:val="21"/>
-          <w:szCs w:val="21"/>
-        </w:rPr>
-        <w:t>Header — Maghreb Hospitals Group · Training; Footer — Internal use</w:t>
-      </w:r>
-    </w:p>
-    <w:p>
-      <w:pPr>
-        <w:pStyle w:val="ListParagraph"/>
-        <w:numPr>
-          <w:ilvl w:val="0"/>
-          <w:numId w:val="15"/>
-        </w:numPr>
-        <w:spacing w:lineRule="auto" w:line="276" w:before="0" w:after="60"/>
-        <w:rPr/>
-      </w:pPr>
-      <w:r>
-        <w:rPr>
-          <w:rFonts w:eastAsia="Times New Roman" w:cs="Times New Roman"/>
-          <w:color w:val="58595B"/>
-          <w:sz w:val="24"/>
-          <w:szCs w:val="24"/>
-        </w:rPr>
-        <w:t>Click Preview as PDF, then Save. Each save is a version.</w:t>
+        <w:t>Click Copy to my organization. Drafts that use an older version are listed.</w:t>
       </w:r>
     </w:p>
     <w:p>
@@ -4242,7 +4476,7 @@
           <wp:inline distT="0" distB="0" distL="0" distR="0">
             <wp:extent cx="5905500" cy="3695700"/>
             <wp:effectExtent l="0" t="0" r="0" b="0"/>
-            <wp:docPr id="13" name="a_layout.png" descr="Figure 13 — Document layout&#10;Figure 13 — Document layout"/>
+            <wp:docPr id="13" name="a_doctpl.png" descr="Figure 13 — Document template library&#10;Figure 13 — Document template library"/>
             <wp:cNvGraphicFramePr>
               <a:graphicFrameLocks xmlns:a="http://schemas.openxmlformats.org/drawingml/2006/main" noChangeAspect="1"/>
             </wp:cNvGraphicFramePr>
@@ -4250,7 +4484,7 @@
               <a:graphicData uri="http://schemas.openxmlformats.org/drawingml/2006/picture">
                 <pic:pic xmlns:pic="http://schemas.openxmlformats.org/drawingml/2006/picture">
                   <pic:nvPicPr>
-                    <pic:cNvPr id="13" name="a_layout.png" descr="Figure 13 — Document layout&#10;Figure 13 — Document layout"/>
+                    <pic:cNvPr id="13" name="a_doctpl.png" descr="Figure 13 — Document template library&#10;Figure 13 — Document template library"/>
                     <pic:cNvPicPr>
                       <a:picLocks noChangeAspect="1" noChangeArrowheads="1"/>
                     </pic:cNvPicPr>
@@ -4293,14 +4527,36 @@
           <w:sz w:val="19"/>
           <w:szCs w:val="19"/>
         </w:rPr>
-        <w:t>Figure 13 — Document layout</w:t>
-      </w:r>
-    </w:p>
-    <w:p>
-      <w:pPr>
-        <w:pStyle w:val="Normal"/>
-        <w:spacing w:lineRule="auto" w:line="276" w:before="0" w:after="120"/>
-        <w:jc w:val="both"/>
+        <w:t>Figure 13 — Document template library</w:t>
+      </w:r>
+    </w:p>
+    <w:p>
+      <w:pPr>
+        <w:pStyle w:val="Normal"/>
+        <w:keepNext w:val="true"/>
+        <w:spacing w:before="160" w:after="60"/>
+        <w:rPr/>
+      </w:pPr>
+      <w:r>
+        <w:rPr>
+          <w:rFonts w:eastAsia="Times New Roman" w:cs="Times New Roman"/>
+          <w:b/>
+          <w:bCs/>
+          <w:color w:val="3A3A3C"/>
+          <w:sz w:val="23"/>
+          <w:szCs w:val="23"/>
+        </w:rPr>
+        <w:t>Set the organization layout</w:t>
+      </w:r>
+    </w:p>
+    <w:p>
+      <w:pPr>
+        <w:pStyle w:val="ListParagraph"/>
+        <w:numPr>
+          <w:ilvl w:val="0"/>
+          <w:numId w:val="39"/>
+        </w:numPr>
+        <w:spacing w:lineRule="auto" w:line="276" w:before="0" w:after="60"/>
         <w:rPr/>
       </w:pPr>
       <w:r>
@@ -4310,7 +4566,123 @@
           <w:sz w:val="24"/>
           <w:szCs w:val="24"/>
         </w:rPr>
-        <w:t>Reports › Master list lists every document of the project with version, status, owner and review dates; the tab Required by standards shows, clause by clause, the template and the document that answer each standard.</w:t>
+        <w:t>Open Reports › Document layout.</w:t>
+      </w:r>
+    </w:p>
+    <w:p>
+      <w:pPr>
+        <w:pStyle w:val="ListParagraph"/>
+        <w:numPr>
+          <w:ilvl w:val="0"/>
+          <w:numId w:val="18"/>
+        </w:numPr>
+        <w:spacing w:lineRule="auto" w:line="276" w:before="0" w:after="60"/>
+        <w:rPr/>
+      </w:pPr>
+      <w:r>
+        <w:rPr>
+          <w:rFonts w:eastAsia="Times New Roman" w:cs="Times New Roman"/>
+          <w:color w:val="58595B"/>
+          <w:sz w:val="24"/>
+          <w:szCs w:val="24"/>
+        </w:rPr>
+        <w:t>Choose fonts, sizes, alignment and colors from the allowed lists.</w:t>
+      </w:r>
+    </w:p>
+    <w:p>
+      <w:pPr>
+        <w:pStyle w:val="Normal"/>
+        <w:spacing w:before="0" w:after="60"/>
+        <w:ind w:left="700"/>
+        <w:rPr/>
+      </w:pPr>
+      <w:r>
+        <w:rPr>
+          <w:rFonts w:eastAsia="Times New Roman" w:cs="Times New Roman"/>
+          <w:b/>
+          <w:bCs/>
+          <w:color w:val="E07B00"/>
+          <w:sz w:val="21"/>
+          <w:szCs w:val="21"/>
+        </w:rPr>
+        <w:t xml:space="preserve">Type: </w:t>
+      </w:r>
+      <w:r>
+        <w:rPr>
+          <w:rFonts w:eastAsia="Times New Roman" w:cs="Times New Roman"/>
+          <w:color w:val="58595B"/>
+          <w:sz w:val="21"/>
+          <w:szCs w:val="21"/>
+        </w:rPr>
+        <w:t>Body font — Open Sans 11 pt; Heading font — Montserrat 16 pt; Alignment — Left; Table header color — 123A5F (Navy); Paper — A4; Margins — 20 mm</w:t>
+      </w:r>
+    </w:p>
+    <w:p>
+      <w:pPr>
+        <w:pStyle w:val="ListParagraph"/>
+        <w:numPr>
+          <w:ilvl w:val="0"/>
+          <w:numId w:val="18"/>
+        </w:numPr>
+        <w:spacing w:lineRule="auto" w:line="276" w:before="0" w:after="60"/>
+        <w:rPr/>
+      </w:pPr>
+      <w:r>
+        <w:rPr>
+          <w:rFonts w:eastAsia="Times New Roman" w:cs="Times New Roman"/>
+          <w:color w:val="58595B"/>
+          <w:sz w:val="24"/>
+          <w:szCs w:val="24"/>
+        </w:rPr>
+        <w:t>Type the header and footer texts, choose Uploaded image as logo and upload a PNG of 5 MB or less.</w:t>
+      </w:r>
+    </w:p>
+    <w:p>
+      <w:pPr>
+        <w:pStyle w:val="Normal"/>
+        <w:spacing w:before="0" w:after="60"/>
+        <w:ind w:left="700"/>
+        <w:rPr/>
+      </w:pPr>
+      <w:r>
+        <w:rPr>
+          <w:rFonts w:eastAsia="Times New Roman" w:cs="Times New Roman"/>
+          <w:b/>
+          <w:bCs/>
+          <w:color w:val="E07B00"/>
+          <w:sz w:val="21"/>
+          <w:szCs w:val="21"/>
+        </w:rPr>
+        <w:t xml:space="preserve">Type: </w:t>
+      </w:r>
+      <w:r>
+        <w:rPr>
+          <w:rFonts w:eastAsia="Times New Roman" w:cs="Times New Roman"/>
+          <w:color w:val="58595B"/>
+          <w:sz w:val="21"/>
+          <w:szCs w:val="21"/>
+        </w:rPr>
+        <w:t>Header — Maghreb Hospitals Group · Training; Footer — Internal use</w:t>
+      </w:r>
+    </w:p>
+    <w:p>
+      <w:pPr>
+        <w:pStyle w:val="ListParagraph"/>
+        <w:numPr>
+          <w:ilvl w:val="0"/>
+          <w:numId w:val="18"/>
+        </w:numPr>
+        <w:spacing w:lineRule="auto" w:line="276" w:before="0" w:after="60"/>
+        <w:rPr/>
+      </w:pPr>
+      <w:r>
+        <w:rPr>
+          <w:rFonts w:eastAsia="Times New Roman" w:cs="Times New Roman"/>
+          <w:color w:val="58595B"/>
+          <w:sz w:val="24"/>
+          <w:szCs w:val="24"/>
+        </w:rPr>
+        <w:t>Click Preview as PDF, then Save. Each save is a version.</w:t>
       </w:r>
     </w:p>
     <w:p>
@@ -4327,7 +4699,7 @@
           <wp:inline distT="0" distB="0" distL="0" distR="0">
             <wp:extent cx="5905500" cy="3695700"/>
             <wp:effectExtent l="0" t="0" r="0" b="0"/>
-            <wp:docPr id="14" name="a_master.png" descr="Figure 14 — Master list&#10;Figure 14 — Master list"/>
+            <wp:docPr id="14" name="a_layout.png" descr="Figure 14 — Document layout&#10;Figure 14 — Document layout"/>
             <wp:cNvGraphicFramePr>
               <a:graphicFrameLocks xmlns:a="http://schemas.openxmlformats.org/drawingml/2006/main" noChangeAspect="1"/>
             </wp:cNvGraphicFramePr>
@@ -4335,7 +4707,7 @@
               <a:graphicData uri="http://schemas.openxmlformats.org/drawingml/2006/picture">
                 <pic:pic xmlns:pic="http://schemas.openxmlformats.org/drawingml/2006/picture">
                   <pic:nvPicPr>
-                    <pic:cNvPr id="14" name="a_master.png" descr="Figure 14 — Master list&#10;Figure 14 — Master list"/>
+                    <pic:cNvPr id="14" name="a_layout.png" descr="Figure 14 — Document layout&#10;Figure 14 — Document layout"/>
                     <pic:cNvPicPr>
                       <a:picLocks noChangeAspect="1" noChangeArrowheads="1"/>
                     </pic:cNvPicPr>
@@ -4378,62 +4750,14 @@
           <w:sz w:val="19"/>
           <w:szCs w:val="19"/>
         </w:rPr>
-        <w:t>Figure 14 — Master list</w:t>
-      </w:r>
-      <w:r>
-        <w:br w:type="page"/>
-      </w:r>
-    </w:p>
-    <w:p>
-      <w:pPr>
-        <w:pStyle w:val="Heading1"/>
-        <w:pBdr>
-          <w:bottom w:val="single" w:sz="8" w:space="4" w:color="F8931D"/>
-        </w:pBdr>
-        <w:spacing w:before="0" w:after="200"/>
-        <w:rPr/>
-      </w:pPr>
-      <w:bookmarkStart w:id="8" w:name="__RefHeading___Toc163544_2904896170"/>
-      <w:bookmarkEnd w:id="8"/>
-      <w:r>
-        <w:rPr>
-          <w:rFonts w:eastAsia="Times New Roman" w:cs="Times New Roman"/>
-          <w:b/>
-          <w:bCs/>
-          <w:color w:val="E07B00"/>
-          <w:sz w:val="34"/>
-          <w:szCs w:val="34"/>
-        </w:rPr>
-        <w:t>9. Audits</w:t>
-      </w:r>
-    </w:p>
-    <w:p>
-      <w:pPr>
-        <w:pStyle w:val="Normal"/>
-        <w:keepNext w:val="true"/>
-        <w:spacing w:before="160" w:after="60"/>
-        <w:rPr/>
-      </w:pPr>
-      <w:r>
-        <w:rPr>
-          <w:rFonts w:eastAsia="Times New Roman" w:cs="Times New Roman"/>
-          <w:b/>
-          <w:bCs/>
-          <w:color w:val="3A3A3C"/>
-          <w:sz w:val="23"/>
-          <w:szCs w:val="23"/>
-        </w:rPr>
-        <w:t>Plan an audit and treat a nonconformity</w:t>
-      </w:r>
-    </w:p>
-    <w:p>
-      <w:pPr>
-        <w:pStyle w:val="ListParagraph"/>
-        <w:numPr>
-          <w:ilvl w:val="0"/>
-          <w:numId w:val="34"/>
-        </w:numPr>
-        <w:spacing w:lineRule="auto" w:line="276" w:before="0" w:after="60"/>
+        <w:t>Figure 14 — Document layout</w:t>
+      </w:r>
+    </w:p>
+    <w:p>
+      <w:pPr>
+        <w:pStyle w:val="Normal"/>
+        <w:spacing w:lineRule="auto" w:line="276" w:before="0" w:after="120"/>
+        <w:jc w:val="both"/>
         <w:rPr/>
       </w:pPr>
       <w:r>
@@ -4443,123 +4767,7 @@
           <w:sz w:val="24"/>
           <w:szCs w:val="24"/>
         </w:rPr>
-        <w:t>Open Governance › Audits and click New.</w:t>
-      </w:r>
-    </w:p>
-    <w:p>
-      <w:pPr>
-        <w:pStyle w:val="Normal"/>
-        <w:spacing w:before="0" w:after="60"/>
-        <w:ind w:left="700"/>
-        <w:rPr/>
-      </w:pPr>
-      <w:r>
-        <w:rPr>
-          <w:rFonts w:eastAsia="Times New Roman" w:cs="Times New Roman"/>
-          <w:b/>
-          <w:bCs/>
-          <w:color w:val="E07B00"/>
-          <w:sz w:val="21"/>
-          <w:szCs w:val="21"/>
-        </w:rPr>
-        <w:t xml:space="preserve">Type: </w:t>
-      </w:r>
-      <w:r>
-        <w:rPr>
-          <w:rFonts w:eastAsia="Times New Roman" w:cs="Times New Roman"/>
-          <w:color w:val="58595B"/>
-          <w:sz w:val="21"/>
-          <w:szCs w:val="21"/>
-        </w:rPr>
-        <w:t>Code — AUD-2027-01; Name — Internal audit of the training process; Standard — ISO 9001; Frequency — Annual; Planned date — 2027-03-15</w:t>
-      </w:r>
-    </w:p>
-    <w:p>
-      <w:pPr>
-        <w:pStyle w:val="ListParagraph"/>
-        <w:numPr>
-          <w:ilvl w:val="0"/>
-          <w:numId w:val="16"/>
-        </w:numPr>
-        <w:spacing w:lineRule="auto" w:line="276" w:before="0" w:after="60"/>
-        <w:rPr/>
-      </w:pPr>
-      <w:r>
-        <w:rPr>
-          <w:rFonts w:eastAsia="Times New Roman" w:cs="Times New Roman"/>
-          <w:color w:val="58595B"/>
-          <w:sz w:val="24"/>
-          <w:szCs w:val="24"/>
-        </w:rPr>
-        <w:t>Save. The next date is computed from the frequency.</w:t>
-      </w:r>
-    </w:p>
-    <w:p>
-      <w:pPr>
-        <w:pStyle w:val="ListParagraph"/>
-        <w:numPr>
-          <w:ilvl w:val="0"/>
-          <w:numId w:val="16"/>
-        </w:numPr>
-        <w:spacing w:lineRule="auto" w:line="276" w:before="0" w:after="60"/>
-        <w:rPr/>
-      </w:pPr>
-      <w:r>
-        <w:rPr>
-          <w:rFonts w:eastAsia="Times New Roman" w:cs="Times New Roman"/>
-          <w:color w:val="58595B"/>
-          <w:sz w:val="24"/>
-          <w:szCs w:val="24"/>
-        </w:rPr>
-        <w:t>Open the audit and add a finding.</w:t>
-      </w:r>
-    </w:p>
-    <w:p>
-      <w:pPr>
-        <w:pStyle w:val="Normal"/>
-        <w:spacing w:before="0" w:after="60"/>
-        <w:ind w:left="700"/>
-        <w:rPr/>
-      </w:pPr>
-      <w:r>
-        <w:rPr>
-          <w:rFonts w:eastAsia="Times New Roman" w:cs="Times New Roman"/>
-          <w:b/>
-          <w:bCs/>
-          <w:color w:val="E07B00"/>
-          <w:sz w:val="21"/>
-          <w:szCs w:val="21"/>
-        </w:rPr>
-        <w:t xml:space="preserve">Type: </w:t>
-      </w:r>
-      <w:r>
-        <w:rPr>
-          <w:rFonts w:eastAsia="Times New Roman" w:cs="Times New Roman"/>
-          <w:color w:val="58595B"/>
-          <w:sz w:val="21"/>
-          <w:szCs w:val="21"/>
-        </w:rPr>
-        <w:t>Grade — Minor; Requirement — ISO 9001 §7.2; Statement — Two trainers have no evidence of competence on file.</w:t>
-      </w:r>
-    </w:p>
-    <w:p>
-      <w:pPr>
-        <w:pStyle w:val="ListParagraph"/>
-        <w:numPr>
-          <w:ilvl w:val="0"/>
-          <w:numId w:val="16"/>
-        </w:numPr>
-        <w:spacing w:lineRule="auto" w:line="276" w:before="0" w:after="60"/>
-        <w:rPr/>
-      </w:pPr>
-      <w:r>
-        <w:rPr>
-          <w:rFonts w:eastAsia="Times New Roman" w:cs="Times New Roman"/>
-          <w:color w:val="58595B"/>
-          <w:sz w:val="24"/>
-          <w:szCs w:val="24"/>
-        </w:rPr>
-        <w:t>Click Raise the action. The corrective action enters the action process; the finding moves to Action planned.</w:t>
+        <w:t>Reports › Master list lists every document of the project with version, status, owner and review dates; the tab Required by standards shows, clause by clause, the template and the document that answer each standard.</w:t>
       </w:r>
     </w:p>
     <w:p>
@@ -4576,7 +4784,7 @@
           <wp:inline distT="0" distB="0" distL="0" distR="0">
             <wp:extent cx="5905500" cy="3695700"/>
             <wp:effectExtent l="0" t="0" r="0" b="0"/>
-            <wp:docPr id="15" name="a_audits.png" descr="Figure 15 — Audit programmes and grading scale&#10;Figure 15 — Audit programmes and grading scale"/>
+            <wp:docPr id="15" name="a_master.png" descr="Figure 15 — Master list&#10;Figure 15 — Master list"/>
             <wp:cNvGraphicFramePr>
               <a:graphicFrameLocks xmlns:a="http://schemas.openxmlformats.org/drawingml/2006/main" noChangeAspect="1"/>
             </wp:cNvGraphicFramePr>
@@ -4584,7 +4792,7 @@
               <a:graphicData uri="http://schemas.openxmlformats.org/drawingml/2006/picture">
                 <pic:pic xmlns:pic="http://schemas.openxmlformats.org/drawingml/2006/picture">
                   <pic:nvPicPr>
-                    <pic:cNvPr id="15" name="a_audits.png" descr="Figure 15 — Audit programmes and grading scale&#10;Figure 15 — Audit programmes and grading scale"/>
+                    <pic:cNvPr id="15" name="a_master.png" descr="Figure 15 — Master list&#10;Figure 15 — Master list"/>
                     <pic:cNvPicPr>
                       <a:picLocks noChangeAspect="1" noChangeArrowheads="1"/>
                     </pic:cNvPicPr>
@@ -4627,7 +4835,7 @@
           <w:sz w:val="19"/>
           <w:szCs w:val="19"/>
         </w:rPr>
-        <w:t>Figure 15 — Audit programmes and grading scale</w:t>
+        <w:t>Figure 15 — Master list</w:t>
       </w:r>
       <w:r>
         <w:br w:type="page"/>
@@ -4642,7 +4850,256 @@
         <w:spacing w:before="0" w:after="200"/>
         <w:rPr/>
       </w:pPr>
-      <w:bookmarkStart w:id="9" w:name="__RefHeading___Toc163546_2904896170"/>
+      <w:bookmarkStart w:id="8" w:name="__RefHeading___Toc507_2313161461"/>
+      <w:bookmarkEnd w:id="8"/>
+      <w:r>
+        <w:rPr>
+          <w:rFonts w:eastAsia="Times New Roman" w:cs="Times New Roman"/>
+          <w:b/>
+          <w:bCs/>
+          <w:color w:val="E07B00"/>
+          <w:sz w:val="34"/>
+          <w:szCs w:val="34"/>
+        </w:rPr>
+        <w:t>9. Audits</w:t>
+      </w:r>
+    </w:p>
+    <w:p>
+      <w:pPr>
+        <w:pStyle w:val="Normal"/>
+        <w:keepNext w:val="true"/>
+        <w:spacing w:before="160" w:after="60"/>
+        <w:rPr/>
+      </w:pPr>
+      <w:r>
+        <w:rPr>
+          <w:rFonts w:eastAsia="Times New Roman" w:cs="Times New Roman"/>
+          <w:b/>
+          <w:bCs/>
+          <w:color w:val="3A3A3C"/>
+          <w:sz w:val="23"/>
+          <w:szCs w:val="23"/>
+        </w:rPr>
+        <w:t>Plan an audit and treat a nonconformity</w:t>
+      </w:r>
+    </w:p>
+    <w:p>
+      <w:pPr>
+        <w:pStyle w:val="ListParagraph"/>
+        <w:numPr>
+          <w:ilvl w:val="0"/>
+          <w:numId w:val="40"/>
+        </w:numPr>
+        <w:spacing w:lineRule="auto" w:line="276" w:before="0" w:after="60"/>
+        <w:rPr/>
+      </w:pPr>
+      <w:r>
+        <w:rPr>
+          <w:rFonts w:eastAsia="Times New Roman" w:cs="Times New Roman"/>
+          <w:color w:val="58595B"/>
+          <w:sz w:val="24"/>
+          <w:szCs w:val="24"/>
+        </w:rPr>
+        <w:t>Open Governance › Audits and click New.</w:t>
+      </w:r>
+    </w:p>
+    <w:p>
+      <w:pPr>
+        <w:pStyle w:val="Normal"/>
+        <w:spacing w:before="0" w:after="60"/>
+        <w:ind w:left="700"/>
+        <w:rPr/>
+      </w:pPr>
+      <w:r>
+        <w:rPr>
+          <w:rFonts w:eastAsia="Times New Roman" w:cs="Times New Roman"/>
+          <w:b/>
+          <w:bCs/>
+          <w:color w:val="E07B00"/>
+          <w:sz w:val="21"/>
+          <w:szCs w:val="21"/>
+        </w:rPr>
+        <w:t xml:space="preserve">Type: </w:t>
+      </w:r>
+      <w:r>
+        <w:rPr>
+          <w:rFonts w:eastAsia="Times New Roman" w:cs="Times New Roman"/>
+          <w:color w:val="58595B"/>
+          <w:sz w:val="21"/>
+          <w:szCs w:val="21"/>
+        </w:rPr>
+        <w:t>Code — AUD-2027-01; Name — Internal audit of the training process; Standard — ISO 9001; Frequency — Annual; Planned date — 2027-03-15</w:t>
+      </w:r>
+    </w:p>
+    <w:p>
+      <w:pPr>
+        <w:pStyle w:val="ListParagraph"/>
+        <w:numPr>
+          <w:ilvl w:val="0"/>
+          <w:numId w:val="19"/>
+        </w:numPr>
+        <w:spacing w:lineRule="auto" w:line="276" w:before="0" w:after="60"/>
+        <w:rPr/>
+      </w:pPr>
+      <w:r>
+        <w:rPr>
+          <w:rFonts w:eastAsia="Times New Roman" w:cs="Times New Roman"/>
+          <w:color w:val="58595B"/>
+          <w:sz w:val="24"/>
+          <w:szCs w:val="24"/>
+        </w:rPr>
+        <w:t>Save. The next date is computed from the frequency.</w:t>
+      </w:r>
+    </w:p>
+    <w:p>
+      <w:pPr>
+        <w:pStyle w:val="ListParagraph"/>
+        <w:numPr>
+          <w:ilvl w:val="0"/>
+          <w:numId w:val="19"/>
+        </w:numPr>
+        <w:spacing w:lineRule="auto" w:line="276" w:before="0" w:after="60"/>
+        <w:rPr/>
+      </w:pPr>
+      <w:r>
+        <w:rPr>
+          <w:rFonts w:eastAsia="Times New Roman" w:cs="Times New Roman"/>
+          <w:color w:val="58595B"/>
+          <w:sz w:val="24"/>
+          <w:szCs w:val="24"/>
+        </w:rPr>
+        <w:t>Open the audit and add a finding.</w:t>
+      </w:r>
+    </w:p>
+    <w:p>
+      <w:pPr>
+        <w:pStyle w:val="Normal"/>
+        <w:spacing w:before="0" w:after="60"/>
+        <w:ind w:left="700"/>
+        <w:rPr/>
+      </w:pPr>
+      <w:r>
+        <w:rPr>
+          <w:rFonts w:eastAsia="Times New Roman" w:cs="Times New Roman"/>
+          <w:b/>
+          <w:bCs/>
+          <w:color w:val="E07B00"/>
+          <w:sz w:val="21"/>
+          <w:szCs w:val="21"/>
+        </w:rPr>
+        <w:t xml:space="preserve">Type: </w:t>
+      </w:r>
+      <w:r>
+        <w:rPr>
+          <w:rFonts w:eastAsia="Times New Roman" w:cs="Times New Roman"/>
+          <w:color w:val="58595B"/>
+          <w:sz w:val="21"/>
+          <w:szCs w:val="21"/>
+        </w:rPr>
+        <w:t>Grade — Minor; Requirement — ISO 9001 §7.2; Statement — Two trainers have no evidence of competence on file.</w:t>
+      </w:r>
+    </w:p>
+    <w:p>
+      <w:pPr>
+        <w:pStyle w:val="ListParagraph"/>
+        <w:numPr>
+          <w:ilvl w:val="0"/>
+          <w:numId w:val="19"/>
+        </w:numPr>
+        <w:spacing w:lineRule="auto" w:line="276" w:before="0" w:after="60"/>
+        <w:rPr/>
+      </w:pPr>
+      <w:r>
+        <w:rPr>
+          <w:rFonts w:eastAsia="Times New Roman" w:cs="Times New Roman"/>
+          <w:color w:val="58595B"/>
+          <w:sz w:val="24"/>
+          <w:szCs w:val="24"/>
+        </w:rPr>
+        <w:t>Click Raise the action. The corrective action enters the action process; the finding moves to Action planned.</w:t>
+      </w:r>
+    </w:p>
+    <w:p>
+      <w:pPr>
+        <w:pStyle w:val="Normal"/>
+        <w:keepNext w:val="true"/>
+        <w:spacing w:before="120" w:after="60"/>
+        <w:jc w:val="center"/>
+        <w:rPr/>
+      </w:pPr>
+      <w:r>
+        <w:rPr/>
+        <w:drawing>
+          <wp:inline distT="0" distB="0" distL="0" distR="0">
+            <wp:extent cx="5905500" cy="3695700"/>
+            <wp:effectExtent l="0" t="0" r="0" b="0"/>
+            <wp:docPr id="16" name="a_audits.png" descr="Figure 16 — Audit programmes and grading scale&#10;Figure 16 — Audit programmes and grading scale"/>
+            <wp:cNvGraphicFramePr>
+              <a:graphicFrameLocks xmlns:a="http://schemas.openxmlformats.org/drawingml/2006/main" noChangeAspect="1"/>
+            </wp:cNvGraphicFramePr>
+            <a:graphic xmlns:a="http://schemas.openxmlformats.org/drawingml/2006/main">
+              <a:graphicData uri="http://schemas.openxmlformats.org/drawingml/2006/picture">
+                <pic:pic xmlns:pic="http://schemas.openxmlformats.org/drawingml/2006/picture">
+                  <pic:nvPicPr>
+                    <pic:cNvPr id="16" name="a_audits.png" descr="Figure 16 — Audit programmes and grading scale&#10;Figure 16 — Audit programmes and grading scale"/>
+                    <pic:cNvPicPr>
+                      <a:picLocks noChangeAspect="1" noChangeArrowheads="1"/>
+                    </pic:cNvPicPr>
+                  </pic:nvPicPr>
+                  <pic:blipFill>
+                    <a:blip r:embed="rId17"/>
+                    <a:stretch>
+                      <a:fillRect/>
+                    </a:stretch>
+                  </pic:blipFill>
+                  <pic:spPr bwMode="auto">
+                    <a:xfrm>
+                      <a:off x="0" y="0"/>
+                      <a:ext cx="5905500" cy="3695700"/>
+                    </a:xfrm>
+                    <a:prstGeom prst="rect">
+                      <a:avLst/>
+                    </a:prstGeom>
+                  </pic:spPr>
+                </pic:pic>
+              </a:graphicData>
+            </a:graphic>
+          </wp:inline>
+        </w:drawing>
+      </w:r>
+    </w:p>
+    <w:p>
+      <w:pPr>
+        <w:pStyle w:val="Normal"/>
+        <w:spacing w:before="0" w:after="200"/>
+        <w:jc w:val="center"/>
+        <w:rPr/>
+      </w:pPr>
+      <w:r>
+        <w:rPr>
+          <w:rFonts w:eastAsia="Times New Roman" w:cs="Times New Roman"/>
+          <w:i/>
+          <w:iCs/>
+          <w:color w:val="58595B"/>
+          <w:sz w:val="19"/>
+          <w:szCs w:val="19"/>
+        </w:rPr>
+        <w:t>Figure 16 — Audit programmes and grading scale</w:t>
+      </w:r>
+      <w:r>
+        <w:br w:type="page"/>
+      </w:r>
+    </w:p>
+    <w:p>
+      <w:pPr>
+        <w:pStyle w:val="Heading1"/>
+        <w:pBdr>
+          <w:bottom w:val="single" w:sz="8" w:space="4" w:color="F8931D"/>
+        </w:pBdr>
+        <w:spacing w:before="0" w:after="200"/>
+        <w:rPr/>
+      </w:pPr>
+      <w:bookmarkStart w:id="9" w:name="__RefHeading___Toc509_2313161461"/>
       <w:bookmarkEnd w:id="9"/>
       <w:r>
         <w:rPr>
@@ -5099,7 +5556,7 @@
         <w:pStyle w:val="ListParagraph"/>
         <w:numPr>
           <w:ilvl w:val="0"/>
-          <w:numId w:val="35"/>
+          <w:numId w:val="41"/>
         </w:numPr>
         <w:spacing w:lineRule="auto" w:line="276" w:before="0" w:after="60"/>
         <w:rPr/>
@@ -5147,7 +5604,7 @@
         <w:pStyle w:val="ListParagraph"/>
         <w:numPr>
           <w:ilvl w:val="0"/>
-          <w:numId w:val="17"/>
+          <w:numId w:val="20"/>
         </w:numPr>
         <w:spacing w:lineRule="auto" w:line="276" w:before="0" w:after="60"/>
         <w:rPr/>
@@ -5195,7 +5652,7 @@
         <w:pStyle w:val="ListParagraph"/>
         <w:numPr>
           <w:ilvl w:val="0"/>
-          <w:numId w:val="17"/>
+          <w:numId w:val="20"/>
         </w:numPr>
         <w:spacing w:lineRule="auto" w:line="276" w:before="0" w:after="60"/>
         <w:rPr/>
@@ -5224,7 +5681,7 @@
           <wp:inline distT="0" distB="0" distL="0" distR="0">
             <wp:extent cx="5905500" cy="3695700"/>
             <wp:effectExtent l="0" t="0" r="0" b="0"/>
-            <wp:docPr id="16" name="a_audit.png" descr="Figure 16 — Audit log&#10;Figure 16 — Audit log"/>
+            <wp:docPr id="17" name="a_audit.png" descr="Figure 17 — Audit log&#10;Figure 17 — Audit log"/>
             <wp:cNvGraphicFramePr>
               <a:graphicFrameLocks xmlns:a="http://schemas.openxmlformats.org/drawingml/2006/main" noChangeAspect="1"/>
             </wp:cNvGraphicFramePr>
@@ -5232,113 +5689,7 @@
               <a:graphicData uri="http://schemas.openxmlformats.org/drawingml/2006/picture">
                 <pic:pic xmlns:pic="http://schemas.openxmlformats.org/drawingml/2006/picture">
                   <pic:nvPicPr>
-                    <pic:cNvPr id="16" name="a_audit.png" descr="Figure 16 — Audit log&#10;Figure 16 — Audit log"/>
-                    <pic:cNvPicPr>
-                      <a:picLocks noChangeAspect="1" noChangeArrowheads="1"/>
-                    </pic:cNvPicPr>
-                  </pic:nvPicPr>
-                  <pic:blipFill>
-                    <a:blip r:embed="rId17"/>
-                    <a:stretch>
-                      <a:fillRect/>
-                    </a:stretch>
-                  </pic:blipFill>
-                  <pic:spPr bwMode="auto">
-                    <a:xfrm>
-                      <a:off x="0" y="0"/>
-                      <a:ext cx="5905500" cy="3695700"/>
-                    </a:xfrm>
-                    <a:prstGeom prst="rect">
-                      <a:avLst/>
-                    </a:prstGeom>
-                  </pic:spPr>
-                </pic:pic>
-              </a:graphicData>
-            </a:graphic>
-          </wp:inline>
-        </w:drawing>
-      </w:r>
-    </w:p>
-    <w:p>
-      <w:pPr>
-        <w:pStyle w:val="Normal"/>
-        <w:spacing w:before="0" w:after="200"/>
-        <w:jc w:val="center"/>
-        <w:rPr/>
-      </w:pPr>
-      <w:r>
-        <w:rPr>
-          <w:rFonts w:eastAsia="Times New Roman" w:cs="Times New Roman"/>
-          <w:i/>
-          <w:iCs/>
-          <w:color w:val="58595B"/>
-          <w:sz w:val="19"/>
-          <w:szCs w:val="19"/>
-        </w:rPr>
-        <w:t>Figure 16 — Audit log</w:t>
-      </w:r>
-    </w:p>
-    <w:p>
-      <w:pPr>
-        <w:pStyle w:val="Heading2"/>
-        <w:keepNext w:val="true"/>
-        <w:spacing w:before="280" w:after="120"/>
-        <w:rPr/>
-      </w:pPr>
-      <w:bookmarkStart w:id="10" w:name="__RefHeading___Toc163548_2904896170"/>
-      <w:bookmarkEnd w:id="10"/>
-      <w:r>
-        <w:rPr>
-          <w:rFonts w:eastAsia="Times New Roman" w:cs="Times New Roman"/>
-          <w:b/>
-          <w:bCs/>
-          <w:color w:val="3A3A3C"/>
-          <w:sz w:val="27"/>
-          <w:szCs w:val="27"/>
-        </w:rPr>
-        <w:t>Traceability</w:t>
-      </w:r>
-    </w:p>
-    <w:p>
-      <w:pPr>
-        <w:pStyle w:val="Normal"/>
-        <w:spacing w:lineRule="auto" w:line="276" w:before="0" w:after="120"/>
-        <w:jc w:val="both"/>
-        <w:rPr/>
-      </w:pPr>
-      <w:r>
-        <w:rPr>
-          <w:rFonts w:eastAsia="Times New Roman" w:cs="Times New Roman"/>
-          <w:color w:val="58595B"/>
-          <w:sz w:val="24"/>
-          <w:szCs w:val="24"/>
-        </w:rPr>
-        <w:t>Administration › Traceability lists the 580 requirements of the Dynamic Apps Standard SRS v1.10 with their status and evidence: 558 met, 10 partial and 12 left to the production hosting (sizing, uptime, encryption at rest, residency).</w:t>
-      </w:r>
-    </w:p>
-    <w:p>
-      <w:pPr>
-        <w:pStyle w:val="Normal"/>
-        <w:keepNext w:val="true"/>
-        <w:spacing w:before="120" w:after="60"/>
-        <w:jc w:val="center"/>
-        <w:rPr/>
-      </w:pPr>
-      <w:r>
-        <w:rPr/>
-        <w:drawing>
-          <wp:inline distT="0" distB="0" distL="0" distR="0">
-            <wp:extent cx="5905500" cy="3695700"/>
-            <wp:effectExtent l="0" t="0" r="0" b="0"/>
-            <wp:docPr id="17" name="a_trace.png" descr="Figure 17 — Requirement traceability&#10;Figure 17 — Requirement traceability"/>
-            <wp:cNvGraphicFramePr>
-              <a:graphicFrameLocks xmlns:a="http://schemas.openxmlformats.org/drawingml/2006/main" noChangeAspect="1"/>
-            </wp:cNvGraphicFramePr>
-            <a:graphic xmlns:a="http://schemas.openxmlformats.org/drawingml/2006/main">
-              <a:graphicData uri="http://schemas.openxmlformats.org/drawingml/2006/picture">
-                <pic:pic xmlns:pic="http://schemas.openxmlformats.org/drawingml/2006/picture">
-                  <pic:nvPicPr>
-                    <pic:cNvPr id="17" name="a_trace.png" descr="Figure 17 — Requirement traceability&#10;Figure 17 — Requirement traceability"/>
+                    <pic:cNvPr id="17" name="a_audit.png" descr="Figure 17 — Audit log&#10;Figure 17 — Audit log"/>
                     <pic:cNvPicPr>
                       <a:picLocks noChangeAspect="1" noChangeArrowheads="1"/>
                     </pic:cNvPicPr>
@@ -5381,16 +5732,1187 @@
           <w:sz w:val="19"/>
           <w:szCs w:val="19"/>
         </w:rPr>
-        <w:t>Figure 17 — Requirement traceability</w:t>
-      </w:r>
-    </w:p>
+        <w:t>Figure 17 — Audit log</w:t>
+      </w:r>
+    </w:p>
+    <w:p>
+      <w:pPr>
+        <w:pStyle w:val="Heading2"/>
+        <w:keepNext w:val="true"/>
+        <w:spacing w:before="280" w:after="120"/>
+        <w:rPr/>
+      </w:pPr>
+      <w:bookmarkStart w:id="10" w:name="__RefHeading___Toc511_2313161461"/>
+      <w:bookmarkEnd w:id="10"/>
+      <w:r>
+        <w:rPr>
+          <w:rFonts w:eastAsia="Times New Roman" w:cs="Times New Roman"/>
+          <w:b/>
+          <w:bCs/>
+          <w:color w:val="3A3A3C"/>
+          <w:sz w:val="27"/>
+          <w:szCs w:val="27"/>
+        </w:rPr>
+        <w:t>Traceability</w:t>
+      </w:r>
+    </w:p>
+    <w:p>
+      <w:pPr>
+        <w:pStyle w:val="Normal"/>
+        <w:spacing w:lineRule="auto" w:line="276" w:before="0" w:after="120"/>
+        <w:jc w:val="both"/>
+        <w:rPr/>
+      </w:pPr>
+      <w:r>
+        <w:rPr>
+          <w:rFonts w:eastAsia="Times New Roman" w:cs="Times New Roman"/>
+          <w:color w:val="58595B"/>
+          <w:sz w:val="24"/>
+          <w:szCs w:val="24"/>
+        </w:rPr>
+        <w:t>Administration › Traceability lists the 580 requirements of the Dynamic Apps Standard SRS v1.10 with their status and evidence: 558 met, 10 partial and 12 left to the production hosting (sizing, uptime, encryption at rest, residency).</w:t>
+      </w:r>
+    </w:p>
+    <w:p>
+      <w:pPr>
+        <w:pStyle w:val="Normal"/>
+        <w:keepNext w:val="true"/>
+        <w:spacing w:before="120" w:after="60"/>
+        <w:jc w:val="center"/>
+        <w:rPr/>
+      </w:pPr>
+      <w:r>
+        <w:rPr/>
+        <w:drawing>
+          <wp:inline distT="0" distB="0" distL="0" distR="0">
+            <wp:extent cx="5905500" cy="3695700"/>
+            <wp:effectExtent l="0" t="0" r="0" b="0"/>
+            <wp:docPr id="18" name="a_trace.png" descr="Figure 18 — Requirement traceability&#10;Figure 18 — Requirement traceability"/>
+            <wp:cNvGraphicFramePr>
+              <a:graphicFrameLocks xmlns:a="http://schemas.openxmlformats.org/drawingml/2006/main" noChangeAspect="1"/>
+            </wp:cNvGraphicFramePr>
+            <a:graphic xmlns:a="http://schemas.openxmlformats.org/drawingml/2006/main">
+              <a:graphicData uri="http://schemas.openxmlformats.org/drawingml/2006/picture">
+                <pic:pic xmlns:pic="http://schemas.openxmlformats.org/drawingml/2006/picture">
+                  <pic:nvPicPr>
+                    <pic:cNvPr id="18" name="a_trace.png" descr="Figure 18 — Requirement traceability&#10;Figure 18 — Requirement traceability"/>
+                    <pic:cNvPicPr>
+                      <a:picLocks noChangeAspect="1" noChangeArrowheads="1"/>
+                    </pic:cNvPicPr>
+                  </pic:nvPicPr>
+                  <pic:blipFill>
+                    <a:blip r:embed="rId19"/>
+                    <a:stretch>
+                      <a:fillRect/>
+                    </a:stretch>
+                  </pic:blipFill>
+                  <pic:spPr bwMode="auto">
+                    <a:xfrm>
+                      <a:off x="0" y="0"/>
+                      <a:ext cx="5905500" cy="3695700"/>
+                    </a:xfrm>
+                    <a:prstGeom prst="rect">
+                      <a:avLst/>
+                    </a:prstGeom>
+                  </pic:spPr>
+                </pic:pic>
+              </a:graphicData>
+            </a:graphic>
+          </wp:inline>
+        </w:drawing>
+      </w:r>
+    </w:p>
+    <w:p>
+      <w:pPr>
+        <w:pStyle w:val="Normal"/>
+        <w:spacing w:before="0" w:after="200"/>
+        <w:jc w:val="center"/>
+        <w:rPr/>
+      </w:pPr>
+      <w:r>
+        <w:rPr>
+          <w:rFonts w:eastAsia="Times New Roman" w:cs="Times New Roman"/>
+          <w:i/>
+          <w:iCs/>
+          <w:color w:val="58595B"/>
+          <w:sz w:val="19"/>
+          <w:szCs w:val="19"/>
+        </w:rPr>
+        <w:t>Figure 18 — Requirement traceability</w:t>
+      </w:r>
+      <w:r>
+        <w:br w:type="page"/>
+      </w:r>
+    </w:p>
+    <w:p>
+      <w:pPr>
+        <w:pStyle w:val="Heading1"/>
+        <w:pBdr>
+          <w:bottom w:val="single" w:sz="8" w:space="4" w:color="F8931D"/>
+        </w:pBdr>
+        <w:spacing w:before="0" w:after="200"/>
+        <w:rPr/>
+      </w:pPr>
+      <w:bookmarkStart w:id="11" w:name="__RefHeading___Toc513_2313161461"/>
+      <w:bookmarkEnd w:id="11"/>
+      <w:r>
+        <w:rPr>
+          <w:rFonts w:eastAsia="Times New Roman" w:cs="Times New Roman"/>
+          <w:b/>
+          <w:bCs/>
+          <w:color w:val="E07B00"/>
+          <w:sz w:val="34"/>
+          <w:szCs w:val="34"/>
+        </w:rPr>
+        <w:t>11. Production deployment</w:t>
+      </w:r>
+    </w:p>
+    <w:p>
+      <w:pPr>
+        <w:pStyle w:val="Normal"/>
+        <w:spacing w:lineRule="auto" w:line="276" w:before="0" w:after="120"/>
+        <w:jc w:val="both"/>
+        <w:rPr/>
+      </w:pPr>
+      <w:r>
+        <w:rPr>
+          <w:rFonts w:eastAsia="Times New Roman" w:cs="Times New Roman"/>
+          <w:color w:val="58595B"/>
+          <w:sz w:val="24"/>
+          <w:szCs w:val="24"/>
+        </w:rPr>
+        <w:t>The demonstration runs in development mode with shared passwords. A production installation is created empty with npm run init and is administered from the server console (npm run admin). Two Installation Guides give every step: CortexSkills — SaaS Mode, and CortexSkills — Dedicated Cloud &amp; On-Premises.</w:t>
+      </w:r>
+    </w:p>
+    <w:tbl>
+      <w:tblPr>
+        <w:tblW w:w="9746" w:type="dxa"/>
+        <w:jc w:val="left"/>
+        <w:tblInd w:w="0" w:type="dxa"/>
+        <w:tblLayout w:type="fixed"/>
+        <w:tblCellMar>
+          <w:top w:w="60" w:type="dxa"/>
+          <w:left w:w="100" w:type="dxa"/>
+          <w:bottom w:w="60" w:type="dxa"/>
+          <w:right w:w="100" w:type="dxa"/>
+        </w:tblCellMar>
+      </w:tblPr>
+      <w:tblGrid>
+        <w:gridCol w:w="2400"/>
+        <w:gridCol w:w="2599"/>
+        <w:gridCol w:w="2600"/>
+        <w:gridCol w:w="2146"/>
+      </w:tblGrid>
+      <w:tr>
+        <w:trPr>
+          <w:tblHeader w:val="true"/>
+          <w:cantSplit w:val="true"/>
+        </w:trPr>
+        <w:tc>
+          <w:tcPr>
+            <w:tcW w:w="2400" w:type="dxa"/>
+            <w:tcBorders>
+              <w:top w:val="single" w:sz="4" w:space="0" w:color="E3E3E4"/>
+              <w:left w:val="single" w:sz="4" w:space="0" w:color="E3E3E4"/>
+              <w:bottom w:val="single" w:sz="4" w:space="0" w:color="E3E3E4"/>
+              <w:right w:val="single" w:sz="4" w:space="0" w:color="E3E3E4"/>
+            </w:tcBorders>
+            <w:shd w:color="auto" w:fill="F8931D" w:val="clear"/>
+          </w:tcPr>
+          <w:p>
+            <w:pPr>
+              <w:pStyle w:val="Normal"/>
+              <w:spacing w:before="0" w:after="20"/>
+              <w:rPr/>
+            </w:pPr>
+            <w:r>
+              <w:rPr>
+                <w:rFonts w:eastAsia="Times New Roman" w:cs="Times New Roman"/>
+                <w:b/>
+                <w:bCs/>
+                <w:color w:val="FFFFFF"/>
+                <w:sz w:val="19"/>
+                <w:szCs w:val="19"/>
+              </w:rPr>
+              <w:t>Mode</w:t>
+            </w:r>
+          </w:p>
+        </w:tc>
+        <w:tc>
+          <w:tcPr>
+            <w:tcW w:w="2599" w:type="dxa"/>
+            <w:tcBorders>
+              <w:top w:val="single" w:sz="4" w:space="0" w:color="E3E3E4"/>
+              <w:left w:val="single" w:sz="4" w:space="0" w:color="E3E3E4"/>
+              <w:bottom w:val="single" w:sz="4" w:space="0" w:color="E3E3E4"/>
+              <w:right w:val="single" w:sz="4" w:space="0" w:color="E3E3E4"/>
+            </w:tcBorders>
+            <w:shd w:color="auto" w:fill="F8931D" w:val="clear"/>
+          </w:tcPr>
+          <w:p>
+            <w:pPr>
+              <w:pStyle w:val="Normal"/>
+              <w:spacing w:before="0" w:after="20"/>
+              <w:rPr/>
+            </w:pPr>
+            <w:r>
+              <w:rPr>
+                <w:rFonts w:eastAsia="Times New Roman" w:cs="Times New Roman"/>
+                <w:b/>
+                <w:bCs/>
+                <w:color w:val="FFFFFF"/>
+                <w:sz w:val="19"/>
+                <w:szCs w:val="19"/>
+              </w:rPr>
+              <w:t>Where</w:t>
+            </w:r>
+          </w:p>
+        </w:tc>
+        <w:tc>
+          <w:tcPr>
+            <w:tcW w:w="2600" w:type="dxa"/>
+            <w:tcBorders>
+              <w:top w:val="single" w:sz="4" w:space="0" w:color="E3E3E4"/>
+              <w:left w:val="single" w:sz="4" w:space="0" w:color="E3E3E4"/>
+              <w:bottom w:val="single" w:sz="4" w:space="0" w:color="E3E3E4"/>
+              <w:right w:val="single" w:sz="4" w:space="0" w:color="E3E3E4"/>
+            </w:tcBorders>
+            <w:shd w:color="auto" w:fill="F8931D" w:val="clear"/>
+          </w:tcPr>
+          <w:p>
+            <w:pPr>
+              <w:pStyle w:val="Normal"/>
+              <w:spacing w:before="0" w:after="20"/>
+              <w:rPr/>
+            </w:pPr>
+            <w:r>
+              <w:rPr>
+                <w:rFonts w:eastAsia="Times New Roman" w:cs="Times New Roman"/>
+                <w:b/>
+                <w:bCs/>
+                <w:color w:val="FFFFFF"/>
+                <w:sz w:val="19"/>
+                <w:szCs w:val="19"/>
+              </w:rPr>
+              <w:t>Licence</w:t>
+            </w:r>
+          </w:p>
+        </w:tc>
+        <w:tc>
+          <w:tcPr>
+            <w:tcW w:w="2146" w:type="dxa"/>
+            <w:tcBorders>
+              <w:top w:val="single" w:sz="4" w:space="0" w:color="E3E3E4"/>
+              <w:left w:val="single" w:sz="4" w:space="0" w:color="E3E3E4"/>
+              <w:bottom w:val="single" w:sz="4" w:space="0" w:color="E3E3E4"/>
+              <w:right w:val="single" w:sz="4" w:space="0" w:color="E3E3E4"/>
+            </w:tcBorders>
+            <w:shd w:color="auto" w:fill="F8931D" w:val="clear"/>
+          </w:tcPr>
+          <w:p>
+            <w:pPr>
+              <w:pStyle w:val="Normal"/>
+              <w:spacing w:before="0" w:after="20"/>
+              <w:rPr/>
+            </w:pPr>
+            <w:r>
+              <w:rPr>
+                <w:rFonts w:eastAsia="Times New Roman" w:cs="Times New Roman"/>
+                <w:b/>
+                <w:bCs/>
+                <w:color w:val="FFFFFF"/>
+                <w:sz w:val="19"/>
+                <w:szCs w:val="19"/>
+              </w:rPr>
+              <w:t>Pack activation</w:t>
+            </w:r>
+          </w:p>
+        </w:tc>
+      </w:tr>
+      <w:tr>
+        <w:trPr>
+          <w:cantSplit w:val="true"/>
+        </w:trPr>
+        <w:tc>
+          <w:tcPr>
+            <w:tcW w:w="2400" w:type="dxa"/>
+            <w:tcBorders>
+              <w:top w:val="single" w:sz="4" w:space="0" w:color="E3E3E4"/>
+              <w:left w:val="single" w:sz="4" w:space="0" w:color="E3E3E4"/>
+              <w:bottom w:val="single" w:sz="4" w:space="0" w:color="E3E3E4"/>
+              <w:right w:val="single" w:sz="4" w:space="0" w:color="E3E3E4"/>
+            </w:tcBorders>
+            <w:shd w:color="auto" w:fill="FFFFFF" w:val="clear"/>
+          </w:tcPr>
+          <w:p>
+            <w:pPr>
+              <w:pStyle w:val="Normal"/>
+              <w:spacing w:before="0" w:after="20"/>
+              <w:rPr/>
+            </w:pPr>
+            <w:r>
+              <w:rPr>
+                <w:rFonts w:eastAsia="Times New Roman" w:cs="Times New Roman"/>
+                <w:b w:val="false"/>
+                <w:bCs w:val="false"/>
+                <w:color w:val="58595B"/>
+                <w:sz w:val="19"/>
+                <w:szCs w:val="19"/>
+              </w:rPr>
+              <w:t>SaaS (DEPLOYMENT_MODE=saas)</w:t>
+            </w:r>
+          </w:p>
+        </w:tc>
+        <w:tc>
+          <w:tcPr>
+            <w:tcW w:w="2599" w:type="dxa"/>
+            <w:tcBorders>
+              <w:top w:val="single" w:sz="4" w:space="0" w:color="E3E3E4"/>
+              <w:left w:val="single" w:sz="4" w:space="0" w:color="E3E3E4"/>
+              <w:bottom w:val="single" w:sz="4" w:space="0" w:color="E3E3E4"/>
+              <w:right w:val="single" w:sz="4" w:space="0" w:color="E3E3E4"/>
+            </w:tcBorders>
+            <w:shd w:color="auto" w:fill="FFFFFF" w:val="clear"/>
+          </w:tcPr>
+          <w:p>
+            <w:pPr>
+              <w:pStyle w:val="Normal"/>
+              <w:spacing w:before="0" w:after="20"/>
+              <w:rPr/>
+            </w:pPr>
+            <w:r>
+              <w:rPr>
+                <w:rFonts w:eastAsia="Times New Roman" w:cs="Times New Roman"/>
+                <w:b w:val="false"/>
+                <w:bCs w:val="false"/>
+                <w:color w:val="58595B"/>
+                <w:sz w:val="19"/>
+                <w:szCs w:val="19"/>
+              </w:rPr>
+              <w:t>One installation at the provider, many organizations</w:t>
+            </w:r>
+          </w:p>
+        </w:tc>
+        <w:tc>
+          <w:tcPr>
+            <w:tcW w:w="2600" w:type="dxa"/>
+            <w:tcBorders>
+              <w:top w:val="single" w:sz="4" w:space="0" w:color="E3E3E4"/>
+              <w:left w:val="single" w:sz="4" w:space="0" w:color="E3E3E4"/>
+              <w:bottom w:val="single" w:sz="4" w:space="0" w:color="E3E3E4"/>
+              <w:right w:val="single" w:sz="4" w:space="0" w:color="E3E3E4"/>
+            </w:tcBorders>
+            <w:shd w:color="auto" w:fill="FFFFFF" w:val="clear"/>
+          </w:tcPr>
+          <w:p>
+            <w:pPr>
+              <w:pStyle w:val="Normal"/>
+              <w:spacing w:before="0" w:after="20"/>
+              <w:rPr/>
+            </w:pPr>
+            <w:r>
+              <w:rPr>
+                <w:rFonts w:eastAsia="Times New Roman" w:cs="Times New Roman"/>
+                <w:b w:val="false"/>
+                <w:bCs w:val="false"/>
+                <w:color w:val="58595B"/>
+                <w:sz w:val="19"/>
+                <w:szCs w:val="19"/>
+              </w:rPr>
+              <w:t>Issued by the provider: npm run admin -- licence</w:t>
+            </w:r>
+          </w:p>
+        </w:tc>
+        <w:tc>
+          <w:tcPr>
+            <w:tcW w:w="2146" w:type="dxa"/>
+            <w:tcBorders>
+              <w:top w:val="single" w:sz="4" w:space="0" w:color="E3E3E4"/>
+              <w:left w:val="single" w:sz="4" w:space="0" w:color="E3E3E4"/>
+              <w:bottom w:val="single" w:sz="4" w:space="0" w:color="E3E3E4"/>
+              <w:right w:val="single" w:sz="4" w:space="0" w:color="E3E3E4"/>
+            </w:tcBorders>
+            <w:shd w:color="auto" w:fill="FFFFFF" w:val="clear"/>
+          </w:tcPr>
+          <w:p>
+            <w:pPr>
+              <w:pStyle w:val="Normal"/>
+              <w:spacing w:before="0" w:after="20"/>
+              <w:rPr/>
+            </w:pPr>
+            <w:r>
+              <w:rPr>
+                <w:rFonts w:eastAsia="Times New Roman" w:cs="Times New Roman"/>
+                <w:b w:val="false"/>
+                <w:bCs w:val="false"/>
+                <w:color w:val="58595B"/>
+                <w:sz w:val="19"/>
+                <w:szCs w:val="19"/>
+              </w:rPr>
+              <w:t>Console (licence, addon) or Configuration &amp; licence screen</w:t>
+            </w:r>
+          </w:p>
+        </w:tc>
+      </w:tr>
+      <w:tr>
+        <w:trPr>
+          <w:cantSplit w:val="true"/>
+        </w:trPr>
+        <w:tc>
+          <w:tcPr>
+            <w:tcW w:w="2400" w:type="dxa"/>
+            <w:tcBorders>
+              <w:top w:val="single" w:sz="4" w:space="0" w:color="E3E3E4"/>
+              <w:left w:val="single" w:sz="4" w:space="0" w:color="E3E3E4"/>
+              <w:bottom w:val="single" w:sz="4" w:space="0" w:color="E3E3E4"/>
+              <w:right w:val="single" w:sz="4" w:space="0" w:color="E3E3E4"/>
+            </w:tcBorders>
+            <w:shd w:color="auto" w:fill="F2F2F3" w:val="clear"/>
+          </w:tcPr>
+          <w:p>
+            <w:pPr>
+              <w:pStyle w:val="Normal"/>
+              <w:spacing w:before="0" w:after="20"/>
+              <w:rPr/>
+            </w:pPr>
+            <w:r>
+              <w:rPr>
+                <w:rFonts w:eastAsia="Times New Roman" w:cs="Times New Roman"/>
+                <w:b w:val="false"/>
+                <w:bCs w:val="false"/>
+                <w:color w:val="58595B"/>
+                <w:sz w:val="19"/>
+                <w:szCs w:val="19"/>
+              </w:rPr>
+              <w:t>Dedicated cloud / On-Prem (DEPLOYMENT_MODE=onprem)</w:t>
+            </w:r>
+          </w:p>
+        </w:tc>
+        <w:tc>
+          <w:tcPr>
+            <w:tcW w:w="2599" w:type="dxa"/>
+            <w:tcBorders>
+              <w:top w:val="single" w:sz="4" w:space="0" w:color="E3E3E4"/>
+              <w:left w:val="single" w:sz="4" w:space="0" w:color="E3E3E4"/>
+              <w:bottom w:val="single" w:sz="4" w:space="0" w:color="E3E3E4"/>
+              <w:right w:val="single" w:sz="4" w:space="0" w:color="E3E3E4"/>
+            </w:tcBorders>
+            <w:shd w:color="auto" w:fill="F2F2F3" w:val="clear"/>
+          </w:tcPr>
+          <w:p>
+            <w:pPr>
+              <w:pStyle w:val="Normal"/>
+              <w:spacing w:before="0" w:after="20"/>
+              <w:rPr/>
+            </w:pPr>
+            <w:r>
+              <w:rPr>
+                <w:rFonts w:eastAsia="Times New Roman" w:cs="Times New Roman"/>
+                <w:b w:val="false"/>
+                <w:bCs w:val="false"/>
+                <w:color w:val="58595B"/>
+                <w:sz w:val="19"/>
+                <w:szCs w:val="19"/>
+              </w:rPr>
+              <w:t>One installation per customer: public cloud, private cloud or own datacenter</w:t>
+            </w:r>
+          </w:p>
+        </w:tc>
+        <w:tc>
+          <w:tcPr>
+            <w:tcW w:w="2600" w:type="dxa"/>
+            <w:tcBorders>
+              <w:top w:val="single" w:sz="4" w:space="0" w:color="E3E3E4"/>
+              <w:left w:val="single" w:sz="4" w:space="0" w:color="E3E3E4"/>
+              <w:bottom w:val="single" w:sz="4" w:space="0" w:color="E3E3E4"/>
+              <w:right w:val="single" w:sz="4" w:space="0" w:color="E3E3E4"/>
+            </w:tcBorders>
+            <w:shd w:color="auto" w:fill="F2F2F3" w:val="clear"/>
+          </w:tcPr>
+          <w:p>
+            <w:pPr>
+              <w:pStyle w:val="Normal"/>
+              <w:spacing w:before="0" w:after="20"/>
+              <w:rPr/>
+            </w:pPr>
+            <w:r>
+              <w:rPr>
+                <w:rFonts w:eastAsia="Times New Roman" w:cs="Times New Roman"/>
+                <w:b w:val="false"/>
+                <w:bCs w:val="false"/>
+                <w:color w:val="58595B"/>
+                <w:sz w:val="19"/>
+                <w:szCs w:val="19"/>
+              </w:rPr>
+              <w:t>Vendor-signed file: licence-request → vendor signs → licence-install</w:t>
+            </w:r>
+          </w:p>
+        </w:tc>
+        <w:tc>
+          <w:tcPr>
+            <w:tcW w:w="2146" w:type="dxa"/>
+            <w:tcBorders>
+              <w:top w:val="single" w:sz="4" w:space="0" w:color="E3E3E4"/>
+              <w:left w:val="single" w:sz="4" w:space="0" w:color="E3E3E4"/>
+              <w:bottom w:val="single" w:sz="4" w:space="0" w:color="E3E3E4"/>
+              <w:right w:val="single" w:sz="4" w:space="0" w:color="E3E3E4"/>
+            </w:tcBorders>
+            <w:shd w:color="auto" w:fill="F2F2F3" w:val="clear"/>
+          </w:tcPr>
+          <w:p>
+            <w:pPr>
+              <w:pStyle w:val="Normal"/>
+              <w:spacing w:before="0" w:after="20"/>
+              <w:rPr/>
+            </w:pPr>
+            <w:r>
+              <w:rPr>
+                <w:rFonts w:eastAsia="Times New Roman" w:cs="Times New Roman"/>
+                <w:b w:val="false"/>
+                <w:bCs w:val="false"/>
+                <w:color w:val="58595B"/>
+                <w:sz w:val="19"/>
+                <w:szCs w:val="19"/>
+              </w:rPr>
+              <w:t>Signed licence (pack, users, date); add-ons and standards on screen</w:t>
+            </w:r>
+          </w:p>
+        </w:tc>
+      </w:tr>
+    </w:tbl>
+    <w:p>
+      <w:pPr>
+        <w:pStyle w:val="Normal"/>
+        <w:spacing w:before="0" w:after="120"/>
+        <w:rPr/>
+      </w:pPr>
+      <w:r>
+        <w:rPr/>
+      </w:r>
+    </w:p>
+    <w:tbl>
+      <w:tblPr>
+        <w:tblW w:w="9746" w:type="dxa"/>
+        <w:jc w:val="left"/>
+        <w:tblInd w:w="0" w:type="dxa"/>
+        <w:tblLayout w:type="fixed"/>
+        <w:tblCellMar>
+          <w:top w:w="60" w:type="dxa"/>
+          <w:left w:w="100" w:type="dxa"/>
+          <w:bottom w:w="60" w:type="dxa"/>
+          <w:right w:w="100" w:type="dxa"/>
+        </w:tblCellMar>
+      </w:tblPr>
+      <w:tblGrid>
+        <w:gridCol w:w="4400"/>
+        <w:gridCol w:w="5345"/>
+      </w:tblGrid>
+      <w:tr>
+        <w:trPr>
+          <w:tblHeader w:val="true"/>
+          <w:cantSplit w:val="true"/>
+        </w:trPr>
+        <w:tc>
+          <w:tcPr>
+            <w:tcW w:w="4400" w:type="dxa"/>
+            <w:tcBorders>
+              <w:top w:val="single" w:sz="4" w:space="0" w:color="E3E3E4"/>
+              <w:left w:val="single" w:sz="4" w:space="0" w:color="E3E3E4"/>
+              <w:bottom w:val="single" w:sz="4" w:space="0" w:color="E3E3E4"/>
+              <w:right w:val="single" w:sz="4" w:space="0" w:color="E3E3E4"/>
+            </w:tcBorders>
+            <w:shd w:color="auto" w:fill="F8931D" w:val="clear"/>
+          </w:tcPr>
+          <w:p>
+            <w:pPr>
+              <w:pStyle w:val="Normal"/>
+              <w:spacing w:before="0" w:after="20"/>
+              <w:rPr/>
+            </w:pPr>
+            <w:r>
+              <w:rPr>
+                <w:rFonts w:eastAsia="Times New Roman" w:cs="Times New Roman"/>
+                <w:b/>
+                <w:bCs/>
+                <w:color w:val="FFFFFF"/>
+                <w:sz w:val="19"/>
+                <w:szCs w:val="19"/>
+              </w:rPr>
+              <w:t>Console command</w:t>
+            </w:r>
+          </w:p>
+        </w:tc>
+        <w:tc>
+          <w:tcPr>
+            <w:tcW w:w="5345" w:type="dxa"/>
+            <w:tcBorders>
+              <w:top w:val="single" w:sz="4" w:space="0" w:color="E3E3E4"/>
+              <w:left w:val="single" w:sz="4" w:space="0" w:color="E3E3E4"/>
+              <w:bottom w:val="single" w:sz="4" w:space="0" w:color="E3E3E4"/>
+              <w:right w:val="single" w:sz="4" w:space="0" w:color="E3E3E4"/>
+            </w:tcBorders>
+            <w:shd w:color="auto" w:fill="F8931D" w:val="clear"/>
+          </w:tcPr>
+          <w:p>
+            <w:pPr>
+              <w:pStyle w:val="Normal"/>
+              <w:spacing w:before="0" w:after="20"/>
+              <w:rPr/>
+            </w:pPr>
+            <w:r>
+              <w:rPr>
+                <w:rFonts w:eastAsia="Times New Roman" w:cs="Times New Roman"/>
+                <w:b/>
+                <w:bCs/>
+                <w:color w:val="FFFFFF"/>
+                <w:sz w:val="19"/>
+                <w:szCs w:val="19"/>
+              </w:rPr>
+              <w:t>Purpose</w:t>
+            </w:r>
+          </w:p>
+        </w:tc>
+      </w:tr>
+      <w:tr>
+        <w:trPr>
+          <w:cantSplit w:val="true"/>
+        </w:trPr>
+        <w:tc>
+          <w:tcPr>
+            <w:tcW w:w="4400" w:type="dxa"/>
+            <w:tcBorders>
+              <w:top w:val="single" w:sz="4" w:space="0" w:color="E3E3E4"/>
+              <w:left w:val="single" w:sz="4" w:space="0" w:color="E3E3E4"/>
+              <w:bottom w:val="single" w:sz="4" w:space="0" w:color="E3E3E4"/>
+              <w:right w:val="single" w:sz="4" w:space="0" w:color="E3E3E4"/>
+            </w:tcBorders>
+            <w:shd w:color="auto" w:fill="FFFFFF" w:val="clear"/>
+          </w:tcPr>
+          <w:p>
+            <w:pPr>
+              <w:pStyle w:val="Normal"/>
+              <w:spacing w:before="0" w:after="20"/>
+              <w:rPr/>
+            </w:pPr>
+            <w:r>
+              <w:rPr>
+                <w:rFonts w:eastAsia="Times New Roman" w:cs="Times New Roman"/>
+                <w:b w:val="false"/>
+                <w:bCs w:val="false"/>
+                <w:color w:val="58595B"/>
+                <w:sz w:val="19"/>
+                <w:szCs w:val="19"/>
+              </w:rPr>
+              <w:t>npm run secrets</w:t>
+            </w:r>
+          </w:p>
+        </w:tc>
+        <w:tc>
+          <w:tcPr>
+            <w:tcW w:w="5345" w:type="dxa"/>
+            <w:tcBorders>
+              <w:top w:val="single" w:sz="4" w:space="0" w:color="E3E3E4"/>
+              <w:left w:val="single" w:sz="4" w:space="0" w:color="E3E3E4"/>
+              <w:bottom w:val="single" w:sz="4" w:space="0" w:color="E3E3E4"/>
+              <w:right w:val="single" w:sz="4" w:space="0" w:color="E3E3E4"/>
+            </w:tcBorders>
+            <w:shd w:color="auto" w:fill="FFFFFF" w:val="clear"/>
+          </w:tcPr>
+          <w:p>
+            <w:pPr>
+              <w:pStyle w:val="Normal"/>
+              <w:spacing w:before="0" w:after="20"/>
+              <w:rPr/>
+            </w:pPr>
+            <w:r>
+              <w:rPr>
+                <w:rFonts w:eastAsia="Times New Roman" w:cs="Times New Roman"/>
+                <w:b w:val="false"/>
+                <w:bCs w:val="false"/>
+                <w:color w:val="58595B"/>
+                <w:sz w:val="19"/>
+                <w:szCs w:val="19"/>
+              </w:rPr>
+              <w:t>New random secrets for server/.env</w:t>
+            </w:r>
+          </w:p>
+        </w:tc>
+      </w:tr>
+      <w:tr>
+        <w:trPr>
+          <w:cantSplit w:val="true"/>
+        </w:trPr>
+        <w:tc>
+          <w:tcPr>
+            <w:tcW w:w="4400" w:type="dxa"/>
+            <w:tcBorders>
+              <w:top w:val="single" w:sz="4" w:space="0" w:color="E3E3E4"/>
+              <w:left w:val="single" w:sz="4" w:space="0" w:color="E3E3E4"/>
+              <w:bottom w:val="single" w:sz="4" w:space="0" w:color="E3E3E4"/>
+              <w:right w:val="single" w:sz="4" w:space="0" w:color="E3E3E4"/>
+            </w:tcBorders>
+            <w:shd w:color="auto" w:fill="F2F2F3" w:val="clear"/>
+          </w:tcPr>
+          <w:p>
+            <w:pPr>
+              <w:pStyle w:val="Normal"/>
+              <w:spacing w:before="0" w:after="20"/>
+              <w:rPr/>
+            </w:pPr>
+            <w:r>
+              <w:rPr>
+                <w:rFonts w:eastAsia="Times New Roman" w:cs="Times New Roman"/>
+                <w:b w:val="false"/>
+                <w:bCs w:val="false"/>
+                <w:color w:val="58595B"/>
+                <w:sz w:val="19"/>
+                <w:szCs w:val="19"/>
+              </w:rPr>
+              <w:t>npm run init</w:t>
+            </w:r>
+          </w:p>
+        </w:tc>
+        <w:tc>
+          <w:tcPr>
+            <w:tcW w:w="5345" w:type="dxa"/>
+            <w:tcBorders>
+              <w:top w:val="single" w:sz="4" w:space="0" w:color="E3E3E4"/>
+              <w:left w:val="single" w:sz="4" w:space="0" w:color="E3E3E4"/>
+              <w:bottom w:val="single" w:sz="4" w:space="0" w:color="E3E3E4"/>
+              <w:right w:val="single" w:sz="4" w:space="0" w:color="E3E3E4"/>
+            </w:tcBorders>
+            <w:shd w:color="auto" w:fill="F2F2F3" w:val="clear"/>
+          </w:tcPr>
+          <w:p>
+            <w:pPr>
+              <w:pStyle w:val="Normal"/>
+              <w:spacing w:before="0" w:after="20"/>
+              <w:rPr/>
+            </w:pPr>
+            <w:r>
+              <w:rPr>
+                <w:rFonts w:eastAsia="Times New Roman" w:cs="Times New Roman"/>
+                <w:b w:val="false"/>
+                <w:bCs w:val="false"/>
+                <w:color w:val="58595B"/>
+                <w:sz w:val="19"/>
+                <w:szCs w:val="19"/>
+              </w:rPr>
+              <w:t>Empty production database and platform administrator</w:t>
+            </w:r>
+          </w:p>
+        </w:tc>
+      </w:tr>
+      <w:tr>
+        <w:trPr>
+          <w:cantSplit w:val="true"/>
+        </w:trPr>
+        <w:tc>
+          <w:tcPr>
+            <w:tcW w:w="4400" w:type="dxa"/>
+            <w:tcBorders>
+              <w:top w:val="single" w:sz="4" w:space="0" w:color="E3E3E4"/>
+              <w:left w:val="single" w:sz="4" w:space="0" w:color="E3E3E4"/>
+              <w:bottom w:val="single" w:sz="4" w:space="0" w:color="E3E3E4"/>
+              <w:right w:val="single" w:sz="4" w:space="0" w:color="E3E3E4"/>
+            </w:tcBorders>
+            <w:shd w:color="auto" w:fill="FFFFFF" w:val="clear"/>
+          </w:tcPr>
+          <w:p>
+            <w:pPr>
+              <w:pStyle w:val="Normal"/>
+              <w:spacing w:before="0" w:after="20"/>
+              <w:rPr/>
+            </w:pPr>
+            <w:r>
+              <w:rPr>
+                <w:rFonts w:eastAsia="Times New Roman" w:cs="Times New Roman"/>
+                <w:b w:val="false"/>
+                <w:bCs w:val="false"/>
+                <w:color w:val="58595B"/>
+                <w:sz w:val="19"/>
+                <w:szCs w:val="19"/>
+              </w:rPr>
+              <w:t>npm run admin -- org-create / org-list</w:t>
+            </w:r>
+          </w:p>
+        </w:tc>
+        <w:tc>
+          <w:tcPr>
+            <w:tcW w:w="5345" w:type="dxa"/>
+            <w:tcBorders>
+              <w:top w:val="single" w:sz="4" w:space="0" w:color="E3E3E4"/>
+              <w:left w:val="single" w:sz="4" w:space="0" w:color="E3E3E4"/>
+              <w:bottom w:val="single" w:sz="4" w:space="0" w:color="E3E3E4"/>
+              <w:right w:val="single" w:sz="4" w:space="0" w:color="E3E3E4"/>
+            </w:tcBorders>
+            <w:shd w:color="auto" w:fill="FFFFFF" w:val="clear"/>
+          </w:tcPr>
+          <w:p>
+            <w:pPr>
+              <w:pStyle w:val="Normal"/>
+              <w:spacing w:before="0" w:after="20"/>
+              <w:rPr/>
+            </w:pPr>
+            <w:r>
+              <w:rPr>
+                <w:rFonts w:eastAsia="Times New Roman" w:cs="Times New Roman"/>
+                <w:b w:val="false"/>
+                <w:bCs w:val="false"/>
+                <w:color w:val="58595B"/>
+                <w:sz w:val="19"/>
+                <w:szCs w:val="19"/>
+              </w:rPr>
+              <w:t>Create and list customer organizations</w:t>
+            </w:r>
+          </w:p>
+        </w:tc>
+      </w:tr>
+      <w:tr>
+        <w:trPr>
+          <w:cantSplit w:val="true"/>
+        </w:trPr>
+        <w:tc>
+          <w:tcPr>
+            <w:tcW w:w="4400" w:type="dxa"/>
+            <w:tcBorders>
+              <w:top w:val="single" w:sz="4" w:space="0" w:color="E3E3E4"/>
+              <w:left w:val="single" w:sz="4" w:space="0" w:color="E3E3E4"/>
+              <w:bottom w:val="single" w:sz="4" w:space="0" w:color="E3E3E4"/>
+              <w:right w:val="single" w:sz="4" w:space="0" w:color="E3E3E4"/>
+            </w:tcBorders>
+            <w:shd w:color="auto" w:fill="F2F2F3" w:val="clear"/>
+          </w:tcPr>
+          <w:p>
+            <w:pPr>
+              <w:pStyle w:val="Normal"/>
+              <w:spacing w:before="0" w:after="20"/>
+              <w:rPr/>
+            </w:pPr>
+            <w:r>
+              <w:rPr>
+                <w:rFonts w:eastAsia="Times New Roman" w:cs="Times New Roman"/>
+                <w:b w:val="false"/>
+                <w:bCs w:val="false"/>
+                <w:color w:val="58595B"/>
+                <w:sz w:val="19"/>
+                <w:szCs w:val="19"/>
+              </w:rPr>
+              <w:t>npm run admin -- licence / addon</w:t>
+            </w:r>
+          </w:p>
+        </w:tc>
+        <w:tc>
+          <w:tcPr>
+            <w:tcW w:w="5345" w:type="dxa"/>
+            <w:tcBorders>
+              <w:top w:val="single" w:sz="4" w:space="0" w:color="E3E3E4"/>
+              <w:left w:val="single" w:sz="4" w:space="0" w:color="E3E3E4"/>
+              <w:bottom w:val="single" w:sz="4" w:space="0" w:color="E3E3E4"/>
+              <w:right w:val="single" w:sz="4" w:space="0" w:color="E3E3E4"/>
+            </w:tcBorders>
+            <w:shd w:color="auto" w:fill="F2F2F3" w:val="clear"/>
+          </w:tcPr>
+          <w:p>
+            <w:pPr>
+              <w:pStyle w:val="Normal"/>
+              <w:spacing w:before="0" w:after="20"/>
+              <w:rPr/>
+            </w:pPr>
+            <w:r>
+              <w:rPr>
+                <w:rFonts w:eastAsia="Times New Roman" w:cs="Times New Roman"/>
+                <w:b w:val="false"/>
+                <w:bCs w:val="false"/>
+                <w:color w:val="58595B"/>
+                <w:sz w:val="19"/>
+                <w:szCs w:val="19"/>
+              </w:rPr>
+              <w:t>SaaS: issue, renew, resize a licence; add-ons</w:t>
+            </w:r>
+          </w:p>
+        </w:tc>
+      </w:tr>
+      <w:tr>
+        <w:trPr>
+          <w:cantSplit w:val="true"/>
+        </w:trPr>
+        <w:tc>
+          <w:tcPr>
+            <w:tcW w:w="4400" w:type="dxa"/>
+            <w:tcBorders>
+              <w:top w:val="single" w:sz="4" w:space="0" w:color="E3E3E4"/>
+              <w:left w:val="single" w:sz="4" w:space="0" w:color="E3E3E4"/>
+              <w:bottom w:val="single" w:sz="4" w:space="0" w:color="E3E3E4"/>
+              <w:right w:val="single" w:sz="4" w:space="0" w:color="E3E3E4"/>
+            </w:tcBorders>
+            <w:shd w:color="auto" w:fill="FFFFFF" w:val="clear"/>
+          </w:tcPr>
+          <w:p>
+            <w:pPr>
+              <w:pStyle w:val="Normal"/>
+              <w:spacing w:before="0" w:after="20"/>
+              <w:rPr/>
+            </w:pPr>
+            <w:r>
+              <w:rPr>
+                <w:rFonts w:eastAsia="Times New Roman" w:cs="Times New Roman"/>
+                <w:b w:val="false"/>
+                <w:bCs w:val="false"/>
+                <w:color w:val="58595B"/>
+                <w:sz w:val="19"/>
+                <w:szCs w:val="19"/>
+              </w:rPr>
+              <w:t>npm run admin -- licence-request / licence-install</w:t>
+            </w:r>
+          </w:p>
+        </w:tc>
+        <w:tc>
+          <w:tcPr>
+            <w:tcW w:w="5345" w:type="dxa"/>
+            <w:tcBorders>
+              <w:top w:val="single" w:sz="4" w:space="0" w:color="E3E3E4"/>
+              <w:left w:val="single" w:sz="4" w:space="0" w:color="E3E3E4"/>
+              <w:bottom w:val="single" w:sz="4" w:space="0" w:color="E3E3E4"/>
+              <w:right w:val="single" w:sz="4" w:space="0" w:color="E3E3E4"/>
+            </w:tcBorders>
+            <w:shd w:color="auto" w:fill="FFFFFF" w:val="clear"/>
+          </w:tcPr>
+          <w:p>
+            <w:pPr>
+              <w:pStyle w:val="Normal"/>
+              <w:spacing w:before="0" w:after="20"/>
+              <w:rPr/>
+            </w:pPr>
+            <w:r>
+              <w:rPr>
+                <w:rFonts w:eastAsia="Times New Roman" w:cs="Times New Roman"/>
+                <w:b w:val="false"/>
+                <w:bCs w:val="false"/>
+                <w:color w:val="58595B"/>
+                <w:sz w:val="19"/>
+                <w:szCs w:val="19"/>
+              </w:rPr>
+              <w:t>OnPrem: request and install the signed licence</w:t>
+            </w:r>
+          </w:p>
+        </w:tc>
+      </w:tr>
+      <w:tr>
+        <w:trPr>
+          <w:cantSplit w:val="true"/>
+        </w:trPr>
+        <w:tc>
+          <w:tcPr>
+            <w:tcW w:w="4400" w:type="dxa"/>
+            <w:tcBorders>
+              <w:top w:val="single" w:sz="4" w:space="0" w:color="E3E3E4"/>
+              <w:left w:val="single" w:sz="4" w:space="0" w:color="E3E3E4"/>
+              <w:bottom w:val="single" w:sz="4" w:space="0" w:color="E3E3E4"/>
+              <w:right w:val="single" w:sz="4" w:space="0" w:color="E3E3E4"/>
+            </w:tcBorders>
+            <w:shd w:color="auto" w:fill="F2F2F3" w:val="clear"/>
+          </w:tcPr>
+          <w:p>
+            <w:pPr>
+              <w:pStyle w:val="Normal"/>
+              <w:spacing w:before="0" w:after="20"/>
+              <w:rPr/>
+            </w:pPr>
+            <w:r>
+              <w:rPr>
+                <w:rFonts w:eastAsia="Times New Roman" w:cs="Times New Roman"/>
+                <w:b w:val="false"/>
+                <w:bCs w:val="false"/>
+                <w:color w:val="58595B"/>
+                <w:sz w:val="19"/>
+                <w:szCs w:val="19"/>
+              </w:rPr>
+              <w:t>npm run admin -- user-create / password / platform-admin</w:t>
+            </w:r>
+          </w:p>
+        </w:tc>
+        <w:tc>
+          <w:tcPr>
+            <w:tcW w:w="5345" w:type="dxa"/>
+            <w:tcBorders>
+              <w:top w:val="single" w:sz="4" w:space="0" w:color="E3E3E4"/>
+              <w:left w:val="single" w:sz="4" w:space="0" w:color="E3E3E4"/>
+              <w:bottom w:val="single" w:sz="4" w:space="0" w:color="E3E3E4"/>
+              <w:right w:val="single" w:sz="4" w:space="0" w:color="E3E3E4"/>
+            </w:tcBorders>
+            <w:shd w:color="auto" w:fill="F2F2F3" w:val="clear"/>
+          </w:tcPr>
+          <w:p>
+            <w:pPr>
+              <w:pStyle w:val="Normal"/>
+              <w:spacing w:before="0" w:after="20"/>
+              <w:rPr/>
+            </w:pPr>
+            <w:r>
+              <w:rPr>
+                <w:rFonts w:eastAsia="Times New Roman" w:cs="Times New Roman"/>
+                <w:b w:val="false"/>
+                <w:bCs w:val="false"/>
+                <w:color w:val="58595B"/>
+                <w:sz w:val="19"/>
+                <w:szCs w:val="19"/>
+              </w:rPr>
+              <w:t>Users, password reset, platform administrators</w:t>
+            </w:r>
+          </w:p>
+        </w:tc>
+      </w:tr>
+      <w:tr>
+        <w:trPr>
+          <w:cantSplit w:val="true"/>
+        </w:trPr>
+        <w:tc>
+          <w:tcPr>
+            <w:tcW w:w="4400" w:type="dxa"/>
+            <w:tcBorders>
+              <w:top w:val="single" w:sz="4" w:space="0" w:color="E3E3E4"/>
+              <w:left w:val="single" w:sz="4" w:space="0" w:color="E3E3E4"/>
+              <w:bottom w:val="single" w:sz="4" w:space="0" w:color="E3E3E4"/>
+              <w:right w:val="single" w:sz="4" w:space="0" w:color="E3E3E4"/>
+            </w:tcBorders>
+            <w:shd w:color="auto" w:fill="FFFFFF" w:val="clear"/>
+          </w:tcPr>
+          <w:p>
+            <w:pPr>
+              <w:pStyle w:val="Normal"/>
+              <w:spacing w:before="0" w:after="20"/>
+              <w:rPr/>
+            </w:pPr>
+            <w:r>
+              <w:rPr>
+                <w:rFonts w:eastAsia="Times New Roman" w:cs="Times New Roman"/>
+                <w:b w:val="false"/>
+                <w:bCs w:val="false"/>
+                <w:color w:val="58595B"/>
+                <w:sz w:val="19"/>
+                <w:szCs w:val="19"/>
+              </w:rPr>
+              <w:t>npm run backup</w:t>
+            </w:r>
+          </w:p>
+        </w:tc>
+        <w:tc>
+          <w:tcPr>
+            <w:tcW w:w="5345" w:type="dxa"/>
+            <w:tcBorders>
+              <w:top w:val="single" w:sz="4" w:space="0" w:color="E3E3E4"/>
+              <w:left w:val="single" w:sz="4" w:space="0" w:color="E3E3E4"/>
+              <w:bottom w:val="single" w:sz="4" w:space="0" w:color="E3E3E4"/>
+              <w:right w:val="single" w:sz="4" w:space="0" w:color="E3E3E4"/>
+            </w:tcBorders>
+            <w:shd w:color="auto" w:fill="FFFFFF" w:val="clear"/>
+          </w:tcPr>
+          <w:p>
+            <w:pPr>
+              <w:pStyle w:val="Normal"/>
+              <w:spacing w:before="0" w:after="20"/>
+              <w:rPr/>
+            </w:pPr>
+            <w:r>
+              <w:rPr>
+                <w:rFonts w:eastAsia="Times New Roman" w:cs="Times New Roman"/>
+                <w:b w:val="false"/>
+                <w:bCs w:val="false"/>
+                <w:color w:val="58595B"/>
+                <w:sz w:val="19"/>
+                <w:szCs w:val="19"/>
+              </w:rPr>
+              <w:t>Back up the database now</w:t>
+            </w:r>
+          </w:p>
+        </w:tc>
+      </w:tr>
+    </w:tbl>
+    <w:p>
+      <w:pPr>
+        <w:pStyle w:val="Normal"/>
+        <w:spacing w:before="0" w:after="120"/>
+        <w:rPr/>
+      </w:pPr>
+      <w:r>
+        <w:rPr/>
+      </w:r>
+    </w:p>
+    <w:tbl>
+      <w:tblPr>
+        <w:tblW w:w="9746" w:type="dxa"/>
+        <w:jc w:val="left"/>
+        <w:tblInd w:w="0" w:type="dxa"/>
+        <w:tblLayout w:type="fixed"/>
+        <w:tblCellMar>
+          <w:top w:w="120" w:type="dxa"/>
+          <w:left w:w="180" w:type="dxa"/>
+          <w:bottom w:w="120" w:type="dxa"/>
+          <w:right w:w="180" w:type="dxa"/>
+        </w:tblCellMar>
+      </w:tblPr>
+      <w:tblGrid>
+        <w:gridCol w:w="9746"/>
+      </w:tblGrid>
+      <w:tr>
+        <w:trPr/>
+        <w:tc>
+          <w:tcPr>
+            <w:tcW w:w="9746" w:type="dxa"/>
+            <w:tcBorders>
+              <w:top w:val="single" w:sz="4" w:space="0" w:color="E3E3E4"/>
+              <w:left w:val="single" w:sz="4" w:space="0" w:color="E3E3E4"/>
+              <w:bottom w:val="single" w:sz="4" w:space="0" w:color="E3E3E4"/>
+              <w:right w:val="single" w:sz="4" w:space="0" w:color="E3E3E4"/>
+            </w:tcBorders>
+            <w:shd w:color="auto" w:fill="FDEEDA" w:val="clear"/>
+          </w:tcPr>
+          <w:p>
+            <w:pPr>
+              <w:pStyle w:val="Normal"/>
+              <w:spacing w:before="0" w:after="60"/>
+              <w:rPr/>
+            </w:pPr>
+            <w:r>
+              <w:rPr>
+                <w:rFonts w:eastAsia="Times New Roman" w:cs="Times New Roman"/>
+                <w:b/>
+                <w:bCs/>
+                <w:color w:val="3A3A3C"/>
+                <w:sz w:val="22"/>
+                <w:szCs w:val="22"/>
+              </w:rPr>
+              <w:t>Safety at start-up</w:t>
+            </w:r>
+          </w:p>
+          <w:p>
+            <w:pPr>
+              <w:pStyle w:val="Normal"/>
+              <w:spacing w:lineRule="auto" w:line="276" w:before="0" w:after="40"/>
+              <w:jc w:val="left"/>
+              <w:rPr/>
+            </w:pPr>
+            <w:r>
+              <w:rPr>
+                <w:rFonts w:eastAsia="Times New Roman" w:cs="Times New Roman"/>
+                <w:color w:val="58595B"/>
+                <w:sz w:val="22"/>
+                <w:szCs w:val="22"/>
+              </w:rPr>
+              <w:t>With NODE_ENV=production the server refuses to start while a secret is missing or weak, the public address is not HTTPS, CORS is open, the database holds the demonstration data, or (OnPrem) the vendor public key is missing or the vendor private key is present. It lists each problem with its fix.</w:t>
+            </w:r>
+          </w:p>
+        </w:tc>
+      </w:tr>
+    </w:tbl>
     <w:sectPr>
-      <w:headerReference w:type="even" r:id="rId19"/>
-      <w:headerReference w:type="default" r:id="rId20"/>
-      <w:headerReference w:type="first" r:id="rId21"/>
-      <w:footerReference w:type="even" r:id="rId22"/>
-      <w:footerReference w:type="default" r:id="rId23"/>
-      <w:footerReference w:type="first" r:id="rId24"/>
+      <w:headerReference w:type="even" r:id="rId20"/>
+      <w:headerReference w:type="default" r:id="rId21"/>
+      <w:headerReference w:type="first" r:id="rId22"/>
+      <w:footerReference w:type="even" r:id="rId23"/>
+      <w:footerReference w:type="default" r:id="rId24"/>
+      <w:footerReference w:type="first" r:id="rId25"/>
       <w:type w:val="nextPage"/>
       <w:pgSz w:w="11906" w:h="16838"/>
       <w:pgMar w:left="1080" w:right="1080" w:gutter="0" w:header="500" w:top="1080" w:footer="500" w:bottom="1080"/>
@@ -5467,7 +6989,7 @@
     </w:r>
     <w:r>
       <w:rPr/>
-      <w:t>19</w:t>
+      <w:t>21</w:t>
     </w:r>
     <w:r>
       <w:rPr/>
@@ -5496,7 +7018,7 @@
     </w:r>
     <w:r>
       <w:rPr/>
-      <w:t>19</w:t>
+      <w:t>21</w:t>
     </w:r>
     <w:r>
       <w:rPr/>
@@ -7532,6 +9054,351 @@
   <w:abstractNum w:abstractNumId="18">
     <w:lvl w:ilvl="0">
       <w:start w:val="1"/>
+      <w:numFmt w:val="decimal"/>
+      <w:lvlText w:val="%1."/>
+      <w:lvlJc w:val="left"/>
+      <w:pPr>
+        <w:tabs>
+          <w:tab w:val="num" w:pos="0"/>
+        </w:tabs>
+        <w:ind w:left="400" w:hanging="300"/>
+      </w:pPr>
+      <w:rPr>
+        <w:b/>
+        <w:bCs/>
+        <w:color w:val="E07B00"/>
+      </w:rPr>
+    </w:lvl>
+    <w:lvl w:ilvl="1">
+      <w:start w:val="1"/>
+      <w:numFmt w:val="decimal"/>
+      <w:lvlText w:val="%2."/>
+      <w:lvlJc w:val="left"/>
+      <w:pPr>
+        <w:tabs>
+          <w:tab w:val="num" w:pos="1080"/>
+        </w:tabs>
+        <w:ind w:left="1080" w:hanging="360"/>
+      </w:pPr>
+    </w:lvl>
+    <w:lvl w:ilvl="2">
+      <w:start w:val="1"/>
+      <w:numFmt w:val="decimal"/>
+      <w:lvlText w:val="%3."/>
+      <w:lvlJc w:val="left"/>
+      <w:pPr>
+        <w:tabs>
+          <w:tab w:val="num" w:pos="1440"/>
+        </w:tabs>
+        <w:ind w:left="1440" w:hanging="360"/>
+      </w:pPr>
+    </w:lvl>
+    <w:lvl w:ilvl="3">
+      <w:start w:val="1"/>
+      <w:numFmt w:val="decimal"/>
+      <w:lvlText w:val="%4."/>
+      <w:lvlJc w:val="left"/>
+      <w:pPr>
+        <w:tabs>
+          <w:tab w:val="num" w:pos="1800"/>
+        </w:tabs>
+        <w:ind w:left="1800" w:hanging="360"/>
+      </w:pPr>
+    </w:lvl>
+    <w:lvl w:ilvl="4">
+      <w:start w:val="1"/>
+      <w:numFmt w:val="decimal"/>
+      <w:lvlText w:val="%5."/>
+      <w:lvlJc w:val="left"/>
+      <w:pPr>
+        <w:tabs>
+          <w:tab w:val="num" w:pos="2160"/>
+        </w:tabs>
+        <w:ind w:left="2160" w:hanging="360"/>
+      </w:pPr>
+    </w:lvl>
+    <w:lvl w:ilvl="5">
+      <w:start w:val="1"/>
+      <w:numFmt w:val="decimal"/>
+      <w:lvlText w:val="%6."/>
+      <w:lvlJc w:val="left"/>
+      <w:pPr>
+        <w:tabs>
+          <w:tab w:val="num" w:pos="2520"/>
+        </w:tabs>
+        <w:ind w:left="2520" w:hanging="360"/>
+      </w:pPr>
+    </w:lvl>
+    <w:lvl w:ilvl="6">
+      <w:start w:val="1"/>
+      <w:numFmt w:val="decimal"/>
+      <w:lvlText w:val="%7."/>
+      <w:lvlJc w:val="left"/>
+      <w:pPr>
+        <w:tabs>
+          <w:tab w:val="num" w:pos="2880"/>
+        </w:tabs>
+        <w:ind w:left="2880" w:hanging="360"/>
+      </w:pPr>
+    </w:lvl>
+    <w:lvl w:ilvl="7">
+      <w:start w:val="1"/>
+      <w:numFmt w:val="decimal"/>
+      <w:lvlText w:val="%8."/>
+      <w:lvlJc w:val="left"/>
+      <w:pPr>
+        <w:tabs>
+          <w:tab w:val="num" w:pos="3240"/>
+        </w:tabs>
+        <w:ind w:left="3240" w:hanging="360"/>
+      </w:pPr>
+    </w:lvl>
+    <w:lvl w:ilvl="8">
+      <w:start w:val="1"/>
+      <w:numFmt w:val="decimal"/>
+      <w:lvlText w:val="%9."/>
+      <w:lvlJc w:val="left"/>
+      <w:pPr>
+        <w:tabs>
+          <w:tab w:val="num" w:pos="3600"/>
+        </w:tabs>
+        <w:ind w:left="3600" w:hanging="360"/>
+      </w:pPr>
+    </w:lvl>
+  </w:abstractNum>
+  <w:abstractNum w:abstractNumId="19">
+    <w:lvl w:ilvl="0">
+      <w:start w:val="1"/>
+      <w:numFmt w:val="decimal"/>
+      <w:lvlText w:val="%1."/>
+      <w:lvlJc w:val="left"/>
+      <w:pPr>
+        <w:tabs>
+          <w:tab w:val="num" w:pos="0"/>
+        </w:tabs>
+        <w:ind w:left="400" w:hanging="300"/>
+      </w:pPr>
+      <w:rPr>
+        <w:b/>
+        <w:bCs/>
+        <w:color w:val="E07B00"/>
+      </w:rPr>
+    </w:lvl>
+    <w:lvl w:ilvl="1">
+      <w:start w:val="1"/>
+      <w:numFmt w:val="decimal"/>
+      <w:lvlText w:val="%2."/>
+      <w:lvlJc w:val="left"/>
+      <w:pPr>
+        <w:tabs>
+          <w:tab w:val="num" w:pos="1080"/>
+        </w:tabs>
+        <w:ind w:left="1080" w:hanging="360"/>
+      </w:pPr>
+    </w:lvl>
+    <w:lvl w:ilvl="2">
+      <w:start w:val="1"/>
+      <w:numFmt w:val="decimal"/>
+      <w:lvlText w:val="%3."/>
+      <w:lvlJc w:val="left"/>
+      <w:pPr>
+        <w:tabs>
+          <w:tab w:val="num" w:pos="1440"/>
+        </w:tabs>
+        <w:ind w:left="1440" w:hanging="360"/>
+      </w:pPr>
+    </w:lvl>
+    <w:lvl w:ilvl="3">
+      <w:start w:val="1"/>
+      <w:numFmt w:val="decimal"/>
+      <w:lvlText w:val="%4."/>
+      <w:lvlJc w:val="left"/>
+      <w:pPr>
+        <w:tabs>
+          <w:tab w:val="num" w:pos="1800"/>
+        </w:tabs>
+        <w:ind w:left="1800" w:hanging="360"/>
+      </w:pPr>
+    </w:lvl>
+    <w:lvl w:ilvl="4">
+      <w:start w:val="1"/>
+      <w:numFmt w:val="decimal"/>
+      <w:lvlText w:val="%5."/>
+      <w:lvlJc w:val="left"/>
+      <w:pPr>
+        <w:tabs>
+          <w:tab w:val="num" w:pos="2160"/>
+        </w:tabs>
+        <w:ind w:left="2160" w:hanging="360"/>
+      </w:pPr>
+    </w:lvl>
+    <w:lvl w:ilvl="5">
+      <w:start w:val="1"/>
+      <w:numFmt w:val="decimal"/>
+      <w:lvlText w:val="%6."/>
+      <w:lvlJc w:val="left"/>
+      <w:pPr>
+        <w:tabs>
+          <w:tab w:val="num" w:pos="2520"/>
+        </w:tabs>
+        <w:ind w:left="2520" w:hanging="360"/>
+      </w:pPr>
+    </w:lvl>
+    <w:lvl w:ilvl="6">
+      <w:start w:val="1"/>
+      <w:numFmt w:val="decimal"/>
+      <w:lvlText w:val="%7."/>
+      <w:lvlJc w:val="left"/>
+      <w:pPr>
+        <w:tabs>
+          <w:tab w:val="num" w:pos="2880"/>
+        </w:tabs>
+        <w:ind w:left="2880" w:hanging="360"/>
+      </w:pPr>
+    </w:lvl>
+    <w:lvl w:ilvl="7">
+      <w:start w:val="1"/>
+      <w:numFmt w:val="decimal"/>
+      <w:lvlText w:val="%8."/>
+      <w:lvlJc w:val="left"/>
+      <w:pPr>
+        <w:tabs>
+          <w:tab w:val="num" w:pos="3240"/>
+        </w:tabs>
+        <w:ind w:left="3240" w:hanging="360"/>
+      </w:pPr>
+    </w:lvl>
+    <w:lvl w:ilvl="8">
+      <w:start w:val="1"/>
+      <w:numFmt w:val="decimal"/>
+      <w:lvlText w:val="%9."/>
+      <w:lvlJc w:val="left"/>
+      <w:pPr>
+        <w:tabs>
+          <w:tab w:val="num" w:pos="3600"/>
+        </w:tabs>
+        <w:ind w:left="3600" w:hanging="360"/>
+      </w:pPr>
+    </w:lvl>
+  </w:abstractNum>
+  <w:abstractNum w:abstractNumId="20">
+    <w:lvl w:ilvl="0">
+      <w:start w:val="1"/>
+      <w:numFmt w:val="decimal"/>
+      <w:lvlText w:val="%1."/>
+      <w:lvlJc w:val="left"/>
+      <w:pPr>
+        <w:tabs>
+          <w:tab w:val="num" w:pos="0"/>
+        </w:tabs>
+        <w:ind w:left="400" w:hanging="300"/>
+      </w:pPr>
+      <w:rPr>
+        <w:b/>
+        <w:bCs/>
+        <w:color w:val="E07B00"/>
+      </w:rPr>
+    </w:lvl>
+    <w:lvl w:ilvl="1">
+      <w:start w:val="1"/>
+      <w:numFmt w:val="decimal"/>
+      <w:lvlText w:val="%2."/>
+      <w:lvlJc w:val="left"/>
+      <w:pPr>
+        <w:tabs>
+          <w:tab w:val="num" w:pos="1080"/>
+        </w:tabs>
+        <w:ind w:left="1080" w:hanging="360"/>
+      </w:pPr>
+    </w:lvl>
+    <w:lvl w:ilvl="2">
+      <w:start w:val="1"/>
+      <w:numFmt w:val="decimal"/>
+      <w:lvlText w:val="%3."/>
+      <w:lvlJc w:val="left"/>
+      <w:pPr>
+        <w:tabs>
+          <w:tab w:val="num" w:pos="1440"/>
+        </w:tabs>
+        <w:ind w:left="1440" w:hanging="360"/>
+      </w:pPr>
+    </w:lvl>
+    <w:lvl w:ilvl="3">
+      <w:start w:val="1"/>
+      <w:numFmt w:val="decimal"/>
+      <w:lvlText w:val="%4."/>
+      <w:lvlJc w:val="left"/>
+      <w:pPr>
+        <w:tabs>
+          <w:tab w:val="num" w:pos="1800"/>
+        </w:tabs>
+        <w:ind w:left="1800" w:hanging="360"/>
+      </w:pPr>
+    </w:lvl>
+    <w:lvl w:ilvl="4">
+      <w:start w:val="1"/>
+      <w:numFmt w:val="decimal"/>
+      <w:lvlText w:val="%5."/>
+      <w:lvlJc w:val="left"/>
+      <w:pPr>
+        <w:tabs>
+          <w:tab w:val="num" w:pos="2160"/>
+        </w:tabs>
+        <w:ind w:left="2160" w:hanging="360"/>
+      </w:pPr>
+    </w:lvl>
+    <w:lvl w:ilvl="5">
+      <w:start w:val="1"/>
+      <w:numFmt w:val="decimal"/>
+      <w:lvlText w:val="%6."/>
+      <w:lvlJc w:val="left"/>
+      <w:pPr>
+        <w:tabs>
+          <w:tab w:val="num" w:pos="2520"/>
+        </w:tabs>
+        <w:ind w:left="2520" w:hanging="360"/>
+      </w:pPr>
+    </w:lvl>
+    <w:lvl w:ilvl="6">
+      <w:start w:val="1"/>
+      <w:numFmt w:val="decimal"/>
+      <w:lvlText w:val="%7."/>
+      <w:lvlJc w:val="left"/>
+      <w:pPr>
+        <w:tabs>
+          <w:tab w:val="num" w:pos="2880"/>
+        </w:tabs>
+        <w:ind w:left="2880" w:hanging="360"/>
+      </w:pPr>
+    </w:lvl>
+    <w:lvl w:ilvl="7">
+      <w:start w:val="1"/>
+      <w:numFmt w:val="decimal"/>
+      <w:lvlText w:val="%8."/>
+      <w:lvlJc w:val="left"/>
+      <w:pPr>
+        <w:tabs>
+          <w:tab w:val="num" w:pos="3240"/>
+        </w:tabs>
+        <w:ind w:left="3240" w:hanging="360"/>
+      </w:pPr>
+    </w:lvl>
+    <w:lvl w:ilvl="8">
+      <w:start w:val="1"/>
+      <w:numFmt w:val="decimal"/>
+      <w:lvlText w:val="%9."/>
+      <w:lvlJc w:val="left"/>
+      <w:pPr>
+        <w:tabs>
+          <w:tab w:val="num" w:pos="3600"/>
+        </w:tabs>
+        <w:ind w:left="3600" w:hanging="360"/>
+      </w:pPr>
+    </w:lvl>
+  </w:abstractNum>
+  <w:abstractNum w:abstractNumId="21">
+    <w:lvl w:ilvl="0">
+      <w:start w:val="1"/>
       <w:numFmt w:val="none"/>
       <w:suff w:val="nothing"/>
       <w:lvlText w:val=""/>
@@ -7703,103 +9570,130 @@
     <w:abstractNumId w:val="18"/>
   </w:num>
   <w:num w:numId="19">
+    <w:abstractNumId w:val="19"/>
+  </w:num>
+  <w:num w:numId="20">
+    <w:abstractNumId w:val="20"/>
+  </w:num>
+  <w:num w:numId="21">
+    <w:abstractNumId w:val="21"/>
+  </w:num>
+  <w:num w:numId="22">
     <w:abstractNumId w:val="1"/>
     <w:lvlOverride w:ilvl="0">
       <w:startOverride w:val="1"/>
     </w:lvlOverride>
   </w:num>
-  <w:num w:numId="20">
+  <w:num w:numId="23">
     <w:abstractNumId w:val="2"/>
     <w:lvlOverride w:ilvl="0">
       <w:startOverride w:val="1"/>
     </w:lvlOverride>
   </w:num>
-  <w:num w:numId="21">
+  <w:num w:numId="24">
     <w:abstractNumId w:val="3"/>
     <w:lvlOverride w:ilvl="0">
       <w:startOverride w:val="1"/>
     </w:lvlOverride>
   </w:num>
-  <w:num w:numId="22">
+  <w:num w:numId="25">
     <w:abstractNumId w:val="4"/>
     <w:lvlOverride w:ilvl="0">
       <w:startOverride w:val="1"/>
     </w:lvlOverride>
   </w:num>
-  <w:num w:numId="23">
+  <w:num w:numId="26">
     <w:abstractNumId w:val="5"/>
     <w:lvlOverride w:ilvl="0">
       <w:startOverride w:val="1"/>
     </w:lvlOverride>
   </w:num>
-  <w:num w:numId="24">
+  <w:num w:numId="27">
     <w:abstractNumId w:val="6"/>
     <w:lvlOverride w:ilvl="0">
       <w:startOverride w:val="1"/>
     </w:lvlOverride>
   </w:num>
-  <w:num w:numId="25">
+  <w:num w:numId="28">
     <w:abstractNumId w:val="7"/>
     <w:lvlOverride w:ilvl="0">
       <w:startOverride w:val="1"/>
     </w:lvlOverride>
   </w:num>
-  <w:num w:numId="26">
+  <w:num w:numId="29">
     <w:abstractNumId w:val="8"/>
     <w:lvlOverride w:ilvl="0">
       <w:startOverride w:val="1"/>
     </w:lvlOverride>
   </w:num>
-  <w:num w:numId="27">
+  <w:num w:numId="30">
     <w:abstractNumId w:val="9"/>
     <w:lvlOverride w:ilvl="0">
       <w:startOverride w:val="1"/>
     </w:lvlOverride>
   </w:num>
-  <w:num w:numId="28">
+  <w:num w:numId="31">
     <w:abstractNumId w:val="10"/>
     <w:lvlOverride w:ilvl="0">
       <w:startOverride w:val="1"/>
     </w:lvlOverride>
   </w:num>
-  <w:num w:numId="29">
+  <w:num w:numId="32">
     <w:abstractNumId w:val="11"/>
     <w:lvlOverride w:ilvl="0">
       <w:startOverride w:val="1"/>
     </w:lvlOverride>
   </w:num>
-  <w:num w:numId="30">
+  <w:num w:numId="33">
     <w:abstractNumId w:val="12"/>
     <w:lvlOverride w:ilvl="0">
       <w:startOverride w:val="1"/>
     </w:lvlOverride>
   </w:num>
-  <w:num w:numId="31">
+  <w:num w:numId="34">
     <w:abstractNumId w:val="13"/>
     <w:lvlOverride w:ilvl="0">
       <w:startOverride w:val="1"/>
     </w:lvlOverride>
   </w:num>
-  <w:num w:numId="32">
+  <w:num w:numId="35">
     <w:abstractNumId w:val="14"/>
     <w:lvlOverride w:ilvl="0">
       <w:startOverride w:val="1"/>
     </w:lvlOverride>
   </w:num>
-  <w:num w:numId="33">
+  <w:num w:numId="36">
     <w:abstractNumId w:val="15"/>
     <w:lvlOverride w:ilvl="0">
       <w:startOverride w:val="1"/>
     </w:lvlOverride>
   </w:num>
-  <w:num w:numId="34">
+  <w:num w:numId="37">
     <w:abstractNumId w:val="16"/>
     <w:lvlOverride w:ilvl="0">
       <w:startOverride w:val="1"/>
     </w:lvlOverride>
   </w:num>
-  <w:num w:numId="35">
+  <w:num w:numId="38">
     <w:abstractNumId w:val="17"/>
+    <w:lvlOverride w:ilvl="0">
+      <w:startOverride w:val="1"/>
+    </w:lvlOverride>
+  </w:num>
+  <w:num w:numId="39">
+    <w:abstractNumId w:val="18"/>
+    <w:lvlOverride w:ilvl="0">
+      <w:startOverride w:val="1"/>
+    </w:lvlOverride>
+  </w:num>
+  <w:num w:numId="40">
+    <w:abstractNumId w:val="19"/>
+    <w:lvlOverride w:ilvl="0">
+      <w:startOverride w:val="1"/>
+    </w:lvlOverride>
+  </w:num>
+  <w:num w:numId="41">
+    <w:abstractNumId w:val="20"/>
     <w:lvlOverride w:ilvl="0">
       <w:startOverride w:val="1"/>
     </w:lvlOverride>

--- a/cortexskills/deliverables/CortexSkills_Admin_Guide_EN.docx
+++ b/cortexskills/deliverables/CortexSkills_Admin_Guide_EN.docx
@@ -5,7 +5,7 @@
     <w:p>
       <w:pPr>
         <w:pStyle w:val="Normal"/>
-        <w:spacing w:before="0" w:after="1400"/>
+        <w:spacing w:before="0" w:after="600"/>
         <w:rPr/>
       </w:pPr>
       <w:r>
@@ -20,177 +20,175 @@
         <w:rPr/>
       </w:pPr>
       <w:r>
-        <w:rPr>
-          <w:rFonts w:eastAsia="Times New Roman" w:cs="Times New Roman"/>
+        <w:rPr/>
+        <w:drawing>
+          <wp:inline distT="0" distB="0" distL="0" distR="0">
+            <wp:extent cx="2381250" cy="1695450"/>
+            <wp:effectExtent l="0" t="0" r="0" b="0"/>
+            <wp:docPr id="1" name="aivalue-logo-900.png" descr="AI Value&#10;AI Value logo"/>
+            <wp:cNvGraphicFramePr>
+              <a:graphicFrameLocks xmlns:a="http://schemas.openxmlformats.org/drawingml/2006/main" noChangeAspect="1"/>
+            </wp:cNvGraphicFramePr>
+            <a:graphic xmlns:a="http://schemas.openxmlformats.org/drawingml/2006/main">
+              <a:graphicData uri="http://schemas.openxmlformats.org/drawingml/2006/picture">
+                <pic:pic xmlns:pic="http://schemas.openxmlformats.org/drawingml/2006/picture">
+                  <pic:nvPicPr>
+                    <pic:cNvPr id="1" name="aivalue-logo-900.png" descr="AI Value&#10;AI Value logo"/>
+                    <pic:cNvPicPr>
+                      <a:picLocks noChangeAspect="1" noChangeArrowheads="1"/>
+                    </pic:cNvPicPr>
+                  </pic:nvPicPr>
+                  <pic:blipFill>
+                    <a:blip r:embed="rId2"/>
+                    <a:stretch>
+                      <a:fillRect/>
+                    </a:stretch>
+                  </pic:blipFill>
+                  <pic:spPr bwMode="auto">
+                    <a:xfrm>
+                      <a:off x="0" y="0"/>
+                      <a:ext cx="2381250" cy="1695450"/>
+                    </a:xfrm>
+                    <a:prstGeom prst="rect">
+                      <a:avLst/>
+                    </a:prstGeom>
+                  </pic:spPr>
+                </pic:pic>
+              </a:graphicData>
+            </a:graphic>
+          </wp:inline>
+        </w:drawing>
+      </w:r>
+    </w:p>
+    <w:p>
+      <w:pPr>
+        <w:pStyle w:val="Normal"/>
+        <w:spacing w:before="0" w:after="900"/>
+        <w:rPr/>
+      </w:pPr>
+      <w:r>
+        <w:rPr/>
+      </w:r>
+    </w:p>
+    <w:p>
+      <w:pPr>
+        <w:pStyle w:val="Normal"/>
+        <w:spacing w:before="0" w:after="140"/>
+        <w:jc w:val="center"/>
+        <w:rPr/>
+      </w:pPr>
+      <w:r>
+        <w:rPr>
+          <w:rFonts w:eastAsia="Open Sans" w:cs="Open Sans"/>
           <w:b/>
           <w:bCs/>
-          <w:color w:val="3A3A3C"/>
-          <w:spacing w:val="40"/>
+          <w:color w:val="1876C6"/>
+          <w:spacing w:val="60"/>
+          <w:sz w:val="28"/>
+          <w:szCs w:val="28"/>
+        </w:rPr>
+        <w:t>ADMINISTRATION GUIDE</w:t>
+      </w:r>
+    </w:p>
+    <w:p>
+      <w:pPr>
+        <w:pStyle w:val="Normal"/>
+        <w:spacing w:before="0" w:after="200"/>
+        <w:jc w:val="center"/>
+        <w:rPr/>
+      </w:pPr>
+      <w:r>
+        <w:rPr>
+          <w:rFonts w:eastAsia="Montserrat" w:cs="Montserrat" w:ascii="Montserrat" w:hAnsi="Montserrat"/>
+          <w:b/>
+          <w:bCs/>
+          <w:color w:val="123A5F"/>
           <w:sz w:val="56"/>
           <w:szCs w:val="56"/>
         </w:rPr>
-        <w:t>POWER</w:t>
-      </w:r>
-      <w:r>
-        <w:rPr>
-          <w:rFonts w:eastAsia="Times New Roman" w:cs="Times New Roman"/>
+        <w:t>CortexSkills</w:t>
+      </w:r>
+    </w:p>
+    <w:p>
+      <w:pPr>
+        <w:pStyle w:val="Normal"/>
+        <w:spacing w:before="0" w:after="1400"/>
+        <w:jc w:val="center"/>
+        <w:rPr/>
+      </w:pPr>
+      <w:r>
+        <w:rPr>
+          <w:rFonts w:eastAsia="Open Sans" w:cs="Open Sans"/>
+          <w:color w:val="2C3E50"/>
+          <w:sz w:val="26"/>
+          <w:szCs w:val="26"/>
+        </w:rPr>
+        <w:t>Configure, govern and operate the platform</w:t>
+      </w:r>
+    </w:p>
+    <w:p>
+      <w:pPr>
+        <w:pStyle w:val="Normal"/>
+        <w:spacing w:before="0" w:after="60"/>
+        <w:jc w:val="center"/>
+        <w:rPr/>
+      </w:pPr>
+      <w:r>
+        <w:rPr>
+          <w:rFonts w:eastAsia="Open Sans" w:cs="Open Sans"/>
+          <w:color w:val="5A6B7B"/>
+          <w:sz w:val="20"/>
+          <w:szCs w:val="20"/>
+        </w:rPr>
+        <w:t>Version 1.10.0 · 2026-10-12</w:t>
+      </w:r>
+    </w:p>
+    <w:p>
+      <w:pPr>
+        <w:pStyle w:val="Normal"/>
+        <w:spacing w:before="0" w:after="60"/>
+        <w:jc w:val="center"/>
+        <w:rPr/>
+      </w:pPr>
+      <w:r>
+        <w:rPr>
+          <w:rFonts w:eastAsia="Open Sans" w:cs="Open Sans"/>
+          <w:color w:val="5A6B7B"/>
+          <w:sz w:val="20"/>
+          <w:szCs w:val="20"/>
+        </w:rPr>
+        <w:t>Prepared by AI Value</w:t>
+      </w:r>
+    </w:p>
+    <w:p>
+      <w:pPr>
+        <w:pStyle w:val="Normal"/>
+        <w:rPr/>
+      </w:pPr>
+      <w:r>
+        <w:rPr/>
+      </w:r>
+      <w:r>
+        <w:br w:type="page"/>
+      </w:r>
+    </w:p>
+    <w:p>
+      <w:pPr>
+        <w:pStyle w:val="Normal"/>
+        <w:pBdr>
+          <w:bottom w:val="single" w:sz="6" w:space="6" w:color="E1E8F0"/>
+        </w:pBdr>
+        <w:spacing w:before="0" w:after="240"/>
+        <w:rPr/>
+      </w:pPr>
+      <w:r>
+        <w:rPr>
+          <w:rFonts w:eastAsia="Montserrat" w:cs="Montserrat" w:ascii="Montserrat" w:hAnsi="Montserrat"/>
           <w:b/>
           <w:bCs/>
-          <w:color w:val="F8931D"/>
-          <w:spacing w:val="40"/>
-          <w:sz w:val="56"/>
-          <w:szCs w:val="56"/>
-        </w:rPr>
-        <w:t>ACT</w:t>
-      </w:r>
-    </w:p>
-    <w:p>
-      <w:pPr>
-        <w:pStyle w:val="Normal"/>
-        <w:spacing w:before="0" w:after="0"/>
-        <w:jc w:val="center"/>
-        <w:rPr/>
-      </w:pPr>
-      <w:r>
-        <w:rPr>
-          <w:rFonts w:eastAsia="Times New Roman" w:cs="Times New Roman"/>
-          <w:color w:val="808184"/>
-          <w:spacing w:val="120"/>
-          <w:sz w:val="20"/>
-          <w:szCs w:val="20"/>
-        </w:rPr>
-        <w:t>CONSULTING</w:t>
-      </w:r>
-    </w:p>
-    <w:p>
-      <w:pPr>
-        <w:pStyle w:val="Normal"/>
-        <w:spacing w:before="0" w:after="1200"/>
-        <w:rPr/>
-      </w:pPr>
-      <w:r>
-        <w:rPr/>
-      </w:r>
-    </w:p>
-    <w:p>
-      <w:pPr>
-        <w:pStyle w:val="Normal"/>
-        <w:spacing w:before="0" w:after="120"/>
-        <w:jc w:val="center"/>
-        <w:rPr/>
-      </w:pPr>
-      <w:r>
-        <w:rPr>
-          <w:rFonts w:eastAsia="Times New Roman" w:cs="Times New Roman"/>
-          <w:b/>
-          <w:bCs/>
-          <w:color w:val="E07B00"/>
-          <w:spacing w:val="60"/>
-          <w:sz w:val="22"/>
-          <w:szCs w:val="22"/>
-        </w:rPr>
-        <w:t>ADMINISTRATION GUIDE</w:t>
-      </w:r>
-    </w:p>
-    <w:p>
-      <w:pPr>
-        <w:pStyle w:val="Normal"/>
-        <w:spacing w:before="0" w:after="160"/>
-        <w:jc w:val="center"/>
-        <w:rPr/>
-      </w:pPr>
-      <w:r>
-        <w:rPr>
-          <w:rFonts w:eastAsia="Times New Roman" w:cs="Times New Roman"/>
-          <w:b/>
-          <w:bCs/>
-          <w:color w:val="3A3A3C"/>
-          <w:sz w:val="52"/>
-          <w:szCs w:val="52"/>
-        </w:rPr>
-        <w:t>CortexSkills</w:t>
-      </w:r>
-    </w:p>
-    <w:p>
-      <w:pPr>
-        <w:pStyle w:val="Normal"/>
-        <w:spacing w:before="0" w:after="1600"/>
-        <w:jc w:val="center"/>
-        <w:rPr/>
-      </w:pPr>
-      <w:r>
-        <w:rPr>
-          <w:rFonts w:eastAsia="Times New Roman" w:cs="Times New Roman"/>
-          <w:color w:val="58595B"/>
-          <w:sz w:val="26"/>
-          <w:szCs w:val="26"/>
-        </w:rPr>
-        <w:t>Configure, govern and operate the platform</w:t>
-      </w:r>
-    </w:p>
-    <w:p>
-      <w:pPr>
-        <w:pStyle w:val="Normal"/>
-        <w:spacing w:before="0" w:after="60"/>
-        <w:jc w:val="center"/>
-        <w:rPr/>
-      </w:pPr>
-      <w:r>
-        <w:rPr>
-          <w:rFonts w:eastAsia="Times New Roman" w:cs="Times New Roman"/>
-          <w:color w:val="808184"/>
-          <w:sz w:val="20"/>
-          <w:szCs w:val="20"/>
-        </w:rPr>
-        <w:t>Version 1.10.0 · 2026-10-08</w:t>
-      </w:r>
-    </w:p>
-    <w:p>
-      <w:pPr>
-        <w:pStyle w:val="Normal"/>
-        <w:spacing w:before="0" w:after="60"/>
-        <w:jc w:val="center"/>
-        <w:rPr/>
-      </w:pPr>
-      <w:r>
-        <w:rPr>
-          <w:rFonts w:eastAsia="Times New Roman" w:cs="Times New Roman"/>
-          <w:color w:val="808184"/>
-          <w:sz w:val="20"/>
-          <w:szCs w:val="20"/>
-        </w:rPr>
-        <w:t>Prepared by POWERACT Consulting</w:t>
-      </w:r>
-    </w:p>
-    <w:p>
-      <w:pPr>
-        <w:pStyle w:val="Normal"/>
-        <w:rPr/>
-      </w:pPr>
-      <w:r>
-        <w:rPr/>
-      </w:r>
-      <w:r>
-        <w:br w:type="page"/>
-      </w:r>
-    </w:p>
-    <w:p>
-      <w:pPr>
-        <w:pStyle w:val="Normal"/>
-        <w:pBdr>
-          <w:bottom w:val="single" w:sz="8" w:space="4" w:color="F8931D"/>
-        </w:pBdr>
-        <w:spacing w:before="0" w:after="200"/>
-        <w:rPr/>
-      </w:pPr>
-      <w:r>
-        <w:rPr>
-          <w:rFonts w:eastAsia="Times New Roman" w:cs="Times New Roman"/>
-          <w:b/>
-          <w:bCs/>
-          <w:color w:val="E07B00"/>
-          <w:sz w:val="34"/>
-          <w:szCs w:val="34"/>
+          <w:color w:val="123A5F"/>
+          <w:sz w:val="40"/>
+          <w:szCs w:val="40"/>
         </w:rPr>
         <w:t>Table of Contents</w:t>
       </w:r>
@@ -207,8 +205,8 @@
           <w:pPr>
             <w:pStyle w:val="TOC1"/>
             <w:tabs>
-              <w:tab w:val="clear" w:pos="9746"/>
-              <w:tab w:val="right" w:pos="9745" w:leader="dot"/>
+              <w:tab w:val="clear" w:pos="720"/>
+              <w:tab w:val="right" w:pos="9637" w:leader="dot"/>
             </w:tabs>
             <w:rPr/>
           </w:pPr>
@@ -227,7 +225,7 @@
             </w:rPr>
             <w:fldChar w:fldCharType="separate"/>
           </w:r>
-          <w:hyperlink w:anchor="__RefHeading___Toc491_2313161461">
+          <w:hyperlink w:anchor="__RefHeading___Toc499_3373283034">
             <w:r>
               <w:rPr>
                 <w:rStyle w:val="IndexLink"/>
@@ -242,12 +240,12 @@
           <w:pPr>
             <w:pStyle w:val="TOC1"/>
             <w:tabs>
-              <w:tab w:val="clear" w:pos="9746"/>
-              <w:tab w:val="right" w:pos="9745" w:leader="dot"/>
+              <w:tab w:val="clear" w:pos="720"/>
+              <w:tab w:val="right" w:pos="9637" w:leader="dot"/>
             </w:tabs>
             <w:rPr/>
           </w:pPr>
-          <w:hyperlink w:anchor="__RefHeading___Toc493_2313161461">
+          <w:hyperlink w:anchor="__RefHeading___Toc501_3373283034">
             <w:r>
               <w:rPr>
                 <w:rStyle w:val="IndexLink"/>
@@ -262,19 +260,19 @@
           <w:pPr>
             <w:pStyle w:val="TOC1"/>
             <w:tabs>
-              <w:tab w:val="clear" w:pos="9746"/>
-              <w:tab w:val="right" w:pos="9745" w:leader="dot"/>
+              <w:tab w:val="clear" w:pos="720"/>
+              <w:tab w:val="right" w:pos="9637" w:leader="dot"/>
             </w:tabs>
             <w:rPr/>
           </w:pPr>
-          <w:hyperlink w:anchor="__RefHeading___Toc495_2313161461">
+          <w:hyperlink w:anchor="__RefHeading___Toc503_3373283034">
             <w:r>
               <w:rPr>
                 <w:rStyle w:val="IndexLink"/>
               </w:rPr>
               <w:t>3. Configuration</w:t>
               <w:tab/>
-              <w:t>7</w:t>
+              <w:t>8</w:t>
             </w:r>
           </w:hyperlink>
         </w:p>
@@ -282,19 +280,19 @@
           <w:pPr>
             <w:pStyle w:val="TOC1"/>
             <w:tabs>
-              <w:tab w:val="clear" w:pos="9746"/>
-              <w:tab w:val="right" w:pos="9745" w:leader="dot"/>
+              <w:tab w:val="clear" w:pos="720"/>
+              <w:tab w:val="right" w:pos="9637" w:leader="dot"/>
             </w:tabs>
             <w:rPr/>
           </w:pPr>
-          <w:hyperlink w:anchor="__RefHeading___Toc497_2313161461">
+          <w:hyperlink w:anchor="__RefHeading___Toc505_3373283034">
             <w:r>
               <w:rPr>
                 <w:rStyle w:val="IndexLink"/>
               </w:rPr>
               <w:t>4. Process design</w:t>
               <w:tab/>
-              <w:t>9</w:t>
+              <w:t>10</w:t>
             </w:r>
           </w:hyperlink>
         </w:p>
@@ -302,19 +300,19 @@
           <w:pPr>
             <w:pStyle w:val="TOC1"/>
             <w:tabs>
-              <w:tab w:val="clear" w:pos="9746"/>
-              <w:tab w:val="right" w:pos="9745" w:leader="dot"/>
+              <w:tab w:val="clear" w:pos="720"/>
+              <w:tab w:val="right" w:pos="9637" w:leader="dot"/>
             </w:tabs>
             <w:rPr/>
           </w:pPr>
-          <w:hyperlink w:anchor="__RefHeading___Toc499_2313161461">
+          <w:hyperlink w:anchor="__RefHeading___Toc507_3373283034">
             <w:r>
               <w:rPr>
                 <w:rStyle w:val="IndexLink"/>
               </w:rPr>
               <w:t>5. Organization (OBS) and RACSI</w:t>
               <w:tab/>
-              <w:t>11</w:t>
+              <w:t>12</w:t>
             </w:r>
           </w:hyperlink>
         </w:p>
@@ -322,37 +320,17 @@
           <w:pPr>
             <w:pStyle w:val="TOC1"/>
             <w:tabs>
-              <w:tab w:val="clear" w:pos="9746"/>
-              <w:tab w:val="right" w:pos="9745" w:leader="dot"/>
+              <w:tab w:val="clear" w:pos="720"/>
+              <w:tab w:val="right" w:pos="9637" w:leader="dot"/>
             </w:tabs>
             <w:rPr/>
           </w:pPr>
-          <w:hyperlink w:anchor="__RefHeading___Toc501_2313161461">
+          <w:hyperlink w:anchor="__RefHeading___Toc509_3373283034">
             <w:r>
               <w:rPr>
                 <w:rStyle w:val="IndexLink"/>
               </w:rPr>
               <w:t>6. Project templates and blueprints</w:t>
-              <w:tab/>
-              <w:t>13</w:t>
-            </w:r>
-          </w:hyperlink>
-        </w:p>
-        <w:p>
-          <w:pPr>
-            <w:pStyle w:val="TOC1"/>
-            <w:tabs>
-              <w:tab w:val="clear" w:pos="9746"/>
-              <w:tab w:val="right" w:pos="9745" w:leader="dot"/>
-            </w:tabs>
-            <w:rPr/>
-          </w:pPr>
-          <w:hyperlink w:anchor="__RefHeading___Toc503_2313161461">
-            <w:r>
-              <w:rPr>
-                <w:rStyle w:val="IndexLink"/>
-              </w:rPr>
-              <w:t>7. Artificial intelligence</w:t>
               <w:tab/>
               <w:t>14</w:t>
             </w:r>
@@ -362,19 +340,19 @@
           <w:pPr>
             <w:pStyle w:val="TOC1"/>
             <w:tabs>
-              <w:tab w:val="clear" w:pos="9746"/>
-              <w:tab w:val="right" w:pos="9745" w:leader="dot"/>
+              <w:tab w:val="clear" w:pos="720"/>
+              <w:tab w:val="right" w:pos="9637" w:leader="dot"/>
             </w:tabs>
             <w:rPr/>
           </w:pPr>
-          <w:hyperlink w:anchor="__RefHeading___Toc505_2313161461">
+          <w:hyperlink w:anchor="__RefHeading___Toc511_3373283034">
             <w:r>
               <w:rPr>
                 <w:rStyle w:val="IndexLink"/>
               </w:rPr>
-              <w:t>8. Documented information</w:t>
+              <w:t>7. Artificial intelligence</w:t>
               <w:tab/>
-              <w:t>16</w:t>
+              <w:t>15</w:t>
             </w:r>
           </w:hyperlink>
         </w:p>
@@ -382,19 +360,19 @@
           <w:pPr>
             <w:pStyle w:val="TOC1"/>
             <w:tabs>
-              <w:tab w:val="clear" w:pos="9746"/>
-              <w:tab w:val="right" w:pos="9745" w:leader="dot"/>
+              <w:tab w:val="clear" w:pos="720"/>
+              <w:tab w:val="right" w:pos="9637" w:leader="dot"/>
             </w:tabs>
             <w:rPr/>
           </w:pPr>
-          <w:hyperlink w:anchor="__RefHeading___Toc507_2313161461">
+          <w:hyperlink w:anchor="__RefHeading___Toc513_3373283034">
             <w:r>
               <w:rPr>
                 <w:rStyle w:val="IndexLink"/>
               </w:rPr>
-              <w:t>9. Audits</w:t>
+              <w:t>8. Documented information</w:t>
               <w:tab/>
-              <w:t>18</w:t>
+              <w:t>17</w:t>
             </w:r>
           </w:hyperlink>
         </w:p>
@@ -402,17 +380,17 @@
           <w:pPr>
             <w:pStyle w:val="TOC1"/>
             <w:tabs>
-              <w:tab w:val="clear" w:pos="9746"/>
-              <w:tab w:val="right" w:pos="9745" w:leader="dot"/>
+              <w:tab w:val="clear" w:pos="720"/>
+              <w:tab w:val="right" w:pos="9637" w:leader="dot"/>
             </w:tabs>
             <w:rPr/>
           </w:pPr>
-          <w:hyperlink w:anchor="__RefHeading___Toc509_2313161461">
+          <w:hyperlink w:anchor="__RefHeading___Toc515_3373283034">
             <w:r>
               <w:rPr>
                 <w:rStyle w:val="IndexLink"/>
               </w:rPr>
-              <w:t>10. Data protection and operations</w:t>
+              <w:t>9. Audits</w:t>
               <w:tab/>
               <w:t>19</w:t>
             </w:r>
@@ -420,19 +398,19 @@
         </w:p>
         <w:p>
           <w:pPr>
-            <w:pStyle w:val="TOC2"/>
+            <w:pStyle w:val="TOC1"/>
             <w:tabs>
-              <w:tab w:val="clear" w:pos="9463"/>
-              <w:tab w:val="right" w:pos="9745" w:leader="dot"/>
+              <w:tab w:val="clear" w:pos="720"/>
+              <w:tab w:val="right" w:pos="9637" w:leader="dot"/>
             </w:tabs>
             <w:rPr/>
           </w:pPr>
-          <w:hyperlink w:anchor="__RefHeading___Toc511_2313161461">
+          <w:hyperlink w:anchor="__RefHeading___Toc517_3373283034">
             <w:r>
               <w:rPr>
                 <w:rStyle w:val="IndexLink"/>
               </w:rPr>
-              <w:t>Traceability</w:t>
+              <w:t>10. Data protection and operations</w:t>
               <w:tab/>
               <w:t>20</w:t>
             </w:r>
@@ -440,21 +418,41 @@
         </w:p>
         <w:p>
           <w:pPr>
-            <w:pStyle w:val="TOC1"/>
+            <w:pStyle w:val="TOC2"/>
             <w:tabs>
-              <w:tab w:val="clear" w:pos="9746"/>
-              <w:tab w:val="right" w:pos="9745" w:leader="dot"/>
+              <w:tab w:val="clear" w:pos="720"/>
+              <w:tab w:val="right" w:pos="9637" w:leader="dot"/>
             </w:tabs>
             <w:rPr/>
           </w:pPr>
-          <w:hyperlink w:anchor="__RefHeading___Toc513_2313161461">
+          <w:hyperlink w:anchor="__RefHeading___Toc519_3373283034">
+            <w:r>
+              <w:rPr>
+                <w:rStyle w:val="IndexLink"/>
+              </w:rPr>
+              <w:t>Traceability</w:t>
+              <w:tab/>
+              <w:t>21</w:t>
+            </w:r>
+          </w:hyperlink>
+        </w:p>
+        <w:p>
+          <w:pPr>
+            <w:pStyle w:val="TOC1"/>
+            <w:tabs>
+              <w:tab w:val="clear" w:pos="720"/>
+              <w:tab w:val="right" w:pos="9637" w:leader="dot"/>
+            </w:tabs>
+            <w:rPr/>
+          </w:pPr>
+          <w:hyperlink w:anchor="__RefHeading___Toc521_3373283034">
             <w:r>
               <w:rPr>
                 <w:rStyle w:val="IndexLink"/>
               </w:rPr>
               <w:t>11. Production deployment</w:t>
               <w:tab/>
-              <w:t>21</w:t>
+              <w:t>23</w:t>
             </w:r>
           </w:hyperlink>
           <w:r>
@@ -471,7 +469,7 @@
         <w:pStyle w:val="Normal"/>
         <w:widowControl/>
         <w:bidi w:val="0"/>
-        <w:spacing w:lineRule="auto" w:line="276" w:before="0" w:after="0"/>
+        <w:spacing w:lineRule="auto" w:line="288" w:before="0" w:after="0"/>
         <w:jc w:val="left"/>
         <w:rPr/>
       </w:pPr>
@@ -486,21 +484,21 @@
       <w:pPr>
         <w:pStyle w:val="Heading1"/>
         <w:pBdr>
-          <w:bottom w:val="single" w:sz="8" w:space="4" w:color="F8931D"/>
+          <w:bottom w:val="single" w:sz="6" w:space="6" w:color="E1E8F0"/>
         </w:pBdr>
-        <w:spacing w:before="0" w:after="200"/>
-        <w:rPr/>
-      </w:pPr>
-      <w:bookmarkStart w:id="0" w:name="__RefHeading___Toc491_2313161461"/>
+        <w:spacing w:before="0" w:after="240"/>
+        <w:rPr/>
+      </w:pPr>
+      <w:bookmarkStart w:id="0" w:name="__RefHeading___Toc499_3373283034"/>
       <w:bookmarkEnd w:id="0"/>
       <w:r>
         <w:rPr>
-          <w:rFonts w:eastAsia="Times New Roman" w:cs="Times New Roman"/>
+          <w:rFonts w:eastAsia="Montserrat" w:cs="Montserrat"/>
           <w:b/>
           <w:bCs/>
-          <w:color w:val="E07B00"/>
-          <w:sz w:val="34"/>
-          <w:szCs w:val="34"/>
+          <w:color w:val="123A5F"/>
+          <w:sz w:val="40"/>
+          <w:szCs w:val="40"/>
         </w:rPr>
         <w:t>1. About this guide</w:t>
       </w:r>
@@ -508,37 +506,37 @@
     <w:p>
       <w:pPr>
         <w:pStyle w:val="Normal"/>
-        <w:spacing w:lineRule="auto" w:line="276" w:before="0" w:after="120"/>
-        <w:jc w:val="both"/>
-        <w:rPr/>
-      </w:pPr>
-      <w:r>
-        <w:rPr>
-          <w:rFonts w:eastAsia="Times New Roman" w:cs="Times New Roman"/>
-          <w:color w:val="58595B"/>
-          <w:sz w:val="24"/>
-          <w:szCs w:val="24"/>
+        <w:spacing w:lineRule="auto" w:line="288" w:before="0" w:after="160"/>
+        <w:jc w:val="left"/>
+        <w:rPr/>
+      </w:pPr>
+      <w:r>
+        <w:rPr>
+          <w:rFonts w:eastAsia="Open Sans" w:cs="Open Sans"/>
+          <w:color w:val="2C3E50"/>
+          <w:sz w:val="22"/>
+          <w:szCs w:val="22"/>
         </w:rPr>
         <w:t>This guide is for the people who configure and run CortexSkills: the platform administrator, who manages every organization, and the organization administrator, who manages one organization. Every procedure is written as a step followed directly by what to type.</w:t>
       </w:r>
     </w:p>
     <w:tbl>
       <w:tblPr>
-        <w:tblW w:w="9746" w:type="dxa"/>
+        <w:tblW w:w="9638" w:type="dxa"/>
         <w:jc w:val="left"/>
         <w:tblInd w:w="0" w:type="dxa"/>
         <w:tblLayout w:type="fixed"/>
         <w:tblCellMar>
-          <w:top w:w="60" w:type="dxa"/>
-          <w:left w:w="100" w:type="dxa"/>
-          <w:bottom w:w="60" w:type="dxa"/>
-          <w:right w:w="100" w:type="dxa"/>
+          <w:top w:w="70" w:type="dxa"/>
+          <w:left w:w="110" w:type="dxa"/>
+          <w:bottom w:w="70" w:type="dxa"/>
+          <w:right w:w="110" w:type="dxa"/>
         </w:tblCellMar>
       </w:tblPr>
       <w:tblGrid>
-        <w:gridCol w:w="2600"/>
-        <w:gridCol w:w="4300"/>
-        <w:gridCol w:w="2846"/>
+        <w:gridCol w:w="2571"/>
+        <w:gridCol w:w="4251"/>
+        <w:gridCol w:w="2816"/>
       </w:tblGrid>
       <w:tr>
         <w:trPr>
@@ -547,14 +545,14 @@
         </w:trPr>
         <w:tc>
           <w:tcPr>
-            <w:tcW w:w="2600" w:type="dxa"/>
+            <w:tcW w:w="2571" w:type="dxa"/>
             <w:tcBorders>
-              <w:top w:val="single" w:sz="4" w:space="0" w:color="E3E3E4"/>
-              <w:left w:val="single" w:sz="4" w:space="0" w:color="E3E3E4"/>
-              <w:bottom w:val="single" w:sz="4" w:space="0" w:color="E3E3E4"/>
-              <w:right w:val="single" w:sz="4" w:space="0" w:color="E3E3E4"/>
+              <w:top w:val="single" w:sz="4" w:space="0" w:color="E1E8F0"/>
+              <w:left w:val="single" w:sz="4" w:space="0" w:color="E1E8F0"/>
+              <w:bottom w:val="single" w:sz="4" w:space="0" w:color="E1E8F0"/>
+              <w:right w:val="single" w:sz="4" w:space="0" w:color="E1E8F0"/>
             </w:tcBorders>
-            <w:shd w:color="auto" w:fill="F8931D" w:val="clear"/>
+            <w:shd w:color="auto" w:fill="123A5F" w:val="clear"/>
           </w:tcPr>
           <w:p>
             <w:pPr>
@@ -564,12 +562,12 @@
             </w:pPr>
             <w:r>
               <w:rPr>
-                <w:rFonts w:eastAsia="Times New Roman" w:cs="Times New Roman"/>
+                <w:rFonts w:eastAsia="Open Sans" w:cs="Open Sans"/>
                 <w:b/>
                 <w:bCs/>
                 <w:color w:val="FFFFFF"/>
-                <w:sz w:val="19"/>
-                <w:szCs w:val="19"/>
+                <w:sz w:val="18"/>
+                <w:szCs w:val="18"/>
               </w:rPr>
               <w:t>Account</w:t>
             </w:r>
@@ -577,14 +575,14 @@
         </w:tc>
         <w:tc>
           <w:tcPr>
-            <w:tcW w:w="4300" w:type="dxa"/>
+            <w:tcW w:w="4251" w:type="dxa"/>
             <w:tcBorders>
-              <w:top w:val="single" w:sz="4" w:space="0" w:color="E3E3E4"/>
-              <w:left w:val="single" w:sz="4" w:space="0" w:color="E3E3E4"/>
-              <w:bottom w:val="single" w:sz="4" w:space="0" w:color="E3E3E4"/>
-              <w:right w:val="single" w:sz="4" w:space="0" w:color="E3E3E4"/>
+              <w:top w:val="single" w:sz="4" w:space="0" w:color="E1E8F0"/>
+              <w:left w:val="single" w:sz="4" w:space="0" w:color="E1E8F0"/>
+              <w:bottom w:val="single" w:sz="4" w:space="0" w:color="E1E8F0"/>
+              <w:right w:val="single" w:sz="4" w:space="0" w:color="E1E8F0"/>
             </w:tcBorders>
-            <w:shd w:color="auto" w:fill="F8931D" w:val="clear"/>
+            <w:shd w:color="auto" w:fill="123A5F" w:val="clear"/>
           </w:tcPr>
           <w:p>
             <w:pPr>
@@ -594,12 +592,12 @@
             </w:pPr>
             <w:r>
               <w:rPr>
-                <w:rFonts w:eastAsia="Times New Roman" w:cs="Times New Roman"/>
+                <w:rFonts w:eastAsia="Open Sans" w:cs="Open Sans"/>
                 <w:b/>
                 <w:bCs/>
                 <w:color w:val="FFFFFF"/>
-                <w:sz w:val="19"/>
-                <w:szCs w:val="19"/>
+                <w:sz w:val="18"/>
+                <w:szCs w:val="18"/>
               </w:rPr>
               <w:t>Scope</w:t>
             </w:r>
@@ -607,14 +605,14 @@
         </w:tc>
         <w:tc>
           <w:tcPr>
-            <w:tcW w:w="2846" w:type="dxa"/>
+            <w:tcW w:w="2816" w:type="dxa"/>
             <w:tcBorders>
-              <w:top w:val="single" w:sz="4" w:space="0" w:color="E3E3E4"/>
-              <w:left w:val="single" w:sz="4" w:space="0" w:color="E3E3E4"/>
-              <w:bottom w:val="single" w:sz="4" w:space="0" w:color="E3E3E4"/>
-              <w:right w:val="single" w:sz="4" w:space="0" w:color="E3E3E4"/>
+              <w:top w:val="single" w:sz="4" w:space="0" w:color="E1E8F0"/>
+              <w:left w:val="single" w:sz="4" w:space="0" w:color="E1E8F0"/>
+              <w:bottom w:val="single" w:sz="4" w:space="0" w:color="E1E8F0"/>
+              <w:right w:val="single" w:sz="4" w:space="0" w:color="E1E8F0"/>
             </w:tcBorders>
-            <w:shd w:color="auto" w:fill="F8931D" w:val="clear"/>
+            <w:shd w:color="auto" w:fill="123A5F" w:val="clear"/>
           </w:tcPr>
           <w:p>
             <w:pPr>
@@ -624,12 +622,12 @@
             </w:pPr>
             <w:r>
               <w:rPr>
-                <w:rFonts w:eastAsia="Times New Roman" w:cs="Times New Roman"/>
+                <w:rFonts w:eastAsia="Open Sans" w:cs="Open Sans"/>
                 <w:b/>
                 <w:bCs/>
                 <w:color w:val="FFFFFF"/>
-                <w:sz w:val="19"/>
-                <w:szCs w:val="19"/>
+                <w:sz w:val="18"/>
+                <w:szCs w:val="18"/>
               </w:rPr>
               <w:t>Sign in</w:t>
             </w:r>
@@ -642,12 +640,12 @@
         </w:trPr>
         <w:tc>
           <w:tcPr>
-            <w:tcW w:w="2600" w:type="dxa"/>
+            <w:tcW w:w="2571" w:type="dxa"/>
             <w:tcBorders>
-              <w:top w:val="single" w:sz="4" w:space="0" w:color="E3E3E4"/>
-              <w:left w:val="single" w:sz="4" w:space="0" w:color="E3E3E4"/>
-              <w:bottom w:val="single" w:sz="4" w:space="0" w:color="E3E3E4"/>
-              <w:right w:val="single" w:sz="4" w:space="0" w:color="E3E3E4"/>
+              <w:top w:val="single" w:sz="4" w:space="0" w:color="E1E8F0"/>
+              <w:left w:val="single" w:sz="4" w:space="0" w:color="E1E8F0"/>
+              <w:bottom w:val="single" w:sz="4" w:space="0" w:color="E1E8F0"/>
+              <w:right w:val="single" w:sz="4" w:space="0" w:color="E1E8F0"/>
             </w:tcBorders>
             <w:shd w:color="auto" w:fill="FFFFFF" w:val="clear"/>
           </w:tcPr>
@@ -659,12 +657,12 @@
             </w:pPr>
             <w:r>
               <w:rPr>
-                <w:rFonts w:eastAsia="Times New Roman" w:cs="Times New Roman"/>
+                <w:rFonts w:eastAsia="Open Sans" w:cs="Open Sans"/>
                 <w:b w:val="false"/>
                 <w:bCs w:val="false"/>
-                <w:color w:val="58595B"/>
-                <w:sz w:val="19"/>
-                <w:szCs w:val="19"/>
+                <w:color w:val="2C3E50"/>
+                <w:sz w:val="18"/>
+                <w:szCs w:val="18"/>
               </w:rPr>
               <w:t>Platform administrator</w:t>
             </w:r>
@@ -672,12 +670,12 @@
         </w:tc>
         <w:tc>
           <w:tcPr>
-            <w:tcW w:w="4300" w:type="dxa"/>
+            <w:tcW w:w="4251" w:type="dxa"/>
             <w:tcBorders>
-              <w:top w:val="single" w:sz="4" w:space="0" w:color="E3E3E4"/>
-              <w:left w:val="single" w:sz="4" w:space="0" w:color="E3E3E4"/>
-              <w:bottom w:val="single" w:sz="4" w:space="0" w:color="E3E3E4"/>
-              <w:right w:val="single" w:sz="4" w:space="0" w:color="E3E3E4"/>
+              <w:top w:val="single" w:sz="4" w:space="0" w:color="E1E8F0"/>
+              <w:left w:val="single" w:sz="4" w:space="0" w:color="E1E8F0"/>
+              <w:bottom w:val="single" w:sz="4" w:space="0" w:color="E1E8F0"/>
+              <w:right w:val="single" w:sz="4" w:space="0" w:color="E1E8F0"/>
             </w:tcBorders>
             <w:shd w:color="auto" w:fill="FFFFFF" w:val="clear"/>
           </w:tcPr>
@@ -689,12 +687,12 @@
             </w:pPr>
             <w:r>
               <w:rPr>
-                <w:rFonts w:eastAsia="Times New Roman" w:cs="Times New Roman"/>
+                <w:rFonts w:eastAsia="Open Sans" w:cs="Open Sans"/>
                 <w:b w:val="false"/>
                 <w:bCs w:val="false"/>
-                <w:color w:val="58595B"/>
-                <w:sz w:val="19"/>
-                <w:szCs w:val="19"/>
+                <w:color w:val="2C3E50"/>
+                <w:sz w:val="18"/>
+                <w:szCs w:val="18"/>
               </w:rPr>
               <w:t>All groups and organizations, licences, reference process design</w:t>
             </w:r>
@@ -702,12 +700,12 @@
         </w:tc>
         <w:tc>
           <w:tcPr>
-            <w:tcW w:w="2846" w:type="dxa"/>
+            <w:tcW w:w="2816" w:type="dxa"/>
             <w:tcBorders>
-              <w:top w:val="single" w:sz="4" w:space="0" w:color="E3E3E4"/>
-              <w:left w:val="single" w:sz="4" w:space="0" w:color="E3E3E4"/>
-              <w:bottom w:val="single" w:sz="4" w:space="0" w:color="E3E3E4"/>
-              <w:right w:val="single" w:sz="4" w:space="0" w:color="E3E3E4"/>
+              <w:top w:val="single" w:sz="4" w:space="0" w:color="E1E8F0"/>
+              <w:left w:val="single" w:sz="4" w:space="0" w:color="E1E8F0"/>
+              <w:bottom w:val="single" w:sz="4" w:space="0" w:color="E1E8F0"/>
+              <w:right w:val="single" w:sz="4" w:space="0" w:color="E1E8F0"/>
             </w:tcBorders>
             <w:shd w:color="auto" w:fill="FFFFFF" w:val="clear"/>
           </w:tcPr>
@@ -719,12 +717,12 @@
             </w:pPr>
             <w:r>
               <w:rPr>
-                <w:rFonts w:eastAsia="Times New Roman" w:cs="Times New Roman"/>
+                <w:rFonts w:eastAsia="Open Sans" w:cs="Open Sans"/>
                 <w:b w:val="false"/>
                 <w:bCs w:val="false"/>
-                <w:color w:val="58595B"/>
-                <w:sz w:val="19"/>
-                <w:szCs w:val="19"/>
+                <w:color w:val="2C3E50"/>
+                <w:sz w:val="18"/>
+                <w:szCs w:val="18"/>
               </w:rPr>
               <w:t>admin@cortexskills.app · Admin#2026</w:t>
             </w:r>
@@ -737,14 +735,14 @@
         </w:trPr>
         <w:tc>
           <w:tcPr>
-            <w:tcW w:w="2600" w:type="dxa"/>
+            <w:tcW w:w="2571" w:type="dxa"/>
             <w:tcBorders>
-              <w:top w:val="single" w:sz="4" w:space="0" w:color="E3E3E4"/>
-              <w:left w:val="single" w:sz="4" w:space="0" w:color="E3E3E4"/>
-              <w:bottom w:val="single" w:sz="4" w:space="0" w:color="E3E3E4"/>
-              <w:right w:val="single" w:sz="4" w:space="0" w:color="E3E3E4"/>
+              <w:top w:val="single" w:sz="4" w:space="0" w:color="E1E8F0"/>
+              <w:left w:val="single" w:sz="4" w:space="0" w:color="E1E8F0"/>
+              <w:bottom w:val="single" w:sz="4" w:space="0" w:color="E1E8F0"/>
+              <w:right w:val="single" w:sz="4" w:space="0" w:color="E1E8F0"/>
             </w:tcBorders>
-            <w:shd w:color="auto" w:fill="F2F2F3" w:val="clear"/>
+            <w:shd w:color="auto" w:fill="F5F8FB" w:val="clear"/>
           </w:tcPr>
           <w:p>
             <w:pPr>
@@ -754,12 +752,12 @@
             </w:pPr>
             <w:r>
               <w:rPr>
-                <w:rFonts w:eastAsia="Times New Roman" w:cs="Times New Roman"/>
+                <w:rFonts w:eastAsia="Open Sans" w:cs="Open Sans"/>
                 <w:b w:val="false"/>
                 <w:bCs w:val="false"/>
-                <w:color w:val="58595B"/>
-                <w:sz w:val="19"/>
-                <w:szCs w:val="19"/>
+                <w:color w:val="2C3E50"/>
+                <w:sz w:val="18"/>
+                <w:szCs w:val="18"/>
               </w:rPr>
               <w:t>Organization administrator</w:t>
             </w:r>
@@ -767,14 +765,14 @@
         </w:tc>
         <w:tc>
           <w:tcPr>
-            <w:tcW w:w="4300" w:type="dxa"/>
+            <w:tcW w:w="4251" w:type="dxa"/>
             <w:tcBorders>
-              <w:top w:val="single" w:sz="4" w:space="0" w:color="E3E3E4"/>
-              <w:left w:val="single" w:sz="4" w:space="0" w:color="E3E3E4"/>
-              <w:bottom w:val="single" w:sz="4" w:space="0" w:color="E3E3E4"/>
-              <w:right w:val="single" w:sz="4" w:space="0" w:color="E3E3E4"/>
+              <w:top w:val="single" w:sz="4" w:space="0" w:color="E1E8F0"/>
+              <w:left w:val="single" w:sz="4" w:space="0" w:color="E1E8F0"/>
+              <w:bottom w:val="single" w:sz="4" w:space="0" w:color="E1E8F0"/>
+              <w:right w:val="single" w:sz="4" w:space="0" w:color="E1E8F0"/>
             </w:tcBorders>
-            <w:shd w:color="auto" w:fill="F2F2F3" w:val="clear"/>
+            <w:shd w:color="auto" w:fill="F5F8FB" w:val="clear"/>
           </w:tcPr>
           <w:p>
             <w:pPr>
@@ -784,12 +782,12 @@
             </w:pPr>
             <w:r>
               <w:rPr>
-                <w:rFonts w:eastAsia="Times New Roman" w:cs="Times New Roman"/>
+                <w:rFonts w:eastAsia="Open Sans" w:cs="Open Sans"/>
                 <w:b w:val="false"/>
                 <w:bCs w:val="false"/>
-                <w:color w:val="58595B"/>
-                <w:sz w:val="19"/>
-                <w:szCs w:val="19"/>
+                <w:color w:val="2C3E50"/>
+                <w:sz w:val="18"/>
+                <w:szCs w:val="18"/>
               </w:rPr>
               <w:t>One organization: users, configuration, design copy, OBS, AI, documents</w:t>
             </w:r>
@@ -797,14 +795,14 @@
         </w:tc>
         <w:tc>
           <w:tcPr>
-            <w:tcW w:w="2846" w:type="dxa"/>
+            <w:tcW w:w="2816" w:type="dxa"/>
             <w:tcBorders>
-              <w:top w:val="single" w:sz="4" w:space="0" w:color="E3E3E4"/>
-              <w:left w:val="single" w:sz="4" w:space="0" w:color="E3E3E4"/>
-              <w:bottom w:val="single" w:sz="4" w:space="0" w:color="E3E3E4"/>
-              <w:right w:val="single" w:sz="4" w:space="0" w:color="E3E3E4"/>
+              <w:top w:val="single" w:sz="4" w:space="0" w:color="E1E8F0"/>
+              <w:left w:val="single" w:sz="4" w:space="0" w:color="E1E8F0"/>
+              <w:bottom w:val="single" w:sz="4" w:space="0" w:color="E1E8F0"/>
+              <w:right w:val="single" w:sz="4" w:space="0" w:color="E1E8F0"/>
             </w:tcBorders>
-            <w:shd w:color="auto" w:fill="F2F2F3" w:val="clear"/>
+            <w:shd w:color="auto" w:fill="F5F8FB" w:val="clear"/>
           </w:tcPr>
           <w:p>
             <w:pPr>
@@ -814,12 +812,12 @@
             </w:pPr>
             <w:r>
               <w:rPr>
-                <w:rFonts w:eastAsia="Times New Roman" w:cs="Times New Roman"/>
+                <w:rFonts w:eastAsia="Open Sans" w:cs="Open Sans"/>
                 <w:b w:val="false"/>
                 <w:bCs w:val="false"/>
-                <w:color w:val="58595B"/>
-                <w:sz w:val="19"/>
-                <w:szCs w:val="19"/>
+                <w:color w:val="2C3E50"/>
+                <w:sz w:val="18"/>
+                <w:szCs w:val="18"/>
               </w:rPr>
               <w:t>admin@maghrebhospitalsgr.ma · CortexSkills#2026</w:t>
             </w:r>
@@ -832,12 +830,12 @@
         </w:trPr>
         <w:tc>
           <w:tcPr>
-            <w:tcW w:w="2600" w:type="dxa"/>
+            <w:tcW w:w="2571" w:type="dxa"/>
             <w:tcBorders>
-              <w:top w:val="single" w:sz="4" w:space="0" w:color="E3E3E4"/>
-              <w:left w:val="single" w:sz="4" w:space="0" w:color="E3E3E4"/>
-              <w:bottom w:val="single" w:sz="4" w:space="0" w:color="E3E3E4"/>
-              <w:right w:val="single" w:sz="4" w:space="0" w:color="E3E3E4"/>
+              <w:top w:val="single" w:sz="4" w:space="0" w:color="E1E8F0"/>
+              <w:left w:val="single" w:sz="4" w:space="0" w:color="E1E8F0"/>
+              <w:bottom w:val="single" w:sz="4" w:space="0" w:color="E1E8F0"/>
+              <w:right w:val="single" w:sz="4" w:space="0" w:color="E1E8F0"/>
             </w:tcBorders>
             <w:shd w:color="auto" w:fill="FFFFFF" w:val="clear"/>
           </w:tcPr>
@@ -849,12 +847,12 @@
             </w:pPr>
             <w:r>
               <w:rPr>
-                <w:rFonts w:eastAsia="Times New Roman" w:cs="Times New Roman"/>
+                <w:rFonts w:eastAsia="Open Sans" w:cs="Open Sans"/>
                 <w:b w:val="false"/>
                 <w:bCs w:val="false"/>
-                <w:color w:val="58595B"/>
-                <w:sz w:val="19"/>
-                <w:szCs w:val="19"/>
+                <w:color w:val="2C3E50"/>
+                <w:sz w:val="18"/>
+                <w:szCs w:val="18"/>
               </w:rPr>
               <w:t>Head of L&amp;D</w:t>
             </w:r>
@@ -862,12 +860,12 @@
         </w:tc>
         <w:tc>
           <w:tcPr>
-            <w:tcW w:w="4300" w:type="dxa"/>
+            <w:tcW w:w="4251" w:type="dxa"/>
             <w:tcBorders>
-              <w:top w:val="single" w:sz="4" w:space="0" w:color="E3E3E4"/>
-              <w:left w:val="single" w:sz="4" w:space="0" w:color="E3E3E4"/>
-              <w:bottom w:val="single" w:sz="4" w:space="0" w:color="E3E3E4"/>
-              <w:right w:val="single" w:sz="4" w:space="0" w:color="E3E3E4"/>
+              <w:top w:val="single" w:sz="4" w:space="0" w:color="E1E8F0"/>
+              <w:left w:val="single" w:sz="4" w:space="0" w:color="E1E8F0"/>
+              <w:bottom w:val="single" w:sz="4" w:space="0" w:color="E1E8F0"/>
+              <w:right w:val="single" w:sz="4" w:space="0" w:color="E1E8F0"/>
             </w:tcBorders>
             <w:shd w:color="auto" w:fill="FFFFFF" w:val="clear"/>
           </w:tcPr>
@@ -879,12 +877,12 @@
             </w:pPr>
             <w:r>
               <w:rPr>
-                <w:rFonts w:eastAsia="Times New Roman" w:cs="Times New Roman"/>
+                <w:rFonts w:eastAsia="Open Sans" w:cs="Open Sans"/>
                 <w:b w:val="false"/>
                 <w:bCs w:val="false"/>
-                <w:color w:val="58595B"/>
-                <w:sz w:val="19"/>
-                <w:szCs w:val="19"/>
+                <w:color w:val="2C3E50"/>
+                <w:sz w:val="18"/>
+                <w:szCs w:val="18"/>
               </w:rPr>
               <w:t>Runs, templates, documents; approves with the HR Director</w:t>
             </w:r>
@@ -892,12 +890,12 @@
         </w:tc>
         <w:tc>
           <w:tcPr>
-            <w:tcW w:w="2846" w:type="dxa"/>
+            <w:tcW w:w="2816" w:type="dxa"/>
             <w:tcBorders>
-              <w:top w:val="single" w:sz="4" w:space="0" w:color="E3E3E4"/>
-              <w:left w:val="single" w:sz="4" w:space="0" w:color="E3E3E4"/>
-              <w:bottom w:val="single" w:sz="4" w:space="0" w:color="E3E3E4"/>
-              <w:right w:val="single" w:sz="4" w:space="0" w:color="E3E3E4"/>
+              <w:top w:val="single" w:sz="4" w:space="0" w:color="E1E8F0"/>
+              <w:left w:val="single" w:sz="4" w:space="0" w:color="E1E8F0"/>
+              <w:bottom w:val="single" w:sz="4" w:space="0" w:color="E1E8F0"/>
+              <w:right w:val="single" w:sz="4" w:space="0" w:color="E1E8F0"/>
             </w:tcBorders>
             <w:shd w:color="auto" w:fill="FFFFFF" w:val="clear"/>
           </w:tcPr>
@@ -909,12 +907,12 @@
             </w:pPr>
             <w:r>
               <w:rPr>
-                <w:rFonts w:eastAsia="Times New Roman" w:cs="Times New Roman"/>
+                <w:rFonts w:eastAsia="Open Sans" w:cs="Open Sans"/>
                 <w:b w:val="false"/>
                 <w:bCs w:val="false"/>
-                <w:color w:val="58595B"/>
-                <w:sz w:val="19"/>
-                <w:szCs w:val="19"/>
+                <w:color w:val="2C3E50"/>
+                <w:sz w:val="18"/>
+                <w:szCs w:val="18"/>
               </w:rPr>
               <w:t>headld@maghrebhospitalsgr.ma · CortexSkills#2026</w:t>
             </w:r>
@@ -927,14 +925,14 @@
         </w:trPr>
         <w:tc>
           <w:tcPr>
-            <w:tcW w:w="2600" w:type="dxa"/>
+            <w:tcW w:w="2571" w:type="dxa"/>
             <w:tcBorders>
-              <w:top w:val="single" w:sz="4" w:space="0" w:color="E3E3E4"/>
-              <w:left w:val="single" w:sz="4" w:space="0" w:color="E3E3E4"/>
-              <w:bottom w:val="single" w:sz="4" w:space="0" w:color="E3E3E4"/>
-              <w:right w:val="single" w:sz="4" w:space="0" w:color="E3E3E4"/>
+              <w:top w:val="single" w:sz="4" w:space="0" w:color="E1E8F0"/>
+              <w:left w:val="single" w:sz="4" w:space="0" w:color="E1E8F0"/>
+              <w:bottom w:val="single" w:sz="4" w:space="0" w:color="E1E8F0"/>
+              <w:right w:val="single" w:sz="4" w:space="0" w:color="E1E8F0"/>
             </w:tcBorders>
-            <w:shd w:color="auto" w:fill="F2F2F3" w:val="clear"/>
+            <w:shd w:color="auto" w:fill="F5F8FB" w:val="clear"/>
           </w:tcPr>
           <w:p>
             <w:pPr>
@@ -944,12 +942,12 @@
             </w:pPr>
             <w:r>
               <w:rPr>
-                <w:rFonts w:eastAsia="Times New Roman" w:cs="Times New Roman"/>
+                <w:rFonts w:eastAsia="Open Sans" w:cs="Open Sans"/>
                 <w:b w:val="false"/>
                 <w:bCs w:val="false"/>
-                <w:color w:val="58595B"/>
-                <w:sz w:val="19"/>
-                <w:szCs w:val="19"/>
+                <w:color w:val="2C3E50"/>
+                <w:sz w:val="18"/>
+                <w:szCs w:val="18"/>
               </w:rPr>
               <w:t>HR Director</w:t>
             </w:r>
@@ -957,14 +955,14 @@
         </w:tc>
         <w:tc>
           <w:tcPr>
-            <w:tcW w:w="4300" w:type="dxa"/>
+            <w:tcW w:w="4251" w:type="dxa"/>
             <w:tcBorders>
-              <w:top w:val="single" w:sz="4" w:space="0" w:color="E3E3E4"/>
-              <w:left w:val="single" w:sz="4" w:space="0" w:color="E3E3E4"/>
-              <w:bottom w:val="single" w:sz="4" w:space="0" w:color="E3E3E4"/>
-              <w:right w:val="single" w:sz="4" w:space="0" w:color="E3E3E4"/>
+              <w:top w:val="single" w:sz="4" w:space="0" w:color="E1E8F0"/>
+              <w:left w:val="single" w:sz="4" w:space="0" w:color="E1E8F0"/>
+              <w:bottom w:val="single" w:sz="4" w:space="0" w:color="E1E8F0"/>
+              <w:right w:val="single" w:sz="4" w:space="0" w:color="E1E8F0"/>
             </w:tcBorders>
-            <w:shd w:color="auto" w:fill="F2F2F3" w:val="clear"/>
+            <w:shd w:color="auto" w:fill="F5F8FB" w:val="clear"/>
           </w:tcPr>
           <w:p>
             <w:pPr>
@@ -974,12 +972,12 @@
             </w:pPr>
             <w:r>
               <w:rPr>
-                <w:rFonts w:eastAsia="Times New Roman" w:cs="Times New Roman"/>
+                <w:rFonts w:eastAsia="Open Sans" w:cs="Open Sans"/>
                 <w:b w:val="false"/>
                 <w:bCs w:val="false"/>
-                <w:color w:val="58595B"/>
-                <w:sz w:val="19"/>
-                <w:szCs w:val="19"/>
+                <w:color w:val="2C3E50"/>
+                <w:sz w:val="18"/>
+                <w:szCs w:val="18"/>
               </w:rPr>
               <w:t>Second approver: releases, documents, gates</w:t>
             </w:r>
@@ -987,14 +985,14 @@
         </w:tc>
         <w:tc>
           <w:tcPr>
-            <w:tcW w:w="2846" w:type="dxa"/>
+            <w:tcW w:w="2816" w:type="dxa"/>
             <w:tcBorders>
-              <w:top w:val="single" w:sz="4" w:space="0" w:color="E3E3E4"/>
-              <w:left w:val="single" w:sz="4" w:space="0" w:color="E3E3E4"/>
-              <w:bottom w:val="single" w:sz="4" w:space="0" w:color="E3E3E4"/>
-              <w:right w:val="single" w:sz="4" w:space="0" w:color="E3E3E4"/>
+              <w:top w:val="single" w:sz="4" w:space="0" w:color="E1E8F0"/>
+              <w:left w:val="single" w:sz="4" w:space="0" w:color="E1E8F0"/>
+              <w:bottom w:val="single" w:sz="4" w:space="0" w:color="E1E8F0"/>
+              <w:right w:val="single" w:sz="4" w:space="0" w:color="E1E8F0"/>
             </w:tcBorders>
-            <w:shd w:color="auto" w:fill="F2F2F3" w:val="clear"/>
+            <w:shd w:color="auto" w:fill="F5F8FB" w:val="clear"/>
           </w:tcPr>
           <w:p>
             <w:pPr>
@@ -1004,12 +1002,12 @@
             </w:pPr>
             <w:r>
               <w:rPr>
-                <w:rFonts w:eastAsia="Times New Roman" w:cs="Times New Roman"/>
+                <w:rFonts w:eastAsia="Open Sans" w:cs="Open Sans"/>
                 <w:b w:val="false"/>
                 <w:bCs w:val="false"/>
-                <w:color w:val="58595B"/>
-                <w:sz w:val="19"/>
-                <w:szCs w:val="19"/>
+                <w:color w:val="2C3E50"/>
+                <w:sz w:val="18"/>
+                <w:szCs w:val="18"/>
               </w:rPr>
               <w:t>hrd@maghrebhospitalsgr.ma · CortexSkills#2026</w:t>
             </w:r>
@@ -1029,45 +1027,45 @@
     </w:p>
     <w:tbl>
       <w:tblPr>
-        <w:tblW w:w="9746" w:type="dxa"/>
+        <w:tblW w:w="9638" w:type="dxa"/>
         <w:jc w:val="left"/>
         <w:tblInd w:w="0" w:type="dxa"/>
         <w:tblLayout w:type="fixed"/>
         <w:tblCellMar>
-          <w:top w:w="120" w:type="dxa"/>
-          <w:left w:w="180" w:type="dxa"/>
-          <w:bottom w:w="120" w:type="dxa"/>
-          <w:right w:w="180" w:type="dxa"/>
+          <w:top w:w="160" w:type="dxa"/>
+          <w:left w:w="220" w:type="dxa"/>
+          <w:bottom w:w="160" w:type="dxa"/>
+          <w:right w:w="220" w:type="dxa"/>
         </w:tblCellMar>
       </w:tblPr>
       <w:tblGrid>
-        <w:gridCol w:w="9746"/>
+        <w:gridCol w:w="9638"/>
       </w:tblGrid>
       <w:tr>
         <w:trPr/>
         <w:tc>
           <w:tcPr>
-            <w:tcW w:w="9746" w:type="dxa"/>
+            <w:tcW w:w="9638" w:type="dxa"/>
             <w:tcBorders>
-              <w:top w:val="single" w:sz="4" w:space="0" w:color="E3E3E4"/>
-              <w:left w:val="single" w:sz="4" w:space="0" w:color="E3E3E4"/>
-              <w:bottom w:val="single" w:sz="4" w:space="0" w:color="E3E3E4"/>
-              <w:right w:val="single" w:sz="4" w:space="0" w:color="E3E3E4"/>
+              <w:top w:val="single" w:sz="4" w:space="0" w:color="E1E8F0"/>
+              <w:left w:val="single" w:sz="4" w:space="0" w:color="E1E8F0"/>
+              <w:bottom w:val="single" w:sz="4" w:space="0" w:color="E1E8F0"/>
+              <w:right w:val="single" w:sz="4" w:space="0" w:color="E1E8F0"/>
             </w:tcBorders>
-            <w:shd w:color="auto" w:fill="FDEEDA" w:val="clear"/>
+            <w:shd w:color="auto" w:fill="E8F1FB" w:val="clear"/>
           </w:tcPr>
           <w:p>
             <w:pPr>
               <w:pStyle w:val="Normal"/>
-              <w:spacing w:before="0" w:after="60"/>
+              <w:spacing w:before="0" w:after="80"/>
               <w:rPr/>
             </w:pPr>
             <w:r>
               <w:rPr>
-                <w:rFonts w:eastAsia="Times New Roman" w:cs="Times New Roman"/>
+                <w:rFonts w:eastAsia="Montserrat" w:cs="Montserrat" w:ascii="Montserrat" w:hAnsi="Montserrat"/>
                 <w:b/>
                 <w:bCs/>
-                <w:color w:val="3A3A3C"/>
+                <w:color w:val="123A5F"/>
                 <w:sz w:val="22"/>
                 <w:szCs w:val="22"/>
               </w:rPr>
@@ -1077,16 +1075,16 @@
           <w:p>
             <w:pPr>
               <w:pStyle w:val="Normal"/>
-              <w:spacing w:lineRule="auto" w:line="276" w:before="0" w:after="40"/>
+              <w:spacing w:lineRule="auto" w:line="288" w:before="0" w:after="60"/>
               <w:jc w:val="left"/>
               <w:rPr/>
             </w:pPr>
             <w:r>
               <w:rPr>
-                <w:rFonts w:eastAsia="Times New Roman" w:cs="Times New Roman"/>
-                <w:color w:val="58595B"/>
-                <w:sz w:val="22"/>
-                <w:szCs w:val="22"/>
+                <w:rFonts w:eastAsia="Open Sans" w:cs="Open Sans"/>
+                <w:color w:val="2C3E50"/>
+                <w:sz w:val="21"/>
+                <w:szCs w:val="21"/>
               </w:rPr>
               <w:t>A process-design release, a document and a gate decision are published by a person other than the one who submitted them. Plan two administrators per organization.</w:t>
             </w:r>
@@ -1098,24 +1096,24 @@
       <w:pPr>
         <w:pStyle w:val="Heading1"/>
         <w:pBdr>
-          <w:bottom w:val="single" w:sz="8" w:space="4" w:color="F8931D"/>
+          <w:bottom w:val="single" w:sz="6" w:space="6" w:color="E1E8F0"/>
         </w:pBdr>
-        <w:spacing w:before="0" w:after="200"/>
+        <w:spacing w:before="0" w:after="240"/>
         <w:rPr/>
       </w:pPr>
       <w:r>
         <w:br w:type="page"/>
       </w:r>
-      <w:bookmarkStart w:id="1" w:name="__RefHeading___Toc493_2313161461"/>
+      <w:bookmarkStart w:id="1" w:name="__RefHeading___Toc501_3373283034"/>
       <w:bookmarkEnd w:id="1"/>
       <w:r>
         <w:rPr>
-          <w:rFonts w:eastAsia="Times New Roman" w:cs="Times New Roman"/>
+          <w:rFonts w:eastAsia="Montserrat" w:cs="Montserrat"/>
           <w:b/>
           <w:bCs/>
-          <w:color w:val="E07B00"/>
-          <w:sz w:val="34"/>
-          <w:szCs w:val="34"/>
+          <w:color w:val="123A5F"/>
+          <w:sz w:val="40"/>
+          <w:szCs w:val="40"/>
         </w:rPr>
         <w:t>2. Organizations, users and access</w:t>
       </w:r>
@@ -1123,16 +1121,16 @@
     <w:p>
       <w:pPr>
         <w:pStyle w:val="Normal"/>
-        <w:spacing w:lineRule="auto" w:line="276" w:before="0" w:after="120"/>
-        <w:jc w:val="both"/>
-        <w:rPr/>
-      </w:pPr>
-      <w:r>
-        <w:rPr>
-          <w:rFonts w:eastAsia="Times New Roman" w:cs="Times New Roman"/>
-          <w:color w:val="58595B"/>
-          <w:sz w:val="24"/>
-          <w:szCs w:val="24"/>
+        <w:spacing w:lineRule="auto" w:line="288" w:before="0" w:after="160"/>
+        <w:jc w:val="left"/>
+        <w:rPr/>
+      </w:pPr>
+      <w:r>
+        <w:rPr>
+          <w:rFonts w:eastAsia="Open Sans" w:cs="Open Sans"/>
+          <w:color w:val="2C3E50"/>
+          <w:sz w:val="22"/>
+          <w:szCs w:val="22"/>
         </w:rPr>
         <w:t>The demonstration holds 61 organizations: one large company and one SME for each of the 29 verticals, the multi-sector Horizon Services Group used for the sample documents, and two healthcare showcases (Santé Ora private clinic group and the Centre Hospitalier Régional). Each has a licence, a pack and its add-ons.</w:t>
       </w:r>
@@ -1146,10 +1144,10 @@
       </w:pPr>
       <w:r>
         <w:rPr>
-          <w:rFonts w:eastAsia="Times New Roman" w:cs="Times New Roman"/>
+          <w:rFonts w:eastAsia="Open Sans" w:cs="Open Sans"/>
           <w:b/>
           <w:bCs/>
-          <w:color w:val="3A3A3C"/>
+          <w:color w:val="123A5F"/>
           <w:sz w:val="23"/>
           <w:szCs w:val="23"/>
         </w:rPr>
@@ -1163,15 +1161,15 @@
           <w:ilvl w:val="0"/>
           <w:numId w:val="22"/>
         </w:numPr>
-        <w:spacing w:lineRule="auto" w:line="276" w:before="0" w:after="60"/>
-        <w:rPr/>
-      </w:pPr>
-      <w:r>
-        <w:rPr>
-          <w:rFonts w:eastAsia="Times New Roman" w:cs="Times New Roman"/>
-          <w:color w:val="58595B"/>
-          <w:sz w:val="24"/>
-          <w:szCs w:val="24"/>
+        <w:spacing w:lineRule="auto" w:line="288" w:before="0" w:after="80"/>
+        <w:rPr/>
+      </w:pPr>
+      <w:r>
+        <w:rPr>
+          <w:rFonts w:eastAsia="Open Sans" w:cs="Open Sans"/>
+          <w:color w:val="2C3E50"/>
+          <w:sz w:val="22"/>
+          <w:szCs w:val="22"/>
         </w:rPr>
         <w:t>On the server, open a terminal in the server folder.</w:t>
       </w:r>
@@ -1185,10 +1183,10 @@
       </w:pPr>
       <w:r>
         <w:rPr>
-          <w:rFonts w:eastAsia="Times New Roman" w:cs="Times New Roman"/>
+          <w:rFonts w:eastAsia="Open Sans" w:cs="Open Sans"/>
           <w:b/>
           <w:bCs/>
-          <w:color w:val="E07B00"/>
+          <w:color w:val="123A5F"/>
           <w:sz w:val="21"/>
           <w:szCs w:val="21"/>
         </w:rPr>
@@ -1196,8 +1194,8 @@
       </w:r>
       <w:r>
         <w:rPr>
-          <w:rFonts w:eastAsia="Times New Roman" w:cs="Times New Roman"/>
-          <w:color w:val="58595B"/>
+          <w:rFonts w:eastAsia="Open Sans" w:cs="Open Sans"/>
+          <w:color w:val="2C3E50"/>
           <w:sz w:val="21"/>
           <w:szCs w:val="21"/>
         </w:rPr>
@@ -1211,15 +1209,15 @@
           <w:ilvl w:val="0"/>
           <w:numId w:val="1"/>
         </w:numPr>
-        <w:spacing w:lineRule="auto" w:line="276" w:before="0" w:after="60"/>
-        <w:rPr/>
-      </w:pPr>
-      <w:r>
-        <w:rPr>
-          <w:rFonts w:eastAsia="Times New Roman" w:cs="Times New Roman"/>
-          <w:color w:val="58595B"/>
-          <w:sz w:val="24"/>
-          <w:szCs w:val="24"/>
+        <w:spacing w:lineRule="auto" w:line="288" w:before="0" w:after="80"/>
+        <w:rPr/>
+      </w:pPr>
+      <w:r>
+        <w:rPr>
+          <w:rFonts w:eastAsia="Open Sans" w:cs="Open Sans"/>
+          <w:color w:val="2C3E50"/>
+          <w:sz w:val="22"/>
+          <w:szCs w:val="22"/>
         </w:rPr>
         <w:t>Create the organization, its licence and its first administrator in one command.</w:t>
       </w:r>
@@ -1233,10 +1231,10 @@
       </w:pPr>
       <w:r>
         <w:rPr>
-          <w:rFonts w:eastAsia="Times New Roman" w:cs="Times New Roman"/>
+          <w:rFonts w:eastAsia="Open Sans" w:cs="Open Sans"/>
           <w:b/>
           <w:bCs/>
-          <w:color w:val="E07B00"/>
+          <w:color w:val="123A5F"/>
           <w:sz w:val="21"/>
           <w:szCs w:val="21"/>
         </w:rPr>
@@ -1244,8 +1242,8 @@
       </w:r>
       <w:r>
         <w:rPr>
-          <w:rFonts w:eastAsia="Times New Roman" w:cs="Times New Roman"/>
-          <w:color w:val="58595B"/>
+          <w:rFonts w:eastAsia="Open Sans" w:cs="Open Sans"/>
+          <w:color w:val="2C3E50"/>
           <w:sz w:val="21"/>
           <w:szCs w:val="21"/>
         </w:rPr>
@@ -1259,15 +1257,15 @@
           <w:ilvl w:val="0"/>
           <w:numId w:val="1"/>
         </w:numPr>
-        <w:spacing w:lineRule="auto" w:line="276" w:before="0" w:after="60"/>
-        <w:rPr/>
-      </w:pPr>
-      <w:r>
-        <w:rPr>
-          <w:rFonts w:eastAsia="Times New Roman" w:cs="Times New Roman"/>
-          <w:color w:val="58595B"/>
-          <w:sz w:val="24"/>
-          <w:szCs w:val="24"/>
+        <w:spacing w:lineRule="auto" w:line="288" w:before="0" w:after="80"/>
+        <w:rPr/>
+      </w:pPr>
+      <w:r>
+        <w:rPr>
+          <w:rFonts w:eastAsia="Open Sans" w:cs="Open Sans"/>
+          <w:color w:val="2C3E50"/>
+          <w:sz w:val="22"/>
+          <w:szCs w:val="22"/>
         </w:rPr>
         <w:t>Note the Organization ID printed by the console. In OnPrem mode, send it to the vendor to receive the signed licence (licence-request, then licence-install). The Installation Guides describe each mode.</w:t>
       </w:r>
@@ -1281,10 +1279,10 @@
       </w:pPr>
       <w:r>
         <w:rPr>
-          <w:rFonts w:eastAsia="Times New Roman" w:cs="Times New Roman"/>
+          <w:rFonts w:eastAsia="Open Sans" w:cs="Open Sans"/>
           <w:b/>
           <w:bCs/>
-          <w:color w:val="3A3A3C"/>
+          <w:color w:val="123A5F"/>
           <w:sz w:val="23"/>
           <w:szCs w:val="23"/>
         </w:rPr>
@@ -1298,15 +1296,15 @@
           <w:ilvl w:val="0"/>
           <w:numId w:val="23"/>
         </w:numPr>
-        <w:spacing w:lineRule="auto" w:line="276" w:before="0" w:after="60"/>
-        <w:rPr/>
-      </w:pPr>
-      <w:r>
-        <w:rPr>
-          <w:rFonts w:eastAsia="Times New Roman" w:cs="Times New Roman"/>
-          <w:color w:val="58595B"/>
-          <w:sz w:val="24"/>
-          <w:szCs w:val="24"/>
+        <w:spacing w:lineRule="auto" w:line="288" w:before="0" w:after="80"/>
+        <w:rPr/>
+      </w:pPr>
+      <w:r>
+        <w:rPr>
+          <w:rFonts w:eastAsia="Open Sans" w:cs="Open Sans"/>
+          <w:color w:val="2C3E50"/>
+          <w:sz w:val="22"/>
+          <w:szCs w:val="22"/>
         </w:rPr>
         <w:t>Sign in with the API as the platform administrator.</w:t>
       </w:r>
@@ -1320,10 +1318,10 @@
       </w:pPr>
       <w:r>
         <w:rPr>
-          <w:rFonts w:eastAsia="Times New Roman" w:cs="Times New Roman"/>
+          <w:rFonts w:eastAsia="Open Sans" w:cs="Open Sans"/>
           <w:b/>
           <w:bCs/>
-          <w:color w:val="E07B00"/>
+          <w:color w:val="123A5F"/>
           <w:sz w:val="21"/>
           <w:szCs w:val="21"/>
         </w:rPr>
@@ -1331,8 +1329,8 @@
       </w:r>
       <w:r>
         <w:rPr>
-          <w:rFonts w:eastAsia="Times New Roman" w:cs="Times New Roman"/>
-          <w:color w:val="58595B"/>
+          <w:rFonts w:eastAsia="Open Sans" w:cs="Open Sans"/>
+          <w:color w:val="2C3E50"/>
           <w:sz w:val="21"/>
           <w:szCs w:val="21"/>
         </w:rPr>
@@ -1346,15 +1344,15 @@
           <w:ilvl w:val="0"/>
           <w:numId w:val="2"/>
         </w:numPr>
-        <w:spacing w:lineRule="auto" w:line="276" w:before="0" w:after="60"/>
-        <w:rPr/>
-      </w:pPr>
-      <w:r>
-        <w:rPr>
-          <w:rFonts w:eastAsia="Times New Roman" w:cs="Times New Roman"/>
-          <w:color w:val="58595B"/>
-          <w:sz w:val="24"/>
-          <w:szCs w:val="24"/>
+        <w:spacing w:lineRule="auto" w:line="288" w:before="0" w:after="80"/>
+        <w:rPr/>
+      </w:pPr>
+      <w:r>
+        <w:rPr>
+          <w:rFonts w:eastAsia="Open Sans" w:cs="Open Sans"/>
+          <w:color w:val="2C3E50"/>
+          <w:sz w:val="22"/>
+          <w:szCs w:val="22"/>
         </w:rPr>
         <w:t>Create the organization with the token received.</w:t>
       </w:r>
@@ -1368,10 +1366,10 @@
       </w:pPr>
       <w:r>
         <w:rPr>
-          <w:rFonts w:eastAsia="Times New Roman" w:cs="Times New Roman"/>
+          <w:rFonts w:eastAsia="Open Sans" w:cs="Open Sans"/>
           <w:b/>
           <w:bCs/>
-          <w:color w:val="E07B00"/>
+          <w:color w:val="123A5F"/>
           <w:sz w:val="21"/>
           <w:szCs w:val="21"/>
         </w:rPr>
@@ -1379,8 +1377,8 @@
       </w:r>
       <w:r>
         <w:rPr>
-          <w:rFonts w:eastAsia="Times New Roman" w:cs="Times New Roman"/>
-          <w:color w:val="58595B"/>
+          <w:rFonts w:eastAsia="Open Sans" w:cs="Open Sans"/>
+          <w:color w:val="2C3E50"/>
           <w:sz w:val="21"/>
           <w:szCs w:val="21"/>
         </w:rPr>
@@ -1388,8 +1386,8 @@
       </w:r>
       <w:r>
         <w:rPr>
-          <w:rFonts w:ascii="Times New Roman" w:hAnsi="Times New Roman" w:eastAsia="Times New Roman"/>
-          <w:color w:val="58595B"/>
+          <w:rFonts w:ascii="Open Sans" w:hAnsi="Open Sans" w:eastAsia="Open Sans"/>
+          <w:color w:val="2C3E50"/>
           <w:sz w:val="21"/>
           <w:sz w:val="21"/>
           <w:szCs w:val="21"/>
@@ -1399,8 +1397,8 @@
       </w:r>
       <w:r>
         <w:rPr>
-          <w:rFonts w:eastAsia="Times New Roman" w:cs="Times New Roman"/>
-          <w:color w:val="58595B"/>
+          <w:rFonts w:eastAsia="Open Sans" w:cs="Open Sans"/>
+          <w:color w:val="2C3E50"/>
           <w:sz w:val="21"/>
           <w:szCs w:val="21"/>
         </w:rPr>
@@ -1414,15 +1412,15 @@
           <w:ilvl w:val="0"/>
           <w:numId w:val="2"/>
         </w:numPr>
-        <w:spacing w:lineRule="auto" w:line="276" w:before="0" w:after="60"/>
-        <w:rPr/>
-      </w:pPr>
-      <w:r>
-        <w:rPr>
-          <w:rFonts w:eastAsia="Times New Roman" w:cs="Times New Roman"/>
-          <w:color w:val="58595B"/>
-          <w:sz w:val="24"/>
-          <w:szCs w:val="24"/>
+        <w:spacing w:lineRule="auto" w:line="288" w:before="0" w:after="80"/>
+        <w:rPr/>
+      </w:pPr>
+      <w:r>
+        <w:rPr>
+          <w:rFonts w:eastAsia="Open Sans" w:cs="Open Sans"/>
+          <w:color w:val="2C3E50"/>
+          <w:sz w:val="22"/>
+          <w:szCs w:val="22"/>
         </w:rPr>
         <w:t>The organization receives its functions, governance catalog, AI use cases and checklists; the starter team receives one account per role with the password Welcome#2026, to change at first sign-in.</w:t>
       </w:r>
@@ -1434,15 +1432,15 @@
           <w:ilvl w:val="0"/>
           <w:numId w:val="2"/>
         </w:numPr>
-        <w:spacing w:lineRule="auto" w:line="276" w:before="0" w:after="60"/>
-        <w:rPr/>
-      </w:pPr>
-      <w:r>
-        <w:rPr>
-          <w:rFonts w:eastAsia="Times New Roman" w:cs="Times New Roman"/>
-          <w:color w:val="58595B"/>
-          <w:sz w:val="24"/>
-          <w:szCs w:val="24"/>
+        <w:spacing w:lineRule="auto" w:line="288" w:before="0" w:after="80"/>
+        <w:rPr/>
+      </w:pPr>
+      <w:r>
+        <w:rPr>
+          <w:rFonts w:eastAsia="Open Sans" w:cs="Open Sans"/>
+          <w:color w:val="2C3E50"/>
+          <w:sz w:val="22"/>
+          <w:szCs w:val="22"/>
         </w:rPr>
         <w:t>Open Groups &amp; organizations to see it in the tree.</w:t>
       </w:r>
@@ -1456,10 +1454,10 @@
       </w:pPr>
       <w:r>
         <w:rPr>
-          <w:rFonts w:eastAsia="Times New Roman" w:cs="Times New Roman"/>
+          <w:rFonts w:eastAsia="Open Sans" w:cs="Open Sans"/>
           <w:b/>
           <w:bCs/>
-          <w:color w:val="3A3A3C"/>
+          <w:color w:val="123A5F"/>
           <w:sz w:val="23"/>
           <w:szCs w:val="23"/>
         </w:rPr>
@@ -1473,15 +1471,15 @@
           <w:ilvl w:val="0"/>
           <w:numId w:val="24"/>
         </w:numPr>
-        <w:spacing w:lineRule="auto" w:line="276" w:before="0" w:after="60"/>
-        <w:rPr/>
-      </w:pPr>
-      <w:r>
-        <w:rPr>
-          <w:rFonts w:eastAsia="Times New Roman" w:cs="Times New Roman"/>
-          <w:color w:val="58595B"/>
-          <w:sz w:val="24"/>
-          <w:szCs w:val="24"/>
+        <w:spacing w:lineRule="auto" w:line="288" w:before="0" w:after="80"/>
+        <w:rPr/>
+      </w:pPr>
+      <w:r>
+        <w:rPr>
+          <w:rFonts w:eastAsia="Open Sans" w:cs="Open Sans"/>
+          <w:color w:val="2C3E50"/>
+          <w:sz w:val="22"/>
+          <w:szCs w:val="22"/>
         </w:rPr>
         <w:t>Open Administration › Users and click New user.</w:t>
       </w:r>
@@ -1493,15 +1491,15 @@
           <w:ilvl w:val="0"/>
           <w:numId w:val="3"/>
         </w:numPr>
-        <w:spacing w:lineRule="auto" w:line="276" w:before="0" w:after="60"/>
-        <w:rPr/>
-      </w:pPr>
-      <w:r>
-        <w:rPr>
-          <w:rFonts w:eastAsia="Times New Roman" w:cs="Times New Roman"/>
-          <w:color w:val="58595B"/>
-          <w:sz w:val="24"/>
-          <w:szCs w:val="24"/>
+        <w:spacing w:lineRule="auto" w:line="288" w:before="0" w:after="80"/>
+        <w:rPr/>
+      </w:pPr>
+      <w:r>
+        <w:rPr>
+          <w:rFonts w:eastAsia="Open Sans" w:cs="Open Sans"/>
+          <w:color w:val="2C3E50"/>
+          <w:sz w:val="22"/>
+          <w:szCs w:val="22"/>
         </w:rPr>
         <w:t>Type the identity.</w:t>
       </w:r>
@@ -1515,10 +1513,10 @@
       </w:pPr>
       <w:r>
         <w:rPr>
-          <w:rFonts w:eastAsia="Times New Roman" w:cs="Times New Roman"/>
+          <w:rFonts w:eastAsia="Open Sans" w:cs="Open Sans"/>
           <w:b/>
           <w:bCs/>
-          <w:color w:val="E07B00"/>
+          <w:color w:val="123A5F"/>
           <w:sz w:val="21"/>
           <w:szCs w:val="21"/>
         </w:rPr>
@@ -1526,8 +1524,8 @@
       </w:r>
       <w:r>
         <w:rPr>
-          <w:rFonts w:eastAsia="Times New Roman" w:cs="Times New Roman"/>
-          <w:color w:val="58595B"/>
+          <w:rFonts w:eastAsia="Open Sans" w:cs="Open Sans"/>
+          <w:color w:val="2C3E50"/>
           <w:sz w:val="21"/>
           <w:szCs w:val="21"/>
         </w:rPr>
@@ -1541,15 +1539,15 @@
           <w:ilvl w:val="0"/>
           <w:numId w:val="3"/>
         </w:numPr>
-        <w:spacing w:lineRule="auto" w:line="276" w:before="0" w:after="60"/>
-        <w:rPr/>
-      </w:pPr>
-      <w:r>
-        <w:rPr>
-          <w:rFonts w:eastAsia="Times New Roman" w:cs="Times New Roman"/>
-          <w:color w:val="58595B"/>
-          <w:sz w:val="24"/>
-          <w:szCs w:val="24"/>
+        <w:spacing w:lineRule="auto" w:line="288" w:before="0" w:after="80"/>
+        <w:rPr/>
+      </w:pPr>
+      <w:r>
+        <w:rPr>
+          <w:rFonts w:eastAsia="Open Sans" w:cs="Open Sans"/>
+          <w:color w:val="2C3E50"/>
+          <w:sz w:val="22"/>
+          <w:szCs w:val="22"/>
         </w:rPr>
         <w:t>Type a first password, tick the role L&amp;D Planner and click Save. Give the password to the user, who changes it in the profile menu › Change password.</w:t>
       </w:r>
@@ -1563,10 +1561,10 @@
       </w:pPr>
       <w:r>
         <w:rPr>
-          <w:rFonts w:eastAsia="Times New Roman" w:cs="Times New Roman"/>
+          <w:rFonts w:eastAsia="Open Sans" w:cs="Open Sans"/>
           <w:b/>
           <w:bCs/>
-          <w:color w:val="E07B00"/>
+          <w:color w:val="123A5F"/>
           <w:sz w:val="21"/>
           <w:szCs w:val="21"/>
         </w:rPr>
@@ -1574,8 +1572,8 @@
       </w:r>
       <w:r>
         <w:rPr>
-          <w:rFonts w:eastAsia="Times New Roman" w:cs="Times New Roman"/>
-          <w:color w:val="58595B"/>
+          <w:rFonts w:eastAsia="Open Sans" w:cs="Open Sans"/>
+          <w:color w:val="2C3E50"/>
           <w:sz w:val="21"/>
           <w:szCs w:val="21"/>
         </w:rPr>
@@ -1596,7 +1594,7 @@
           <wp:inline distT="0" distB="0" distL="0" distR="0">
             <wp:extent cx="5905500" cy="3695700"/>
             <wp:effectExtent l="0" t="0" r="0" b="0"/>
-            <wp:docPr id="1" name="a_users.png" descr="Figure 1 — Users of the organization&#10;Figure 1 — Users of the organization"/>
+            <wp:docPr id="2" name="a_users.png" descr="Figure 1 — Users of the organization&#10;Figure 1 — Users of the organization"/>
             <wp:cNvGraphicFramePr>
               <a:graphicFrameLocks xmlns:a="http://schemas.openxmlformats.org/drawingml/2006/main" noChangeAspect="1"/>
             </wp:cNvGraphicFramePr>
@@ -1604,182 +1602,7 @@
               <a:graphicData uri="http://schemas.openxmlformats.org/drawingml/2006/picture">
                 <pic:pic xmlns:pic="http://schemas.openxmlformats.org/drawingml/2006/picture">
                   <pic:nvPicPr>
-                    <pic:cNvPr id="1" name="a_users.png" descr="Figure 1 — Users of the organization&#10;Figure 1 — Users of the organization"/>
-                    <pic:cNvPicPr>
-                      <a:picLocks noChangeAspect="1" noChangeArrowheads="1"/>
-                    </pic:cNvPicPr>
-                  </pic:nvPicPr>
-                  <pic:blipFill>
-                    <a:blip r:embed="rId2"/>
-                    <a:stretch>
-                      <a:fillRect/>
-                    </a:stretch>
-                  </pic:blipFill>
-                  <pic:spPr bwMode="auto">
-                    <a:xfrm>
-                      <a:off x="0" y="0"/>
-                      <a:ext cx="5905500" cy="3695700"/>
-                    </a:xfrm>
-                    <a:prstGeom prst="rect">
-                      <a:avLst/>
-                    </a:prstGeom>
-                  </pic:spPr>
-                </pic:pic>
-              </a:graphicData>
-            </a:graphic>
-          </wp:inline>
-        </w:drawing>
-      </w:r>
-    </w:p>
-    <w:p>
-      <w:pPr>
-        <w:pStyle w:val="Normal"/>
-        <w:spacing w:before="0" w:after="200"/>
-        <w:jc w:val="center"/>
-        <w:rPr/>
-      </w:pPr>
-      <w:r>
-        <w:rPr>
-          <w:rFonts w:eastAsia="Times New Roman" w:cs="Times New Roman"/>
-          <w:i/>
-          <w:iCs/>
-          <w:color w:val="58595B"/>
-          <w:sz w:val="19"/>
-          <w:szCs w:val="19"/>
-        </w:rPr>
-        <w:t>Figure 1 — Users of the organization</w:t>
-      </w:r>
-    </w:p>
-    <w:p>
-      <w:pPr>
-        <w:pStyle w:val="Normal"/>
-        <w:keepNext w:val="true"/>
-        <w:spacing w:before="160" w:after="60"/>
-        <w:rPr/>
-      </w:pPr>
-      <w:r>
-        <w:rPr>
-          <w:rFonts w:eastAsia="Times New Roman" w:cs="Times New Roman"/>
-          <w:b/>
-          <w:bCs/>
-          <w:color w:val="3A3A3C"/>
-          <w:sz w:val="23"/>
-          <w:szCs w:val="23"/>
-        </w:rPr>
-        <w:t>Change your own password</w:t>
-      </w:r>
-    </w:p>
-    <w:p>
-      <w:pPr>
-        <w:pStyle w:val="ListParagraph"/>
-        <w:numPr>
-          <w:ilvl w:val="0"/>
-          <w:numId w:val="25"/>
-        </w:numPr>
-        <w:spacing w:lineRule="auto" w:line="276" w:before="0" w:after="60"/>
-        <w:rPr/>
-      </w:pPr>
-      <w:r>
-        <w:rPr>
-          <w:rFonts w:eastAsia="Times New Roman" w:cs="Times New Roman"/>
-          <w:color w:val="58595B"/>
-          <w:sz w:val="24"/>
-          <w:szCs w:val="24"/>
-        </w:rPr>
-        <w:t>Click the profile icon at the top right, then Change password.</w:t>
-      </w:r>
-    </w:p>
-    <w:p>
-      <w:pPr>
-        <w:pStyle w:val="ListParagraph"/>
-        <w:numPr>
-          <w:ilvl w:val="0"/>
-          <w:numId w:val="4"/>
-        </w:numPr>
-        <w:spacing w:lineRule="auto" w:line="276" w:before="0" w:after="60"/>
-        <w:rPr/>
-      </w:pPr>
-      <w:r>
-        <w:rPr>
-          <w:rFonts w:eastAsia="Times New Roman" w:cs="Times New Roman"/>
-          <w:color w:val="58595B"/>
-          <w:sz w:val="24"/>
-          <w:szCs w:val="24"/>
-        </w:rPr>
-        <w:t>Type the current password, then the new one twice and click Save.</w:t>
-      </w:r>
-    </w:p>
-    <w:p>
-      <w:pPr>
-        <w:pStyle w:val="Normal"/>
-        <w:spacing w:before="0" w:after="60"/>
-        <w:ind w:left="700"/>
-        <w:rPr/>
-      </w:pPr>
-      <w:r>
-        <w:rPr>
-          <w:rFonts w:eastAsia="Times New Roman" w:cs="Times New Roman"/>
-          <w:b/>
-          <w:bCs/>
-          <w:color w:val="E07B00"/>
-          <w:sz w:val="21"/>
-          <w:szCs w:val="21"/>
-        </w:rPr>
-        <w:t xml:space="preserve">Type: </w:t>
-      </w:r>
-      <w:r>
-        <w:rPr>
-          <w:rFonts w:eastAsia="Times New Roman" w:cs="Times New Roman"/>
-          <w:color w:val="58595B"/>
-          <w:sz w:val="21"/>
-          <w:szCs w:val="21"/>
-        </w:rPr>
-        <w:t>At least 12 characters with upper and lower case letters, a digit and a symbol — for example Rabat#Skills2026</w:t>
-      </w:r>
-    </w:p>
-    <w:p>
-      <w:pPr>
-        <w:pStyle w:val="ListParagraph"/>
-        <w:numPr>
-          <w:ilvl w:val="0"/>
-          <w:numId w:val="4"/>
-        </w:numPr>
-        <w:spacing w:lineRule="auto" w:line="276" w:before="0" w:after="60"/>
-        <w:rPr/>
-      </w:pPr>
-      <w:r>
-        <w:rPr>
-          <w:rFonts w:eastAsia="Times New Roman" w:cs="Times New Roman"/>
-          <w:color w:val="58595B"/>
-          <w:sz w:val="24"/>
-          <w:szCs w:val="24"/>
-        </w:rPr>
-        <w:t>The change is written in the audit log (User · password.change). A user who forgot the password receives a temporary one from the organization administrator (Administration › Users).</w:t>
-      </w:r>
-    </w:p>
-    <w:p>
-      <w:pPr>
-        <w:pStyle w:val="Normal"/>
-        <w:keepNext w:val="true"/>
-        <w:spacing w:before="120" w:after="60"/>
-        <w:jc w:val="center"/>
-        <w:rPr/>
-      </w:pPr>
-      <w:r>
-        <w:rPr/>
-        <w:drawing>
-          <wp:inline distT="0" distB="0" distL="0" distR="0">
-            <wp:extent cx="5905500" cy="3695700"/>
-            <wp:effectExtent l="0" t="0" r="0" b="0"/>
-            <wp:docPr id="2" name="a_password.png" descr="Figure 2 — Change password (profile menu)&#10;Figure 2 — Change password (profile menu)"/>
-            <wp:cNvGraphicFramePr>
-              <a:graphicFrameLocks xmlns:a="http://schemas.openxmlformats.org/drawingml/2006/main" noChangeAspect="1"/>
-            </wp:cNvGraphicFramePr>
-            <a:graphic xmlns:a="http://schemas.openxmlformats.org/drawingml/2006/main">
-              <a:graphicData uri="http://schemas.openxmlformats.org/drawingml/2006/picture">
-                <pic:pic xmlns:pic="http://schemas.openxmlformats.org/drawingml/2006/picture">
-                  <pic:nvPicPr>
-                    <pic:cNvPr id="2" name="a_password.png" descr="Figure 2 — Change password (profile menu)&#10;Figure 2 — Change password (profile menu)"/>
+                    <pic:cNvPr id="2" name="a_users.png" descr="Figure 1 — Users of the organization&#10;Figure 1 — Users of the organization"/>
                     <pic:cNvPicPr>
                       <a:picLocks noChangeAspect="1" noChangeArrowheads="1"/>
                     </pic:cNvPicPr>
@@ -1809,20 +1632,20 @@
     <w:p>
       <w:pPr>
         <w:pStyle w:val="Normal"/>
-        <w:spacing w:before="0" w:after="200"/>
+        <w:spacing w:before="0" w:after="240"/>
         <w:jc w:val="center"/>
         <w:rPr/>
       </w:pPr>
       <w:r>
         <w:rPr>
-          <w:rFonts w:eastAsia="Times New Roman" w:cs="Times New Roman"/>
+          <w:rFonts w:eastAsia="Open Sans" w:cs="Open Sans"/>
           <w:i/>
           <w:iCs/>
-          <w:color w:val="58595B"/>
-          <w:sz w:val="19"/>
-          <w:szCs w:val="19"/>
-        </w:rPr>
-        <w:t>Figure 2 — Change password (profile menu)</w:t>
+          <w:color w:val="5A6B7B"/>
+          <w:sz w:val="18"/>
+          <w:szCs w:val="18"/>
+        </w:rPr>
+        <w:t>Figure 1 — Users of the organization</w:t>
       </w:r>
     </w:p>
     <w:p>
@@ -1834,14 +1657,14 @@
       </w:pPr>
       <w:r>
         <w:rPr>
-          <w:rFonts w:eastAsia="Times New Roman" w:cs="Times New Roman"/>
+          <w:rFonts w:eastAsia="Open Sans" w:cs="Open Sans"/>
           <w:b/>
           <w:bCs/>
-          <w:color w:val="3A3A3C"/>
+          <w:color w:val="123A5F"/>
           <w:sz w:val="23"/>
           <w:szCs w:val="23"/>
         </w:rPr>
-        <w:t>Adjust a permission</w:t>
+        <w:t>Change your own password</w:t>
       </w:r>
     </w:p>
     <w:p>
@@ -1849,19 +1672,19 @@
         <w:pStyle w:val="ListParagraph"/>
         <w:numPr>
           <w:ilvl w:val="0"/>
-          <w:numId w:val="26"/>
+          <w:numId w:val="25"/>
         </w:numPr>
-        <w:spacing w:lineRule="auto" w:line="276" w:before="0" w:after="60"/>
-        <w:rPr/>
-      </w:pPr>
-      <w:r>
-        <w:rPr>
-          <w:rFonts w:eastAsia="Times New Roman" w:cs="Times New Roman"/>
-          <w:color w:val="58595B"/>
-          <w:sz w:val="24"/>
-          <w:szCs w:val="24"/>
-        </w:rPr>
-        <w:t>Open Administration › Permissions. Rows are permissions, columns are roles.</w:t>
+        <w:spacing w:lineRule="auto" w:line="288" w:before="0" w:after="80"/>
+        <w:rPr/>
+      </w:pPr>
+      <w:r>
+        <w:rPr>
+          <w:rFonts w:eastAsia="Open Sans" w:cs="Open Sans"/>
+          <w:color w:val="2C3E50"/>
+          <w:sz w:val="22"/>
+          <w:szCs w:val="22"/>
+        </w:rPr>
+        <w:t>Click the profile icon at the top right, then Change password.</w:t>
       </w:r>
     </w:p>
     <w:p>
@@ -1869,19 +1692,47 @@
         <w:pStyle w:val="ListParagraph"/>
         <w:numPr>
           <w:ilvl w:val="0"/>
-          <w:numId w:val="5"/>
+          <w:numId w:val="4"/>
         </w:numPr>
-        <w:spacing w:lineRule="auto" w:line="276" w:before="0" w:after="60"/>
-        <w:rPr/>
-      </w:pPr>
-      <w:r>
-        <w:rPr>
-          <w:rFonts w:eastAsia="Times New Roman" w:cs="Times New Roman"/>
-          <w:color w:val="58595B"/>
-          <w:sz w:val="24"/>
-          <w:szCs w:val="24"/>
-        </w:rPr>
-        <w:t>Tick documents.approve for the role Quality Manager.</w:t>
+        <w:spacing w:lineRule="auto" w:line="288" w:before="0" w:after="80"/>
+        <w:rPr/>
+      </w:pPr>
+      <w:r>
+        <w:rPr>
+          <w:rFonts w:eastAsia="Open Sans" w:cs="Open Sans"/>
+          <w:color w:val="2C3E50"/>
+          <w:sz w:val="22"/>
+          <w:szCs w:val="22"/>
+        </w:rPr>
+        <w:t>Type the current password, then the new one twice and click Save.</w:t>
+      </w:r>
+    </w:p>
+    <w:p>
+      <w:pPr>
+        <w:pStyle w:val="Normal"/>
+        <w:spacing w:before="0" w:after="60"/>
+        <w:ind w:left="700"/>
+        <w:rPr/>
+      </w:pPr>
+      <w:r>
+        <w:rPr>
+          <w:rFonts w:eastAsia="Open Sans" w:cs="Open Sans"/>
+          <w:b/>
+          <w:bCs/>
+          <w:color w:val="123A5F"/>
+          <w:sz w:val="21"/>
+          <w:szCs w:val="21"/>
+        </w:rPr>
+        <w:t xml:space="preserve">Type: </w:t>
+      </w:r>
+      <w:r>
+        <w:rPr>
+          <w:rFonts w:eastAsia="Open Sans" w:cs="Open Sans"/>
+          <w:color w:val="2C3E50"/>
+          <w:sz w:val="21"/>
+          <w:szCs w:val="21"/>
+        </w:rPr>
+        <w:t>At least 12 characters with upper and lower case letters, a digit and a symbol — for example Rabat#Skills2026</w:t>
       </w:r>
     </w:p>
     <w:p>
@@ -1889,47 +1740,19 @@
         <w:pStyle w:val="ListParagraph"/>
         <w:numPr>
           <w:ilvl w:val="0"/>
-          <w:numId w:val="5"/>
+          <w:numId w:val="4"/>
         </w:numPr>
-        <w:spacing w:lineRule="auto" w:line="276" w:before="0" w:after="60"/>
-        <w:rPr/>
-      </w:pPr>
-      <w:r>
-        <w:rPr>
-          <w:rFonts w:eastAsia="Times New Roman" w:cs="Times New Roman"/>
-          <w:color w:val="58595B"/>
-          <w:sz w:val="24"/>
-          <w:szCs w:val="24"/>
-        </w:rPr>
-        <w:t>Type the justification and confirm. The change is in the audit log.</w:t>
-      </w:r>
-    </w:p>
-    <w:p>
-      <w:pPr>
-        <w:pStyle w:val="Normal"/>
-        <w:spacing w:before="0" w:after="60"/>
-        <w:ind w:left="700"/>
-        <w:rPr/>
-      </w:pPr>
-      <w:r>
-        <w:rPr>
-          <w:rFonts w:eastAsia="Times New Roman" w:cs="Times New Roman"/>
-          <w:b/>
-          <w:bCs/>
-          <w:color w:val="E07B00"/>
-          <w:sz w:val="21"/>
-          <w:szCs w:val="21"/>
-        </w:rPr>
-        <w:t xml:space="preserve">Type: </w:t>
-      </w:r>
-      <w:r>
-        <w:rPr>
-          <w:rFonts w:eastAsia="Times New Roman" w:cs="Times New Roman"/>
-          <w:color w:val="58595B"/>
-          <w:sz w:val="21"/>
-          <w:szCs w:val="21"/>
-        </w:rPr>
-        <w:t>Quality Manager approves procedures from 2026.</w:t>
+        <w:spacing w:lineRule="auto" w:line="288" w:before="0" w:after="80"/>
+        <w:rPr/>
+      </w:pPr>
+      <w:r>
+        <w:rPr>
+          <w:rFonts w:eastAsia="Open Sans" w:cs="Open Sans"/>
+          <w:color w:val="2C3E50"/>
+          <w:sz w:val="22"/>
+          <w:szCs w:val="22"/>
+        </w:rPr>
+        <w:t>The change is written in the audit log (User · password.change). A user who forgot the password receives a temporary one from the organization administrator (Administration › Users).</w:t>
       </w:r>
     </w:p>
     <w:p>
@@ -1946,7 +1769,7 @@
           <wp:inline distT="0" distB="0" distL="0" distR="0">
             <wp:extent cx="5905500" cy="3695700"/>
             <wp:effectExtent l="0" t="0" r="0" b="0"/>
-            <wp:docPr id="3" name="a_perm.png" descr="Figure 3 — Permission matrix&#10;Figure 3 — Permission matrix"/>
+            <wp:docPr id="3" name="a_password.png" descr="Figure 2 — Change password (profile menu)&#10;Figure 2 — Change password (profile menu)"/>
             <wp:cNvGraphicFramePr>
               <a:graphicFrameLocks xmlns:a="http://schemas.openxmlformats.org/drawingml/2006/main" noChangeAspect="1"/>
             </wp:cNvGraphicFramePr>
@@ -1954,7 +1777,7 @@
               <a:graphicData uri="http://schemas.openxmlformats.org/drawingml/2006/picture">
                 <pic:pic xmlns:pic="http://schemas.openxmlformats.org/drawingml/2006/picture">
                   <pic:nvPicPr>
-                    <pic:cNvPr id="3" name="a_perm.png" descr="Figure 3 — Permission matrix&#10;Figure 3 — Permission matrix"/>
+                    <pic:cNvPr id="3" name="a_password.png" descr="Figure 2 — Change password (profile menu)&#10;Figure 2 — Change password (profile menu)"/>
                     <pic:cNvPicPr>
                       <a:picLocks noChangeAspect="1" noChangeArrowheads="1"/>
                     </pic:cNvPicPr>
@@ -1984,82 +1807,39 @@
     <w:p>
       <w:pPr>
         <w:pStyle w:val="Normal"/>
-        <w:spacing w:before="0" w:after="200"/>
+        <w:spacing w:before="0" w:after="240"/>
         <w:jc w:val="center"/>
         <w:rPr/>
       </w:pPr>
       <w:r>
         <w:rPr>
-          <w:rFonts w:eastAsia="Times New Roman" w:cs="Times New Roman"/>
+          <w:rFonts w:eastAsia="Open Sans" w:cs="Open Sans"/>
           <w:i/>
           <w:iCs/>
-          <w:color w:val="58595B"/>
-          <w:sz w:val="19"/>
-          <w:szCs w:val="19"/>
-        </w:rPr>
-        <w:t>Figure 3 — Permission matrix</w:t>
-      </w:r>
-      <w:r>
-        <w:br w:type="page"/>
-      </w:r>
-    </w:p>
-    <w:p>
-      <w:pPr>
-        <w:pStyle w:val="Heading1"/>
-        <w:pBdr>
-          <w:bottom w:val="single" w:sz="8" w:space="4" w:color="F8931D"/>
-        </w:pBdr>
-        <w:spacing w:before="0" w:after="200"/>
-        <w:rPr/>
-      </w:pPr>
-      <w:bookmarkStart w:id="2" w:name="__RefHeading___Toc495_2313161461"/>
-      <w:bookmarkEnd w:id="2"/>
-      <w:r>
-        <w:rPr>
-          <w:rFonts w:eastAsia="Times New Roman" w:cs="Times New Roman"/>
+          <w:color w:val="5A6B7B"/>
+          <w:sz w:val="18"/>
+          <w:szCs w:val="18"/>
+        </w:rPr>
+        <w:t>Figure 2 — Change password (profile menu)</w:t>
+      </w:r>
+    </w:p>
+    <w:p>
+      <w:pPr>
+        <w:pStyle w:val="Normal"/>
+        <w:keepNext w:val="true"/>
+        <w:spacing w:before="160" w:after="60"/>
+        <w:rPr/>
+      </w:pPr>
+      <w:r>
+        <w:rPr>
+          <w:rFonts w:eastAsia="Open Sans" w:cs="Open Sans"/>
           <w:b/>
           <w:bCs/>
-          <w:color w:val="E07B00"/>
-          <w:sz w:val="34"/>
-          <w:szCs w:val="34"/>
-        </w:rPr>
-        <w:t>3. Configuration</w:t>
-      </w:r>
-    </w:p>
-    <w:p>
-      <w:pPr>
-        <w:pStyle w:val="Normal"/>
-        <w:spacing w:lineRule="auto" w:line="276" w:before="0" w:after="120"/>
-        <w:jc w:val="both"/>
-        <w:rPr/>
-      </w:pPr>
-      <w:r>
-        <w:rPr>
-          <w:rFonts w:eastAsia="Times New Roman" w:cs="Times New Roman"/>
-          <w:color w:val="58595B"/>
-          <w:sz w:val="24"/>
-          <w:szCs w:val="24"/>
-        </w:rPr>
-        <w:t>Configuration sets the pack, add-ons, compliance standards, quotas and the justification rule. A field marked as governed asks for a justification when it changes.</w:t>
-      </w:r>
-    </w:p>
-    <w:p>
-      <w:pPr>
-        <w:pStyle w:val="Normal"/>
-        <w:keepNext w:val="true"/>
-        <w:spacing w:before="160" w:after="60"/>
-        <w:rPr/>
-      </w:pPr>
-      <w:r>
-        <w:rPr>
-          <w:rFonts w:eastAsia="Times New Roman" w:cs="Times New Roman"/>
-          <w:b/>
-          <w:bCs/>
-          <w:color w:val="3A3A3C"/>
+          <w:color w:val="123A5F"/>
           <w:sz w:val="23"/>
           <w:szCs w:val="23"/>
         </w:rPr>
-        <w:t>Activate a compliance standard</w:t>
+        <w:t>Adjust a permission</w:t>
       </w:r>
     </w:p>
     <w:p>
@@ -2067,19 +1847,19 @@
         <w:pStyle w:val="ListParagraph"/>
         <w:numPr>
           <w:ilvl w:val="0"/>
-          <w:numId w:val="27"/>
+          <w:numId w:val="26"/>
         </w:numPr>
-        <w:spacing w:lineRule="auto" w:line="276" w:before="0" w:after="60"/>
-        <w:rPr/>
-      </w:pPr>
-      <w:r>
-        <w:rPr>
-          <w:rFonts w:eastAsia="Times New Roman" w:cs="Times New Roman"/>
-          <w:color w:val="58595B"/>
-          <w:sz w:val="24"/>
-          <w:szCs w:val="24"/>
-        </w:rPr>
-        <w:t>Open Administration › Configuration, section Compliance standards.</w:t>
+        <w:spacing w:lineRule="auto" w:line="288" w:before="0" w:after="80"/>
+        <w:rPr/>
+      </w:pPr>
+      <w:r>
+        <w:rPr>
+          <w:rFonts w:eastAsia="Open Sans" w:cs="Open Sans"/>
+          <w:color w:val="2C3E50"/>
+          <w:sz w:val="22"/>
+          <w:szCs w:val="22"/>
+        </w:rPr>
+        <w:t>Open Administration › Permissions. Rows are permissions, columns are roles.</w:t>
       </w:r>
     </w:p>
     <w:p>
@@ -2087,47 +1867,19 @@
         <w:pStyle w:val="ListParagraph"/>
         <w:numPr>
           <w:ilvl w:val="0"/>
-          <w:numId w:val="6"/>
+          <w:numId w:val="5"/>
         </w:numPr>
-        <w:spacing w:lineRule="auto" w:line="276" w:before="0" w:after="60"/>
-        <w:rPr/>
-      </w:pPr>
-      <w:r>
-        <w:rPr>
-          <w:rFonts w:eastAsia="Times New Roman" w:cs="Times New Roman"/>
-          <w:color w:val="58595B"/>
-          <w:sz w:val="24"/>
-          <w:szCs w:val="24"/>
-        </w:rPr>
-        <w:t>Tick ISO 21001 and click Save.</w:t>
-      </w:r>
-    </w:p>
-    <w:p>
-      <w:pPr>
-        <w:pStyle w:val="Normal"/>
-        <w:spacing w:before="0" w:after="60"/>
-        <w:ind w:left="700"/>
-        <w:rPr/>
-      </w:pPr>
-      <w:r>
-        <w:rPr>
-          <w:rFonts w:eastAsia="Times New Roman" w:cs="Times New Roman"/>
-          <w:b/>
-          <w:bCs/>
-          <w:color w:val="E07B00"/>
-          <w:sz w:val="21"/>
-          <w:szCs w:val="21"/>
-        </w:rPr>
-        <w:t xml:space="preserve">Type: </w:t>
-      </w:r>
-      <w:r>
-        <w:rPr>
-          <w:rFonts w:eastAsia="Times New Roman" w:cs="Times New Roman"/>
-          <w:color w:val="58595B"/>
-          <w:sz w:val="21"/>
-          <w:szCs w:val="21"/>
-        </w:rPr>
-        <w:t>Justification — Certification audit planned in March 2027.</w:t>
+        <w:spacing w:lineRule="auto" w:line="288" w:before="0" w:after="80"/>
+        <w:rPr/>
+      </w:pPr>
+      <w:r>
+        <w:rPr>
+          <w:rFonts w:eastAsia="Open Sans" w:cs="Open Sans"/>
+          <w:color w:val="2C3E50"/>
+          <w:sz w:val="22"/>
+          <w:szCs w:val="22"/>
+        </w:rPr>
+        <w:t>Tick documents.approve for the role Quality Manager.</w:t>
       </w:r>
     </w:p>
     <w:p>
@@ -2135,19 +1887,47 @@
         <w:pStyle w:val="ListParagraph"/>
         <w:numPr>
           <w:ilvl w:val="0"/>
-          <w:numId w:val="6"/>
+          <w:numId w:val="5"/>
         </w:numPr>
-        <w:spacing w:lineRule="auto" w:line="276" w:before="0" w:after="60"/>
-        <w:rPr/>
-      </w:pPr>
-      <w:r>
-        <w:rPr>
-          <w:rFonts w:eastAsia="Times New Roman" w:cs="Times New Roman"/>
-          <w:color w:val="58595B"/>
-          <w:sz w:val="24"/>
-          <w:szCs w:val="24"/>
-        </w:rPr>
-        <w:t>Open Reports › Master list › Required by standards: ISO 21001 now lists its documented information.</w:t>
+        <w:spacing w:lineRule="auto" w:line="288" w:before="0" w:after="80"/>
+        <w:rPr/>
+      </w:pPr>
+      <w:r>
+        <w:rPr>
+          <w:rFonts w:eastAsia="Open Sans" w:cs="Open Sans"/>
+          <w:color w:val="2C3E50"/>
+          <w:sz w:val="22"/>
+          <w:szCs w:val="22"/>
+        </w:rPr>
+        <w:t>Type the justification and confirm. The change is in the audit log.</w:t>
+      </w:r>
+    </w:p>
+    <w:p>
+      <w:pPr>
+        <w:pStyle w:val="Normal"/>
+        <w:spacing w:before="0" w:after="60"/>
+        <w:ind w:left="700"/>
+        <w:rPr/>
+      </w:pPr>
+      <w:r>
+        <w:rPr>
+          <w:rFonts w:eastAsia="Open Sans" w:cs="Open Sans"/>
+          <w:b/>
+          <w:bCs/>
+          <w:color w:val="123A5F"/>
+          <w:sz w:val="21"/>
+          <w:szCs w:val="21"/>
+        </w:rPr>
+        <w:t xml:space="preserve">Type: </w:t>
+      </w:r>
+      <w:r>
+        <w:rPr>
+          <w:rFonts w:eastAsia="Open Sans" w:cs="Open Sans"/>
+          <w:color w:val="2C3E50"/>
+          <w:sz w:val="21"/>
+          <w:szCs w:val="21"/>
+        </w:rPr>
+        <w:t>Quality Manager approves procedures from 2026.</w:t>
       </w:r>
     </w:p>
     <w:p>
@@ -2164,7 +1944,7 @@
           <wp:inline distT="0" distB="0" distL="0" distR="0">
             <wp:extent cx="5905500" cy="3695700"/>
             <wp:effectExtent l="0" t="0" r="0" b="0"/>
-            <wp:docPr id="4" name="a_config.png" descr="Figure 4 — Configuration of the organization&#10;Figure 4 — Configuration of the organization"/>
+            <wp:docPr id="4" name="a_perm.png" descr="Figure 3 — Permission matrix&#10;Figure 3 — Permission matrix"/>
             <wp:cNvGraphicFramePr>
               <a:graphicFrameLocks xmlns:a="http://schemas.openxmlformats.org/drawingml/2006/main" noChangeAspect="1"/>
             </wp:cNvGraphicFramePr>
@@ -2172,7 +1952,7 @@
               <a:graphicData uri="http://schemas.openxmlformats.org/drawingml/2006/picture">
                 <pic:pic xmlns:pic="http://schemas.openxmlformats.org/drawingml/2006/picture">
                   <pic:nvPicPr>
-                    <pic:cNvPr id="4" name="a_config.png" descr="Figure 4 — Configuration of the organization&#10;Figure 4 — Configuration of the organization"/>
+                    <pic:cNvPr id="4" name="a_perm.png" descr="Figure 3 — Permission matrix&#10;Figure 3 — Permission matrix"/>
                     <pic:cNvPicPr>
                       <a:picLocks noChangeAspect="1" noChangeArrowheads="1"/>
                     </pic:cNvPicPr>
@@ -2202,20 +1982,63 @@
     <w:p>
       <w:pPr>
         <w:pStyle w:val="Normal"/>
-        <w:spacing w:before="0" w:after="200"/>
+        <w:spacing w:before="0" w:after="240"/>
         <w:jc w:val="center"/>
         <w:rPr/>
       </w:pPr>
       <w:r>
         <w:rPr>
-          <w:rFonts w:eastAsia="Times New Roman" w:cs="Times New Roman"/>
+          <w:rFonts w:eastAsia="Open Sans" w:cs="Open Sans"/>
           <w:i/>
           <w:iCs/>
-          <w:color w:val="58595B"/>
-          <w:sz w:val="19"/>
-          <w:szCs w:val="19"/>
-        </w:rPr>
-        <w:t>Figure 4 — Configuration of the organization</w:t>
+          <w:color w:val="5A6B7B"/>
+          <w:sz w:val="18"/>
+          <w:szCs w:val="18"/>
+        </w:rPr>
+        <w:t>Figure 3 — Permission matrix</w:t>
+      </w:r>
+      <w:r>
+        <w:br w:type="page"/>
+      </w:r>
+    </w:p>
+    <w:p>
+      <w:pPr>
+        <w:pStyle w:val="Heading1"/>
+        <w:pBdr>
+          <w:bottom w:val="single" w:sz="6" w:space="6" w:color="E1E8F0"/>
+        </w:pBdr>
+        <w:spacing w:before="0" w:after="240"/>
+        <w:rPr/>
+      </w:pPr>
+      <w:bookmarkStart w:id="2" w:name="__RefHeading___Toc503_3373283034"/>
+      <w:bookmarkEnd w:id="2"/>
+      <w:r>
+        <w:rPr>
+          <w:rFonts w:eastAsia="Montserrat" w:cs="Montserrat"/>
+          <w:b/>
+          <w:bCs/>
+          <w:color w:val="123A5F"/>
+          <w:sz w:val="40"/>
+          <w:szCs w:val="40"/>
+        </w:rPr>
+        <w:t>3. Configuration</w:t>
+      </w:r>
+    </w:p>
+    <w:p>
+      <w:pPr>
+        <w:pStyle w:val="Normal"/>
+        <w:spacing w:lineRule="auto" w:line="288" w:before="0" w:after="160"/>
+        <w:jc w:val="left"/>
+        <w:rPr/>
+      </w:pPr>
+      <w:r>
+        <w:rPr>
+          <w:rFonts w:eastAsia="Open Sans" w:cs="Open Sans"/>
+          <w:color w:val="2C3E50"/>
+          <w:sz w:val="22"/>
+          <w:szCs w:val="22"/>
+        </w:rPr>
+        <w:t>Configuration sets the pack, add-ons, compliance standards, quotas and the justification rule. A field marked as governed asks for a justification when it changes.</w:t>
       </w:r>
     </w:p>
     <w:p>
@@ -2227,14 +2050,14 @@
       </w:pPr>
       <w:r>
         <w:rPr>
-          <w:rFonts w:eastAsia="Times New Roman" w:cs="Times New Roman"/>
+          <w:rFonts w:eastAsia="Open Sans" w:cs="Open Sans"/>
           <w:b/>
           <w:bCs/>
-          <w:color w:val="3A3A3C"/>
+          <w:color w:val="123A5F"/>
           <w:sz w:val="23"/>
           <w:szCs w:val="23"/>
         </w:rPr>
-        <w:t>Change the pack, add an add-on, renew the licence</w:t>
+        <w:t>Activate a compliance standard</w:t>
       </w:r>
     </w:p>
     <w:p>
@@ -2242,19 +2065,19 @@
         <w:pStyle w:val="ListParagraph"/>
         <w:numPr>
           <w:ilvl w:val="0"/>
-          <w:numId w:val="28"/>
+          <w:numId w:val="27"/>
         </w:numPr>
-        <w:spacing w:lineRule="auto" w:line="276" w:before="0" w:after="60"/>
-        <w:rPr/>
-      </w:pPr>
-      <w:r>
-        <w:rPr>
-          <w:rFonts w:eastAsia="Times New Roman" w:cs="Times New Roman"/>
-          <w:color w:val="58595B"/>
-          <w:sz w:val="24"/>
-          <w:szCs w:val="24"/>
-        </w:rPr>
-        <w:t>Open Administration › Configuration &amp; licence. The tiles show the pack, the modules, the AI tier and the licence state.</w:t>
+        <w:spacing w:lineRule="auto" w:line="288" w:before="0" w:after="80"/>
+        <w:rPr/>
+      </w:pPr>
+      <w:r>
+        <w:rPr>
+          <w:rFonts w:eastAsia="Open Sans" w:cs="Open Sans"/>
+          <w:color w:val="2C3E50"/>
+          <w:sz w:val="22"/>
+          <w:szCs w:val="22"/>
+        </w:rPr>
+        <w:t>Open Administration › Configuration, section Compliance standards.</w:t>
       </w:r>
     </w:p>
     <w:p>
@@ -2262,19 +2085,19 @@
         <w:pStyle w:val="ListParagraph"/>
         <w:numPr>
           <w:ilvl w:val="0"/>
-          <w:numId w:val="7"/>
+          <w:numId w:val="6"/>
         </w:numPr>
-        <w:spacing w:lineRule="auto" w:line="276" w:before="0" w:after="60"/>
-        <w:rPr/>
-      </w:pPr>
-      <w:r>
-        <w:rPr>
-          <w:rFonts w:eastAsia="Times New Roman" w:cs="Times New Roman"/>
-          <w:color w:val="58595B"/>
-          <w:sz w:val="24"/>
-          <w:szCs w:val="24"/>
-        </w:rPr>
-        <w:t>Pack: in Solution Packs, click Switch on the new pack, read the proration and type the justification.</w:t>
+        <w:spacing w:lineRule="auto" w:line="288" w:before="0" w:after="80"/>
+        <w:rPr/>
+      </w:pPr>
+      <w:r>
+        <w:rPr>
+          <w:rFonts w:eastAsia="Open Sans" w:cs="Open Sans"/>
+          <w:color w:val="2C3E50"/>
+          <w:sz w:val="22"/>
+          <w:szCs w:val="22"/>
+        </w:rPr>
+        <w:t>Tick ISO 21001 and click Save.</w:t>
       </w:r>
     </w:p>
     <w:p>
@@ -2286,10 +2109,10 @@
       </w:pPr>
       <w:r>
         <w:rPr>
-          <w:rFonts w:eastAsia="Times New Roman" w:cs="Times New Roman"/>
+          <w:rFonts w:eastAsia="Open Sans" w:cs="Open Sans"/>
           <w:b/>
           <w:bCs/>
-          <w:color w:val="E07B00"/>
+          <w:color w:val="123A5F"/>
           <w:sz w:val="21"/>
           <w:szCs w:val="21"/>
         </w:rPr>
@@ -2297,12 +2120,12 @@
       </w:r>
       <w:r>
         <w:rPr>
-          <w:rFonts w:eastAsia="Times New Roman" w:cs="Times New Roman"/>
-          <w:color w:val="58595B"/>
+          <w:rFonts w:eastAsia="Open Sans" w:cs="Open Sans"/>
+          <w:color w:val="2C3E50"/>
           <w:sz w:val="21"/>
           <w:szCs w:val="21"/>
         </w:rPr>
-        <w:t>Justification — Purchase order PO-2026-118: move to the Enterprise Suite.</w:t>
+        <w:t>Justification — Certification audit planned in March 2027.</w:t>
       </w:r>
     </w:p>
     <w:p>
@@ -2310,166 +2133,19 @@
         <w:pStyle w:val="ListParagraph"/>
         <w:numPr>
           <w:ilvl w:val="0"/>
-          <w:numId w:val="7"/>
+          <w:numId w:val="6"/>
         </w:numPr>
-        <w:spacing w:lineRule="auto" w:line="276" w:before="0" w:after="60"/>
-        <w:rPr/>
-      </w:pPr>
-      <w:r>
-        <w:rPr>
-          <w:rFonts w:eastAsia="Times New Roman" w:cs="Times New Roman"/>
-          <w:color w:val="58595B"/>
-          <w:sz w:val="24"/>
-          <w:szCs w:val="24"/>
-        </w:rPr>
-        <w:t>Add-on: tick its box in Add-ons. Data of a deactivated add-on is kept.</w:t>
-      </w:r>
-    </w:p>
-    <w:p>
-      <w:pPr>
-        <w:pStyle w:val="ListParagraph"/>
-        <w:numPr>
-          <w:ilvl w:val="0"/>
-          <w:numId w:val="7"/>
-        </w:numPr>
-        <w:spacing w:lineRule="auto" w:line="276" w:before="0" w:after="60"/>
-        <w:rPr/>
-      </w:pPr>
-      <w:r>
-        <w:rPr>
-          <w:rFonts w:eastAsia="Times New Roman" w:cs="Times New Roman"/>
-          <w:color w:val="58595B"/>
-          <w:sz w:val="24"/>
-          <w:szCs w:val="24"/>
-        </w:rPr>
-        <w:t>Licence: click Upload licence file in the Licence card and choose the .lic file received from the vendor. The server checks the vendor signature and the Organization ID before accepting it.</w:t>
-      </w:r>
-    </w:p>
-    <w:p>
-      <w:pPr>
-        <w:pStyle w:val="Normal"/>
-        <w:keepNext w:val="true"/>
-        <w:spacing w:before="160" w:after="60"/>
-        <w:rPr/>
-      </w:pPr>
-      <w:r>
-        <w:rPr>
-          <w:rFonts w:eastAsia="Times New Roman" w:cs="Times New Roman"/>
-          <w:b/>
-          <w:bCs/>
-          <w:color w:val="3A3A3C"/>
-          <w:sz w:val="23"/>
-          <w:szCs w:val="23"/>
-        </w:rPr>
-        <w:t>Connect the e-mail and WhatsApp channels</w:t>
-      </w:r>
-    </w:p>
-    <w:p>
-      <w:pPr>
-        <w:pStyle w:val="ListParagraph"/>
-        <w:numPr>
-          <w:ilvl w:val="0"/>
-          <w:numId w:val="29"/>
-        </w:numPr>
-        <w:spacing w:lineRule="auto" w:line="276" w:before="0" w:after="60"/>
-        <w:rPr/>
-      </w:pPr>
-      <w:r>
-        <w:rPr>
-          <w:rFonts w:eastAsia="Times New Roman" w:cs="Times New Roman"/>
-          <w:color w:val="58595B"/>
-          <w:sz w:val="24"/>
-          <w:szCs w:val="24"/>
-        </w:rPr>
-        <w:t>Open Administration › Channels.</w:t>
-      </w:r>
-    </w:p>
-    <w:p>
-      <w:pPr>
-        <w:pStyle w:val="ListParagraph"/>
-        <w:numPr>
-          <w:ilvl w:val="0"/>
-          <w:numId w:val="8"/>
-        </w:numPr>
-        <w:spacing w:lineRule="auto" w:line="276" w:before="0" w:after="60"/>
-        <w:rPr/>
-      </w:pPr>
-      <w:r>
-        <w:rPr>
-          <w:rFonts w:eastAsia="Times New Roman" w:cs="Times New Roman"/>
-          <w:color w:val="58595B"/>
-          <w:sz w:val="24"/>
-          <w:szCs w:val="24"/>
-        </w:rPr>
-        <w:t>In E-mail, fill the SMTP account.</w:t>
-      </w:r>
-    </w:p>
-    <w:p>
-      <w:pPr>
-        <w:pStyle w:val="Normal"/>
-        <w:spacing w:before="0" w:after="60"/>
-        <w:ind w:left="700"/>
-        <w:rPr/>
-      </w:pPr>
-      <w:r>
-        <w:rPr>
-          <w:rFonts w:eastAsia="Times New Roman" w:cs="Times New Roman"/>
-          <w:b/>
-          <w:bCs/>
-          <w:color w:val="E07B00"/>
-          <w:sz w:val="21"/>
-          <w:szCs w:val="21"/>
-        </w:rPr>
-        <w:t xml:space="preserve">Type: </w:t>
-      </w:r>
-      <w:r>
-        <w:rPr>
-          <w:rFonts w:eastAsia="Times New Roman" w:cs="Times New Roman"/>
-          <w:color w:val="58595B"/>
-          <w:sz w:val="21"/>
-          <w:szCs w:val="21"/>
-        </w:rPr>
-        <w:t>Host — smtp.maghrebhospitalsgr.ma; Port — 587; User — formation@maghrebhospitalsgr.ma; Sender — CortexSkills Formation</w:t>
-      </w:r>
-    </w:p>
-    <w:p>
-      <w:pPr>
-        <w:pStyle w:val="ListParagraph"/>
-        <w:numPr>
-          <w:ilvl w:val="0"/>
-          <w:numId w:val="8"/>
-        </w:numPr>
-        <w:spacing w:lineRule="auto" w:line="276" w:before="0" w:after="60"/>
-        <w:rPr/>
-      </w:pPr>
-      <w:r>
-        <w:rPr>
-          <w:rFonts w:eastAsia="Times New Roman" w:cs="Times New Roman"/>
-          <w:color w:val="58595B"/>
-          <w:sz w:val="24"/>
-          <w:szCs w:val="24"/>
-        </w:rPr>
-        <w:t>In WhatsApp, paste the phone-number ID and the access token of the WhatsApp Business account.</w:t>
-      </w:r>
-    </w:p>
-    <w:p>
-      <w:pPr>
-        <w:pStyle w:val="ListParagraph"/>
-        <w:numPr>
-          <w:ilvl w:val="0"/>
-          <w:numId w:val="8"/>
-        </w:numPr>
-        <w:spacing w:lineRule="auto" w:line="276" w:before="0" w:after="60"/>
-        <w:rPr/>
-      </w:pPr>
-      <w:r>
-        <w:rPr>
-          <w:rFonts w:eastAsia="Times New Roman" w:cs="Times New Roman"/>
-          <w:color w:val="58595B"/>
-          <w:sz w:val="24"/>
-          <w:szCs w:val="24"/>
-        </w:rPr>
-        <w:t>Click Send a test. Without credentials, messages stay in sandbox and are listed as simulated.</w:t>
+        <w:spacing w:lineRule="auto" w:line="288" w:before="0" w:after="80"/>
+        <w:rPr/>
+      </w:pPr>
+      <w:r>
+        <w:rPr>
+          <w:rFonts w:eastAsia="Open Sans" w:cs="Open Sans"/>
+          <w:color w:val="2C3E50"/>
+          <w:sz w:val="22"/>
+          <w:szCs w:val="22"/>
+        </w:rPr>
+        <w:t>Open Reports › Master list › Required by standards: ISO 21001 now lists its documented information.</w:t>
       </w:r>
     </w:p>
     <w:p>
@@ -2486,7 +2162,7 @@
           <wp:inline distT="0" distB="0" distL="0" distR="0">
             <wp:extent cx="5905500" cy="3695700"/>
             <wp:effectExtent l="0" t="0" r="0" b="0"/>
-            <wp:docPr id="5" name="a_channels.png" descr="Figure 5 — Channels&#10;Figure 5 — Channels"/>
+            <wp:docPr id="5" name="a_config.png" descr="Figure 4 — Configuration of the organization&#10;Figure 4 — Configuration of the organization"/>
             <wp:cNvGraphicFramePr>
               <a:graphicFrameLocks xmlns:a="http://schemas.openxmlformats.org/drawingml/2006/main" noChangeAspect="1"/>
             </wp:cNvGraphicFramePr>
@@ -2494,7 +2170,7 @@
               <a:graphicData uri="http://schemas.openxmlformats.org/drawingml/2006/picture">
                 <pic:pic xmlns:pic="http://schemas.openxmlformats.org/drawingml/2006/picture">
                   <pic:nvPicPr>
-                    <pic:cNvPr id="5" name="a_channels.png" descr="Figure 5 — Channels&#10;Figure 5 — Channels"/>
+                    <pic:cNvPr id="5" name="a_config.png" descr="Figure 4 — Configuration of the organization&#10;Figure 4 — Configuration of the organization"/>
                     <pic:cNvPicPr>
                       <a:picLocks noChangeAspect="1" noChangeArrowheads="1"/>
                     </pic:cNvPicPr>
@@ -2524,82 +2200,39 @@
     <w:p>
       <w:pPr>
         <w:pStyle w:val="Normal"/>
-        <w:spacing w:before="0" w:after="200"/>
+        <w:spacing w:before="0" w:after="240"/>
         <w:jc w:val="center"/>
         <w:rPr/>
       </w:pPr>
       <w:r>
         <w:rPr>
-          <w:rFonts w:eastAsia="Times New Roman" w:cs="Times New Roman"/>
+          <w:rFonts w:eastAsia="Open Sans" w:cs="Open Sans"/>
           <w:i/>
           <w:iCs/>
-          <w:color w:val="58595B"/>
-          <w:sz w:val="19"/>
-          <w:szCs w:val="19"/>
-        </w:rPr>
-        <w:t>Figure 5 — Channels</w:t>
-      </w:r>
-      <w:r>
-        <w:br w:type="page"/>
-      </w:r>
-    </w:p>
-    <w:p>
-      <w:pPr>
-        <w:pStyle w:val="Heading1"/>
-        <w:pBdr>
-          <w:bottom w:val="single" w:sz="8" w:space="4" w:color="F8931D"/>
-        </w:pBdr>
-        <w:spacing w:before="0" w:after="200"/>
-        <w:rPr/>
-      </w:pPr>
-      <w:bookmarkStart w:id="3" w:name="__RefHeading___Toc497_2313161461"/>
-      <w:bookmarkEnd w:id="3"/>
-      <w:r>
-        <w:rPr>
-          <w:rFonts w:eastAsia="Times New Roman" w:cs="Times New Roman"/>
+          <w:color w:val="5A6B7B"/>
+          <w:sz w:val="18"/>
+          <w:szCs w:val="18"/>
+        </w:rPr>
+        <w:t>Figure 4 — Configuration of the organization</w:t>
+      </w:r>
+    </w:p>
+    <w:p>
+      <w:pPr>
+        <w:pStyle w:val="Normal"/>
+        <w:keepNext w:val="true"/>
+        <w:spacing w:before="160" w:after="60"/>
+        <w:rPr/>
+      </w:pPr>
+      <w:r>
+        <w:rPr>
+          <w:rFonts w:eastAsia="Open Sans" w:cs="Open Sans"/>
           <w:b/>
           <w:bCs/>
-          <w:color w:val="E07B00"/>
-          <w:sz w:val="34"/>
-          <w:szCs w:val="34"/>
-        </w:rPr>
-        <w:t>4. Process design</w:t>
-      </w:r>
-    </w:p>
-    <w:p>
-      <w:pPr>
-        <w:pStyle w:val="Normal"/>
-        <w:spacing w:lineRule="auto" w:line="276" w:before="0" w:after="120"/>
-        <w:jc w:val="both"/>
-        <w:rPr/>
-      </w:pPr>
-      <w:r>
-        <w:rPr>
-          <w:rFonts w:eastAsia="Times New Roman" w:cs="Times New Roman"/>
-          <w:color w:val="58595B"/>
-          <w:sz w:val="24"/>
-          <w:szCs w:val="24"/>
-        </w:rPr>
-        <w:t>The reference design (33 end-to-end processes, 54 macro processes, their tasks and steps) is read-only. Your organization edits its own copy: the first change to an element copies it. Every change creates a version; a release freezes the design for projects.</w:t>
-      </w:r>
-    </w:p>
-    <w:p>
-      <w:pPr>
-        <w:pStyle w:val="Normal"/>
-        <w:keepNext w:val="true"/>
-        <w:spacing w:before="160" w:after="60"/>
-        <w:rPr/>
-      </w:pPr>
-      <w:r>
-        <w:rPr>
-          <w:rFonts w:eastAsia="Times New Roman" w:cs="Times New Roman"/>
-          <w:b/>
-          <w:bCs/>
-          <w:color w:val="3A3A3C"/>
+          <w:color w:val="123A5F"/>
           <w:sz w:val="23"/>
           <w:szCs w:val="23"/>
         </w:rPr>
-        <w:t>Rename a step</w:t>
+        <w:t>Change the pack, add an add-on, renew the licence</w:t>
       </w:r>
     </w:p>
     <w:p>
@@ -2607,19 +2240,19 @@
         <w:pStyle w:val="ListParagraph"/>
         <w:numPr>
           <w:ilvl w:val="0"/>
-          <w:numId w:val="30"/>
+          <w:numId w:val="28"/>
         </w:numPr>
-        <w:spacing w:lineRule="auto" w:line="276" w:before="0" w:after="60"/>
-        <w:rPr/>
-      </w:pPr>
-      <w:r>
-        <w:rPr>
-          <w:rFonts w:eastAsia="Times New Roman" w:cs="Times New Roman"/>
-          <w:color w:val="58595B"/>
-          <w:sz w:val="24"/>
-          <w:szCs w:val="24"/>
-        </w:rPr>
-        <w:t>Open Process design. In the tree, choose By macro process, open MP-01 and its first task, then click step MP-01.1.</w:t>
+        <w:spacing w:lineRule="auto" w:line="288" w:before="0" w:after="80"/>
+        <w:rPr/>
+      </w:pPr>
+      <w:r>
+        <w:rPr>
+          <w:rFonts w:eastAsia="Open Sans" w:cs="Open Sans"/>
+          <w:color w:val="2C3E50"/>
+          <w:sz w:val="22"/>
+          <w:szCs w:val="22"/>
+        </w:rPr>
+        <w:t>Open Administration › Configuration &amp; licence. The tiles show the pack, the modules, the AI tier and the licence state.</w:t>
       </w:r>
     </w:p>
     <w:p>
@@ -2627,19 +2260,19 @@
         <w:pStyle w:val="ListParagraph"/>
         <w:numPr>
           <w:ilvl w:val="0"/>
-          <w:numId w:val="9"/>
+          <w:numId w:val="7"/>
         </w:numPr>
-        <w:spacing w:lineRule="auto" w:line="276" w:before="0" w:after="60"/>
-        <w:rPr/>
-      </w:pPr>
-      <w:r>
-        <w:rPr>
-          <w:rFonts w:eastAsia="Times New Roman" w:cs="Times New Roman"/>
-          <w:color w:val="58595B"/>
-          <w:sz w:val="24"/>
-          <w:szCs w:val="24"/>
-        </w:rPr>
-        <w:t>In Details, change the name in each language.</w:t>
+        <w:spacing w:lineRule="auto" w:line="288" w:before="0" w:after="80"/>
+        <w:rPr/>
+      </w:pPr>
+      <w:r>
+        <w:rPr>
+          <w:rFonts w:eastAsia="Open Sans" w:cs="Open Sans"/>
+          <w:color w:val="2C3E50"/>
+          <w:sz w:val="22"/>
+          <w:szCs w:val="22"/>
+        </w:rPr>
+        <w:t>Pack: in Solution Packs, click Switch on the new pack, read the proration and type the justification.</w:t>
       </w:r>
     </w:p>
     <w:p>
@@ -2651,10 +2284,10 @@
       </w:pPr>
       <w:r>
         <w:rPr>
-          <w:rFonts w:eastAsia="Times New Roman" w:cs="Times New Roman"/>
+          <w:rFonts w:eastAsia="Open Sans" w:cs="Open Sans"/>
           <w:b/>
           <w:bCs/>
-          <w:color w:val="E07B00"/>
+          <w:color w:val="123A5F"/>
           <w:sz w:val="21"/>
           <w:szCs w:val="21"/>
         </w:rPr>
@@ -2662,23 +2295,12 @@
       </w:r>
       <w:r>
         <w:rPr>
-          <w:rFonts w:eastAsia="Times New Roman" w:cs="Times New Roman"/>
-          <w:color w:val="58595B"/>
+          <w:rFonts w:eastAsia="Open Sans" w:cs="Open Sans"/>
+          <w:color w:val="2C3E50"/>
           <w:sz w:val="21"/>
           <w:szCs w:val="21"/>
         </w:rPr>
-        <w:t xml:space="preserve">EN — Record the corporate strategic objectives; FR — Enregistrer les objectifs stratégiques de l’entreprise; AR — </w:t>
-      </w:r>
-      <w:r>
-        <w:rPr>
-          <w:rFonts w:ascii="Times New Roman" w:hAnsi="Times New Roman" w:eastAsia="Times New Roman"/>
-          <w:color w:val="58595B"/>
-          <w:sz w:val="21"/>
-          <w:sz w:val="21"/>
-          <w:szCs w:val="21"/>
-          <w:rtl w:val="true"/>
-        </w:rPr>
-        <w:t>تسجيل الأهداف الاستراتيجية للمؤسسة</w:t>
+        <w:t>Justification — Purchase order PO-2026-118: move to the Enterprise Suite.</w:t>
       </w:r>
     </w:p>
     <w:p>
@@ -2686,19 +2308,19 @@
         <w:pStyle w:val="ListParagraph"/>
         <w:numPr>
           <w:ilvl w:val="0"/>
-          <w:numId w:val="9"/>
+          <w:numId w:val="7"/>
         </w:numPr>
-        <w:spacing w:lineRule="auto" w:line="276" w:before="0" w:after="60"/>
-        <w:rPr/>
-      </w:pPr>
-      <w:r>
-        <w:rPr>
-          <w:rFonts w:eastAsia="Times New Roman" w:cs="Times New Roman"/>
-          <w:color w:val="58595B"/>
-          <w:sz w:val="24"/>
-          <w:szCs w:val="24"/>
-        </w:rPr>
-        <w:t>Leave the name field. The naming rules are checked: verb first, no generic word, no unexplained abbreviation, no duplicate.</w:t>
+        <w:spacing w:lineRule="auto" w:line="288" w:before="0" w:after="80"/>
+        <w:rPr/>
+      </w:pPr>
+      <w:r>
+        <w:rPr>
+          <w:rFonts w:eastAsia="Open Sans" w:cs="Open Sans"/>
+          <w:color w:val="2C3E50"/>
+          <w:sz w:val="22"/>
+          <w:szCs w:val="22"/>
+        </w:rPr>
+        <w:t>Add-on: tick its box in Add-ons. Data of a deactivated add-on is kept.</w:t>
       </w:r>
     </w:p>
     <w:p>
@@ -2706,19 +2328,78 @@
         <w:pStyle w:val="ListParagraph"/>
         <w:numPr>
           <w:ilvl w:val="0"/>
-          <w:numId w:val="9"/>
+          <w:numId w:val="7"/>
         </w:numPr>
-        <w:spacing w:lineRule="auto" w:line="276" w:before="0" w:after="60"/>
-        <w:rPr/>
-      </w:pPr>
-      <w:r>
-        <w:rPr>
-          <w:rFonts w:eastAsia="Times New Roman" w:cs="Times New Roman"/>
-          <w:color w:val="58595B"/>
-          <w:sz w:val="24"/>
-          <w:szCs w:val="24"/>
-        </w:rPr>
-        <w:t>Type the change note and click Save.</w:t>
+        <w:spacing w:lineRule="auto" w:line="288" w:before="0" w:after="80"/>
+        <w:rPr/>
+      </w:pPr>
+      <w:r>
+        <w:rPr>
+          <w:rFonts w:eastAsia="Open Sans" w:cs="Open Sans"/>
+          <w:color w:val="2C3E50"/>
+          <w:sz w:val="22"/>
+          <w:szCs w:val="22"/>
+        </w:rPr>
+        <w:t>Licence: click Upload licence file in the Licence card and choose the .lic file received from the vendor. The server checks the vendor signature and the Organization ID before accepting it.</w:t>
+      </w:r>
+    </w:p>
+    <w:p>
+      <w:pPr>
+        <w:pStyle w:val="Normal"/>
+        <w:keepNext w:val="true"/>
+        <w:spacing w:before="160" w:after="60"/>
+        <w:rPr/>
+      </w:pPr>
+      <w:r>
+        <w:rPr>
+          <w:rFonts w:eastAsia="Open Sans" w:cs="Open Sans"/>
+          <w:b/>
+          <w:bCs/>
+          <w:color w:val="123A5F"/>
+          <w:sz w:val="23"/>
+          <w:szCs w:val="23"/>
+        </w:rPr>
+        <w:t>Connect the e-mail and WhatsApp channels</w:t>
+      </w:r>
+    </w:p>
+    <w:p>
+      <w:pPr>
+        <w:pStyle w:val="ListParagraph"/>
+        <w:numPr>
+          <w:ilvl w:val="0"/>
+          <w:numId w:val="29"/>
+        </w:numPr>
+        <w:spacing w:lineRule="auto" w:line="288" w:before="0" w:after="80"/>
+        <w:rPr/>
+      </w:pPr>
+      <w:r>
+        <w:rPr>
+          <w:rFonts w:eastAsia="Open Sans" w:cs="Open Sans"/>
+          <w:color w:val="2C3E50"/>
+          <w:sz w:val="22"/>
+          <w:szCs w:val="22"/>
+        </w:rPr>
+        <w:t>Open Administration › Channels.</w:t>
+      </w:r>
+    </w:p>
+    <w:p>
+      <w:pPr>
+        <w:pStyle w:val="ListParagraph"/>
+        <w:numPr>
+          <w:ilvl w:val="0"/>
+          <w:numId w:val="8"/>
+        </w:numPr>
+        <w:spacing w:lineRule="auto" w:line="288" w:before="0" w:after="80"/>
+        <w:rPr/>
+      </w:pPr>
+      <w:r>
+        <w:rPr>
+          <w:rFonts w:eastAsia="Open Sans" w:cs="Open Sans"/>
+          <w:color w:val="2C3E50"/>
+          <w:sz w:val="22"/>
+          <w:szCs w:val="22"/>
+        </w:rPr>
+        <w:t>In E-mail, fill the SMTP account.</w:t>
       </w:r>
     </w:p>
     <w:p>
@@ -2730,10 +2411,10 @@
       </w:pPr>
       <w:r>
         <w:rPr>
-          <w:rFonts w:eastAsia="Times New Roman" w:cs="Times New Roman"/>
+          <w:rFonts w:eastAsia="Open Sans" w:cs="Open Sans"/>
           <w:b/>
           <w:bCs/>
-          <w:color w:val="E07B00"/>
+          <w:color w:val="123A5F"/>
           <w:sz w:val="21"/>
           <w:szCs w:val="21"/>
         </w:rPr>
@@ -2741,12 +2422,52 @@
       </w:r>
       <w:r>
         <w:rPr>
-          <w:rFonts w:eastAsia="Times New Roman" w:cs="Times New Roman"/>
-          <w:color w:val="58595B"/>
+          <w:rFonts w:eastAsia="Open Sans" w:cs="Open Sans"/>
+          <w:color w:val="2C3E50"/>
           <w:sz w:val="21"/>
           <w:szCs w:val="21"/>
         </w:rPr>
-        <w:t>Clearer object for the strategy team.</w:t>
+        <w:t>Host — smtp.maghrebhospitalsgr.ma; Port — 587; User — formation@maghrebhospitalsgr.ma; Sender — CortexSkills Formation</w:t>
+      </w:r>
+    </w:p>
+    <w:p>
+      <w:pPr>
+        <w:pStyle w:val="ListParagraph"/>
+        <w:numPr>
+          <w:ilvl w:val="0"/>
+          <w:numId w:val="8"/>
+        </w:numPr>
+        <w:spacing w:lineRule="auto" w:line="288" w:before="0" w:after="80"/>
+        <w:rPr/>
+      </w:pPr>
+      <w:r>
+        <w:rPr>
+          <w:rFonts w:eastAsia="Open Sans" w:cs="Open Sans"/>
+          <w:color w:val="2C3E50"/>
+          <w:sz w:val="22"/>
+          <w:szCs w:val="22"/>
+        </w:rPr>
+        <w:t>In WhatsApp, paste the phone-number ID and the access token of the WhatsApp Business account.</w:t>
+      </w:r>
+    </w:p>
+    <w:p>
+      <w:pPr>
+        <w:pStyle w:val="ListParagraph"/>
+        <w:numPr>
+          <w:ilvl w:val="0"/>
+          <w:numId w:val="8"/>
+        </w:numPr>
+        <w:spacing w:lineRule="auto" w:line="288" w:before="0" w:after="80"/>
+        <w:rPr/>
+      </w:pPr>
+      <w:r>
+        <w:rPr>
+          <w:rFonts w:eastAsia="Open Sans" w:cs="Open Sans"/>
+          <w:color w:val="2C3E50"/>
+          <w:sz w:val="22"/>
+          <w:szCs w:val="22"/>
+        </w:rPr>
+        <w:t>Click Send a test. Without credentials, messages stay in sandbox and are listed as simulated.</w:t>
       </w:r>
     </w:p>
     <w:p>
@@ -2763,7 +2484,7 @@
           <wp:inline distT="0" distB="0" distL="0" distR="0">
             <wp:extent cx="5905500" cy="3695700"/>
             <wp:effectExtent l="0" t="0" r="0" b="0"/>
-            <wp:docPr id="6" name="a_design.png" descr="Figure 6 — Process design: tree and element form&#10;Figure 6 — Process design: tree and element form"/>
+            <wp:docPr id="6" name="a_channels.png" descr="Figure 5 — Channels&#10;Figure 5 — Channels"/>
             <wp:cNvGraphicFramePr>
               <a:graphicFrameLocks xmlns:a="http://schemas.openxmlformats.org/drawingml/2006/main" noChangeAspect="1"/>
             </wp:cNvGraphicFramePr>
@@ -2771,7 +2492,7 @@
               <a:graphicData uri="http://schemas.openxmlformats.org/drawingml/2006/picture">
                 <pic:pic xmlns:pic="http://schemas.openxmlformats.org/drawingml/2006/picture">
                   <pic:nvPicPr>
-                    <pic:cNvPr id="6" name="a_design.png" descr="Figure 6 — Process design: tree and element form&#10;Figure 6 — Process design: tree and element form"/>
+                    <pic:cNvPr id="6" name="a_channels.png" descr="Figure 5 — Channels&#10;Figure 5 — Channels"/>
                     <pic:cNvPicPr>
                       <a:picLocks noChangeAspect="1" noChangeArrowheads="1"/>
                     </pic:cNvPicPr>
@@ -2801,20 +2522,63 @@
     <w:p>
       <w:pPr>
         <w:pStyle w:val="Normal"/>
-        <w:spacing w:before="0" w:after="200"/>
+        <w:spacing w:before="0" w:after="240"/>
         <w:jc w:val="center"/>
         <w:rPr/>
       </w:pPr>
       <w:r>
         <w:rPr>
-          <w:rFonts w:eastAsia="Times New Roman" w:cs="Times New Roman"/>
+          <w:rFonts w:eastAsia="Open Sans" w:cs="Open Sans"/>
           <w:i/>
           <w:iCs/>
-          <w:color w:val="58595B"/>
-          <w:sz w:val="19"/>
-          <w:szCs w:val="19"/>
-        </w:rPr>
-        <w:t>Figure 6 — Process design: tree and element form</w:t>
+          <w:color w:val="5A6B7B"/>
+          <w:sz w:val="18"/>
+          <w:szCs w:val="18"/>
+        </w:rPr>
+        <w:t>Figure 5 — Channels</w:t>
+      </w:r>
+      <w:r>
+        <w:br w:type="page"/>
+      </w:r>
+    </w:p>
+    <w:p>
+      <w:pPr>
+        <w:pStyle w:val="Heading1"/>
+        <w:pBdr>
+          <w:bottom w:val="single" w:sz="6" w:space="6" w:color="E1E8F0"/>
+        </w:pBdr>
+        <w:spacing w:before="0" w:after="240"/>
+        <w:rPr/>
+      </w:pPr>
+      <w:bookmarkStart w:id="3" w:name="__RefHeading___Toc505_3373283034"/>
+      <w:bookmarkEnd w:id="3"/>
+      <w:r>
+        <w:rPr>
+          <w:rFonts w:eastAsia="Montserrat" w:cs="Montserrat"/>
+          <w:b/>
+          <w:bCs/>
+          <w:color w:val="123A5F"/>
+          <w:sz w:val="40"/>
+          <w:szCs w:val="40"/>
+        </w:rPr>
+        <w:t>4. Process design</w:t>
+      </w:r>
+    </w:p>
+    <w:p>
+      <w:pPr>
+        <w:pStyle w:val="Normal"/>
+        <w:spacing w:lineRule="auto" w:line="288" w:before="0" w:after="160"/>
+        <w:jc w:val="left"/>
+        <w:rPr/>
+      </w:pPr>
+      <w:r>
+        <w:rPr>
+          <w:rFonts w:eastAsia="Open Sans" w:cs="Open Sans"/>
+          <w:color w:val="2C3E50"/>
+          <w:sz w:val="22"/>
+          <w:szCs w:val="22"/>
+        </w:rPr>
+        <w:t>The reference design (33 end-to-end processes, 54 macro processes, their tasks and steps) is read-only. Your organization edits its own copy: the first change to an element copies it. Every change creates a version; a release freezes the design for projects.</w:t>
       </w:r>
     </w:p>
     <w:p>
@@ -2826,14 +2590,14 @@
       </w:pPr>
       <w:r>
         <w:rPr>
-          <w:rFonts w:eastAsia="Times New Roman" w:cs="Times New Roman"/>
+          <w:rFonts w:eastAsia="Open Sans" w:cs="Open Sans"/>
           <w:b/>
           <w:bCs/>
-          <w:color w:val="3A3A3C"/>
+          <w:color w:val="123A5F"/>
           <w:sz w:val="23"/>
           <w:szCs w:val="23"/>
         </w:rPr>
-        <w:t>Compare and restore a version</w:t>
+        <w:t>Rename a step</w:t>
       </w:r>
     </w:p>
     <w:p>
@@ -2841,19 +2605,19 @@
         <w:pStyle w:val="ListParagraph"/>
         <w:numPr>
           <w:ilvl w:val="0"/>
-          <w:numId w:val="31"/>
+          <w:numId w:val="30"/>
         </w:numPr>
-        <w:spacing w:lineRule="auto" w:line="276" w:before="0" w:after="60"/>
-        <w:rPr/>
-      </w:pPr>
-      <w:r>
-        <w:rPr>
-          <w:rFonts w:eastAsia="Times New Roman" w:cs="Times New Roman"/>
-          <w:color w:val="58595B"/>
-          <w:sz w:val="24"/>
-          <w:szCs w:val="24"/>
-        </w:rPr>
-        <w:t>Open the tab Versions of the element. Tick v0 (reference) and the latest version, then click Compare.</w:t>
+        <w:spacing w:lineRule="auto" w:line="288" w:before="0" w:after="80"/>
+        <w:rPr/>
+      </w:pPr>
+      <w:r>
+        <w:rPr>
+          <w:rFonts w:eastAsia="Open Sans" w:cs="Open Sans"/>
+          <w:color w:val="2C3E50"/>
+          <w:sz w:val="22"/>
+          <w:szCs w:val="22"/>
+        </w:rPr>
+        <w:t>Open Process design. In the tree, choose By macro process, open MP-01 and its first task, then click step MP-01.1.</w:t>
       </w:r>
     </w:p>
     <w:p>
@@ -2861,19 +2625,19 @@
         <w:pStyle w:val="ListParagraph"/>
         <w:numPr>
           <w:ilvl w:val="0"/>
-          <w:numId w:val="10"/>
+          <w:numId w:val="9"/>
         </w:numPr>
-        <w:spacing w:lineRule="auto" w:line="276" w:before="0" w:after="60"/>
-        <w:rPr/>
-      </w:pPr>
-      <w:r>
-        <w:rPr>
-          <w:rFonts w:eastAsia="Times New Roman" w:cs="Times New Roman"/>
-          <w:color w:val="58595B"/>
-          <w:sz w:val="24"/>
-          <w:szCs w:val="24"/>
-        </w:rPr>
-        <w:t>Click Restore on the version to bring back, and type why.</w:t>
+        <w:spacing w:lineRule="auto" w:line="288" w:before="0" w:after="80"/>
+        <w:rPr/>
+      </w:pPr>
+      <w:r>
+        <w:rPr>
+          <w:rFonts w:eastAsia="Open Sans" w:cs="Open Sans"/>
+          <w:color w:val="2C3E50"/>
+          <w:sz w:val="22"/>
+          <w:szCs w:val="22"/>
+        </w:rPr>
+        <w:t>In Details, change the name in each language.</w:t>
       </w:r>
     </w:p>
     <w:p>
@@ -2885,10 +2649,10 @@
       </w:pPr>
       <w:r>
         <w:rPr>
-          <w:rFonts w:eastAsia="Times New Roman" w:cs="Times New Roman"/>
+          <w:rFonts w:eastAsia="Open Sans" w:cs="Open Sans"/>
           <w:b/>
           <w:bCs/>
-          <w:color w:val="E07B00"/>
+          <w:color w:val="123A5F"/>
           <w:sz w:val="21"/>
           <w:szCs w:val="21"/>
         </w:rPr>
@@ -2896,31 +2660,23 @@
       </w:r>
       <w:r>
         <w:rPr>
-          <w:rFonts w:eastAsia="Times New Roman" w:cs="Times New Roman"/>
-          <w:color w:val="58595B"/>
+          <w:rFonts w:eastAsia="Open Sans" w:cs="Open Sans"/>
+          <w:color w:val="2C3E50"/>
           <w:sz w:val="21"/>
           <w:szCs w:val="21"/>
         </w:rPr>
-        <w:t>Back to the reference wording after the steering committee.</w:t>
-      </w:r>
-    </w:p>
-    <w:p>
-      <w:pPr>
-        <w:pStyle w:val="Normal"/>
-        <w:keepNext w:val="true"/>
-        <w:spacing w:before="160" w:after="60"/>
-        <w:rPr/>
-      </w:pPr>
-      <w:r>
-        <w:rPr>
-          <w:rFonts w:eastAsia="Times New Roman" w:cs="Times New Roman"/>
-          <w:b/>
-          <w:bCs/>
-          <w:color w:val="3A3A3C"/>
-          <w:sz w:val="23"/>
-          <w:szCs w:val="23"/>
-        </w:rPr>
-        <w:t>Publish a release (two people)</w:t>
+        <w:t xml:space="preserve">EN — Record the corporate strategic objectives; FR — Enregistrer les objectifs stratégiques de l’entreprise; AR — </w:t>
+      </w:r>
+      <w:r>
+        <w:rPr>
+          <w:rFonts w:ascii="Open Sans" w:hAnsi="Open Sans" w:eastAsia="Open Sans"/>
+          <w:color w:val="2C3E50"/>
+          <w:sz w:val="21"/>
+          <w:sz w:val="21"/>
+          <w:szCs w:val="21"/>
+          <w:rtl w:val="true"/>
+        </w:rPr>
+        <w:t>تسجيل الأهداف الاستراتيجية للمؤسسة</w:t>
       </w:r>
     </w:p>
     <w:p>
@@ -2928,47 +2684,19 @@
         <w:pStyle w:val="ListParagraph"/>
         <w:numPr>
           <w:ilvl w:val="0"/>
-          <w:numId w:val="32"/>
+          <w:numId w:val="9"/>
         </w:numPr>
-        <w:spacing w:lineRule="auto" w:line="276" w:before="0" w:after="60"/>
-        <w:rPr/>
-      </w:pPr>
-      <w:r>
-        <w:rPr>
-          <w:rFonts w:eastAsia="Times New Roman" w:cs="Times New Roman"/>
-          <w:color w:val="58595B"/>
-          <w:sz w:val="24"/>
-          <w:szCs w:val="24"/>
-        </w:rPr>
-        <w:t>Open the tab Releases and click New release.</w:t>
-      </w:r>
-    </w:p>
-    <w:p>
-      <w:pPr>
-        <w:pStyle w:val="Normal"/>
-        <w:spacing w:before="0" w:after="60"/>
-        <w:ind w:left="700"/>
-        <w:rPr/>
-      </w:pPr>
-      <w:r>
-        <w:rPr>
-          <w:rFonts w:eastAsia="Times New Roman" w:cs="Times New Roman"/>
-          <w:b/>
-          <w:bCs/>
-          <w:color w:val="E07B00"/>
-          <w:sz w:val="21"/>
-          <w:szCs w:val="21"/>
-        </w:rPr>
-        <w:t xml:space="preserve">Type: </w:t>
-      </w:r>
-      <w:r>
-        <w:rPr>
-          <w:rFonts w:eastAsia="Times New Roman" w:cs="Times New Roman"/>
-          <w:color w:val="58595B"/>
-          <w:sz w:val="21"/>
-          <w:szCs w:val="21"/>
-        </w:rPr>
-        <w:t>Name — 2027 design; Note — After the internal audit.</w:t>
+        <w:spacing w:lineRule="auto" w:line="288" w:before="0" w:after="80"/>
+        <w:rPr/>
+      </w:pPr>
+      <w:r>
+        <w:rPr>
+          <w:rFonts w:eastAsia="Open Sans" w:cs="Open Sans"/>
+          <w:color w:val="2C3E50"/>
+          <w:sz w:val="22"/>
+          <w:szCs w:val="22"/>
+        </w:rPr>
+        <w:t>Leave the name field. The naming rules are checked: verb first, no generic word, no unexplained abbreviation, no duplicate.</w:t>
       </w:r>
     </w:p>
     <w:p>
@@ -2976,39 +2704,19 @@
         <w:pStyle w:val="ListParagraph"/>
         <w:numPr>
           <w:ilvl w:val="0"/>
-          <w:numId w:val="11"/>
+          <w:numId w:val="9"/>
         </w:numPr>
-        <w:spacing w:lineRule="auto" w:line="276" w:before="0" w:after="60"/>
-        <w:rPr/>
-      </w:pPr>
-      <w:r>
-        <w:rPr>
-          <w:rFonts w:eastAsia="Times New Roman" w:cs="Times New Roman"/>
-          <w:color w:val="58595B"/>
-          <w:sz w:val="24"/>
-          <w:szCs w:val="24"/>
-        </w:rPr>
-        <w:t>Click Submit.</w:t>
-      </w:r>
-    </w:p>
-    <w:p>
-      <w:pPr>
-        <w:pStyle w:val="ListParagraph"/>
-        <w:numPr>
-          <w:ilvl w:val="0"/>
-          <w:numId w:val="11"/>
-        </w:numPr>
-        <w:spacing w:lineRule="auto" w:line="276" w:before="0" w:after="60"/>
-        <w:rPr/>
-      </w:pPr>
-      <w:r>
-        <w:rPr>
-          <w:rFonts w:eastAsia="Times New Roman" w:cs="Times New Roman"/>
-          <w:color w:val="58595B"/>
-          <w:sz w:val="24"/>
-          <w:szCs w:val="24"/>
-        </w:rPr>
-        <w:t>Sign in as the HR Director, open the same release and click Publish.</w:t>
+        <w:spacing w:lineRule="auto" w:line="288" w:before="0" w:after="80"/>
+        <w:rPr/>
+      </w:pPr>
+      <w:r>
+        <w:rPr>
+          <w:rFonts w:eastAsia="Open Sans" w:cs="Open Sans"/>
+          <w:color w:val="2C3E50"/>
+          <w:sz w:val="22"/>
+          <w:szCs w:val="22"/>
+        </w:rPr>
+        <w:t>Type the change note and click Save.</w:t>
       </w:r>
     </w:p>
     <w:p>
@@ -3020,10 +2728,10 @@
       </w:pPr>
       <w:r>
         <w:rPr>
-          <w:rFonts w:eastAsia="Times New Roman" w:cs="Times New Roman"/>
+          <w:rFonts w:eastAsia="Open Sans" w:cs="Open Sans"/>
           <w:b/>
           <w:bCs/>
-          <w:color w:val="E07B00"/>
+          <w:color w:val="123A5F"/>
           <w:sz w:val="21"/>
           <w:szCs w:val="21"/>
         </w:rPr>
@@ -3031,32 +2739,12 @@
       </w:r>
       <w:r>
         <w:rPr>
-          <w:rFonts w:eastAsia="Times New Roman" w:cs="Times New Roman"/>
-          <w:color w:val="58595B"/>
+          <w:rFonts w:eastAsia="Open Sans" w:cs="Open Sans"/>
+          <w:color w:val="2C3E50"/>
           <w:sz w:val="21"/>
           <w:szCs w:val="21"/>
         </w:rPr>
-        <w:t>Reviewed with the process owners.</w:t>
-      </w:r>
-    </w:p>
-    <w:p>
-      <w:pPr>
-        <w:pStyle w:val="ListParagraph"/>
-        <w:numPr>
-          <w:ilvl w:val="0"/>
-          <w:numId w:val="11"/>
-        </w:numPr>
-        <w:spacing w:lineRule="auto" w:line="276" w:before="0" w:after="60"/>
-        <w:rPr/>
-      </w:pPr>
-      <w:r>
-        <w:rPr>
-          <w:rFonts w:eastAsia="Times New Roman" w:cs="Times New Roman"/>
-          <w:color w:val="58595B"/>
-          <w:sz w:val="24"/>
-          <w:szCs w:val="24"/>
-        </w:rPr>
-        <w:t>New projects run on the published release. To move a running project, open the project and use Migrate release: the preview lists affected open records.</w:t>
+        <w:t>Clearer object for the strategy team.</w:t>
       </w:r>
     </w:p>
     <w:p>
@@ -3073,7 +2761,7 @@
           <wp:inline distT="0" distB="0" distL="0" distR="0">
             <wp:extent cx="5905500" cy="3695700"/>
             <wp:effectExtent l="0" t="0" r="0" b="0"/>
-            <wp:docPr id="7" name="a_releases.png" descr="Figure 7 — Releases&#10;Figure 7 — Releases"/>
+            <wp:docPr id="7" name="a_design.png" descr="Figure 6 — Process design: tree and element form&#10;Figure 6 — Process design: tree and element form"/>
             <wp:cNvGraphicFramePr>
               <a:graphicFrameLocks xmlns:a="http://schemas.openxmlformats.org/drawingml/2006/main" noChangeAspect="1"/>
             </wp:cNvGraphicFramePr>
@@ -3081,7 +2769,7 @@
               <a:graphicData uri="http://schemas.openxmlformats.org/drawingml/2006/picture">
                 <pic:pic xmlns:pic="http://schemas.openxmlformats.org/drawingml/2006/picture">
                   <pic:nvPicPr>
-                    <pic:cNvPr id="7" name="a_releases.png" descr="Figure 7 — Releases&#10;Figure 7 — Releases"/>
+                    <pic:cNvPr id="7" name="a_design.png" descr="Figure 6 — Process design: tree and element form&#10;Figure 6 — Process design: tree and element form"/>
                     <pic:cNvPicPr>
                       <a:picLocks noChangeAspect="1" noChangeArrowheads="1"/>
                     </pic:cNvPicPr>
@@ -3111,99 +2799,39 @@
     <w:p>
       <w:pPr>
         <w:pStyle w:val="Normal"/>
-        <w:spacing w:before="0" w:after="200"/>
+        <w:spacing w:before="0" w:after="240"/>
         <w:jc w:val="center"/>
         <w:rPr/>
       </w:pPr>
       <w:r>
         <w:rPr>
-          <w:rFonts w:eastAsia="Times New Roman" w:cs="Times New Roman"/>
+          <w:rFonts w:eastAsia="Open Sans" w:cs="Open Sans"/>
           <w:i/>
           <w:iCs/>
-          <w:color w:val="58595B"/>
-          <w:sz w:val="19"/>
-          <w:szCs w:val="19"/>
-        </w:rPr>
-        <w:t>Figure 7 — Releases</w:t>
-      </w:r>
-    </w:p>
-    <w:p>
-      <w:pPr>
-        <w:pStyle w:val="Normal"/>
-        <w:spacing w:lineRule="auto" w:line="276" w:before="0" w:after="120"/>
-        <w:jc w:val="both"/>
-        <w:rPr/>
-      </w:pPr>
-      <w:r>
-        <w:rPr>
-          <w:rFonts w:eastAsia="Times New Roman" w:cs="Times New Roman"/>
-          <w:color w:val="58595B"/>
-          <w:sz w:val="24"/>
-          <w:szCs w:val="24"/>
-        </w:rPr>
-        <w:t>Export JSON produces a file that another installation imports with Import; Export Excel gives one sheet per level. The tab Reference changes lists copied elements whose reference changed since the copy.</w:t>
-      </w:r>
-      <w:r>
-        <w:br w:type="page"/>
-      </w:r>
-    </w:p>
-    <w:p>
-      <w:pPr>
-        <w:pStyle w:val="Heading1"/>
-        <w:pBdr>
-          <w:bottom w:val="single" w:sz="8" w:space="4" w:color="F8931D"/>
-        </w:pBdr>
-        <w:spacing w:before="0" w:after="200"/>
-        <w:rPr/>
-      </w:pPr>
-      <w:bookmarkStart w:id="4" w:name="__RefHeading___Toc499_2313161461"/>
-      <w:bookmarkEnd w:id="4"/>
-      <w:r>
-        <w:rPr>
-          <w:rFonts w:eastAsia="Times New Roman" w:cs="Times New Roman"/>
+          <w:color w:val="5A6B7B"/>
+          <w:sz w:val="18"/>
+          <w:szCs w:val="18"/>
+        </w:rPr>
+        <w:t>Figure 6 — Process design: tree and element form</w:t>
+      </w:r>
+    </w:p>
+    <w:p>
+      <w:pPr>
+        <w:pStyle w:val="Normal"/>
+        <w:keepNext w:val="true"/>
+        <w:spacing w:before="160" w:after="60"/>
+        <w:rPr/>
+      </w:pPr>
+      <w:r>
+        <w:rPr>
+          <w:rFonts w:eastAsia="Open Sans" w:cs="Open Sans"/>
           <w:b/>
           <w:bCs/>
-          <w:color w:val="E07B00"/>
-          <w:sz w:val="34"/>
-          <w:szCs w:val="34"/>
-        </w:rPr>
-        <w:t>5. Organization (OBS) and RACSI</w:t>
-      </w:r>
-    </w:p>
-    <w:p>
-      <w:pPr>
-        <w:pStyle w:val="Normal"/>
-        <w:spacing w:lineRule="auto" w:line="276" w:before="0" w:after="120"/>
-        <w:jc w:val="both"/>
-        <w:rPr/>
-      </w:pPr>
-      <w:r>
-        <w:rPr>
-          <w:rFonts w:eastAsia="Times New Roman" w:cs="Times New Roman"/>
-          <w:color w:val="58595B"/>
-          <w:sz w:val="24"/>
-          <w:szCs w:val="24"/>
-        </w:rPr>
-        <w:t>Functions group roles; a role has a mission and is held by people with dates and an allocation. Holding an OBS role gives no access right. When an assignment ends, open work assigned through the role moves to the remaining holder.</w:t>
-      </w:r>
-    </w:p>
-    <w:p>
-      <w:pPr>
-        <w:pStyle w:val="Normal"/>
-        <w:keepNext w:val="true"/>
-        <w:spacing w:before="160" w:after="60"/>
-        <w:rPr/>
-      </w:pPr>
-      <w:r>
-        <w:rPr>
-          <w:rFonts w:eastAsia="Times New Roman" w:cs="Times New Roman"/>
-          <w:b/>
-          <w:bCs/>
-          <w:color w:val="3A3A3C"/>
+          <w:color w:val="123A5F"/>
           <w:sz w:val="23"/>
           <w:szCs w:val="23"/>
         </w:rPr>
-        <w:t>Create a role and assign it</w:t>
+        <w:t>Compare and restore a version</w:t>
       </w:r>
     </w:p>
     <w:p>
@@ -3211,67 +2839,19 @@
         <w:pStyle w:val="ListParagraph"/>
         <w:numPr>
           <w:ilvl w:val="0"/>
-          <w:numId w:val="33"/>
+          <w:numId w:val="31"/>
         </w:numPr>
-        <w:spacing w:lineRule="auto" w:line="276" w:before="0" w:after="60"/>
-        <w:rPr/>
-      </w:pPr>
-      <w:r>
-        <w:rPr>
-          <w:rFonts w:eastAsia="Times New Roman" w:cs="Times New Roman"/>
-          <w:color w:val="58595B"/>
-          <w:sz w:val="24"/>
-          <w:szCs w:val="24"/>
-        </w:rPr>
-        <w:t>Open Governance › Organization (OBS), tab Roles, and click New role.</w:t>
-      </w:r>
-    </w:p>
-    <w:p>
-      <w:pPr>
-        <w:pStyle w:val="Normal"/>
-        <w:spacing w:before="0" w:after="60"/>
-        <w:ind w:left="700"/>
-        <w:rPr/>
-      </w:pPr>
-      <w:r>
-        <w:rPr>
-          <w:rFonts w:eastAsia="Times New Roman" w:cs="Times New Roman"/>
-          <w:b/>
-          <w:bCs/>
-          <w:color w:val="E07B00"/>
-          <w:sz w:val="21"/>
-          <w:szCs w:val="21"/>
-        </w:rPr>
-        <w:t xml:space="preserve">Type: </w:t>
-      </w:r>
-      <w:r>
-        <w:rPr>
-          <w:rFonts w:eastAsia="Times New Roman" w:cs="Times New Roman"/>
-          <w:color w:val="58595B"/>
-          <w:sz w:val="21"/>
-          <w:szCs w:val="21"/>
-        </w:rPr>
-        <w:t xml:space="preserve">Code — OR-31; Role EN — Training coordinator; FR — Coordinateur formation; AR — </w:t>
-      </w:r>
-      <w:r>
-        <w:rPr>
-          <w:rFonts w:ascii="Times New Roman" w:hAnsi="Times New Roman" w:eastAsia="Times New Roman"/>
-          <w:color w:val="58595B"/>
-          <w:sz w:val="21"/>
-          <w:sz w:val="21"/>
-          <w:szCs w:val="21"/>
-          <w:rtl w:val="true"/>
-        </w:rPr>
-        <w:t>منسق التكوين</w:t>
-      </w:r>
-      <w:r>
-        <w:rPr>
-          <w:rFonts w:eastAsia="Times New Roman" w:cs="Times New Roman"/>
-          <w:color w:val="58595B"/>
-          <w:sz w:val="21"/>
-          <w:szCs w:val="21"/>
-        </w:rPr>
-        <w:t>; Function — Human Resources; Reports to — OR-02</w:t>
+        <w:spacing w:lineRule="auto" w:line="288" w:before="0" w:after="80"/>
+        <w:rPr/>
+      </w:pPr>
+      <w:r>
+        <w:rPr>
+          <w:rFonts w:eastAsia="Open Sans" w:cs="Open Sans"/>
+          <w:color w:val="2C3E50"/>
+          <w:sz w:val="22"/>
+          <w:szCs w:val="22"/>
+        </w:rPr>
+        <w:t>Open the tab Versions of the element. Tick v0 (reference) and the latest version, then click Compare.</w:t>
       </w:r>
     </w:p>
     <w:p>
@@ -3279,19 +2859,19 @@
         <w:pStyle w:val="ListParagraph"/>
         <w:numPr>
           <w:ilvl w:val="0"/>
-          <w:numId w:val="12"/>
+          <w:numId w:val="10"/>
         </w:numPr>
-        <w:spacing w:lineRule="auto" w:line="276" w:before="0" w:after="60"/>
-        <w:rPr/>
-      </w:pPr>
-      <w:r>
-        <w:rPr>
-          <w:rFonts w:eastAsia="Times New Roman" w:cs="Times New Roman"/>
-          <w:color w:val="58595B"/>
-          <w:sz w:val="24"/>
-          <w:szCs w:val="24"/>
-        </w:rPr>
-        <w:t>Click Assign on the new role.</w:t>
+        <w:spacing w:lineRule="auto" w:line="288" w:before="0" w:after="80"/>
+        <w:rPr/>
+      </w:pPr>
+      <w:r>
+        <w:rPr>
+          <w:rFonts w:eastAsia="Open Sans" w:cs="Open Sans"/>
+          <w:color w:val="2C3E50"/>
+          <w:sz w:val="22"/>
+          <w:szCs w:val="22"/>
+        </w:rPr>
+        <w:t>Click Restore on the version to bring back, and type why.</w:t>
       </w:r>
     </w:p>
     <w:p>
@@ -3303,10 +2883,10 @@
       </w:pPr>
       <w:r>
         <w:rPr>
-          <w:rFonts w:eastAsia="Times New Roman" w:cs="Times New Roman"/>
+          <w:rFonts w:eastAsia="Open Sans" w:cs="Open Sans"/>
           <w:b/>
           <w:bCs/>
-          <w:color w:val="E07B00"/>
+          <w:color w:val="123A5F"/>
           <w:sz w:val="21"/>
           <w:szCs w:val="21"/>
         </w:rPr>
@@ -3314,12 +2894,167 @@
       </w:r>
       <w:r>
         <w:rPr>
-          <w:rFonts w:eastAsia="Times New Roman" w:cs="Times New Roman"/>
-          <w:color w:val="58595B"/>
+          <w:rFonts w:eastAsia="Open Sans" w:cs="Open Sans"/>
+          <w:color w:val="2C3E50"/>
           <w:sz w:val="21"/>
           <w:szCs w:val="21"/>
         </w:rPr>
-        <w:t>Person — Salma Tazi; Type — Holder; Allocation — 60; Start — 2026-11-01</w:t>
+        <w:t>Back to the reference wording after the steering committee.</w:t>
+      </w:r>
+    </w:p>
+    <w:p>
+      <w:pPr>
+        <w:pStyle w:val="Normal"/>
+        <w:keepNext w:val="true"/>
+        <w:spacing w:before="160" w:after="60"/>
+        <w:rPr/>
+      </w:pPr>
+      <w:r>
+        <w:rPr>
+          <w:rFonts w:eastAsia="Open Sans" w:cs="Open Sans"/>
+          <w:b/>
+          <w:bCs/>
+          <w:color w:val="123A5F"/>
+          <w:sz w:val="23"/>
+          <w:szCs w:val="23"/>
+        </w:rPr>
+        <w:t>Publish a release (two people)</w:t>
+      </w:r>
+    </w:p>
+    <w:p>
+      <w:pPr>
+        <w:pStyle w:val="ListParagraph"/>
+        <w:numPr>
+          <w:ilvl w:val="0"/>
+          <w:numId w:val="32"/>
+        </w:numPr>
+        <w:spacing w:lineRule="auto" w:line="288" w:before="0" w:after="80"/>
+        <w:rPr/>
+      </w:pPr>
+      <w:r>
+        <w:rPr>
+          <w:rFonts w:eastAsia="Open Sans" w:cs="Open Sans"/>
+          <w:color w:val="2C3E50"/>
+          <w:sz w:val="22"/>
+          <w:szCs w:val="22"/>
+        </w:rPr>
+        <w:t>Open the tab Releases and click New release.</w:t>
+      </w:r>
+    </w:p>
+    <w:p>
+      <w:pPr>
+        <w:pStyle w:val="Normal"/>
+        <w:spacing w:before="0" w:after="60"/>
+        <w:ind w:left="700"/>
+        <w:rPr/>
+      </w:pPr>
+      <w:r>
+        <w:rPr>
+          <w:rFonts w:eastAsia="Open Sans" w:cs="Open Sans"/>
+          <w:b/>
+          <w:bCs/>
+          <w:color w:val="123A5F"/>
+          <w:sz w:val="21"/>
+          <w:szCs w:val="21"/>
+        </w:rPr>
+        <w:t xml:space="preserve">Type: </w:t>
+      </w:r>
+      <w:r>
+        <w:rPr>
+          <w:rFonts w:eastAsia="Open Sans" w:cs="Open Sans"/>
+          <w:color w:val="2C3E50"/>
+          <w:sz w:val="21"/>
+          <w:szCs w:val="21"/>
+        </w:rPr>
+        <w:t>Name — 2027 design; Note — After the internal audit.</w:t>
+      </w:r>
+    </w:p>
+    <w:p>
+      <w:pPr>
+        <w:pStyle w:val="ListParagraph"/>
+        <w:numPr>
+          <w:ilvl w:val="0"/>
+          <w:numId w:val="11"/>
+        </w:numPr>
+        <w:spacing w:lineRule="auto" w:line="288" w:before="0" w:after="80"/>
+        <w:rPr/>
+      </w:pPr>
+      <w:r>
+        <w:rPr>
+          <w:rFonts w:eastAsia="Open Sans" w:cs="Open Sans"/>
+          <w:color w:val="2C3E50"/>
+          <w:sz w:val="22"/>
+          <w:szCs w:val="22"/>
+        </w:rPr>
+        <w:t>Click Submit.</w:t>
+      </w:r>
+    </w:p>
+    <w:p>
+      <w:pPr>
+        <w:pStyle w:val="ListParagraph"/>
+        <w:numPr>
+          <w:ilvl w:val="0"/>
+          <w:numId w:val="11"/>
+        </w:numPr>
+        <w:spacing w:lineRule="auto" w:line="288" w:before="0" w:after="80"/>
+        <w:rPr/>
+      </w:pPr>
+      <w:r>
+        <w:rPr>
+          <w:rFonts w:eastAsia="Open Sans" w:cs="Open Sans"/>
+          <w:color w:val="2C3E50"/>
+          <w:sz w:val="22"/>
+          <w:szCs w:val="22"/>
+        </w:rPr>
+        <w:t>Sign in as the HR Director, open the same release and click Publish.</w:t>
+      </w:r>
+    </w:p>
+    <w:p>
+      <w:pPr>
+        <w:pStyle w:val="Normal"/>
+        <w:spacing w:before="0" w:after="60"/>
+        <w:ind w:left="700"/>
+        <w:rPr/>
+      </w:pPr>
+      <w:r>
+        <w:rPr>
+          <w:rFonts w:eastAsia="Open Sans" w:cs="Open Sans"/>
+          <w:b/>
+          <w:bCs/>
+          <w:color w:val="123A5F"/>
+          <w:sz w:val="21"/>
+          <w:szCs w:val="21"/>
+        </w:rPr>
+        <w:t xml:space="preserve">Type: </w:t>
+      </w:r>
+      <w:r>
+        <w:rPr>
+          <w:rFonts w:eastAsia="Open Sans" w:cs="Open Sans"/>
+          <w:color w:val="2C3E50"/>
+          <w:sz w:val="21"/>
+          <w:szCs w:val="21"/>
+        </w:rPr>
+        <w:t>Reviewed with the process owners.</w:t>
+      </w:r>
+    </w:p>
+    <w:p>
+      <w:pPr>
+        <w:pStyle w:val="ListParagraph"/>
+        <w:numPr>
+          <w:ilvl w:val="0"/>
+          <w:numId w:val="11"/>
+        </w:numPr>
+        <w:spacing w:lineRule="auto" w:line="288" w:before="0" w:after="80"/>
+        <w:rPr/>
+      </w:pPr>
+      <w:r>
+        <w:rPr>
+          <w:rFonts w:eastAsia="Open Sans" w:cs="Open Sans"/>
+          <w:color w:val="2C3E50"/>
+          <w:sz w:val="22"/>
+          <w:szCs w:val="22"/>
+        </w:rPr>
+        <w:t>New projects run on the published release. To move a running project, open the project and use Migrate release: the preview lists affected open records.</w:t>
       </w:r>
     </w:p>
     <w:p>
@@ -3336,7 +3071,7 @@
           <wp:inline distT="0" distB="0" distL="0" distR="0">
             <wp:extent cx="5905500" cy="3695700"/>
             <wp:effectExtent l="0" t="0" r="0" b="0"/>
-            <wp:docPr id="8" name="a_obs.png" descr="Figure 8 — Roles and holders&#10;Figure 8 — Roles and holders"/>
+            <wp:docPr id="8" name="a_releases.png" descr="Figure 7 — Releases&#10;Figure 7 — Releases"/>
             <wp:cNvGraphicFramePr>
               <a:graphicFrameLocks xmlns:a="http://schemas.openxmlformats.org/drawingml/2006/main" noChangeAspect="1"/>
             </wp:cNvGraphicFramePr>
@@ -3344,7 +3079,7 @@
               <a:graphicData uri="http://schemas.openxmlformats.org/drawingml/2006/picture">
                 <pic:pic xmlns:pic="http://schemas.openxmlformats.org/drawingml/2006/picture">
                   <pic:nvPicPr>
-                    <pic:cNvPr id="8" name="a_obs.png" descr="Figure 8 — Roles and holders&#10;Figure 8 — Roles and holders"/>
+                    <pic:cNvPr id="8" name="a_releases.png" descr="Figure 7 — Releases&#10;Figure 7 — Releases"/>
                     <pic:cNvPicPr>
                       <a:picLocks noChangeAspect="1" noChangeArrowheads="1"/>
                     </pic:cNvPicPr>
@@ -3374,20 +3109,80 @@
     <w:p>
       <w:pPr>
         <w:pStyle w:val="Normal"/>
-        <w:spacing w:before="0" w:after="200"/>
+        <w:spacing w:before="0" w:after="240"/>
         <w:jc w:val="center"/>
         <w:rPr/>
       </w:pPr>
       <w:r>
         <w:rPr>
-          <w:rFonts w:eastAsia="Times New Roman" w:cs="Times New Roman"/>
+          <w:rFonts w:eastAsia="Open Sans" w:cs="Open Sans"/>
           <w:i/>
           <w:iCs/>
-          <w:color w:val="58595B"/>
-          <w:sz w:val="19"/>
-          <w:szCs w:val="19"/>
-        </w:rPr>
-        <w:t>Figure 8 — Roles and holders</w:t>
+          <w:color w:val="5A6B7B"/>
+          <w:sz w:val="18"/>
+          <w:szCs w:val="18"/>
+        </w:rPr>
+        <w:t>Figure 7 — Releases</w:t>
+      </w:r>
+    </w:p>
+    <w:p>
+      <w:pPr>
+        <w:pStyle w:val="Normal"/>
+        <w:spacing w:lineRule="auto" w:line="288" w:before="0" w:after="160"/>
+        <w:jc w:val="left"/>
+        <w:rPr/>
+      </w:pPr>
+      <w:r>
+        <w:rPr>
+          <w:rFonts w:eastAsia="Open Sans" w:cs="Open Sans"/>
+          <w:color w:val="2C3E50"/>
+          <w:sz w:val="22"/>
+          <w:szCs w:val="22"/>
+        </w:rPr>
+        <w:t>Export JSON produces a file that another installation imports with Import; Export Excel gives one sheet per level. The tab Reference changes lists copied elements whose reference changed since the copy.</w:t>
+      </w:r>
+      <w:r>
+        <w:br w:type="page"/>
+      </w:r>
+    </w:p>
+    <w:p>
+      <w:pPr>
+        <w:pStyle w:val="Heading1"/>
+        <w:pBdr>
+          <w:bottom w:val="single" w:sz="6" w:space="6" w:color="E1E8F0"/>
+        </w:pBdr>
+        <w:spacing w:before="0" w:after="240"/>
+        <w:rPr/>
+      </w:pPr>
+      <w:bookmarkStart w:id="4" w:name="__RefHeading___Toc507_3373283034"/>
+      <w:bookmarkEnd w:id="4"/>
+      <w:r>
+        <w:rPr>
+          <w:rFonts w:eastAsia="Montserrat" w:cs="Montserrat"/>
+          <w:b/>
+          <w:bCs/>
+          <w:color w:val="123A5F"/>
+          <w:sz w:val="40"/>
+          <w:szCs w:val="40"/>
+        </w:rPr>
+        <w:t>5. Organization (OBS) and RACSI</w:t>
+      </w:r>
+    </w:p>
+    <w:p>
+      <w:pPr>
+        <w:pStyle w:val="Normal"/>
+        <w:spacing w:lineRule="auto" w:line="288" w:before="0" w:after="160"/>
+        <w:jc w:val="left"/>
+        <w:rPr/>
+      </w:pPr>
+      <w:r>
+        <w:rPr>
+          <w:rFonts w:eastAsia="Open Sans" w:cs="Open Sans"/>
+          <w:color w:val="2C3E50"/>
+          <w:sz w:val="22"/>
+          <w:szCs w:val="22"/>
+        </w:rPr>
+        <w:t>Functions group roles; a role has a mission and is held by people with dates and an allocation. Holding an OBS role gives no access right. When an assignment ends, open work assigned through the role moves to the remaining holder.</w:t>
       </w:r>
     </w:p>
     <w:p>
@@ -3399,14 +3194,14 @@
       </w:pPr>
       <w:r>
         <w:rPr>
-          <w:rFonts w:eastAsia="Times New Roman" w:cs="Times New Roman"/>
+          <w:rFonts w:eastAsia="Open Sans" w:cs="Open Sans"/>
           <w:b/>
           <w:bCs/>
-          <w:color w:val="3A3A3C"/>
+          <w:color w:val="123A5F"/>
           <w:sz w:val="23"/>
           <w:szCs w:val="23"/>
         </w:rPr>
-        <w:t>Set the RACSI of a macro process</w:t>
+        <w:t>Create a role and assign it</w:t>
       </w:r>
     </w:p>
     <w:p>
@@ -3414,19 +3209,67 @@
         <w:pStyle w:val="ListParagraph"/>
         <w:numPr>
           <w:ilvl w:val="0"/>
-          <w:numId w:val="34"/>
+          <w:numId w:val="33"/>
         </w:numPr>
-        <w:spacing w:lineRule="auto" w:line="276" w:before="0" w:after="60"/>
-        <w:rPr/>
-      </w:pPr>
-      <w:r>
-        <w:rPr>
-          <w:rFonts w:eastAsia="Times New Roman" w:cs="Times New Roman"/>
-          <w:color w:val="58595B"/>
-          <w:sz w:val="24"/>
-          <w:szCs w:val="24"/>
-        </w:rPr>
-        <w:t>Open the tab RACSI by process and choose MP-01.</w:t>
+        <w:spacing w:lineRule="auto" w:line="288" w:before="0" w:after="80"/>
+        <w:rPr/>
+      </w:pPr>
+      <w:r>
+        <w:rPr>
+          <w:rFonts w:eastAsia="Open Sans" w:cs="Open Sans"/>
+          <w:color w:val="2C3E50"/>
+          <w:sz w:val="22"/>
+          <w:szCs w:val="22"/>
+        </w:rPr>
+        <w:t>Open Governance › Organization (OBS), tab Roles, and click New role.</w:t>
+      </w:r>
+    </w:p>
+    <w:p>
+      <w:pPr>
+        <w:pStyle w:val="Normal"/>
+        <w:spacing w:before="0" w:after="60"/>
+        <w:ind w:left="700"/>
+        <w:rPr/>
+      </w:pPr>
+      <w:r>
+        <w:rPr>
+          <w:rFonts w:eastAsia="Open Sans" w:cs="Open Sans"/>
+          <w:b/>
+          <w:bCs/>
+          <w:color w:val="123A5F"/>
+          <w:sz w:val="21"/>
+          <w:szCs w:val="21"/>
+        </w:rPr>
+        <w:t xml:space="preserve">Type: </w:t>
+      </w:r>
+      <w:r>
+        <w:rPr>
+          <w:rFonts w:eastAsia="Open Sans" w:cs="Open Sans"/>
+          <w:color w:val="2C3E50"/>
+          <w:sz w:val="21"/>
+          <w:szCs w:val="21"/>
+        </w:rPr>
+        <w:t xml:space="preserve">Code — OR-31; Role EN — Training coordinator; FR — Coordinateur formation; AR — </w:t>
+      </w:r>
+      <w:r>
+        <w:rPr>
+          <w:rFonts w:ascii="Open Sans" w:hAnsi="Open Sans" w:eastAsia="Open Sans"/>
+          <w:color w:val="2C3E50"/>
+          <w:sz w:val="21"/>
+          <w:sz w:val="21"/>
+          <w:szCs w:val="21"/>
+          <w:rtl w:val="true"/>
+        </w:rPr>
+        <w:t>منسق التكوين</w:t>
+      </w:r>
+      <w:r>
+        <w:rPr>
+          <w:rFonts w:eastAsia="Open Sans" w:cs="Open Sans"/>
+          <w:color w:val="2C3E50"/>
+          <w:sz w:val="21"/>
+          <w:szCs w:val="21"/>
+        </w:rPr>
+        <w:t>; Function — Human Resources; Reports to — OR-02</w:t>
       </w:r>
     </w:p>
     <w:p>
@@ -3434,19 +3277,19 @@
         <w:pStyle w:val="ListParagraph"/>
         <w:numPr>
           <w:ilvl w:val="0"/>
-          <w:numId w:val="13"/>
+          <w:numId w:val="12"/>
         </w:numPr>
-        <w:spacing w:lineRule="auto" w:line="276" w:before="0" w:after="60"/>
-        <w:rPr/>
-      </w:pPr>
-      <w:r>
-        <w:rPr>
-          <w:rFonts w:eastAsia="Times New Roman" w:cs="Times New Roman"/>
-          <w:color w:val="58595B"/>
-          <w:sz w:val="24"/>
-          <w:szCs w:val="24"/>
-        </w:rPr>
-        <w:t>Click the pencil of a step and pick roles rather than names.</w:t>
+        <w:spacing w:lineRule="auto" w:line="288" w:before="0" w:after="80"/>
+        <w:rPr/>
+      </w:pPr>
+      <w:r>
+        <w:rPr>
+          <w:rFonts w:eastAsia="Open Sans" w:cs="Open Sans"/>
+          <w:color w:val="2C3E50"/>
+          <w:sz w:val="22"/>
+          <w:szCs w:val="22"/>
+        </w:rPr>
+        <w:t>Click Assign on the new role.</w:t>
       </w:r>
     </w:p>
     <w:p>
@@ -3458,10 +3301,10 @@
       </w:pPr>
       <w:r>
         <w:rPr>
-          <w:rFonts w:eastAsia="Times New Roman" w:cs="Times New Roman"/>
+          <w:rFonts w:eastAsia="Open Sans" w:cs="Open Sans"/>
           <w:b/>
           <w:bCs/>
-          <w:color w:val="E07B00"/>
+          <w:color w:val="123A5F"/>
           <w:sz w:val="21"/>
           <w:szCs w:val="21"/>
         </w:rPr>
@@ -3469,32 +3312,12 @@
       </w:r>
       <w:r>
         <w:rPr>
-          <w:rFonts w:eastAsia="Times New Roman" w:cs="Times New Roman"/>
-          <w:color w:val="58595B"/>
+          <w:rFonts w:eastAsia="Open Sans" w:cs="Open Sans"/>
+          <w:color w:val="2C3E50"/>
           <w:sz w:val="21"/>
           <w:szCs w:val="21"/>
         </w:rPr>
-        <w:t>R — L&amp;D Analyst; A — Head of L&amp;D (exactly one); C — HR Director; I — Finance Manager</w:t>
-      </w:r>
-    </w:p>
-    <w:p>
-      <w:pPr>
-        <w:pStyle w:val="ListParagraph"/>
-        <w:numPr>
-          <w:ilvl w:val="0"/>
-          <w:numId w:val="13"/>
-        </w:numPr>
-        <w:spacing w:lineRule="auto" w:line="276" w:before="0" w:after="60"/>
-        <w:rPr/>
-      </w:pPr>
-      <w:r>
-        <w:rPr>
-          <w:rFonts w:eastAsia="Times New Roman" w:cs="Times New Roman"/>
-          <w:color w:val="58595B"/>
-          <w:sz w:val="24"/>
-          <w:szCs w:val="24"/>
-        </w:rPr>
-        <w:t>Click Save. The matrix shows Complete when every step has one Accountable.</w:t>
+        <w:t>Person — Salma Tazi; Type — Holder; Allocation — 60; Start — 2026-11-01</w:t>
       </w:r>
     </w:p>
     <w:p>
@@ -3511,7 +3334,7 @@
           <wp:inline distT="0" distB="0" distL="0" distR="0">
             <wp:extent cx="5905500" cy="3695700"/>
             <wp:effectExtent l="0" t="0" r="0" b="0"/>
-            <wp:docPr id="9" name="a_racsi.png" descr="Figure 9 — RACSI by macro process&#10;Figure 9 — RACSI by macro process"/>
+            <wp:docPr id="9" name="a_obs.png" descr="Figure 8 — Roles and holders&#10;Figure 8 — Roles and holders"/>
             <wp:cNvGraphicFramePr>
               <a:graphicFrameLocks xmlns:a="http://schemas.openxmlformats.org/drawingml/2006/main" noChangeAspect="1"/>
             </wp:cNvGraphicFramePr>
@@ -3519,7 +3342,7 @@
               <a:graphicData uri="http://schemas.openxmlformats.org/drawingml/2006/picture">
                 <pic:pic xmlns:pic="http://schemas.openxmlformats.org/drawingml/2006/picture">
                   <pic:nvPicPr>
-                    <pic:cNvPr id="9" name="a_racsi.png" descr="Figure 9 — RACSI by macro process&#10;Figure 9 — RACSI by macro process"/>
+                    <pic:cNvPr id="9" name="a_obs.png" descr="Figure 8 — Roles and holders&#10;Figure 8 — Roles and holders"/>
                     <pic:cNvPicPr>
                       <a:picLocks noChangeAspect="1" noChangeArrowheads="1"/>
                     </pic:cNvPicPr>
@@ -3549,82 +3372,39 @@
     <w:p>
       <w:pPr>
         <w:pStyle w:val="Normal"/>
-        <w:spacing w:before="0" w:after="200"/>
+        <w:spacing w:before="0" w:after="240"/>
         <w:jc w:val="center"/>
         <w:rPr/>
       </w:pPr>
       <w:r>
         <w:rPr>
-          <w:rFonts w:eastAsia="Times New Roman" w:cs="Times New Roman"/>
+          <w:rFonts w:eastAsia="Open Sans" w:cs="Open Sans"/>
           <w:i/>
           <w:iCs/>
-          <w:color w:val="58595B"/>
-          <w:sz w:val="19"/>
-          <w:szCs w:val="19"/>
-        </w:rPr>
-        <w:t>Figure 9 — RACSI by macro process</w:t>
-      </w:r>
-      <w:r>
-        <w:br w:type="page"/>
-      </w:r>
-    </w:p>
-    <w:p>
-      <w:pPr>
-        <w:pStyle w:val="Heading1"/>
-        <w:pBdr>
-          <w:bottom w:val="single" w:sz="8" w:space="4" w:color="F8931D"/>
-        </w:pBdr>
-        <w:spacing w:before="0" w:after="200"/>
-        <w:rPr/>
-      </w:pPr>
-      <w:bookmarkStart w:id="5" w:name="__RefHeading___Toc501_2313161461"/>
-      <w:bookmarkEnd w:id="5"/>
-      <w:r>
-        <w:rPr>
-          <w:rFonts w:eastAsia="Times New Roman" w:cs="Times New Roman"/>
+          <w:color w:val="5A6B7B"/>
+          <w:sz w:val="18"/>
+          <w:szCs w:val="18"/>
+        </w:rPr>
+        <w:t>Figure 8 — Roles and holders</w:t>
+      </w:r>
+    </w:p>
+    <w:p>
+      <w:pPr>
+        <w:pStyle w:val="Normal"/>
+        <w:keepNext w:val="true"/>
+        <w:spacing w:before="160" w:after="60"/>
+        <w:rPr/>
+      </w:pPr>
+      <w:r>
+        <w:rPr>
+          <w:rFonts w:eastAsia="Open Sans" w:cs="Open Sans"/>
           <w:b/>
           <w:bCs/>
-          <w:color w:val="E07B00"/>
-          <w:sz w:val="34"/>
-          <w:szCs w:val="34"/>
-        </w:rPr>
-        <w:t>6. Project templates and blueprints</w:t>
-      </w:r>
-    </w:p>
-    <w:p>
-      <w:pPr>
-        <w:pStyle w:val="Normal"/>
-        <w:spacing w:lineRule="auto" w:line="276" w:before="0" w:after="120"/>
-        <w:jc w:val="both"/>
-        <w:rPr/>
-      </w:pPr>
-      <w:r>
-        <w:rPr>
-          <w:rFonts w:eastAsia="Times New Roman" w:cs="Times New Roman"/>
-          <w:color w:val="58595B"/>
-          <w:sz w:val="24"/>
-          <w:szCs w:val="24"/>
-        </w:rPr>
-        <w:t>A template’s blueprint says what a project receives. Library templates are read-only; Customize copies one into the organization. Published organization templates are offered first at project creation; the project keeps the template code and version it was created from.</w:t>
-      </w:r>
-    </w:p>
-    <w:p>
-      <w:pPr>
-        <w:pStyle w:val="Normal"/>
-        <w:keepNext w:val="true"/>
-        <w:spacing w:before="160" w:after="60"/>
-        <w:rPr/>
-      </w:pPr>
-      <w:r>
-        <w:rPr>
-          <w:rFonts w:eastAsia="Times New Roman" w:cs="Times New Roman"/>
-          <w:b/>
-          <w:bCs/>
-          <w:color w:val="3A3A3C"/>
+          <w:color w:val="123A5F"/>
           <w:sz w:val="23"/>
           <w:szCs w:val="23"/>
         </w:rPr>
-        <w:t>Customize a template</w:t>
+        <w:t>Set the RACSI of a macro process</w:t>
       </w:r>
     </w:p>
     <w:p>
@@ -3632,19 +3412,19 @@
         <w:pStyle w:val="ListParagraph"/>
         <w:numPr>
           <w:ilvl w:val="0"/>
-          <w:numId w:val="35"/>
+          <w:numId w:val="34"/>
         </w:numPr>
-        <w:spacing w:lineRule="auto" w:line="276" w:before="0" w:after="60"/>
-        <w:rPr/>
-      </w:pPr>
-      <w:r>
-        <w:rPr>
-          <w:rFonts w:eastAsia="Times New Roman" w:cs="Times New Roman"/>
-          <w:color w:val="58595B"/>
-          <w:sz w:val="24"/>
-          <w:szCs w:val="24"/>
-        </w:rPr>
-        <w:t>Open Process design › Project templates and open Healthcare Providers — full run — AI. Click Customize (copy).</w:t>
+        <w:spacing w:lineRule="auto" w:line="288" w:before="0" w:after="80"/>
+        <w:rPr/>
+      </w:pPr>
+      <w:r>
+        <w:rPr>
+          <w:rFonts w:eastAsia="Open Sans" w:cs="Open Sans"/>
+          <w:color w:val="2C3E50"/>
+          <w:sz w:val="22"/>
+          <w:szCs w:val="22"/>
+        </w:rPr>
+        <w:t>Open the tab RACSI by process and choose MP-01.</w:t>
       </w:r>
     </w:p>
     <w:p>
@@ -3652,19 +3432,19 @@
         <w:pStyle w:val="ListParagraph"/>
         <w:numPr>
           <w:ilvl w:val="0"/>
-          <w:numId w:val="14"/>
+          <w:numId w:val="13"/>
         </w:numPr>
-        <w:spacing w:lineRule="auto" w:line="276" w:before="0" w:after="60"/>
-        <w:rPr/>
-      </w:pPr>
-      <w:r>
-        <w:rPr>
-          <w:rFonts w:eastAsia="Times New Roman" w:cs="Times New Roman"/>
-          <w:color w:val="58595B"/>
-          <w:sz w:val="24"/>
-          <w:szCs w:val="24"/>
-        </w:rPr>
-        <w:t>In Processes and steps, untick a task the organization does not run; click the pencil of a task to rename it in projects.</w:t>
+        <w:spacing w:lineRule="auto" w:line="288" w:before="0" w:after="80"/>
+        <w:rPr/>
+      </w:pPr>
+      <w:r>
+        <w:rPr>
+          <w:rFonts w:eastAsia="Open Sans" w:cs="Open Sans"/>
+          <w:color w:val="2C3E50"/>
+          <w:sz w:val="22"/>
+          <w:szCs w:val="22"/>
+        </w:rPr>
+        <w:t>Click the pencil of a step and pick roles rather than names.</w:t>
       </w:r>
     </w:p>
     <w:p>
@@ -3676,10 +3456,10 @@
       </w:pPr>
       <w:r>
         <w:rPr>
-          <w:rFonts w:eastAsia="Times New Roman" w:cs="Times New Roman"/>
+          <w:rFonts w:eastAsia="Open Sans" w:cs="Open Sans"/>
           <w:b/>
           <w:bCs/>
-          <w:color w:val="E07B00"/>
+          <w:color w:val="123A5F"/>
           <w:sz w:val="21"/>
           <w:szCs w:val="21"/>
         </w:rPr>
@@ -3687,12 +3467,12 @@
       </w:r>
       <w:r>
         <w:rPr>
-          <w:rFonts w:eastAsia="Times New Roman" w:cs="Times New Roman"/>
-          <w:color w:val="58595B"/>
+          <w:rFonts w:eastAsia="Open Sans" w:cs="Open Sans"/>
+          <w:color w:val="2C3E50"/>
           <w:sz w:val="21"/>
           <w:szCs w:val="21"/>
         </w:rPr>
-        <w:t>Name in projects — Validate the plan with the executive committee</w:t>
+        <w:t>R — L&amp;D Analyst; A — Head of L&amp;D (exactly one); C — HR Director; I — Finance Manager</w:t>
       </w:r>
     </w:p>
     <w:p>
@@ -3700,115 +3480,19 @@
         <w:pStyle w:val="ListParagraph"/>
         <w:numPr>
           <w:ilvl w:val="0"/>
-          <w:numId w:val="14"/>
+          <w:numId w:val="13"/>
         </w:numPr>
-        <w:spacing w:lineRule="auto" w:line="276" w:before="0" w:after="60"/>
-        <w:rPr/>
-      </w:pPr>
-      <w:r>
-        <w:rPr>
-          <w:rFonts w:eastAsia="Times New Roman" w:cs="Times New Roman"/>
-          <w:color w:val="58595B"/>
-          <w:sz w:val="24"/>
-          <w:szCs w:val="24"/>
-        </w:rPr>
-        <w:t>Click + on a task to add a custom step.</w:t>
-      </w:r>
-    </w:p>
-    <w:p>
-      <w:pPr>
-        <w:pStyle w:val="Normal"/>
-        <w:spacing w:before="0" w:after="60"/>
-        <w:ind w:left="700"/>
-        <w:rPr/>
-      </w:pPr>
-      <w:r>
-        <w:rPr>
-          <w:rFonts w:eastAsia="Times New Roman" w:cs="Times New Roman"/>
-          <w:b/>
-          <w:bCs/>
-          <w:color w:val="E07B00"/>
-          <w:sz w:val="21"/>
-          <w:szCs w:val="21"/>
-        </w:rPr>
-        <w:t xml:space="preserve">Type: </w:t>
-      </w:r>
-      <w:r>
-        <w:rPr>
-          <w:rFonts w:eastAsia="Times New Roman" w:cs="Times New Roman"/>
-          <w:color w:val="58595B"/>
-          <w:sz w:val="21"/>
-          <w:szCs w:val="21"/>
-        </w:rPr>
-        <w:t>Level — Step; Name — Record the board minutes</w:t>
-      </w:r>
-    </w:p>
-    <w:p>
-      <w:pPr>
-        <w:pStyle w:val="ListParagraph"/>
-        <w:numPr>
-          <w:ilvl w:val="0"/>
-          <w:numId w:val="14"/>
-        </w:numPr>
-        <w:spacing w:lineRule="auto" w:line="276" w:before="0" w:after="60"/>
-        <w:rPr/>
-      </w:pPr>
-      <w:r>
-        <w:rPr>
-          <w:rFonts w:eastAsia="Times New Roman" w:cs="Times New Roman"/>
-          <w:color w:val="58595B"/>
-          <w:sz w:val="24"/>
-          <w:szCs w:val="24"/>
-        </w:rPr>
-        <w:t>In Reporting plan, click Add manually.</w:t>
-      </w:r>
-    </w:p>
-    <w:p>
-      <w:pPr>
-        <w:pStyle w:val="Normal"/>
-        <w:spacing w:before="0" w:after="60"/>
-        <w:ind w:left="700"/>
-        <w:rPr/>
-      </w:pPr>
-      <w:r>
-        <w:rPr>
-          <w:rFonts w:eastAsia="Times New Roman" w:cs="Times New Roman"/>
-          <w:b/>
-          <w:bCs/>
-          <w:color w:val="E07B00"/>
-          <w:sz w:val="21"/>
-          <w:szCs w:val="21"/>
-        </w:rPr>
-        <w:t xml:space="preserve">Type: </w:t>
-      </w:r>
-      <w:r>
-        <w:rPr>
-          <w:rFonts w:eastAsia="Times New Roman" w:cs="Times New Roman"/>
-          <w:color w:val="58595B"/>
-          <w:sz w:val="21"/>
-          <w:szCs w:val="21"/>
-        </w:rPr>
-        <w:t>Report — Monthly steering pack; Audience — Executive committee; Frequency — Monthly; Format — PDF; Owner — Head of L&amp;D</w:t>
-      </w:r>
-    </w:p>
-    <w:p>
-      <w:pPr>
-        <w:pStyle w:val="ListParagraph"/>
-        <w:numPr>
-          <w:ilvl w:val="0"/>
-          <w:numId w:val="14"/>
-        </w:numPr>
-        <w:spacing w:lineRule="auto" w:line="276" w:before="0" w:after="60"/>
-        <w:rPr/>
-      </w:pPr>
-      <w:r>
-        <w:rPr>
-          <w:rFonts w:eastAsia="Times New Roman" w:cs="Times New Roman"/>
-          <w:color w:val="58595B"/>
-          <w:sz w:val="24"/>
-          <w:szCs w:val="24"/>
-        </w:rPr>
-        <w:t>Click Publish. A template with no included step cannot be published. Export it in Word, PDF or Excel from the header.</w:t>
+        <w:spacing w:lineRule="auto" w:line="288" w:before="0" w:after="80"/>
+        <w:rPr/>
+      </w:pPr>
+      <w:r>
+        <w:rPr>
+          <w:rFonts w:eastAsia="Open Sans" w:cs="Open Sans"/>
+          <w:color w:val="2C3E50"/>
+          <w:sz w:val="22"/>
+          <w:szCs w:val="22"/>
+        </w:rPr>
+        <w:t>Click Save. The matrix shows Complete when every step has one Accountable.</w:t>
       </w:r>
     </w:p>
     <w:p>
@@ -3825,7 +3509,7 @@
           <wp:inline distT="0" distB="0" distL="0" distR="0">
             <wp:extent cx="5905500" cy="3695700"/>
             <wp:effectExtent l="0" t="0" r="0" b="0"/>
-            <wp:docPr id="10" name="a_bp.png" descr="Figure 10 — Blueprint of an organization template&#10;Figure 10 — Blueprint of an organization template"/>
+            <wp:docPr id="10" name="a_racsi.png" descr="Figure 9 — RACSI by macro process&#10;Figure 9 — RACSI by macro process"/>
             <wp:cNvGraphicFramePr>
               <a:graphicFrameLocks xmlns:a="http://schemas.openxmlformats.org/drawingml/2006/main" noChangeAspect="1"/>
             </wp:cNvGraphicFramePr>
@@ -3833,7 +3517,7 @@
               <a:graphicData uri="http://schemas.openxmlformats.org/drawingml/2006/picture">
                 <pic:pic xmlns:pic="http://schemas.openxmlformats.org/drawingml/2006/picture">
                   <pic:nvPicPr>
-                    <pic:cNvPr id="10" name="a_bp.png" descr="Figure 10 — Blueprint of an organization template&#10;Figure 10 — Blueprint of an organization template"/>
+                    <pic:cNvPr id="10" name="a_racsi.png" descr="Figure 9 — RACSI by macro process&#10;Figure 9 — RACSI by macro process"/>
                     <pic:cNvPicPr>
                       <a:picLocks noChangeAspect="1" noChangeArrowheads="1"/>
                     </pic:cNvPicPr>
@@ -3863,20 +3547,20 @@
     <w:p>
       <w:pPr>
         <w:pStyle w:val="Normal"/>
-        <w:spacing w:before="0" w:after="200"/>
+        <w:spacing w:before="0" w:after="240"/>
         <w:jc w:val="center"/>
         <w:rPr/>
       </w:pPr>
       <w:r>
         <w:rPr>
-          <w:rFonts w:eastAsia="Times New Roman" w:cs="Times New Roman"/>
+          <w:rFonts w:eastAsia="Open Sans" w:cs="Open Sans"/>
           <w:i/>
           <w:iCs/>
-          <w:color w:val="58595B"/>
-          <w:sz w:val="19"/>
-          <w:szCs w:val="19"/>
-        </w:rPr>
-        <w:t>Figure 10 — Blueprint of an organization template</w:t>
+          <w:color w:val="5A6B7B"/>
+          <w:sz w:val="18"/>
+          <w:szCs w:val="18"/>
+        </w:rPr>
+        <w:t>Figure 9 — RACSI by macro process</w:t>
       </w:r>
       <w:r>
         <w:br w:type="page"/>
@@ -3886,40 +3570,40 @@
       <w:pPr>
         <w:pStyle w:val="Heading1"/>
         <w:pBdr>
-          <w:bottom w:val="single" w:sz="8" w:space="4" w:color="F8931D"/>
+          <w:bottom w:val="single" w:sz="6" w:space="6" w:color="E1E8F0"/>
         </w:pBdr>
-        <w:spacing w:before="0" w:after="200"/>
-        <w:rPr/>
-      </w:pPr>
-      <w:bookmarkStart w:id="6" w:name="__RefHeading___Toc503_2313161461"/>
-      <w:bookmarkEnd w:id="6"/>
-      <w:r>
-        <w:rPr>
-          <w:rFonts w:eastAsia="Times New Roman" w:cs="Times New Roman"/>
+        <w:spacing w:before="0" w:after="240"/>
+        <w:rPr/>
+      </w:pPr>
+      <w:bookmarkStart w:id="5" w:name="__RefHeading___Toc509_3373283034"/>
+      <w:bookmarkEnd w:id="5"/>
+      <w:r>
+        <w:rPr>
+          <w:rFonts w:eastAsia="Montserrat" w:cs="Montserrat"/>
           <w:b/>
           <w:bCs/>
-          <w:color w:val="E07B00"/>
-          <w:sz w:val="34"/>
-          <w:szCs w:val="34"/>
-        </w:rPr>
-        <w:t>7. Artificial intelligence</w:t>
-      </w:r>
-    </w:p>
-    <w:p>
-      <w:pPr>
-        <w:pStyle w:val="Normal"/>
-        <w:spacing w:lineRule="auto" w:line="276" w:before="0" w:after="120"/>
-        <w:jc w:val="both"/>
-        <w:rPr/>
-      </w:pPr>
-      <w:r>
-        <w:rPr>
-          <w:rFonts w:eastAsia="Times New Roman" w:cs="Times New Roman"/>
-          <w:color w:val="58595B"/>
-          <w:sz w:val="24"/>
-          <w:szCs w:val="24"/>
-        </w:rPr>
-        <w:t>Without a model, CortexSkills answers with its built-in engine. With an organization model, each AI use case sends its assembled prompt; nothing proposed by the AI is saved before a person validates it.</w:t>
+          <w:color w:val="123A5F"/>
+          <w:sz w:val="40"/>
+          <w:szCs w:val="40"/>
+        </w:rPr>
+        <w:t>6. Project templates and blueprints</w:t>
+      </w:r>
+    </w:p>
+    <w:p>
+      <w:pPr>
+        <w:pStyle w:val="Normal"/>
+        <w:spacing w:lineRule="auto" w:line="288" w:before="0" w:after="160"/>
+        <w:jc w:val="left"/>
+        <w:rPr/>
+      </w:pPr>
+      <w:r>
+        <w:rPr>
+          <w:rFonts w:eastAsia="Open Sans" w:cs="Open Sans"/>
+          <w:color w:val="2C3E50"/>
+          <w:sz w:val="22"/>
+          <w:szCs w:val="22"/>
+        </w:rPr>
+        <w:t>A template’s blueprint says what a project receives. Library templates are read-only; Customize copies one into the organization. Published organization templates are offered first at project creation; the project keeps the template code and version it was created from.</w:t>
       </w:r>
     </w:p>
     <w:p>
@@ -3931,14 +3615,14 @@
       </w:pPr>
       <w:r>
         <w:rPr>
-          <w:rFonts w:eastAsia="Times New Roman" w:cs="Times New Roman"/>
+          <w:rFonts w:eastAsia="Open Sans" w:cs="Open Sans"/>
           <w:b/>
           <w:bCs/>
-          <w:color w:val="3A3A3C"/>
+          <w:color w:val="123A5F"/>
           <w:sz w:val="23"/>
           <w:szCs w:val="23"/>
         </w:rPr>
-        <w:t>Connect the organization model</w:t>
+        <w:t>Customize a template</w:t>
       </w:r>
     </w:p>
     <w:p>
@@ -3946,19 +3630,19 @@
         <w:pStyle w:val="ListParagraph"/>
         <w:numPr>
           <w:ilvl w:val="0"/>
-          <w:numId w:val="36"/>
+          <w:numId w:val="35"/>
         </w:numPr>
-        <w:spacing w:lineRule="auto" w:line="276" w:before="0" w:after="60"/>
-        <w:rPr/>
-      </w:pPr>
-      <w:r>
-        <w:rPr>
-          <w:rFonts w:eastAsia="Times New Roman" w:cs="Times New Roman"/>
-          <w:color w:val="58595B"/>
-          <w:sz w:val="24"/>
-          <w:szCs w:val="24"/>
-        </w:rPr>
-        <w:t>Open AI &amp; knowledge › AI settings.</w:t>
+        <w:spacing w:lineRule="auto" w:line="288" w:before="0" w:after="80"/>
+        <w:rPr/>
+      </w:pPr>
+      <w:r>
+        <w:rPr>
+          <w:rFonts w:eastAsia="Open Sans" w:cs="Open Sans"/>
+          <w:color w:val="2C3E50"/>
+          <w:sz w:val="22"/>
+          <w:szCs w:val="22"/>
+        </w:rPr>
+        <w:t>Open Process design › Project templates and open Healthcare Providers — full run — AI. Click Customize (copy).</w:t>
       </w:r>
     </w:p>
     <w:p>
@@ -3966,19 +3650,19 @@
         <w:pStyle w:val="ListParagraph"/>
         <w:numPr>
           <w:ilvl w:val="0"/>
-          <w:numId w:val="15"/>
+          <w:numId w:val="14"/>
         </w:numPr>
-        <w:spacing w:lineRule="auto" w:line="276" w:before="0" w:after="60"/>
-        <w:rPr/>
-      </w:pPr>
-      <w:r>
-        <w:rPr>
-          <w:rFonts w:eastAsia="Times New Roman" w:cs="Times New Roman"/>
-          <w:color w:val="58595B"/>
-          <w:sz w:val="24"/>
-          <w:szCs w:val="24"/>
-        </w:rPr>
-        <w:t>Choose the provider and the model.</w:t>
+        <w:spacing w:lineRule="auto" w:line="288" w:before="0" w:after="80"/>
+        <w:rPr/>
+      </w:pPr>
+      <w:r>
+        <w:rPr>
+          <w:rFonts w:eastAsia="Open Sans" w:cs="Open Sans"/>
+          <w:color w:val="2C3E50"/>
+          <w:sz w:val="22"/>
+          <w:szCs w:val="22"/>
+        </w:rPr>
+        <w:t>In Processes and steps, untick a task the organization does not run; click the pencil of a task to rename it in projects.</w:t>
       </w:r>
     </w:p>
     <w:p>
@@ -3990,10 +3674,10 @@
       </w:pPr>
       <w:r>
         <w:rPr>
-          <w:rFonts w:eastAsia="Times New Roman" w:cs="Times New Roman"/>
+          <w:rFonts w:eastAsia="Open Sans" w:cs="Open Sans"/>
           <w:b/>
           <w:bCs/>
-          <w:color w:val="E07B00"/>
+          <w:color w:val="123A5F"/>
           <w:sz w:val="21"/>
           <w:szCs w:val="21"/>
         </w:rPr>
@@ -4001,12 +3685,12 @@
       </w:r>
       <w:r>
         <w:rPr>
-          <w:rFonts w:eastAsia="Times New Roman" w:cs="Times New Roman"/>
-          <w:color w:val="58595B"/>
+          <w:rFonts w:eastAsia="Open Sans" w:cs="Open Sans"/>
+          <w:color w:val="2C3E50"/>
           <w:sz w:val="21"/>
           <w:szCs w:val="21"/>
         </w:rPr>
-        <w:t>Provider — Anthropic; Model — claude-sonnet-5-5</w:t>
+        <w:t>Name in projects — Validate the plan with the executive committee</w:t>
       </w:r>
     </w:p>
     <w:p>
@@ -4014,19 +3698,47 @@
         <w:pStyle w:val="ListParagraph"/>
         <w:numPr>
           <w:ilvl w:val="0"/>
-          <w:numId w:val="15"/>
+          <w:numId w:val="14"/>
         </w:numPr>
-        <w:spacing w:lineRule="auto" w:line="276" w:before="0" w:after="60"/>
-        <w:rPr/>
-      </w:pPr>
-      <w:r>
-        <w:rPr>
-          <w:rFonts w:eastAsia="Times New Roman" w:cs="Times New Roman"/>
-          <w:color w:val="58595B"/>
-          <w:sz w:val="24"/>
-          <w:szCs w:val="24"/>
-        </w:rPr>
-        <w:t>Paste the API key. It is stored encrypted and never shown again.</w:t>
+        <w:spacing w:lineRule="auto" w:line="288" w:before="0" w:after="80"/>
+        <w:rPr/>
+      </w:pPr>
+      <w:r>
+        <w:rPr>
+          <w:rFonts w:eastAsia="Open Sans" w:cs="Open Sans"/>
+          <w:color w:val="2C3E50"/>
+          <w:sz w:val="22"/>
+          <w:szCs w:val="22"/>
+        </w:rPr>
+        <w:t>Click + on a task to add a custom step.</w:t>
+      </w:r>
+    </w:p>
+    <w:p>
+      <w:pPr>
+        <w:pStyle w:val="Normal"/>
+        <w:spacing w:before="0" w:after="60"/>
+        <w:ind w:left="700"/>
+        <w:rPr/>
+      </w:pPr>
+      <w:r>
+        <w:rPr>
+          <w:rFonts w:eastAsia="Open Sans" w:cs="Open Sans"/>
+          <w:b/>
+          <w:bCs/>
+          <w:color w:val="123A5F"/>
+          <w:sz w:val="21"/>
+          <w:szCs w:val="21"/>
+        </w:rPr>
+        <w:t xml:space="preserve">Type: </w:t>
+      </w:r>
+      <w:r>
+        <w:rPr>
+          <w:rFonts w:eastAsia="Open Sans" w:cs="Open Sans"/>
+          <w:color w:val="2C3E50"/>
+          <w:sz w:val="21"/>
+          <w:szCs w:val="21"/>
+        </w:rPr>
+        <w:t>Level — Step; Name — Record the board minutes</w:t>
       </w:r>
     </w:p>
     <w:p>
@@ -4034,19 +3746,19 @@
         <w:pStyle w:val="ListParagraph"/>
         <w:numPr>
           <w:ilvl w:val="0"/>
-          <w:numId w:val="15"/>
+          <w:numId w:val="14"/>
         </w:numPr>
-        <w:spacing w:lineRule="auto" w:line="276" w:before="0" w:after="60"/>
-        <w:rPr/>
-      </w:pPr>
-      <w:r>
-        <w:rPr>
-          <w:rFonts w:eastAsia="Times New Roman" w:cs="Times New Roman"/>
-          <w:color w:val="58595B"/>
-          <w:sz w:val="24"/>
-          <w:szCs w:val="24"/>
-        </w:rPr>
-        <w:t>Set the maximum answer length, tick Use this model for the organization and click Save.</w:t>
+        <w:spacing w:lineRule="auto" w:line="288" w:before="0" w:after="80"/>
+        <w:rPr/>
+      </w:pPr>
+      <w:r>
+        <w:rPr>
+          <w:rFonts w:eastAsia="Open Sans" w:cs="Open Sans"/>
+          <w:color w:val="2C3E50"/>
+          <w:sz w:val="22"/>
+          <w:szCs w:val="22"/>
+        </w:rPr>
+        <w:t>In Reporting plan, click Add manually.</w:t>
       </w:r>
     </w:p>
     <w:p>
@@ -4058,10 +3770,10 @@
       </w:pPr>
       <w:r>
         <w:rPr>
-          <w:rFonts w:eastAsia="Times New Roman" w:cs="Times New Roman"/>
+          <w:rFonts w:eastAsia="Open Sans" w:cs="Open Sans"/>
           <w:b/>
           <w:bCs/>
-          <w:color w:val="E07B00"/>
+          <w:color w:val="123A5F"/>
           <w:sz w:val="21"/>
           <w:szCs w:val="21"/>
         </w:rPr>
@@ -4069,12 +3781,12 @@
       </w:r>
       <w:r>
         <w:rPr>
-          <w:rFonts w:eastAsia="Times New Roman" w:cs="Times New Roman"/>
-          <w:color w:val="58595B"/>
+          <w:rFonts w:eastAsia="Open Sans" w:cs="Open Sans"/>
+          <w:color w:val="2C3E50"/>
           <w:sz w:val="21"/>
           <w:szCs w:val="21"/>
         </w:rPr>
-        <w:t>1500</w:t>
+        <w:t>Report — Monthly steering pack; Audience — Executive committee; Frequency — Monthly; Format — PDF; Owner — Head of L&amp;D</w:t>
       </w:r>
     </w:p>
     <w:p>
@@ -4082,19 +3794,19 @@
         <w:pStyle w:val="ListParagraph"/>
         <w:numPr>
           <w:ilvl w:val="0"/>
-          <w:numId w:val="15"/>
+          <w:numId w:val="14"/>
         </w:numPr>
-        <w:spacing w:lineRule="auto" w:line="276" w:before="0" w:after="60"/>
-        <w:rPr/>
-      </w:pPr>
-      <w:r>
-        <w:rPr>
-          <w:rFonts w:eastAsia="Times New Roman" w:cs="Times New Roman"/>
-          <w:color w:val="58595B"/>
-          <w:sz w:val="24"/>
-          <w:szCs w:val="24"/>
-        </w:rPr>
-        <w:t>Click Test connection. The result names the cause of any failure: key refused, model not found, parameter rejected, rate limit, unreachable.</w:t>
+        <w:spacing w:lineRule="auto" w:line="288" w:before="0" w:after="80"/>
+        <w:rPr/>
+      </w:pPr>
+      <w:r>
+        <w:rPr>
+          <w:rFonts w:eastAsia="Open Sans" w:cs="Open Sans"/>
+          <w:color w:val="2C3E50"/>
+          <w:sz w:val="22"/>
+          <w:szCs w:val="22"/>
+        </w:rPr>
+        <w:t>Click Publish. A template with no included step cannot be published. Export it in Word, PDF or Excel from the header.</w:t>
       </w:r>
     </w:p>
     <w:p>
@@ -4111,7 +3823,7 @@
           <wp:inline distT="0" distB="0" distL="0" distR="0">
             <wp:extent cx="5905500" cy="3695700"/>
             <wp:effectExtent l="0" t="0" r="0" b="0"/>
-            <wp:docPr id="11" name="a_aiset.png" descr="Figure 11 — AI settings&#10;Figure 11 — AI settings"/>
+            <wp:docPr id="11" name="a_bp.png" descr="Figure 10 — Blueprint of an organization template&#10;Figure 10 — Blueprint of an organization template"/>
             <wp:cNvGraphicFramePr>
               <a:graphicFrameLocks xmlns:a="http://schemas.openxmlformats.org/drawingml/2006/main" noChangeAspect="1"/>
             </wp:cNvGraphicFramePr>
@@ -4119,7 +3831,7 @@
               <a:graphicData uri="http://schemas.openxmlformats.org/drawingml/2006/picture">
                 <pic:pic xmlns:pic="http://schemas.openxmlformats.org/drawingml/2006/picture">
                   <pic:nvPicPr>
-                    <pic:cNvPr id="11" name="a_aiset.png" descr="Figure 11 — AI settings&#10;Figure 11 — AI settings"/>
+                    <pic:cNvPr id="11" name="a_bp.png" descr="Figure 10 — Blueprint of an organization template&#10;Figure 10 — Blueprint of an organization template"/>
                     <pic:cNvPicPr>
                       <a:picLocks noChangeAspect="1" noChangeArrowheads="1"/>
                     </pic:cNvPicPr>
@@ -4149,20 +3861,63 @@
     <w:p>
       <w:pPr>
         <w:pStyle w:val="Normal"/>
-        <w:spacing w:before="0" w:after="200"/>
+        <w:spacing w:before="0" w:after="240"/>
         <w:jc w:val="center"/>
         <w:rPr/>
       </w:pPr>
       <w:r>
         <w:rPr>
-          <w:rFonts w:eastAsia="Times New Roman" w:cs="Times New Roman"/>
+          <w:rFonts w:eastAsia="Open Sans" w:cs="Open Sans"/>
           <w:i/>
           <w:iCs/>
-          <w:color w:val="58595B"/>
-          <w:sz w:val="19"/>
-          <w:szCs w:val="19"/>
-        </w:rPr>
-        <w:t>Figure 11 — AI settings</w:t>
+          <w:color w:val="5A6B7B"/>
+          <w:sz w:val="18"/>
+          <w:szCs w:val="18"/>
+        </w:rPr>
+        <w:t>Figure 10 — Blueprint of an organization template</w:t>
+      </w:r>
+      <w:r>
+        <w:br w:type="page"/>
+      </w:r>
+    </w:p>
+    <w:p>
+      <w:pPr>
+        <w:pStyle w:val="Heading1"/>
+        <w:pBdr>
+          <w:bottom w:val="single" w:sz="6" w:space="6" w:color="E1E8F0"/>
+        </w:pBdr>
+        <w:spacing w:before="0" w:after="240"/>
+        <w:rPr/>
+      </w:pPr>
+      <w:bookmarkStart w:id="6" w:name="__RefHeading___Toc511_3373283034"/>
+      <w:bookmarkEnd w:id="6"/>
+      <w:r>
+        <w:rPr>
+          <w:rFonts w:eastAsia="Montserrat" w:cs="Montserrat"/>
+          <w:b/>
+          <w:bCs/>
+          <w:color w:val="123A5F"/>
+          <w:sz w:val="40"/>
+          <w:szCs w:val="40"/>
+        </w:rPr>
+        <w:t>7. Artificial intelligence</w:t>
+      </w:r>
+    </w:p>
+    <w:p>
+      <w:pPr>
+        <w:pStyle w:val="Normal"/>
+        <w:spacing w:lineRule="auto" w:line="288" w:before="0" w:after="160"/>
+        <w:jc w:val="left"/>
+        <w:rPr/>
+      </w:pPr>
+      <w:r>
+        <w:rPr>
+          <w:rFonts w:eastAsia="Open Sans" w:cs="Open Sans"/>
+          <w:color w:val="2C3E50"/>
+          <w:sz w:val="22"/>
+          <w:szCs w:val="22"/>
+        </w:rPr>
+        <w:t>Without a model, CortexSkills answers with its built-in engine. With an organization model, each AI use case sends its assembled prompt; nothing proposed by the AI is saved before a person validates it.</w:t>
       </w:r>
     </w:p>
     <w:p>
@@ -4174,14 +3929,14 @@
       </w:pPr>
       <w:r>
         <w:rPr>
-          <w:rFonts w:eastAsia="Times New Roman" w:cs="Times New Roman"/>
+          <w:rFonts w:eastAsia="Open Sans" w:cs="Open Sans"/>
           <w:b/>
           <w:bCs/>
-          <w:color w:val="3A3A3C"/>
+          <w:color w:val="123A5F"/>
           <w:sz w:val="23"/>
           <w:szCs w:val="23"/>
         </w:rPr>
-        <w:t>Complete a prompt specification and activate the use case</w:t>
+        <w:t>Connect the organization model</w:t>
       </w:r>
     </w:p>
     <w:p>
@@ -4189,19 +3944,19 @@
         <w:pStyle w:val="ListParagraph"/>
         <w:numPr>
           <w:ilvl w:val="0"/>
-          <w:numId w:val="37"/>
+          <w:numId w:val="36"/>
         </w:numPr>
-        <w:spacing w:lineRule="auto" w:line="276" w:before="0" w:after="60"/>
-        <w:rPr/>
-      </w:pPr>
-      <w:r>
-        <w:rPr>
-          <w:rFonts w:eastAsia="Times New Roman" w:cs="Times New Roman"/>
-          <w:color w:val="58595B"/>
-          <w:sz w:val="24"/>
-          <w:szCs w:val="24"/>
-        </w:rPr>
-        <w:t>Open AI use cases and click Specification on AIUC-01.</w:t>
+        <w:spacing w:lineRule="auto" w:line="288" w:before="0" w:after="80"/>
+        <w:rPr/>
+      </w:pPr>
+      <w:r>
+        <w:rPr>
+          <w:rFonts w:eastAsia="Open Sans" w:cs="Open Sans"/>
+          <w:color w:val="2C3E50"/>
+          <w:sz w:val="22"/>
+          <w:szCs w:val="22"/>
+        </w:rPr>
+        <w:t>Open AI &amp; knowledge › AI settings.</w:t>
       </w:r>
     </w:p>
     <w:p>
@@ -4209,19 +3964,19 @@
         <w:pStyle w:val="ListParagraph"/>
         <w:numPr>
           <w:ilvl w:val="0"/>
-          <w:numId w:val="16"/>
+          <w:numId w:val="15"/>
         </w:numPr>
-        <w:spacing w:lineRule="auto" w:line="276" w:before="0" w:after="60"/>
-        <w:rPr/>
-      </w:pPr>
-      <w:r>
-        <w:rPr>
-          <w:rFonts w:eastAsia="Times New Roman" w:cs="Times New Roman"/>
-          <w:color w:val="58595B"/>
-          <w:sz w:val="24"/>
-          <w:szCs w:val="24"/>
-        </w:rPr>
-        <w:t>Fill each required field in each language; each field is saved when you leave it.</w:t>
+        <w:spacing w:lineRule="auto" w:line="288" w:before="0" w:after="80"/>
+        <w:rPr/>
+      </w:pPr>
+      <w:r>
+        <w:rPr>
+          <w:rFonts w:eastAsia="Open Sans" w:cs="Open Sans"/>
+          <w:color w:val="2C3E50"/>
+          <w:sz w:val="22"/>
+          <w:szCs w:val="22"/>
+        </w:rPr>
+        <w:t>Choose the provider and the model.</w:t>
       </w:r>
     </w:p>
     <w:p>
@@ -4233,10 +3988,10 @@
       </w:pPr>
       <w:r>
         <w:rPr>
-          <w:rFonts w:eastAsia="Times New Roman" w:cs="Times New Roman"/>
+          <w:rFonts w:eastAsia="Open Sans" w:cs="Open Sans"/>
           <w:b/>
           <w:bCs/>
-          <w:color w:val="E07B00"/>
+          <w:color w:val="123A5F"/>
           <w:sz w:val="21"/>
           <w:szCs w:val="21"/>
         </w:rPr>
@@ -4244,12 +3999,12 @@
       </w:r>
       <w:r>
         <w:rPr>
-          <w:rFonts w:eastAsia="Times New Roman" w:cs="Times New Roman"/>
-          <w:color w:val="58595B"/>
+          <w:rFonts w:eastAsia="Open Sans" w:cs="Open Sans"/>
+          <w:color w:val="2C3E50"/>
           <w:sz w:val="21"/>
           <w:szCs w:val="21"/>
         </w:rPr>
-        <w:t>Constraints — Never assign a level without evidence; cite the evidence for each level.</w:t>
+        <w:t>Provider — Anthropic; Model — claude-sonnet-5-5</w:t>
       </w:r>
     </w:p>
     <w:p>
@@ -4257,19 +4012,19 @@
         <w:pStyle w:val="ListParagraph"/>
         <w:numPr>
           <w:ilvl w:val="0"/>
-          <w:numId w:val="16"/>
+          <w:numId w:val="15"/>
         </w:numPr>
-        <w:spacing w:lineRule="auto" w:line="276" w:before="0" w:after="60"/>
-        <w:rPr/>
-      </w:pPr>
-      <w:r>
-        <w:rPr>
-          <w:rFonts w:eastAsia="Times New Roman" w:cs="Times New Roman"/>
-          <w:color w:val="58595B"/>
-          <w:sz w:val="24"/>
-          <w:szCs w:val="24"/>
-        </w:rPr>
-        <w:t>Click Assembled prompt to check the variables, then Test on this project. The test writes nothing.</w:t>
+        <w:spacing w:lineRule="auto" w:line="288" w:before="0" w:after="80"/>
+        <w:rPr/>
+      </w:pPr>
+      <w:r>
+        <w:rPr>
+          <w:rFonts w:eastAsia="Open Sans" w:cs="Open Sans"/>
+          <w:color w:val="2C3E50"/>
+          <w:sz w:val="22"/>
+          <w:szCs w:val="22"/>
+        </w:rPr>
+        <w:t>Paste the API key. It is stored encrypted and never shown again.</w:t>
       </w:r>
     </w:p>
     <w:p>
@@ -4277,19 +4032,67 @@
         <w:pStyle w:val="ListParagraph"/>
         <w:numPr>
           <w:ilvl w:val="0"/>
-          <w:numId w:val="16"/>
+          <w:numId w:val="15"/>
         </w:numPr>
-        <w:spacing w:lineRule="auto" w:line="276" w:before="0" w:after="60"/>
-        <w:rPr/>
-      </w:pPr>
-      <w:r>
-        <w:rPr>
-          <w:rFonts w:eastAsia="Times New Roman" w:cs="Times New Roman"/>
-          <w:color w:val="58595B"/>
-          <w:sz w:val="24"/>
-          <w:szCs w:val="24"/>
-        </w:rPr>
-        <w:t>Back in AI use cases, tick the use case in the column Organization. Activation is refused while a required field is empty.</w:t>
+        <w:spacing w:lineRule="auto" w:line="288" w:before="0" w:after="80"/>
+        <w:rPr/>
+      </w:pPr>
+      <w:r>
+        <w:rPr>
+          <w:rFonts w:eastAsia="Open Sans" w:cs="Open Sans"/>
+          <w:color w:val="2C3E50"/>
+          <w:sz w:val="22"/>
+          <w:szCs w:val="22"/>
+        </w:rPr>
+        <w:t>Set the maximum answer length, tick Use this model for the organization and click Save.</w:t>
+      </w:r>
+    </w:p>
+    <w:p>
+      <w:pPr>
+        <w:pStyle w:val="Normal"/>
+        <w:spacing w:before="0" w:after="60"/>
+        <w:ind w:left="700"/>
+        <w:rPr/>
+      </w:pPr>
+      <w:r>
+        <w:rPr>
+          <w:rFonts w:eastAsia="Open Sans" w:cs="Open Sans"/>
+          <w:b/>
+          <w:bCs/>
+          <w:color w:val="123A5F"/>
+          <w:sz w:val="21"/>
+          <w:szCs w:val="21"/>
+        </w:rPr>
+        <w:t xml:space="preserve">Type: </w:t>
+      </w:r>
+      <w:r>
+        <w:rPr>
+          <w:rFonts w:eastAsia="Open Sans" w:cs="Open Sans"/>
+          <w:color w:val="2C3E50"/>
+          <w:sz w:val="21"/>
+          <w:szCs w:val="21"/>
+        </w:rPr>
+        <w:t>1500</w:t>
+      </w:r>
+    </w:p>
+    <w:p>
+      <w:pPr>
+        <w:pStyle w:val="ListParagraph"/>
+        <w:numPr>
+          <w:ilvl w:val="0"/>
+          <w:numId w:val="15"/>
+        </w:numPr>
+        <w:spacing w:lineRule="auto" w:line="288" w:before="0" w:after="80"/>
+        <w:rPr/>
+      </w:pPr>
+      <w:r>
+        <w:rPr>
+          <w:rFonts w:eastAsia="Open Sans" w:cs="Open Sans"/>
+          <w:color w:val="2C3E50"/>
+          <w:sz w:val="22"/>
+          <w:szCs w:val="22"/>
+        </w:rPr>
+        <w:t>Click Test connection. The result names the cause of any failure: key refused, model not found, parameter rejected, rate limit, unreachable.</w:t>
       </w:r>
     </w:p>
     <w:p>
@@ -4306,7 +4109,7 @@
           <wp:inline distT="0" distB="0" distL="0" distR="0">
             <wp:extent cx="5905500" cy="3695700"/>
             <wp:effectExtent l="0" t="0" r="0" b="0"/>
-            <wp:docPr id="12" name="a_spec.png" descr="Figure 12 — Prompt specification&#10;Figure 12 — Prompt specification"/>
+            <wp:docPr id="12" name="a_aiset.png" descr="Figure 11 — AI settings&#10;Figure 11 — AI settings"/>
             <wp:cNvGraphicFramePr>
               <a:graphicFrameLocks xmlns:a="http://schemas.openxmlformats.org/drawingml/2006/main" noChangeAspect="1"/>
             </wp:cNvGraphicFramePr>
@@ -4314,7 +4117,7 @@
               <a:graphicData uri="http://schemas.openxmlformats.org/drawingml/2006/picture">
                 <pic:pic xmlns:pic="http://schemas.openxmlformats.org/drawingml/2006/picture">
                   <pic:nvPicPr>
-                    <pic:cNvPr id="12" name="a_spec.png" descr="Figure 12 — Prompt specification&#10;Figure 12 — Prompt specification"/>
+                    <pic:cNvPr id="12" name="a_aiset.png" descr="Figure 11 — AI settings&#10;Figure 11 — AI settings"/>
                     <pic:cNvPicPr>
                       <a:picLocks noChangeAspect="1" noChangeArrowheads="1"/>
                     </pic:cNvPicPr>
@@ -4344,82 +4147,39 @@
     <w:p>
       <w:pPr>
         <w:pStyle w:val="Normal"/>
-        <w:spacing w:before="0" w:after="200"/>
+        <w:spacing w:before="0" w:after="240"/>
         <w:jc w:val="center"/>
         <w:rPr/>
       </w:pPr>
       <w:r>
         <w:rPr>
-          <w:rFonts w:eastAsia="Times New Roman" w:cs="Times New Roman"/>
+          <w:rFonts w:eastAsia="Open Sans" w:cs="Open Sans"/>
           <w:i/>
           <w:iCs/>
-          <w:color w:val="58595B"/>
-          <w:sz w:val="19"/>
-          <w:szCs w:val="19"/>
-        </w:rPr>
-        <w:t>Figure 12 — Prompt specification</w:t>
-      </w:r>
-      <w:r>
-        <w:br w:type="page"/>
-      </w:r>
-    </w:p>
-    <w:p>
-      <w:pPr>
-        <w:pStyle w:val="Heading1"/>
-        <w:pBdr>
-          <w:bottom w:val="single" w:sz="8" w:space="4" w:color="F8931D"/>
-        </w:pBdr>
-        <w:spacing w:before="0" w:after="200"/>
-        <w:rPr/>
-      </w:pPr>
-      <w:bookmarkStart w:id="7" w:name="__RefHeading___Toc505_2313161461"/>
-      <w:bookmarkEnd w:id="7"/>
-      <w:r>
-        <w:rPr>
-          <w:rFonts w:eastAsia="Times New Roman" w:cs="Times New Roman"/>
+          <w:color w:val="5A6B7B"/>
+          <w:sz w:val="18"/>
+          <w:szCs w:val="18"/>
+        </w:rPr>
+        <w:t>Figure 11 — AI settings</w:t>
+      </w:r>
+    </w:p>
+    <w:p>
+      <w:pPr>
+        <w:pStyle w:val="Normal"/>
+        <w:keepNext w:val="true"/>
+        <w:spacing w:before="160" w:after="60"/>
+        <w:rPr/>
+      </w:pPr>
+      <w:r>
+        <w:rPr>
+          <w:rFonts w:eastAsia="Open Sans" w:cs="Open Sans"/>
           <w:b/>
           <w:bCs/>
-          <w:color w:val="E07B00"/>
-          <w:sz w:val="34"/>
-          <w:szCs w:val="34"/>
-        </w:rPr>
-        <w:t>8. Documented information</w:t>
-      </w:r>
-    </w:p>
-    <w:p>
-      <w:pPr>
-        <w:pStyle w:val="Normal"/>
-        <w:spacing w:lineRule="auto" w:line="276" w:before="0" w:after="120"/>
-        <w:jc w:val="both"/>
-        <w:rPr/>
-      </w:pPr>
-      <w:r>
-        <w:rPr>
-          <w:rFonts w:eastAsia="Times New Roman" w:cs="Times New Roman"/>
-          <w:color w:val="58595B"/>
-          <w:sz w:val="24"/>
-          <w:szCs w:val="24"/>
-        </w:rPr>
-        <w:t>The library holds 37 templates: one per end-to-end deliverable, the Training Engineering Report, the training plan, the audit report and the master list. An organization copy replaces the library template with the same code. The layout applies to every generated document.</w:t>
-      </w:r>
-    </w:p>
-    <w:p>
-      <w:pPr>
-        <w:pStyle w:val="Normal"/>
-        <w:keepNext w:val="true"/>
-        <w:spacing w:before="160" w:after="60"/>
-        <w:rPr/>
-      </w:pPr>
-      <w:r>
-        <w:rPr>
-          <w:rFonts w:eastAsia="Times New Roman" w:cs="Times New Roman"/>
-          <w:b/>
-          <w:bCs/>
-          <w:color w:val="3A3A3C"/>
+          <w:color w:val="123A5F"/>
           <w:sz w:val="23"/>
           <w:szCs w:val="23"/>
         </w:rPr>
-        <w:t>Adapt a template</w:t>
+        <w:t>Complete a prompt specification and activate the use case</w:t>
       </w:r>
     </w:p>
     <w:p>
@@ -4427,19 +4187,19 @@
         <w:pStyle w:val="ListParagraph"/>
         <w:numPr>
           <w:ilvl w:val="0"/>
-          <w:numId w:val="38"/>
+          <w:numId w:val="37"/>
         </w:numPr>
-        <w:spacing w:lineRule="auto" w:line="276" w:before="0" w:after="60"/>
-        <w:rPr/>
-      </w:pPr>
-      <w:r>
-        <w:rPr>
-          <w:rFonts w:eastAsia="Times New Roman" w:cs="Times New Roman"/>
-          <w:color w:val="58595B"/>
-          <w:sz w:val="24"/>
-          <w:szCs w:val="24"/>
-        </w:rPr>
-        <w:t>Open Reports › Document templates and click DT-E2E-01.</w:t>
+        <w:spacing w:lineRule="auto" w:line="288" w:before="0" w:after="80"/>
+        <w:rPr/>
+      </w:pPr>
+      <w:r>
+        <w:rPr>
+          <w:rFonts w:eastAsia="Open Sans" w:cs="Open Sans"/>
+          <w:color w:val="2C3E50"/>
+          <w:sz w:val="22"/>
+          <w:szCs w:val="22"/>
+        </w:rPr>
+        <w:t>Open AI use cases and click Specification on AIUC-01.</w:t>
       </w:r>
     </w:p>
     <w:p>
@@ -4447,19 +4207,87 @@
         <w:pStyle w:val="ListParagraph"/>
         <w:numPr>
           <w:ilvl w:val="0"/>
-          <w:numId w:val="17"/>
+          <w:numId w:val="16"/>
         </w:numPr>
-        <w:spacing w:lineRule="auto" w:line="276" w:before="0" w:after="60"/>
-        <w:rPr/>
-      </w:pPr>
-      <w:r>
-        <w:rPr>
-          <w:rFonts w:eastAsia="Times New Roman" w:cs="Times New Roman"/>
-          <w:color w:val="58595B"/>
-          <w:sz w:val="24"/>
-          <w:szCs w:val="24"/>
-        </w:rPr>
-        <w:t>Click Copy to my organization. Drafts that use an older version are listed.</w:t>
+        <w:spacing w:lineRule="auto" w:line="288" w:before="0" w:after="80"/>
+        <w:rPr/>
+      </w:pPr>
+      <w:r>
+        <w:rPr>
+          <w:rFonts w:eastAsia="Open Sans" w:cs="Open Sans"/>
+          <w:color w:val="2C3E50"/>
+          <w:sz w:val="22"/>
+          <w:szCs w:val="22"/>
+        </w:rPr>
+        <w:t>Fill each required field in each language; each field is saved when you leave it.</w:t>
+      </w:r>
+    </w:p>
+    <w:p>
+      <w:pPr>
+        <w:pStyle w:val="Normal"/>
+        <w:spacing w:before="0" w:after="60"/>
+        <w:ind w:left="700"/>
+        <w:rPr/>
+      </w:pPr>
+      <w:r>
+        <w:rPr>
+          <w:rFonts w:eastAsia="Open Sans" w:cs="Open Sans"/>
+          <w:b/>
+          <w:bCs/>
+          <w:color w:val="123A5F"/>
+          <w:sz w:val="21"/>
+          <w:szCs w:val="21"/>
+        </w:rPr>
+        <w:t xml:space="preserve">Type: </w:t>
+      </w:r>
+      <w:r>
+        <w:rPr>
+          <w:rFonts w:eastAsia="Open Sans" w:cs="Open Sans"/>
+          <w:color w:val="2C3E50"/>
+          <w:sz w:val="21"/>
+          <w:szCs w:val="21"/>
+        </w:rPr>
+        <w:t>Constraints — Never assign a level without evidence; cite the evidence for each level.</w:t>
+      </w:r>
+    </w:p>
+    <w:p>
+      <w:pPr>
+        <w:pStyle w:val="ListParagraph"/>
+        <w:numPr>
+          <w:ilvl w:val="0"/>
+          <w:numId w:val="16"/>
+        </w:numPr>
+        <w:spacing w:lineRule="auto" w:line="288" w:before="0" w:after="80"/>
+        <w:rPr/>
+      </w:pPr>
+      <w:r>
+        <w:rPr>
+          <w:rFonts w:eastAsia="Open Sans" w:cs="Open Sans"/>
+          <w:color w:val="2C3E50"/>
+          <w:sz w:val="22"/>
+          <w:szCs w:val="22"/>
+        </w:rPr>
+        <w:t>Click Assembled prompt to check the variables, then Test on this project. The test writes nothing.</w:t>
+      </w:r>
+    </w:p>
+    <w:p>
+      <w:pPr>
+        <w:pStyle w:val="ListParagraph"/>
+        <w:numPr>
+          <w:ilvl w:val="0"/>
+          <w:numId w:val="16"/>
+        </w:numPr>
+        <w:spacing w:lineRule="auto" w:line="288" w:before="0" w:after="80"/>
+        <w:rPr/>
+      </w:pPr>
+      <w:r>
+        <w:rPr>
+          <w:rFonts w:eastAsia="Open Sans" w:cs="Open Sans"/>
+          <w:color w:val="2C3E50"/>
+          <w:sz w:val="22"/>
+          <w:szCs w:val="22"/>
+        </w:rPr>
+        <w:t>Back in AI use cases, tick the use case in the column Organization. Activation is refused while a required field is empty.</w:t>
       </w:r>
     </w:p>
     <w:p>
@@ -4476,7 +4304,7 @@
           <wp:inline distT="0" distB="0" distL="0" distR="0">
             <wp:extent cx="5905500" cy="3695700"/>
             <wp:effectExtent l="0" t="0" r="0" b="0"/>
-            <wp:docPr id="13" name="a_doctpl.png" descr="Figure 13 — Document template library&#10;Figure 13 — Document template library"/>
+            <wp:docPr id="13" name="a_spec.png" descr="Figure 12 — Prompt specification&#10;Figure 12 — Prompt specification"/>
             <wp:cNvGraphicFramePr>
               <a:graphicFrameLocks xmlns:a="http://schemas.openxmlformats.org/drawingml/2006/main" noChangeAspect="1"/>
             </wp:cNvGraphicFramePr>
@@ -4484,7 +4312,7 @@
               <a:graphicData uri="http://schemas.openxmlformats.org/drawingml/2006/picture">
                 <pic:pic xmlns:pic="http://schemas.openxmlformats.org/drawingml/2006/picture">
                   <pic:nvPicPr>
-                    <pic:cNvPr id="13" name="a_doctpl.png" descr="Figure 13 — Document template library&#10;Figure 13 — Document template library"/>
+                    <pic:cNvPr id="13" name="a_spec.png" descr="Figure 12 — Prompt specification&#10;Figure 12 — Prompt specification"/>
                     <pic:cNvPicPr>
                       <a:picLocks noChangeAspect="1" noChangeArrowheads="1"/>
                     </pic:cNvPicPr>
@@ -4514,20 +4342,63 @@
     <w:p>
       <w:pPr>
         <w:pStyle w:val="Normal"/>
-        <w:spacing w:before="0" w:after="200"/>
+        <w:spacing w:before="0" w:after="240"/>
         <w:jc w:val="center"/>
         <w:rPr/>
       </w:pPr>
       <w:r>
         <w:rPr>
-          <w:rFonts w:eastAsia="Times New Roman" w:cs="Times New Roman"/>
+          <w:rFonts w:eastAsia="Open Sans" w:cs="Open Sans"/>
           <w:i/>
           <w:iCs/>
-          <w:color w:val="58595B"/>
-          <w:sz w:val="19"/>
-          <w:szCs w:val="19"/>
-        </w:rPr>
-        <w:t>Figure 13 — Document template library</w:t>
+          <w:color w:val="5A6B7B"/>
+          <w:sz w:val="18"/>
+          <w:szCs w:val="18"/>
+        </w:rPr>
+        <w:t>Figure 12 — Prompt specification</w:t>
+      </w:r>
+      <w:r>
+        <w:br w:type="page"/>
+      </w:r>
+    </w:p>
+    <w:p>
+      <w:pPr>
+        <w:pStyle w:val="Heading1"/>
+        <w:pBdr>
+          <w:bottom w:val="single" w:sz="6" w:space="6" w:color="E1E8F0"/>
+        </w:pBdr>
+        <w:spacing w:before="0" w:after="240"/>
+        <w:rPr/>
+      </w:pPr>
+      <w:bookmarkStart w:id="7" w:name="__RefHeading___Toc513_3373283034"/>
+      <w:bookmarkEnd w:id="7"/>
+      <w:r>
+        <w:rPr>
+          <w:rFonts w:eastAsia="Montserrat" w:cs="Montserrat"/>
+          <w:b/>
+          <w:bCs/>
+          <w:color w:val="123A5F"/>
+          <w:sz w:val="40"/>
+          <w:szCs w:val="40"/>
+        </w:rPr>
+        <w:t>8. Documented information</w:t>
+      </w:r>
+    </w:p>
+    <w:p>
+      <w:pPr>
+        <w:pStyle w:val="Normal"/>
+        <w:spacing w:lineRule="auto" w:line="288" w:before="0" w:after="160"/>
+        <w:jc w:val="left"/>
+        <w:rPr/>
+      </w:pPr>
+      <w:r>
+        <w:rPr>
+          <w:rFonts w:eastAsia="Open Sans" w:cs="Open Sans"/>
+          <w:color w:val="2C3E50"/>
+          <w:sz w:val="22"/>
+          <w:szCs w:val="22"/>
+        </w:rPr>
+        <w:t>The library holds 37 templates: one per end-to-end deliverable, the Training Engineering Report, the training plan, the audit report and the master list. An organization copy replaces the library template with the same code. The layout applies to every generated document.</w:t>
       </w:r>
     </w:p>
     <w:p>
@@ -4539,14 +4410,14 @@
       </w:pPr>
       <w:r>
         <w:rPr>
-          <w:rFonts w:eastAsia="Times New Roman" w:cs="Times New Roman"/>
+          <w:rFonts w:eastAsia="Open Sans" w:cs="Open Sans"/>
           <w:b/>
           <w:bCs/>
-          <w:color w:val="3A3A3C"/>
+          <w:color w:val="123A5F"/>
           <w:sz w:val="23"/>
           <w:szCs w:val="23"/>
         </w:rPr>
-        <w:t>Set the organization layout</w:t>
+        <w:t>Adapt a template</w:t>
       </w:r>
     </w:p>
     <w:p>
@@ -4554,19 +4425,19 @@
         <w:pStyle w:val="ListParagraph"/>
         <w:numPr>
           <w:ilvl w:val="0"/>
-          <w:numId w:val="39"/>
+          <w:numId w:val="38"/>
         </w:numPr>
-        <w:spacing w:lineRule="auto" w:line="276" w:before="0" w:after="60"/>
-        <w:rPr/>
-      </w:pPr>
-      <w:r>
-        <w:rPr>
-          <w:rFonts w:eastAsia="Times New Roman" w:cs="Times New Roman"/>
-          <w:color w:val="58595B"/>
-          <w:sz w:val="24"/>
-          <w:szCs w:val="24"/>
-        </w:rPr>
-        <w:t>Open Reports › Document layout.</w:t>
+        <w:spacing w:lineRule="auto" w:line="288" w:before="0" w:after="80"/>
+        <w:rPr/>
+      </w:pPr>
+      <w:r>
+        <w:rPr>
+          <w:rFonts w:eastAsia="Open Sans" w:cs="Open Sans"/>
+          <w:color w:val="2C3E50"/>
+          <w:sz w:val="22"/>
+          <w:szCs w:val="22"/>
+        </w:rPr>
+        <w:t>Open Reports › Document templates and click DT-E2E-01.</w:t>
       </w:r>
     </w:p>
     <w:p>
@@ -4574,115 +4445,19 @@
         <w:pStyle w:val="ListParagraph"/>
         <w:numPr>
           <w:ilvl w:val="0"/>
-          <w:numId w:val="18"/>
+          <w:numId w:val="17"/>
         </w:numPr>
-        <w:spacing w:lineRule="auto" w:line="276" w:before="0" w:after="60"/>
-        <w:rPr/>
-      </w:pPr>
-      <w:r>
-        <w:rPr>
-          <w:rFonts w:eastAsia="Times New Roman" w:cs="Times New Roman"/>
-          <w:color w:val="58595B"/>
-          <w:sz w:val="24"/>
-          <w:szCs w:val="24"/>
-        </w:rPr>
-        <w:t>Choose fonts, sizes, alignment and colors from the allowed lists.</w:t>
-      </w:r>
-    </w:p>
-    <w:p>
-      <w:pPr>
-        <w:pStyle w:val="Normal"/>
-        <w:spacing w:before="0" w:after="60"/>
-        <w:ind w:left="700"/>
-        <w:rPr/>
-      </w:pPr>
-      <w:r>
-        <w:rPr>
-          <w:rFonts w:eastAsia="Times New Roman" w:cs="Times New Roman"/>
-          <w:b/>
-          <w:bCs/>
-          <w:color w:val="E07B00"/>
-          <w:sz w:val="21"/>
-          <w:szCs w:val="21"/>
-        </w:rPr>
-        <w:t xml:space="preserve">Type: </w:t>
-      </w:r>
-      <w:r>
-        <w:rPr>
-          <w:rFonts w:eastAsia="Times New Roman" w:cs="Times New Roman"/>
-          <w:color w:val="58595B"/>
-          <w:sz w:val="21"/>
-          <w:szCs w:val="21"/>
-        </w:rPr>
-        <w:t>Body font — Open Sans 11 pt; Heading font — Montserrat 16 pt; Alignment — Left; Table header color — 123A5F (Navy); Paper — A4; Margins — 20 mm</w:t>
-      </w:r>
-    </w:p>
-    <w:p>
-      <w:pPr>
-        <w:pStyle w:val="ListParagraph"/>
-        <w:numPr>
-          <w:ilvl w:val="0"/>
-          <w:numId w:val="18"/>
-        </w:numPr>
-        <w:spacing w:lineRule="auto" w:line="276" w:before="0" w:after="60"/>
-        <w:rPr/>
-      </w:pPr>
-      <w:r>
-        <w:rPr>
-          <w:rFonts w:eastAsia="Times New Roman" w:cs="Times New Roman"/>
-          <w:color w:val="58595B"/>
-          <w:sz w:val="24"/>
-          <w:szCs w:val="24"/>
-        </w:rPr>
-        <w:t>Type the header and footer texts, choose Uploaded image as logo and upload a PNG of 5 MB or less.</w:t>
-      </w:r>
-    </w:p>
-    <w:p>
-      <w:pPr>
-        <w:pStyle w:val="Normal"/>
-        <w:spacing w:before="0" w:after="60"/>
-        <w:ind w:left="700"/>
-        <w:rPr/>
-      </w:pPr>
-      <w:r>
-        <w:rPr>
-          <w:rFonts w:eastAsia="Times New Roman" w:cs="Times New Roman"/>
-          <w:b/>
-          <w:bCs/>
-          <w:color w:val="E07B00"/>
-          <w:sz w:val="21"/>
-          <w:szCs w:val="21"/>
-        </w:rPr>
-        <w:t xml:space="preserve">Type: </w:t>
-      </w:r>
-      <w:r>
-        <w:rPr>
-          <w:rFonts w:eastAsia="Times New Roman" w:cs="Times New Roman"/>
-          <w:color w:val="58595B"/>
-          <w:sz w:val="21"/>
-          <w:szCs w:val="21"/>
-        </w:rPr>
-        <w:t>Header — Maghreb Hospitals Group · Training; Footer — Internal use</w:t>
-      </w:r>
-    </w:p>
-    <w:p>
-      <w:pPr>
-        <w:pStyle w:val="ListParagraph"/>
-        <w:numPr>
-          <w:ilvl w:val="0"/>
-          <w:numId w:val="18"/>
-        </w:numPr>
-        <w:spacing w:lineRule="auto" w:line="276" w:before="0" w:after="60"/>
-        <w:rPr/>
-      </w:pPr>
-      <w:r>
-        <w:rPr>
-          <w:rFonts w:eastAsia="Times New Roman" w:cs="Times New Roman"/>
-          <w:color w:val="58595B"/>
-          <w:sz w:val="24"/>
-          <w:szCs w:val="24"/>
-        </w:rPr>
-        <w:t>Click Preview as PDF, then Save. Each save is a version.</w:t>
+        <w:spacing w:lineRule="auto" w:line="288" w:before="0" w:after="80"/>
+        <w:rPr/>
+      </w:pPr>
+      <w:r>
+        <w:rPr>
+          <w:rFonts w:eastAsia="Open Sans" w:cs="Open Sans"/>
+          <w:color w:val="2C3E50"/>
+          <w:sz w:val="22"/>
+          <w:szCs w:val="22"/>
+        </w:rPr>
+        <w:t>Click Copy to my organization. Drafts that use an older version are listed.</w:t>
       </w:r>
     </w:p>
     <w:p>
@@ -4699,7 +4474,7 @@
           <wp:inline distT="0" distB="0" distL="0" distR="0">
             <wp:extent cx="5905500" cy="3695700"/>
             <wp:effectExtent l="0" t="0" r="0" b="0"/>
-            <wp:docPr id="14" name="a_layout.png" descr="Figure 14 — Document layout&#10;Figure 14 — Document layout"/>
+            <wp:docPr id="14" name="a_doctpl.png" descr="Figure 13 — Document template library&#10;Figure 13 — Document template library"/>
             <wp:cNvGraphicFramePr>
               <a:graphicFrameLocks xmlns:a="http://schemas.openxmlformats.org/drawingml/2006/main" noChangeAspect="1"/>
             </wp:cNvGraphicFramePr>
@@ -4707,7 +4482,7 @@
               <a:graphicData uri="http://schemas.openxmlformats.org/drawingml/2006/picture">
                 <pic:pic xmlns:pic="http://schemas.openxmlformats.org/drawingml/2006/picture">
                   <pic:nvPicPr>
-                    <pic:cNvPr id="14" name="a_layout.png" descr="Figure 14 — Document layout&#10;Figure 14 — Document layout"/>
+                    <pic:cNvPr id="14" name="a_doctpl.png" descr="Figure 13 — Document template library&#10;Figure 13 — Document template library"/>
                     <pic:cNvPicPr>
                       <a:picLocks noChangeAspect="1" noChangeArrowheads="1"/>
                     </pic:cNvPicPr>
@@ -4737,37 +4512,175 @@
     <w:p>
       <w:pPr>
         <w:pStyle w:val="Normal"/>
-        <w:spacing w:before="0" w:after="200"/>
+        <w:spacing w:before="0" w:after="240"/>
         <w:jc w:val="center"/>
         <w:rPr/>
       </w:pPr>
       <w:r>
         <w:rPr>
-          <w:rFonts w:eastAsia="Times New Roman" w:cs="Times New Roman"/>
+          <w:rFonts w:eastAsia="Open Sans" w:cs="Open Sans"/>
           <w:i/>
           <w:iCs/>
-          <w:color w:val="58595B"/>
-          <w:sz w:val="19"/>
-          <w:szCs w:val="19"/>
-        </w:rPr>
-        <w:t>Figure 14 — Document layout</w:t>
-      </w:r>
-    </w:p>
-    <w:p>
-      <w:pPr>
-        <w:pStyle w:val="Normal"/>
-        <w:spacing w:lineRule="auto" w:line="276" w:before="0" w:after="120"/>
-        <w:jc w:val="both"/>
-        <w:rPr/>
-      </w:pPr>
-      <w:r>
-        <w:rPr>
-          <w:rFonts w:eastAsia="Times New Roman" w:cs="Times New Roman"/>
-          <w:color w:val="58595B"/>
-          <w:sz w:val="24"/>
-          <w:szCs w:val="24"/>
-        </w:rPr>
-        <w:t>Reports › Master list lists every document of the project with version, status, owner and review dates; the tab Required by standards shows, clause by clause, the template and the document that answer each standard.</w:t>
+          <w:color w:val="5A6B7B"/>
+          <w:sz w:val="18"/>
+          <w:szCs w:val="18"/>
+        </w:rPr>
+        <w:t>Figure 13 — Document template library</w:t>
+      </w:r>
+    </w:p>
+    <w:p>
+      <w:pPr>
+        <w:pStyle w:val="Normal"/>
+        <w:keepNext w:val="true"/>
+        <w:spacing w:before="160" w:after="60"/>
+        <w:rPr/>
+      </w:pPr>
+      <w:r>
+        <w:rPr>
+          <w:rFonts w:eastAsia="Open Sans" w:cs="Open Sans"/>
+          <w:b/>
+          <w:bCs/>
+          <w:color w:val="123A5F"/>
+          <w:sz w:val="23"/>
+          <w:szCs w:val="23"/>
+        </w:rPr>
+        <w:t>Set the organization layout</w:t>
+      </w:r>
+    </w:p>
+    <w:p>
+      <w:pPr>
+        <w:pStyle w:val="ListParagraph"/>
+        <w:numPr>
+          <w:ilvl w:val="0"/>
+          <w:numId w:val="39"/>
+        </w:numPr>
+        <w:spacing w:lineRule="auto" w:line="288" w:before="0" w:after="80"/>
+        <w:rPr/>
+      </w:pPr>
+      <w:r>
+        <w:rPr>
+          <w:rFonts w:eastAsia="Open Sans" w:cs="Open Sans"/>
+          <w:color w:val="2C3E50"/>
+          <w:sz w:val="22"/>
+          <w:szCs w:val="22"/>
+        </w:rPr>
+        <w:t>Open Reports › Document layout.</w:t>
+      </w:r>
+    </w:p>
+    <w:p>
+      <w:pPr>
+        <w:pStyle w:val="ListParagraph"/>
+        <w:numPr>
+          <w:ilvl w:val="0"/>
+          <w:numId w:val="18"/>
+        </w:numPr>
+        <w:spacing w:lineRule="auto" w:line="288" w:before="0" w:after="80"/>
+        <w:rPr/>
+      </w:pPr>
+      <w:r>
+        <w:rPr>
+          <w:rFonts w:eastAsia="Open Sans" w:cs="Open Sans"/>
+          <w:color w:val="2C3E50"/>
+          <w:sz w:val="22"/>
+          <w:szCs w:val="22"/>
+        </w:rPr>
+        <w:t>Choose fonts, sizes, alignment and colors from the allowed lists.</w:t>
+      </w:r>
+    </w:p>
+    <w:p>
+      <w:pPr>
+        <w:pStyle w:val="Normal"/>
+        <w:spacing w:before="0" w:after="60"/>
+        <w:ind w:left="700"/>
+        <w:rPr/>
+      </w:pPr>
+      <w:r>
+        <w:rPr>
+          <w:rFonts w:eastAsia="Open Sans" w:cs="Open Sans"/>
+          <w:b/>
+          <w:bCs/>
+          <w:color w:val="123A5F"/>
+          <w:sz w:val="21"/>
+          <w:szCs w:val="21"/>
+        </w:rPr>
+        <w:t xml:space="preserve">Type: </w:t>
+      </w:r>
+      <w:r>
+        <w:rPr>
+          <w:rFonts w:eastAsia="Open Sans" w:cs="Open Sans"/>
+          <w:color w:val="2C3E50"/>
+          <w:sz w:val="21"/>
+          <w:szCs w:val="21"/>
+        </w:rPr>
+        <w:t>Body font — Open Sans 11 pt; Heading font — Montserrat 16 pt; Alignment — Left; Table header color — 123A5F (Navy); Paper — A4; Margins — 20 mm</w:t>
+      </w:r>
+    </w:p>
+    <w:p>
+      <w:pPr>
+        <w:pStyle w:val="ListParagraph"/>
+        <w:numPr>
+          <w:ilvl w:val="0"/>
+          <w:numId w:val="18"/>
+        </w:numPr>
+        <w:spacing w:lineRule="auto" w:line="288" w:before="0" w:after="80"/>
+        <w:rPr/>
+      </w:pPr>
+      <w:r>
+        <w:rPr>
+          <w:rFonts w:eastAsia="Open Sans" w:cs="Open Sans"/>
+          <w:color w:val="2C3E50"/>
+          <w:sz w:val="22"/>
+          <w:szCs w:val="22"/>
+        </w:rPr>
+        <w:t>Type the header and footer texts, choose Uploaded image as logo and upload a PNG of 5 MB or less.</w:t>
+      </w:r>
+    </w:p>
+    <w:p>
+      <w:pPr>
+        <w:pStyle w:val="Normal"/>
+        <w:spacing w:before="0" w:after="60"/>
+        <w:ind w:left="700"/>
+        <w:rPr/>
+      </w:pPr>
+      <w:r>
+        <w:rPr>
+          <w:rFonts w:eastAsia="Open Sans" w:cs="Open Sans"/>
+          <w:b/>
+          <w:bCs/>
+          <w:color w:val="123A5F"/>
+          <w:sz w:val="21"/>
+          <w:szCs w:val="21"/>
+        </w:rPr>
+        <w:t xml:space="preserve">Type: </w:t>
+      </w:r>
+      <w:r>
+        <w:rPr>
+          <w:rFonts w:eastAsia="Open Sans" w:cs="Open Sans"/>
+          <w:color w:val="2C3E50"/>
+          <w:sz w:val="21"/>
+          <w:szCs w:val="21"/>
+        </w:rPr>
+        <w:t>Header — Maghreb Hospitals Group · Training; Footer — Internal use</w:t>
+      </w:r>
+    </w:p>
+    <w:p>
+      <w:pPr>
+        <w:pStyle w:val="ListParagraph"/>
+        <w:numPr>
+          <w:ilvl w:val="0"/>
+          <w:numId w:val="18"/>
+        </w:numPr>
+        <w:spacing w:lineRule="auto" w:line="288" w:before="0" w:after="80"/>
+        <w:rPr/>
+      </w:pPr>
+      <w:r>
+        <w:rPr>
+          <w:rFonts w:eastAsia="Open Sans" w:cs="Open Sans"/>
+          <w:color w:val="2C3E50"/>
+          <w:sz w:val="22"/>
+          <w:szCs w:val="22"/>
+        </w:rPr>
+        <w:t>Click Preview as PDF, then Save. Each save is a version.</w:t>
       </w:r>
     </w:p>
     <w:p>
@@ -4784,7 +4697,7 @@
           <wp:inline distT="0" distB="0" distL="0" distR="0">
             <wp:extent cx="5905500" cy="3695700"/>
             <wp:effectExtent l="0" t="0" r="0" b="0"/>
-            <wp:docPr id="15" name="a_master.png" descr="Figure 15 — Master list&#10;Figure 15 — Master list"/>
+            <wp:docPr id="15" name="a_layout.png" descr="Figure 14 — Document layout&#10;Figure 14 — Document layout"/>
             <wp:cNvGraphicFramePr>
               <a:graphicFrameLocks xmlns:a="http://schemas.openxmlformats.org/drawingml/2006/main" noChangeAspect="1"/>
             </wp:cNvGraphicFramePr>
@@ -4792,7 +4705,7 @@
               <a:graphicData uri="http://schemas.openxmlformats.org/drawingml/2006/picture">
                 <pic:pic xmlns:pic="http://schemas.openxmlformats.org/drawingml/2006/picture">
                   <pic:nvPicPr>
-                    <pic:cNvPr id="15" name="a_master.png" descr="Figure 15 — Master list&#10;Figure 15 — Master list"/>
+                    <pic:cNvPr id="15" name="a_layout.png" descr="Figure 14 — Document layout&#10;Figure 14 — Document layout"/>
                     <pic:cNvPicPr>
                       <a:picLocks noChangeAspect="1" noChangeArrowheads="1"/>
                     </pic:cNvPicPr>
@@ -4822,201 +4735,37 @@
     <w:p>
       <w:pPr>
         <w:pStyle w:val="Normal"/>
-        <w:spacing w:before="0" w:after="200"/>
+        <w:spacing w:before="0" w:after="240"/>
         <w:jc w:val="center"/>
         <w:rPr/>
       </w:pPr>
       <w:r>
         <w:rPr>
-          <w:rFonts w:eastAsia="Times New Roman" w:cs="Times New Roman"/>
+          <w:rFonts w:eastAsia="Open Sans" w:cs="Open Sans"/>
           <w:i/>
           <w:iCs/>
-          <w:color w:val="58595B"/>
-          <w:sz w:val="19"/>
-          <w:szCs w:val="19"/>
-        </w:rPr>
-        <w:t>Figure 15 — Master list</w:t>
-      </w:r>
-      <w:r>
-        <w:br w:type="page"/>
-      </w:r>
-    </w:p>
-    <w:p>
-      <w:pPr>
-        <w:pStyle w:val="Heading1"/>
-        <w:pBdr>
-          <w:bottom w:val="single" w:sz="8" w:space="4" w:color="F8931D"/>
-        </w:pBdr>
-        <w:spacing w:before="0" w:after="200"/>
-        <w:rPr/>
-      </w:pPr>
-      <w:bookmarkStart w:id="8" w:name="__RefHeading___Toc507_2313161461"/>
-      <w:bookmarkEnd w:id="8"/>
-      <w:r>
-        <w:rPr>
-          <w:rFonts w:eastAsia="Times New Roman" w:cs="Times New Roman"/>
-          <w:b/>
-          <w:bCs/>
-          <w:color w:val="E07B00"/>
-          <w:sz w:val="34"/>
-          <w:szCs w:val="34"/>
-        </w:rPr>
-        <w:t>9. Audits</w:t>
-      </w:r>
-    </w:p>
-    <w:p>
-      <w:pPr>
-        <w:pStyle w:val="Normal"/>
-        <w:keepNext w:val="true"/>
-        <w:spacing w:before="160" w:after="60"/>
-        <w:rPr/>
-      </w:pPr>
-      <w:r>
-        <w:rPr>
-          <w:rFonts w:eastAsia="Times New Roman" w:cs="Times New Roman"/>
-          <w:b/>
-          <w:bCs/>
-          <w:color w:val="3A3A3C"/>
-          <w:sz w:val="23"/>
-          <w:szCs w:val="23"/>
-        </w:rPr>
-        <w:t>Plan an audit and treat a nonconformity</w:t>
-      </w:r>
-    </w:p>
-    <w:p>
-      <w:pPr>
-        <w:pStyle w:val="ListParagraph"/>
-        <w:numPr>
-          <w:ilvl w:val="0"/>
-          <w:numId w:val="40"/>
-        </w:numPr>
-        <w:spacing w:lineRule="auto" w:line="276" w:before="0" w:after="60"/>
-        <w:rPr/>
-      </w:pPr>
-      <w:r>
-        <w:rPr>
-          <w:rFonts w:eastAsia="Times New Roman" w:cs="Times New Roman"/>
-          <w:color w:val="58595B"/>
-          <w:sz w:val="24"/>
-          <w:szCs w:val="24"/>
-        </w:rPr>
-        <w:t>Open Governance › Audits and click New.</w:t>
-      </w:r>
-    </w:p>
-    <w:p>
-      <w:pPr>
-        <w:pStyle w:val="Normal"/>
-        <w:spacing w:before="0" w:after="60"/>
-        <w:ind w:left="700"/>
-        <w:rPr/>
-      </w:pPr>
-      <w:r>
-        <w:rPr>
-          <w:rFonts w:eastAsia="Times New Roman" w:cs="Times New Roman"/>
-          <w:b/>
-          <w:bCs/>
-          <w:color w:val="E07B00"/>
-          <w:sz w:val="21"/>
-          <w:szCs w:val="21"/>
-        </w:rPr>
-        <w:t xml:space="preserve">Type: </w:t>
-      </w:r>
-      <w:r>
-        <w:rPr>
-          <w:rFonts w:eastAsia="Times New Roman" w:cs="Times New Roman"/>
-          <w:color w:val="58595B"/>
-          <w:sz w:val="21"/>
-          <w:szCs w:val="21"/>
-        </w:rPr>
-        <w:t>Code — AUD-2027-01; Name — Internal audit of the training process; Standard — ISO 9001; Frequency — Annual; Planned date — 2027-03-15</w:t>
-      </w:r>
-    </w:p>
-    <w:p>
-      <w:pPr>
-        <w:pStyle w:val="ListParagraph"/>
-        <w:numPr>
-          <w:ilvl w:val="0"/>
-          <w:numId w:val="19"/>
-        </w:numPr>
-        <w:spacing w:lineRule="auto" w:line="276" w:before="0" w:after="60"/>
-        <w:rPr/>
-      </w:pPr>
-      <w:r>
-        <w:rPr>
-          <w:rFonts w:eastAsia="Times New Roman" w:cs="Times New Roman"/>
-          <w:color w:val="58595B"/>
-          <w:sz w:val="24"/>
-          <w:szCs w:val="24"/>
-        </w:rPr>
-        <w:t>Save. The next date is computed from the frequency.</w:t>
-      </w:r>
-    </w:p>
-    <w:p>
-      <w:pPr>
-        <w:pStyle w:val="ListParagraph"/>
-        <w:numPr>
-          <w:ilvl w:val="0"/>
-          <w:numId w:val="19"/>
-        </w:numPr>
-        <w:spacing w:lineRule="auto" w:line="276" w:before="0" w:after="60"/>
-        <w:rPr/>
-      </w:pPr>
-      <w:r>
-        <w:rPr>
-          <w:rFonts w:eastAsia="Times New Roman" w:cs="Times New Roman"/>
-          <w:color w:val="58595B"/>
-          <w:sz w:val="24"/>
-          <w:szCs w:val="24"/>
-        </w:rPr>
-        <w:t>Open the audit and add a finding.</w:t>
-      </w:r>
-    </w:p>
-    <w:p>
-      <w:pPr>
-        <w:pStyle w:val="Normal"/>
-        <w:spacing w:before="0" w:after="60"/>
-        <w:ind w:left="700"/>
-        <w:rPr/>
-      </w:pPr>
-      <w:r>
-        <w:rPr>
-          <w:rFonts w:eastAsia="Times New Roman" w:cs="Times New Roman"/>
-          <w:b/>
-          <w:bCs/>
-          <w:color w:val="E07B00"/>
-          <w:sz w:val="21"/>
-          <w:szCs w:val="21"/>
-        </w:rPr>
-        <w:t xml:space="preserve">Type: </w:t>
-      </w:r>
-      <w:r>
-        <w:rPr>
-          <w:rFonts w:eastAsia="Times New Roman" w:cs="Times New Roman"/>
-          <w:color w:val="58595B"/>
-          <w:sz w:val="21"/>
-          <w:szCs w:val="21"/>
-        </w:rPr>
-        <w:t>Grade — Minor; Requirement — ISO 9001 §7.2; Statement — Two trainers have no evidence of competence on file.</w:t>
-      </w:r>
-    </w:p>
-    <w:p>
-      <w:pPr>
-        <w:pStyle w:val="ListParagraph"/>
-        <w:numPr>
-          <w:ilvl w:val="0"/>
-          <w:numId w:val="19"/>
-        </w:numPr>
-        <w:spacing w:lineRule="auto" w:line="276" w:before="0" w:after="60"/>
-        <w:rPr/>
-      </w:pPr>
-      <w:r>
-        <w:rPr>
-          <w:rFonts w:eastAsia="Times New Roman" w:cs="Times New Roman"/>
-          <w:color w:val="58595B"/>
-          <w:sz w:val="24"/>
-          <w:szCs w:val="24"/>
-        </w:rPr>
-        <w:t>Click Raise the action. The corrective action enters the action process; the finding moves to Action planned.</w:t>
+          <w:color w:val="5A6B7B"/>
+          <w:sz w:val="18"/>
+          <w:szCs w:val="18"/>
+        </w:rPr>
+        <w:t>Figure 14 — Document layout</w:t>
+      </w:r>
+    </w:p>
+    <w:p>
+      <w:pPr>
+        <w:pStyle w:val="Normal"/>
+        <w:spacing w:lineRule="auto" w:line="288" w:before="0" w:after="160"/>
+        <w:jc w:val="left"/>
+        <w:rPr/>
+      </w:pPr>
+      <w:r>
+        <w:rPr>
+          <w:rFonts w:eastAsia="Open Sans" w:cs="Open Sans"/>
+          <w:color w:val="2C3E50"/>
+          <w:sz w:val="22"/>
+          <w:szCs w:val="22"/>
+        </w:rPr>
+        <w:t>Reports › Master list lists every document of the project with version, status, owner and review dates; the tab Required by standards shows, clause by clause, the template and the document that answer each standard.</w:t>
       </w:r>
     </w:p>
     <w:p>
@@ -5033,7 +4782,7 @@
           <wp:inline distT="0" distB="0" distL="0" distR="0">
             <wp:extent cx="5905500" cy="3695700"/>
             <wp:effectExtent l="0" t="0" r="0" b="0"/>
-            <wp:docPr id="16" name="a_audits.png" descr="Figure 16 — Audit programmes and grading scale&#10;Figure 16 — Audit programmes and grading scale"/>
+            <wp:docPr id="16" name="a_master.png" descr="Figure 15 — Master list&#10;Figure 15 — Master list"/>
             <wp:cNvGraphicFramePr>
               <a:graphicFrameLocks xmlns:a="http://schemas.openxmlformats.org/drawingml/2006/main" noChangeAspect="1"/>
             </wp:cNvGraphicFramePr>
@@ -5041,7 +4790,7 @@
               <a:graphicData uri="http://schemas.openxmlformats.org/drawingml/2006/picture">
                 <pic:pic xmlns:pic="http://schemas.openxmlformats.org/drawingml/2006/picture">
                   <pic:nvPicPr>
-                    <pic:cNvPr id="16" name="a_audits.png" descr="Figure 16 — Audit programmes and grading scale&#10;Figure 16 — Audit programmes and grading scale"/>
+                    <pic:cNvPr id="16" name="a_master.png" descr="Figure 15 — Master list&#10;Figure 15 — Master list"/>
                     <pic:cNvPicPr>
                       <a:picLocks noChangeAspect="1" noChangeArrowheads="1"/>
                     </pic:cNvPicPr>
@@ -5071,20 +4820,20 @@
     <w:p>
       <w:pPr>
         <w:pStyle w:val="Normal"/>
-        <w:spacing w:before="0" w:after="200"/>
+        <w:spacing w:before="0" w:after="240"/>
         <w:jc w:val="center"/>
         <w:rPr/>
       </w:pPr>
       <w:r>
         <w:rPr>
-          <w:rFonts w:eastAsia="Times New Roman" w:cs="Times New Roman"/>
+          <w:rFonts w:eastAsia="Open Sans" w:cs="Open Sans"/>
           <w:i/>
           <w:iCs/>
-          <w:color w:val="58595B"/>
-          <w:sz w:val="19"/>
-          <w:szCs w:val="19"/>
-        </w:rPr>
-        <w:t>Figure 16 — Audit programmes and grading scale</w:t>
+          <w:color w:val="5A6B7B"/>
+          <w:sz w:val="18"/>
+          <w:szCs w:val="18"/>
+        </w:rPr>
+        <w:t>Figure 15 — Master list</w:t>
       </w:r>
       <w:r>
         <w:br w:type="page"/>
@@ -5094,442 +4843,23 @@
       <w:pPr>
         <w:pStyle w:val="Heading1"/>
         <w:pBdr>
-          <w:bottom w:val="single" w:sz="8" w:space="4" w:color="F8931D"/>
+          <w:bottom w:val="single" w:sz="6" w:space="6" w:color="E1E8F0"/>
         </w:pBdr>
-        <w:spacing w:before="0" w:after="200"/>
-        <w:rPr/>
-      </w:pPr>
-      <w:bookmarkStart w:id="9" w:name="__RefHeading___Toc509_2313161461"/>
-      <w:bookmarkEnd w:id="9"/>
-      <w:r>
-        <w:rPr>
-          <w:rFonts w:eastAsia="Times New Roman" w:cs="Times New Roman"/>
+        <w:spacing w:before="0" w:after="240"/>
+        <w:rPr/>
+      </w:pPr>
+      <w:bookmarkStart w:id="8" w:name="__RefHeading___Toc515_3373283034"/>
+      <w:bookmarkEnd w:id="8"/>
+      <w:r>
+        <w:rPr>
+          <w:rFonts w:eastAsia="Montserrat" w:cs="Montserrat"/>
           <w:b/>
           <w:bCs/>
-          <w:color w:val="E07B00"/>
-          <w:sz w:val="34"/>
-          <w:szCs w:val="34"/>
-        </w:rPr>
-        <w:t>10. Data protection and operations</w:t>
-      </w:r>
-    </w:p>
-    <w:tbl>
-      <w:tblPr>
-        <w:tblW w:w="9746" w:type="dxa"/>
-        <w:jc w:val="left"/>
-        <w:tblInd w:w="0" w:type="dxa"/>
-        <w:tblLayout w:type="fixed"/>
-        <w:tblCellMar>
-          <w:top w:w="60" w:type="dxa"/>
-          <w:left w:w="100" w:type="dxa"/>
-          <w:bottom w:w="60" w:type="dxa"/>
-          <w:right w:w="100" w:type="dxa"/>
-        </w:tblCellMar>
-      </w:tblPr>
-      <w:tblGrid>
-        <w:gridCol w:w="2800"/>
-        <w:gridCol w:w="6945"/>
-      </w:tblGrid>
-      <w:tr>
-        <w:trPr>
-          <w:tblHeader w:val="true"/>
-          <w:cantSplit w:val="true"/>
-        </w:trPr>
-        <w:tc>
-          <w:tcPr>
-            <w:tcW w:w="2800" w:type="dxa"/>
-            <w:tcBorders>
-              <w:top w:val="single" w:sz="4" w:space="0" w:color="E3E3E4"/>
-              <w:left w:val="single" w:sz="4" w:space="0" w:color="E3E3E4"/>
-              <w:bottom w:val="single" w:sz="4" w:space="0" w:color="E3E3E4"/>
-              <w:right w:val="single" w:sz="4" w:space="0" w:color="E3E3E4"/>
-            </w:tcBorders>
-            <w:shd w:color="auto" w:fill="F8931D" w:val="clear"/>
-          </w:tcPr>
-          <w:p>
-            <w:pPr>
-              <w:pStyle w:val="Normal"/>
-              <w:spacing w:before="0" w:after="20"/>
-              <w:rPr/>
-            </w:pPr>
-            <w:r>
-              <w:rPr>
-                <w:rFonts w:eastAsia="Times New Roman" w:cs="Times New Roman"/>
-                <w:b/>
-                <w:bCs/>
-                <w:color w:val="FFFFFF"/>
-                <w:sz w:val="19"/>
-                <w:szCs w:val="19"/>
-              </w:rPr>
-              <w:t>Topic</w:t>
-            </w:r>
-          </w:p>
-        </w:tc>
-        <w:tc>
-          <w:tcPr>
-            <w:tcW w:w="6945" w:type="dxa"/>
-            <w:tcBorders>
-              <w:top w:val="single" w:sz="4" w:space="0" w:color="E3E3E4"/>
-              <w:left w:val="single" w:sz="4" w:space="0" w:color="E3E3E4"/>
-              <w:bottom w:val="single" w:sz="4" w:space="0" w:color="E3E3E4"/>
-              <w:right w:val="single" w:sz="4" w:space="0" w:color="E3E3E4"/>
-            </w:tcBorders>
-            <w:shd w:color="auto" w:fill="F8931D" w:val="clear"/>
-          </w:tcPr>
-          <w:p>
-            <w:pPr>
-              <w:pStyle w:val="Normal"/>
-              <w:spacing w:before="0" w:after="20"/>
-              <w:rPr/>
-            </w:pPr>
-            <w:r>
-              <w:rPr>
-                <w:rFonts w:eastAsia="Times New Roman" w:cs="Times New Roman"/>
-                <w:b/>
-                <w:bCs/>
-                <w:color w:val="FFFFFF"/>
-                <w:sz w:val="19"/>
-                <w:szCs w:val="19"/>
-              </w:rPr>
-              <w:t>Rule in CortexSkills</w:t>
-            </w:r>
-          </w:p>
-        </w:tc>
-      </w:tr>
-      <w:tr>
-        <w:trPr>
-          <w:cantSplit w:val="true"/>
-        </w:trPr>
-        <w:tc>
-          <w:tcPr>
-            <w:tcW w:w="2800" w:type="dxa"/>
-            <w:tcBorders>
-              <w:top w:val="single" w:sz="4" w:space="0" w:color="E3E3E4"/>
-              <w:left w:val="single" w:sz="4" w:space="0" w:color="E3E3E4"/>
-              <w:bottom w:val="single" w:sz="4" w:space="0" w:color="E3E3E4"/>
-              <w:right w:val="single" w:sz="4" w:space="0" w:color="E3E3E4"/>
-            </w:tcBorders>
-            <w:shd w:color="auto" w:fill="FFFFFF" w:val="clear"/>
-          </w:tcPr>
-          <w:p>
-            <w:pPr>
-              <w:pStyle w:val="Normal"/>
-              <w:spacing w:before="0" w:after="20"/>
-              <w:rPr/>
-            </w:pPr>
-            <w:r>
-              <w:rPr>
-                <w:rFonts w:eastAsia="Times New Roman" w:cs="Times New Roman"/>
-                <w:b w:val="false"/>
-                <w:bCs w:val="false"/>
-                <w:color w:val="58595B"/>
-                <w:sz w:val="19"/>
-                <w:szCs w:val="19"/>
-              </w:rPr>
-              <w:t>Retention of responses</w:t>
-            </w:r>
-          </w:p>
-        </w:tc>
-        <w:tc>
-          <w:tcPr>
-            <w:tcW w:w="6945" w:type="dxa"/>
-            <w:tcBorders>
-              <w:top w:val="single" w:sz="4" w:space="0" w:color="E3E3E4"/>
-              <w:left w:val="single" w:sz="4" w:space="0" w:color="E3E3E4"/>
-              <w:bottom w:val="single" w:sz="4" w:space="0" w:color="E3E3E4"/>
-              <w:right w:val="single" w:sz="4" w:space="0" w:color="E3E3E4"/>
-            </w:tcBorders>
-            <w:shd w:color="auto" w:fill="FFFFFF" w:val="clear"/>
-          </w:tcPr>
-          <w:p>
-            <w:pPr>
-              <w:pStyle w:val="Normal"/>
-              <w:spacing w:before="0" w:after="20"/>
-              <w:rPr/>
-            </w:pPr>
-            <w:r>
-              <w:rPr>
-                <w:rFonts w:eastAsia="Times New Roman" w:cs="Times New Roman"/>
-                <w:b w:val="false"/>
-                <w:bCs w:val="false"/>
-                <w:color w:val="58595B"/>
-                <w:sz w:val="19"/>
-                <w:szCs w:val="19"/>
-              </w:rPr>
-              <w:t>Questionnaire responses older than the retention period (5 years by default, record Retention policy) are anonymized every day: identity and free text removed, scores kept.</w:t>
-            </w:r>
-          </w:p>
-        </w:tc>
-      </w:tr>
-      <w:tr>
-        <w:trPr>
-          <w:cantSplit w:val="true"/>
-        </w:trPr>
-        <w:tc>
-          <w:tcPr>
-            <w:tcW w:w="2800" w:type="dxa"/>
-            <w:tcBorders>
-              <w:top w:val="single" w:sz="4" w:space="0" w:color="E3E3E4"/>
-              <w:left w:val="single" w:sz="4" w:space="0" w:color="E3E3E4"/>
-              <w:bottom w:val="single" w:sz="4" w:space="0" w:color="E3E3E4"/>
-              <w:right w:val="single" w:sz="4" w:space="0" w:color="E3E3E4"/>
-            </w:tcBorders>
-            <w:shd w:color="auto" w:fill="F2F2F3" w:val="clear"/>
-          </w:tcPr>
-          <w:p>
-            <w:pPr>
-              <w:pStyle w:val="Normal"/>
-              <w:spacing w:before="0" w:after="20"/>
-              <w:rPr/>
-            </w:pPr>
-            <w:r>
-              <w:rPr>
-                <w:rFonts w:eastAsia="Times New Roman" w:cs="Times New Roman"/>
-                <w:b w:val="false"/>
-                <w:bCs w:val="false"/>
-                <w:color w:val="58595B"/>
-                <w:sz w:val="19"/>
-                <w:szCs w:val="19"/>
-              </w:rPr>
-              <w:t>Anonymized questionnaires</w:t>
-            </w:r>
-          </w:p>
-        </w:tc>
-        <w:tc>
-          <w:tcPr>
-            <w:tcW w:w="6945" w:type="dxa"/>
-            <w:tcBorders>
-              <w:top w:val="single" w:sz="4" w:space="0" w:color="E3E3E4"/>
-              <w:left w:val="single" w:sz="4" w:space="0" w:color="E3E3E4"/>
-              <w:bottom w:val="single" w:sz="4" w:space="0" w:color="E3E3E4"/>
-              <w:right w:val="single" w:sz="4" w:space="0" w:color="E3E3E4"/>
-            </w:tcBorders>
-            <w:shd w:color="auto" w:fill="F2F2F3" w:val="clear"/>
-          </w:tcPr>
-          <w:p>
-            <w:pPr>
-              <w:pStyle w:val="Normal"/>
-              <w:spacing w:before="0" w:after="20"/>
-              <w:rPr/>
-            </w:pPr>
-            <w:r>
-              <w:rPr>
-                <w:rFonts w:eastAsia="Times New Roman" w:cs="Times New Roman"/>
-                <w:b w:val="false"/>
-                <w:bCs w:val="false"/>
-                <w:color w:val="58595B"/>
-                <w:sz w:val="19"/>
-                <w:szCs w:val="19"/>
-              </w:rPr>
-              <w:t>Tick Anonymized on the questionnaire: identity is stripped before storage and no link to the respondent is kept.</w:t>
-            </w:r>
-          </w:p>
-        </w:tc>
-      </w:tr>
-      <w:tr>
-        <w:trPr>
-          <w:cantSplit w:val="true"/>
-        </w:trPr>
-        <w:tc>
-          <w:tcPr>
-            <w:tcW w:w="2800" w:type="dxa"/>
-            <w:tcBorders>
-              <w:top w:val="single" w:sz="4" w:space="0" w:color="E3E3E4"/>
-              <w:left w:val="single" w:sz="4" w:space="0" w:color="E3E3E4"/>
-              <w:bottom w:val="single" w:sz="4" w:space="0" w:color="E3E3E4"/>
-              <w:right w:val="single" w:sz="4" w:space="0" w:color="E3E3E4"/>
-            </w:tcBorders>
-            <w:shd w:color="auto" w:fill="FFFFFF" w:val="clear"/>
-          </w:tcPr>
-          <w:p>
-            <w:pPr>
-              <w:pStyle w:val="Normal"/>
-              <w:spacing w:before="0" w:after="20"/>
-              <w:rPr/>
-            </w:pPr>
-            <w:r>
-              <w:rPr>
-                <w:rFonts w:eastAsia="Times New Roman" w:cs="Times New Roman"/>
-                <w:b w:val="false"/>
-                <w:bCs w:val="false"/>
-                <w:color w:val="58595B"/>
-                <w:sz w:val="19"/>
-                <w:szCs w:val="19"/>
-              </w:rPr>
-              <w:t>Audit log</w:t>
-            </w:r>
-          </w:p>
-        </w:tc>
-        <w:tc>
-          <w:tcPr>
-            <w:tcW w:w="6945" w:type="dxa"/>
-            <w:tcBorders>
-              <w:top w:val="single" w:sz="4" w:space="0" w:color="E3E3E4"/>
-              <w:left w:val="single" w:sz="4" w:space="0" w:color="E3E3E4"/>
-              <w:bottom w:val="single" w:sz="4" w:space="0" w:color="E3E3E4"/>
-              <w:right w:val="single" w:sz="4" w:space="0" w:color="E3E3E4"/>
-            </w:tcBorders>
-            <w:shd w:color="auto" w:fill="FFFFFF" w:val="clear"/>
-          </w:tcPr>
-          <w:p>
-            <w:pPr>
-              <w:pStyle w:val="Normal"/>
-              <w:spacing w:before="0" w:after="20"/>
-              <w:rPr/>
-            </w:pPr>
-            <w:r>
-              <w:rPr>
-                <w:rFonts w:eastAsia="Times New Roman" w:cs="Times New Roman"/>
-                <w:b w:val="false"/>
-                <w:bCs w:val="false"/>
-                <w:color w:val="58595B"/>
-                <w:sz w:val="19"/>
-                <w:szCs w:val="19"/>
-              </w:rPr>
-              <w:t>Append-only: every change with user, time, before and after values and justification.</w:t>
-            </w:r>
-          </w:p>
-        </w:tc>
-      </w:tr>
-      <w:tr>
-        <w:trPr>
-          <w:cantSplit w:val="true"/>
-        </w:trPr>
-        <w:tc>
-          <w:tcPr>
-            <w:tcW w:w="2800" w:type="dxa"/>
-            <w:tcBorders>
-              <w:top w:val="single" w:sz="4" w:space="0" w:color="E3E3E4"/>
-              <w:left w:val="single" w:sz="4" w:space="0" w:color="E3E3E4"/>
-              <w:bottom w:val="single" w:sz="4" w:space="0" w:color="E3E3E4"/>
-              <w:right w:val="single" w:sz="4" w:space="0" w:color="E3E3E4"/>
-            </w:tcBorders>
-            <w:shd w:color="auto" w:fill="F2F2F3" w:val="clear"/>
-          </w:tcPr>
-          <w:p>
-            <w:pPr>
-              <w:pStyle w:val="Normal"/>
-              <w:spacing w:before="0" w:after="20"/>
-              <w:rPr/>
-            </w:pPr>
-            <w:r>
-              <w:rPr>
-                <w:rFonts w:eastAsia="Times New Roman" w:cs="Times New Roman"/>
-                <w:b w:val="false"/>
-                <w:bCs w:val="false"/>
-                <w:color w:val="58595B"/>
-                <w:sz w:val="19"/>
-                <w:szCs w:val="19"/>
-              </w:rPr>
-              <w:t>Backups</w:t>
-            </w:r>
-          </w:p>
-        </w:tc>
-        <w:tc>
-          <w:tcPr>
-            <w:tcW w:w="6945" w:type="dxa"/>
-            <w:tcBorders>
-              <w:top w:val="single" w:sz="4" w:space="0" w:color="E3E3E4"/>
-              <w:left w:val="single" w:sz="4" w:space="0" w:color="E3E3E4"/>
-              <w:bottom w:val="single" w:sz="4" w:space="0" w:color="E3E3E4"/>
-              <w:right w:val="single" w:sz="4" w:space="0" w:color="E3E3E4"/>
-            </w:tcBorders>
-            <w:shd w:color="auto" w:fill="F2F2F3" w:val="clear"/>
-          </w:tcPr>
-          <w:p>
-            <w:pPr>
-              <w:pStyle w:val="Normal"/>
-              <w:spacing w:before="0" w:after="20"/>
-              <w:rPr/>
-            </w:pPr>
-            <w:r>
-              <w:rPr>
-                <w:rFonts w:eastAsia="Times New Roman" w:cs="Times New Roman"/>
-                <w:b w:val="false"/>
-                <w:bCs w:val="false"/>
-                <w:color w:val="58595B"/>
-                <w:sz w:val="19"/>
-                <w:szCs w:val="19"/>
-              </w:rPr>
-              <w:t>Daily copy of the database while the service runs; retention set in the server configuration; Backup now on demand (platform administrator).</w:t>
-            </w:r>
-          </w:p>
-        </w:tc>
-      </w:tr>
-      <w:tr>
-        <w:trPr>
-          <w:cantSplit w:val="true"/>
-        </w:trPr>
-        <w:tc>
-          <w:tcPr>
-            <w:tcW w:w="2800" w:type="dxa"/>
-            <w:tcBorders>
-              <w:top w:val="single" w:sz="4" w:space="0" w:color="E3E3E4"/>
-              <w:left w:val="single" w:sz="4" w:space="0" w:color="E3E3E4"/>
-              <w:bottom w:val="single" w:sz="4" w:space="0" w:color="E3E3E4"/>
-              <w:right w:val="single" w:sz="4" w:space="0" w:color="E3E3E4"/>
-            </w:tcBorders>
-            <w:shd w:color="auto" w:fill="FFFFFF" w:val="clear"/>
-          </w:tcPr>
-          <w:p>
-            <w:pPr>
-              <w:pStyle w:val="Normal"/>
-              <w:spacing w:before="0" w:after="20"/>
-              <w:rPr/>
-            </w:pPr>
-            <w:r>
-              <w:rPr>
-                <w:rFonts w:eastAsia="Times New Roman" w:cs="Times New Roman"/>
-                <w:b w:val="false"/>
-                <w:bCs w:val="false"/>
-                <w:color w:val="58595B"/>
-                <w:sz w:val="19"/>
-                <w:szCs w:val="19"/>
-              </w:rPr>
-              <w:t>Keys and secrets</w:t>
-            </w:r>
-          </w:p>
-        </w:tc>
-        <w:tc>
-          <w:tcPr>
-            <w:tcW w:w="6945" w:type="dxa"/>
-            <w:tcBorders>
-              <w:top w:val="single" w:sz="4" w:space="0" w:color="E3E3E4"/>
-              <w:left w:val="single" w:sz="4" w:space="0" w:color="E3E3E4"/>
-              <w:bottom w:val="single" w:sz="4" w:space="0" w:color="E3E3E4"/>
-              <w:right w:val="single" w:sz="4" w:space="0" w:color="E3E3E4"/>
-            </w:tcBorders>
-            <w:shd w:color="auto" w:fill="FFFFFF" w:val="clear"/>
-          </w:tcPr>
-          <w:p>
-            <w:pPr>
-              <w:pStyle w:val="Normal"/>
-              <w:spacing w:before="0" w:after="20"/>
-              <w:rPr/>
-            </w:pPr>
-            <w:r>
-              <w:rPr>
-                <w:rFonts w:eastAsia="Times New Roman" w:cs="Times New Roman"/>
-                <w:b w:val="false"/>
-                <w:bCs w:val="false"/>
-                <w:color w:val="58595B"/>
-                <w:sz w:val="19"/>
-                <w:szCs w:val="19"/>
-              </w:rPr>
-              <w:t>Model keys and channel tokens are sealed on the server; only the last characters are shown.</w:t>
-            </w:r>
-          </w:p>
-        </w:tc>
-      </w:tr>
-    </w:tbl>
-    <w:p>
-      <w:pPr>
-        <w:pStyle w:val="Normal"/>
-        <w:spacing w:before="0" w:after="120"/>
-        <w:rPr/>
-      </w:pPr>
-      <w:r>
-        <w:rPr/>
+          <w:color w:val="123A5F"/>
+          <w:sz w:val="40"/>
+          <w:szCs w:val="40"/>
+        </w:rPr>
+        <w:t>9. Audits</w:t>
       </w:r>
     </w:p>
     <w:p>
@@ -5541,14 +4871,14 @@
       </w:pPr>
       <w:r>
         <w:rPr>
-          <w:rFonts w:eastAsia="Times New Roman" w:cs="Times New Roman"/>
+          <w:rFonts w:eastAsia="Open Sans" w:cs="Open Sans"/>
           <w:b/>
           <w:bCs/>
-          <w:color w:val="3A3A3C"/>
+          <w:color w:val="123A5F"/>
           <w:sz w:val="23"/>
           <w:szCs w:val="23"/>
         </w:rPr>
-        <w:t>Purge expired responses now</w:t>
+        <w:t>Plan an audit and treat a nonconformity</w:t>
       </w:r>
     </w:p>
     <w:p>
@@ -5556,19 +4886,19 @@
         <w:pStyle w:val="ListParagraph"/>
         <w:numPr>
           <w:ilvl w:val="0"/>
-          <w:numId w:val="41"/>
+          <w:numId w:val="40"/>
         </w:numPr>
-        <w:spacing w:lineRule="auto" w:line="276" w:before="0" w:after="60"/>
-        <w:rPr/>
-      </w:pPr>
-      <w:r>
-        <w:rPr>
-          <w:rFonts w:eastAsia="Times New Roman" w:cs="Times New Roman"/>
-          <w:color w:val="58595B"/>
-          <w:sz w:val="24"/>
-          <w:szCs w:val="24"/>
-        </w:rPr>
-        <w:t>Set the period: open Portfolio › Business records › RetentionPolicy and create the record.</w:t>
+        <w:spacing w:lineRule="auto" w:line="288" w:before="0" w:after="80"/>
+        <w:rPr/>
+      </w:pPr>
+      <w:r>
+        <w:rPr>
+          <w:rFonts w:eastAsia="Open Sans" w:cs="Open Sans"/>
+          <w:color w:val="2C3E50"/>
+          <w:sz w:val="22"/>
+          <w:szCs w:val="22"/>
+        </w:rPr>
+        <w:t>Open Governance › Audits and click New.</w:t>
       </w:r>
     </w:p>
     <w:p>
@@ -5580,10 +4910,10 @@
       </w:pPr>
       <w:r>
         <w:rPr>
-          <w:rFonts w:eastAsia="Times New Roman" w:cs="Times New Roman"/>
+          <w:rFonts w:eastAsia="Open Sans" w:cs="Open Sans"/>
           <w:b/>
           <w:bCs/>
-          <w:color w:val="E07B00"/>
+          <w:color w:val="123A5F"/>
           <w:sz w:val="21"/>
           <w:szCs w:val="21"/>
         </w:rPr>
@@ -5591,12 +4921,12 @@
       </w:r>
       <w:r>
         <w:rPr>
-          <w:rFonts w:eastAsia="Times New Roman" w:cs="Times New Roman"/>
-          <w:color w:val="58595B"/>
+          <w:rFonts w:eastAsia="Open Sans" w:cs="Open Sans"/>
+          <w:color w:val="2C3E50"/>
           <w:sz w:val="21"/>
           <w:szCs w:val="21"/>
         </w:rPr>
-        <w:t>Questionnaire years — 5; Mode — anonymize</w:t>
+        <w:t>Code — AUD-2027-01; Name — Internal audit of the training process; Standard — ISO 9001; Frequency — Annual; Planned date — 2027-03-15</w:t>
       </w:r>
     </w:p>
     <w:p>
@@ -5604,47 +4934,19 @@
         <w:pStyle w:val="ListParagraph"/>
         <w:numPr>
           <w:ilvl w:val="0"/>
-          <w:numId w:val="20"/>
+          <w:numId w:val="19"/>
         </w:numPr>
-        <w:spacing w:lineRule="auto" w:line="276" w:before="0" w:after="60"/>
-        <w:rPr/>
-      </w:pPr>
-      <w:r>
-        <w:rPr>
-          <w:rFonts w:eastAsia="Times New Roman" w:cs="Times New Roman"/>
-          <w:color w:val="58595B"/>
-          <w:sz w:val="24"/>
-          <w:szCs w:val="24"/>
-        </w:rPr>
-        <w:t>The purge runs every day. To run it now, call the API as organization administrator.</w:t>
-      </w:r>
-    </w:p>
-    <w:p>
-      <w:pPr>
-        <w:pStyle w:val="Normal"/>
-        <w:spacing w:before="0" w:after="60"/>
-        <w:ind w:left="700"/>
-        <w:rPr/>
-      </w:pPr>
-      <w:r>
-        <w:rPr>
-          <w:rFonts w:eastAsia="Times New Roman" w:cs="Times New Roman"/>
-          <w:b/>
-          <w:bCs/>
-          <w:color w:val="E07B00"/>
-          <w:sz w:val="21"/>
-          <w:szCs w:val="21"/>
-        </w:rPr>
-        <w:t xml:space="preserve">Type: </w:t>
-      </w:r>
-      <w:r>
-        <w:rPr>
-          <w:rFonts w:eastAsia="Times New Roman" w:cs="Times New Roman"/>
-          <w:color w:val="58595B"/>
-          <w:sz w:val="21"/>
-          <w:szCs w:val="21"/>
-        </w:rPr>
-        <w:t>POST /api/retention/purge  {"mode":"anonymize"}</w:t>
+        <w:spacing w:lineRule="auto" w:line="288" w:before="0" w:after="80"/>
+        <w:rPr/>
+      </w:pPr>
+      <w:r>
+        <w:rPr>
+          <w:rFonts w:eastAsia="Open Sans" w:cs="Open Sans"/>
+          <w:color w:val="2C3E50"/>
+          <w:sz w:val="22"/>
+          <w:szCs w:val="22"/>
+        </w:rPr>
+        <w:t>Save. The next date is computed from the frequency.</w:t>
       </w:r>
     </w:p>
     <w:p>
@@ -5652,19 +4954,67 @@
         <w:pStyle w:val="ListParagraph"/>
         <w:numPr>
           <w:ilvl w:val="0"/>
-          <w:numId w:val="20"/>
+          <w:numId w:val="19"/>
         </w:numPr>
-        <w:spacing w:lineRule="auto" w:line="276" w:before="0" w:after="60"/>
-        <w:rPr/>
-      </w:pPr>
-      <w:r>
-        <w:rPr>
-          <w:rFonts w:eastAsia="Times New Roman" w:cs="Times New Roman"/>
-          <w:color w:val="58595B"/>
-          <w:sz w:val="24"/>
-          <w:szCs w:val="24"/>
-        </w:rPr>
-        <w:t>Check the count in the audit log entry RetentionPolicy · purge.</w:t>
+        <w:spacing w:lineRule="auto" w:line="288" w:before="0" w:after="80"/>
+        <w:rPr/>
+      </w:pPr>
+      <w:r>
+        <w:rPr>
+          <w:rFonts w:eastAsia="Open Sans" w:cs="Open Sans"/>
+          <w:color w:val="2C3E50"/>
+          <w:sz w:val="22"/>
+          <w:szCs w:val="22"/>
+        </w:rPr>
+        <w:t>Open the audit and add a finding.</w:t>
+      </w:r>
+    </w:p>
+    <w:p>
+      <w:pPr>
+        <w:pStyle w:val="Normal"/>
+        <w:spacing w:before="0" w:after="60"/>
+        <w:ind w:left="700"/>
+        <w:rPr/>
+      </w:pPr>
+      <w:r>
+        <w:rPr>
+          <w:rFonts w:eastAsia="Open Sans" w:cs="Open Sans"/>
+          <w:b/>
+          <w:bCs/>
+          <w:color w:val="123A5F"/>
+          <w:sz w:val="21"/>
+          <w:szCs w:val="21"/>
+        </w:rPr>
+        <w:t xml:space="preserve">Type: </w:t>
+      </w:r>
+      <w:r>
+        <w:rPr>
+          <w:rFonts w:eastAsia="Open Sans" w:cs="Open Sans"/>
+          <w:color w:val="2C3E50"/>
+          <w:sz w:val="21"/>
+          <w:szCs w:val="21"/>
+        </w:rPr>
+        <w:t>Grade — Minor; Requirement — ISO 9001 §7.2; Statement — Two trainers have no evidence of competence on file.</w:t>
+      </w:r>
+    </w:p>
+    <w:p>
+      <w:pPr>
+        <w:pStyle w:val="ListParagraph"/>
+        <w:numPr>
+          <w:ilvl w:val="0"/>
+          <w:numId w:val="19"/>
+        </w:numPr>
+        <w:spacing w:lineRule="auto" w:line="288" w:before="0" w:after="80"/>
+        <w:rPr/>
+      </w:pPr>
+      <w:r>
+        <w:rPr>
+          <w:rFonts w:eastAsia="Open Sans" w:cs="Open Sans"/>
+          <w:color w:val="2C3E50"/>
+          <w:sz w:val="22"/>
+          <w:szCs w:val="22"/>
+        </w:rPr>
+        <w:t>Click Raise the action. The corrective action enters the action process; the finding moves to Action planned.</w:t>
       </w:r>
     </w:p>
     <w:p>
@@ -5681,7 +5031,7 @@
           <wp:inline distT="0" distB="0" distL="0" distR="0">
             <wp:extent cx="5905500" cy="3695700"/>
             <wp:effectExtent l="0" t="0" r="0" b="0"/>
-            <wp:docPr id="17" name="a_audit.png" descr="Figure 17 — Audit log&#10;Figure 17 — Audit log"/>
+            <wp:docPr id="17" name="a_audits.png" descr="Figure 16 — Audit programmes and grading scale&#10;Figure 16 — Audit programmes and grading scale"/>
             <wp:cNvGraphicFramePr>
               <a:graphicFrameLocks xmlns:a="http://schemas.openxmlformats.org/drawingml/2006/main" noChangeAspect="1"/>
             </wp:cNvGraphicFramePr>
@@ -5689,7 +5039,7 @@
               <a:graphicData uri="http://schemas.openxmlformats.org/drawingml/2006/picture">
                 <pic:pic xmlns:pic="http://schemas.openxmlformats.org/drawingml/2006/picture">
                   <pic:nvPicPr>
-                    <pic:cNvPr id="17" name="a_audit.png" descr="Figure 17 — Audit log&#10;Figure 17 — Audit log"/>
+                    <pic:cNvPr id="17" name="a_audits.png" descr="Figure 16 — Audit programmes and grading scale&#10;Figure 16 — Audit programmes and grading scale"/>
                     <pic:cNvPicPr>
                       <a:picLocks noChangeAspect="1" noChangeArrowheads="1"/>
                     </pic:cNvPicPr>
@@ -5719,58 +5069,600 @@
     <w:p>
       <w:pPr>
         <w:pStyle w:val="Normal"/>
-        <w:spacing w:before="0" w:after="200"/>
+        <w:spacing w:before="0" w:after="240"/>
         <w:jc w:val="center"/>
         <w:rPr/>
       </w:pPr>
       <w:r>
         <w:rPr>
-          <w:rFonts w:eastAsia="Times New Roman" w:cs="Times New Roman"/>
+          <w:rFonts w:eastAsia="Open Sans" w:cs="Open Sans"/>
           <w:i/>
           <w:iCs/>
-          <w:color w:val="58595B"/>
-          <w:sz w:val="19"/>
-          <w:szCs w:val="19"/>
-        </w:rPr>
-        <w:t>Figure 17 — Audit log</w:t>
-      </w:r>
-    </w:p>
-    <w:p>
-      <w:pPr>
-        <w:pStyle w:val="Heading2"/>
-        <w:keepNext w:val="true"/>
-        <w:spacing w:before="280" w:after="120"/>
-        <w:rPr/>
-      </w:pPr>
-      <w:bookmarkStart w:id="10" w:name="__RefHeading___Toc511_2313161461"/>
-      <w:bookmarkEnd w:id="10"/>
-      <w:r>
-        <w:rPr>
-          <w:rFonts w:eastAsia="Times New Roman" w:cs="Times New Roman"/>
+          <w:color w:val="5A6B7B"/>
+          <w:sz w:val="18"/>
+          <w:szCs w:val="18"/>
+        </w:rPr>
+        <w:t>Figure 16 — Audit programmes and grading scale</w:t>
+      </w:r>
+      <w:r>
+        <w:br w:type="page"/>
+      </w:r>
+    </w:p>
+    <w:p>
+      <w:pPr>
+        <w:pStyle w:val="Heading1"/>
+        <w:pBdr>
+          <w:bottom w:val="single" w:sz="6" w:space="6" w:color="E1E8F0"/>
+        </w:pBdr>
+        <w:spacing w:before="0" w:after="240"/>
+        <w:rPr/>
+      </w:pPr>
+      <w:bookmarkStart w:id="9" w:name="__RefHeading___Toc517_3373283034"/>
+      <w:bookmarkEnd w:id="9"/>
+      <w:r>
+        <w:rPr>
+          <w:rFonts w:eastAsia="Montserrat" w:cs="Montserrat"/>
           <w:b/>
           <w:bCs/>
-          <w:color w:val="3A3A3C"/>
-          <w:sz w:val="27"/>
-          <w:szCs w:val="27"/>
-        </w:rPr>
-        <w:t>Traceability</w:t>
-      </w:r>
-    </w:p>
-    <w:p>
-      <w:pPr>
-        <w:pStyle w:val="Normal"/>
-        <w:spacing w:lineRule="auto" w:line="276" w:before="0" w:after="120"/>
-        <w:jc w:val="both"/>
-        <w:rPr/>
-      </w:pPr>
-      <w:r>
-        <w:rPr>
-          <w:rFonts w:eastAsia="Times New Roman" w:cs="Times New Roman"/>
-          <w:color w:val="58595B"/>
-          <w:sz w:val="24"/>
-          <w:szCs w:val="24"/>
-        </w:rPr>
-        <w:t>Administration › Traceability lists the 580 requirements of the Dynamic Apps Standard SRS v1.10 with their status and evidence: 558 met, 10 partial and 12 left to the production hosting (sizing, uptime, encryption at rest, residency).</w:t>
+          <w:color w:val="123A5F"/>
+          <w:sz w:val="40"/>
+          <w:szCs w:val="40"/>
+        </w:rPr>
+        <w:t>10. Data protection and operations</w:t>
+      </w:r>
+    </w:p>
+    <w:tbl>
+      <w:tblPr>
+        <w:tblW w:w="9638" w:type="dxa"/>
+        <w:jc w:val="left"/>
+        <w:tblInd w:w="0" w:type="dxa"/>
+        <w:tblLayout w:type="fixed"/>
+        <w:tblCellMar>
+          <w:top w:w="70" w:type="dxa"/>
+          <w:left w:w="110" w:type="dxa"/>
+          <w:bottom w:w="70" w:type="dxa"/>
+          <w:right w:w="110" w:type="dxa"/>
+        </w:tblCellMar>
+      </w:tblPr>
+      <w:tblGrid>
+        <w:gridCol w:w="2768"/>
+        <w:gridCol w:w="6869"/>
+      </w:tblGrid>
+      <w:tr>
+        <w:trPr>
+          <w:tblHeader w:val="true"/>
+          <w:cantSplit w:val="true"/>
+        </w:trPr>
+        <w:tc>
+          <w:tcPr>
+            <w:tcW w:w="2768" w:type="dxa"/>
+            <w:tcBorders>
+              <w:top w:val="single" w:sz="4" w:space="0" w:color="E1E8F0"/>
+              <w:left w:val="single" w:sz="4" w:space="0" w:color="E1E8F0"/>
+              <w:bottom w:val="single" w:sz="4" w:space="0" w:color="E1E8F0"/>
+              <w:right w:val="single" w:sz="4" w:space="0" w:color="E1E8F0"/>
+            </w:tcBorders>
+            <w:shd w:color="auto" w:fill="123A5F" w:val="clear"/>
+          </w:tcPr>
+          <w:p>
+            <w:pPr>
+              <w:pStyle w:val="Normal"/>
+              <w:spacing w:before="0" w:after="20"/>
+              <w:rPr/>
+            </w:pPr>
+            <w:r>
+              <w:rPr>
+                <w:rFonts w:eastAsia="Open Sans" w:cs="Open Sans"/>
+                <w:b/>
+                <w:bCs/>
+                <w:color w:val="FFFFFF"/>
+                <w:sz w:val="18"/>
+                <w:szCs w:val="18"/>
+              </w:rPr>
+              <w:t>Topic</w:t>
+            </w:r>
+          </w:p>
+        </w:tc>
+        <w:tc>
+          <w:tcPr>
+            <w:tcW w:w="6869" w:type="dxa"/>
+            <w:tcBorders>
+              <w:top w:val="single" w:sz="4" w:space="0" w:color="E1E8F0"/>
+              <w:left w:val="single" w:sz="4" w:space="0" w:color="E1E8F0"/>
+              <w:bottom w:val="single" w:sz="4" w:space="0" w:color="E1E8F0"/>
+              <w:right w:val="single" w:sz="4" w:space="0" w:color="E1E8F0"/>
+            </w:tcBorders>
+            <w:shd w:color="auto" w:fill="123A5F" w:val="clear"/>
+          </w:tcPr>
+          <w:p>
+            <w:pPr>
+              <w:pStyle w:val="Normal"/>
+              <w:spacing w:before="0" w:after="20"/>
+              <w:rPr/>
+            </w:pPr>
+            <w:r>
+              <w:rPr>
+                <w:rFonts w:eastAsia="Open Sans" w:cs="Open Sans"/>
+                <w:b/>
+                <w:bCs/>
+                <w:color w:val="FFFFFF"/>
+                <w:sz w:val="18"/>
+                <w:szCs w:val="18"/>
+              </w:rPr>
+              <w:t>Rule in CortexSkills</w:t>
+            </w:r>
+          </w:p>
+        </w:tc>
+      </w:tr>
+      <w:tr>
+        <w:trPr>
+          <w:cantSplit w:val="true"/>
+        </w:trPr>
+        <w:tc>
+          <w:tcPr>
+            <w:tcW w:w="2768" w:type="dxa"/>
+            <w:tcBorders>
+              <w:top w:val="single" w:sz="4" w:space="0" w:color="E1E8F0"/>
+              <w:left w:val="single" w:sz="4" w:space="0" w:color="E1E8F0"/>
+              <w:bottom w:val="single" w:sz="4" w:space="0" w:color="E1E8F0"/>
+              <w:right w:val="single" w:sz="4" w:space="0" w:color="E1E8F0"/>
+            </w:tcBorders>
+            <w:shd w:color="auto" w:fill="FFFFFF" w:val="clear"/>
+          </w:tcPr>
+          <w:p>
+            <w:pPr>
+              <w:pStyle w:val="Normal"/>
+              <w:spacing w:before="0" w:after="20"/>
+              <w:rPr/>
+            </w:pPr>
+            <w:r>
+              <w:rPr>
+                <w:rFonts w:eastAsia="Open Sans" w:cs="Open Sans"/>
+                <w:b w:val="false"/>
+                <w:bCs w:val="false"/>
+                <w:color w:val="2C3E50"/>
+                <w:sz w:val="18"/>
+                <w:szCs w:val="18"/>
+              </w:rPr>
+              <w:t>Retention of responses</w:t>
+            </w:r>
+          </w:p>
+        </w:tc>
+        <w:tc>
+          <w:tcPr>
+            <w:tcW w:w="6869" w:type="dxa"/>
+            <w:tcBorders>
+              <w:top w:val="single" w:sz="4" w:space="0" w:color="E1E8F0"/>
+              <w:left w:val="single" w:sz="4" w:space="0" w:color="E1E8F0"/>
+              <w:bottom w:val="single" w:sz="4" w:space="0" w:color="E1E8F0"/>
+              <w:right w:val="single" w:sz="4" w:space="0" w:color="E1E8F0"/>
+            </w:tcBorders>
+            <w:shd w:color="auto" w:fill="FFFFFF" w:val="clear"/>
+          </w:tcPr>
+          <w:p>
+            <w:pPr>
+              <w:pStyle w:val="Normal"/>
+              <w:spacing w:before="0" w:after="20"/>
+              <w:rPr/>
+            </w:pPr>
+            <w:r>
+              <w:rPr>
+                <w:rFonts w:eastAsia="Open Sans" w:cs="Open Sans"/>
+                <w:b w:val="false"/>
+                <w:bCs w:val="false"/>
+                <w:color w:val="2C3E50"/>
+                <w:sz w:val="18"/>
+                <w:szCs w:val="18"/>
+              </w:rPr>
+              <w:t>Questionnaire responses older than the retention period (5 years by default, record Retention policy) are anonymized every day: identity and free text removed, scores kept.</w:t>
+            </w:r>
+          </w:p>
+        </w:tc>
+      </w:tr>
+      <w:tr>
+        <w:trPr>
+          <w:cantSplit w:val="true"/>
+        </w:trPr>
+        <w:tc>
+          <w:tcPr>
+            <w:tcW w:w="2768" w:type="dxa"/>
+            <w:tcBorders>
+              <w:top w:val="single" w:sz="4" w:space="0" w:color="E1E8F0"/>
+              <w:left w:val="single" w:sz="4" w:space="0" w:color="E1E8F0"/>
+              <w:bottom w:val="single" w:sz="4" w:space="0" w:color="E1E8F0"/>
+              <w:right w:val="single" w:sz="4" w:space="0" w:color="E1E8F0"/>
+            </w:tcBorders>
+            <w:shd w:color="auto" w:fill="F5F8FB" w:val="clear"/>
+          </w:tcPr>
+          <w:p>
+            <w:pPr>
+              <w:pStyle w:val="Normal"/>
+              <w:spacing w:before="0" w:after="20"/>
+              <w:rPr/>
+            </w:pPr>
+            <w:r>
+              <w:rPr>
+                <w:rFonts w:eastAsia="Open Sans" w:cs="Open Sans"/>
+                <w:b w:val="false"/>
+                <w:bCs w:val="false"/>
+                <w:color w:val="2C3E50"/>
+                <w:sz w:val="18"/>
+                <w:szCs w:val="18"/>
+              </w:rPr>
+              <w:t>Anonymized questionnaires</w:t>
+            </w:r>
+          </w:p>
+        </w:tc>
+        <w:tc>
+          <w:tcPr>
+            <w:tcW w:w="6869" w:type="dxa"/>
+            <w:tcBorders>
+              <w:top w:val="single" w:sz="4" w:space="0" w:color="E1E8F0"/>
+              <w:left w:val="single" w:sz="4" w:space="0" w:color="E1E8F0"/>
+              <w:bottom w:val="single" w:sz="4" w:space="0" w:color="E1E8F0"/>
+              <w:right w:val="single" w:sz="4" w:space="0" w:color="E1E8F0"/>
+            </w:tcBorders>
+            <w:shd w:color="auto" w:fill="F5F8FB" w:val="clear"/>
+          </w:tcPr>
+          <w:p>
+            <w:pPr>
+              <w:pStyle w:val="Normal"/>
+              <w:spacing w:before="0" w:after="20"/>
+              <w:rPr/>
+            </w:pPr>
+            <w:r>
+              <w:rPr>
+                <w:rFonts w:eastAsia="Open Sans" w:cs="Open Sans"/>
+                <w:b w:val="false"/>
+                <w:bCs w:val="false"/>
+                <w:color w:val="2C3E50"/>
+                <w:sz w:val="18"/>
+                <w:szCs w:val="18"/>
+              </w:rPr>
+              <w:t>Tick Anonymized on the questionnaire: identity is stripped before storage and no link to the respondent is kept.</w:t>
+            </w:r>
+          </w:p>
+        </w:tc>
+      </w:tr>
+      <w:tr>
+        <w:trPr>
+          <w:cantSplit w:val="true"/>
+        </w:trPr>
+        <w:tc>
+          <w:tcPr>
+            <w:tcW w:w="2768" w:type="dxa"/>
+            <w:tcBorders>
+              <w:top w:val="single" w:sz="4" w:space="0" w:color="E1E8F0"/>
+              <w:left w:val="single" w:sz="4" w:space="0" w:color="E1E8F0"/>
+              <w:bottom w:val="single" w:sz="4" w:space="0" w:color="E1E8F0"/>
+              <w:right w:val="single" w:sz="4" w:space="0" w:color="E1E8F0"/>
+            </w:tcBorders>
+            <w:shd w:color="auto" w:fill="FFFFFF" w:val="clear"/>
+          </w:tcPr>
+          <w:p>
+            <w:pPr>
+              <w:pStyle w:val="Normal"/>
+              <w:spacing w:before="0" w:after="20"/>
+              <w:rPr/>
+            </w:pPr>
+            <w:r>
+              <w:rPr>
+                <w:rFonts w:eastAsia="Open Sans" w:cs="Open Sans"/>
+                <w:b w:val="false"/>
+                <w:bCs w:val="false"/>
+                <w:color w:val="2C3E50"/>
+                <w:sz w:val="18"/>
+                <w:szCs w:val="18"/>
+              </w:rPr>
+              <w:t>Audit log</w:t>
+            </w:r>
+          </w:p>
+        </w:tc>
+        <w:tc>
+          <w:tcPr>
+            <w:tcW w:w="6869" w:type="dxa"/>
+            <w:tcBorders>
+              <w:top w:val="single" w:sz="4" w:space="0" w:color="E1E8F0"/>
+              <w:left w:val="single" w:sz="4" w:space="0" w:color="E1E8F0"/>
+              <w:bottom w:val="single" w:sz="4" w:space="0" w:color="E1E8F0"/>
+              <w:right w:val="single" w:sz="4" w:space="0" w:color="E1E8F0"/>
+            </w:tcBorders>
+            <w:shd w:color="auto" w:fill="FFFFFF" w:val="clear"/>
+          </w:tcPr>
+          <w:p>
+            <w:pPr>
+              <w:pStyle w:val="Normal"/>
+              <w:spacing w:before="0" w:after="20"/>
+              <w:rPr/>
+            </w:pPr>
+            <w:r>
+              <w:rPr>
+                <w:rFonts w:eastAsia="Open Sans" w:cs="Open Sans"/>
+                <w:b w:val="false"/>
+                <w:bCs w:val="false"/>
+                <w:color w:val="2C3E50"/>
+                <w:sz w:val="18"/>
+                <w:szCs w:val="18"/>
+              </w:rPr>
+              <w:t>Append-only: every change with user, time, before and after values and justification.</w:t>
+            </w:r>
+          </w:p>
+        </w:tc>
+      </w:tr>
+      <w:tr>
+        <w:trPr>
+          <w:cantSplit w:val="true"/>
+        </w:trPr>
+        <w:tc>
+          <w:tcPr>
+            <w:tcW w:w="2768" w:type="dxa"/>
+            <w:tcBorders>
+              <w:top w:val="single" w:sz="4" w:space="0" w:color="E1E8F0"/>
+              <w:left w:val="single" w:sz="4" w:space="0" w:color="E1E8F0"/>
+              <w:bottom w:val="single" w:sz="4" w:space="0" w:color="E1E8F0"/>
+              <w:right w:val="single" w:sz="4" w:space="0" w:color="E1E8F0"/>
+            </w:tcBorders>
+            <w:shd w:color="auto" w:fill="F5F8FB" w:val="clear"/>
+          </w:tcPr>
+          <w:p>
+            <w:pPr>
+              <w:pStyle w:val="Normal"/>
+              <w:spacing w:before="0" w:after="20"/>
+              <w:rPr/>
+            </w:pPr>
+            <w:r>
+              <w:rPr>
+                <w:rFonts w:eastAsia="Open Sans" w:cs="Open Sans"/>
+                <w:b w:val="false"/>
+                <w:bCs w:val="false"/>
+                <w:color w:val="2C3E50"/>
+                <w:sz w:val="18"/>
+                <w:szCs w:val="18"/>
+              </w:rPr>
+              <w:t>Backups</w:t>
+            </w:r>
+          </w:p>
+        </w:tc>
+        <w:tc>
+          <w:tcPr>
+            <w:tcW w:w="6869" w:type="dxa"/>
+            <w:tcBorders>
+              <w:top w:val="single" w:sz="4" w:space="0" w:color="E1E8F0"/>
+              <w:left w:val="single" w:sz="4" w:space="0" w:color="E1E8F0"/>
+              <w:bottom w:val="single" w:sz="4" w:space="0" w:color="E1E8F0"/>
+              <w:right w:val="single" w:sz="4" w:space="0" w:color="E1E8F0"/>
+            </w:tcBorders>
+            <w:shd w:color="auto" w:fill="F5F8FB" w:val="clear"/>
+          </w:tcPr>
+          <w:p>
+            <w:pPr>
+              <w:pStyle w:val="Normal"/>
+              <w:spacing w:before="0" w:after="20"/>
+              <w:rPr/>
+            </w:pPr>
+            <w:r>
+              <w:rPr>
+                <w:rFonts w:eastAsia="Open Sans" w:cs="Open Sans"/>
+                <w:b w:val="false"/>
+                <w:bCs w:val="false"/>
+                <w:color w:val="2C3E50"/>
+                <w:sz w:val="18"/>
+                <w:szCs w:val="18"/>
+              </w:rPr>
+              <w:t>Daily copy of the database while the service runs; retention set in the server configuration; Backup now on demand (platform administrator).</w:t>
+            </w:r>
+          </w:p>
+        </w:tc>
+      </w:tr>
+      <w:tr>
+        <w:trPr>
+          <w:cantSplit w:val="true"/>
+        </w:trPr>
+        <w:tc>
+          <w:tcPr>
+            <w:tcW w:w="2768" w:type="dxa"/>
+            <w:tcBorders>
+              <w:top w:val="single" w:sz="4" w:space="0" w:color="E1E8F0"/>
+              <w:left w:val="single" w:sz="4" w:space="0" w:color="E1E8F0"/>
+              <w:bottom w:val="single" w:sz="4" w:space="0" w:color="E1E8F0"/>
+              <w:right w:val="single" w:sz="4" w:space="0" w:color="E1E8F0"/>
+            </w:tcBorders>
+            <w:shd w:color="auto" w:fill="FFFFFF" w:val="clear"/>
+          </w:tcPr>
+          <w:p>
+            <w:pPr>
+              <w:pStyle w:val="Normal"/>
+              <w:spacing w:before="0" w:after="20"/>
+              <w:rPr/>
+            </w:pPr>
+            <w:r>
+              <w:rPr>
+                <w:rFonts w:eastAsia="Open Sans" w:cs="Open Sans"/>
+                <w:b w:val="false"/>
+                <w:bCs w:val="false"/>
+                <w:color w:val="2C3E50"/>
+                <w:sz w:val="18"/>
+                <w:szCs w:val="18"/>
+              </w:rPr>
+              <w:t>Keys and secrets</w:t>
+            </w:r>
+          </w:p>
+        </w:tc>
+        <w:tc>
+          <w:tcPr>
+            <w:tcW w:w="6869" w:type="dxa"/>
+            <w:tcBorders>
+              <w:top w:val="single" w:sz="4" w:space="0" w:color="E1E8F0"/>
+              <w:left w:val="single" w:sz="4" w:space="0" w:color="E1E8F0"/>
+              <w:bottom w:val="single" w:sz="4" w:space="0" w:color="E1E8F0"/>
+              <w:right w:val="single" w:sz="4" w:space="0" w:color="E1E8F0"/>
+            </w:tcBorders>
+            <w:shd w:color="auto" w:fill="FFFFFF" w:val="clear"/>
+          </w:tcPr>
+          <w:p>
+            <w:pPr>
+              <w:pStyle w:val="Normal"/>
+              <w:spacing w:before="0" w:after="20"/>
+              <w:rPr/>
+            </w:pPr>
+            <w:r>
+              <w:rPr>
+                <w:rFonts w:eastAsia="Open Sans" w:cs="Open Sans"/>
+                <w:b w:val="false"/>
+                <w:bCs w:val="false"/>
+                <w:color w:val="2C3E50"/>
+                <w:sz w:val="18"/>
+                <w:szCs w:val="18"/>
+              </w:rPr>
+              <w:t>Model keys and channel tokens are sealed on the server; only the last characters are shown.</w:t>
+            </w:r>
+          </w:p>
+        </w:tc>
+      </w:tr>
+    </w:tbl>
+    <w:p>
+      <w:pPr>
+        <w:pStyle w:val="Normal"/>
+        <w:spacing w:before="0" w:after="120"/>
+        <w:rPr/>
+      </w:pPr>
+      <w:r>
+        <w:rPr/>
+      </w:r>
+    </w:p>
+    <w:p>
+      <w:pPr>
+        <w:pStyle w:val="Normal"/>
+        <w:keepNext w:val="true"/>
+        <w:spacing w:before="160" w:after="60"/>
+        <w:rPr/>
+      </w:pPr>
+      <w:r>
+        <w:rPr>
+          <w:rFonts w:eastAsia="Open Sans" w:cs="Open Sans"/>
+          <w:b/>
+          <w:bCs/>
+          <w:color w:val="123A5F"/>
+          <w:sz w:val="23"/>
+          <w:szCs w:val="23"/>
+        </w:rPr>
+        <w:t>Purge expired responses now</w:t>
+      </w:r>
+    </w:p>
+    <w:p>
+      <w:pPr>
+        <w:pStyle w:val="ListParagraph"/>
+        <w:numPr>
+          <w:ilvl w:val="0"/>
+          <w:numId w:val="41"/>
+        </w:numPr>
+        <w:spacing w:lineRule="auto" w:line="288" w:before="0" w:after="80"/>
+        <w:rPr/>
+      </w:pPr>
+      <w:r>
+        <w:rPr>
+          <w:rFonts w:eastAsia="Open Sans" w:cs="Open Sans"/>
+          <w:color w:val="2C3E50"/>
+          <w:sz w:val="22"/>
+          <w:szCs w:val="22"/>
+        </w:rPr>
+        <w:t>Set the period: open Portfolio › Business records › RetentionPolicy and create the record.</w:t>
+      </w:r>
+    </w:p>
+    <w:p>
+      <w:pPr>
+        <w:pStyle w:val="Normal"/>
+        <w:spacing w:before="0" w:after="60"/>
+        <w:ind w:left="700"/>
+        <w:rPr/>
+      </w:pPr>
+      <w:r>
+        <w:rPr>
+          <w:rFonts w:eastAsia="Open Sans" w:cs="Open Sans"/>
+          <w:b/>
+          <w:bCs/>
+          <w:color w:val="123A5F"/>
+          <w:sz w:val="21"/>
+          <w:szCs w:val="21"/>
+        </w:rPr>
+        <w:t xml:space="preserve">Type: </w:t>
+      </w:r>
+      <w:r>
+        <w:rPr>
+          <w:rFonts w:eastAsia="Open Sans" w:cs="Open Sans"/>
+          <w:color w:val="2C3E50"/>
+          <w:sz w:val="21"/>
+          <w:szCs w:val="21"/>
+        </w:rPr>
+        <w:t>Questionnaire years — 5; Mode — anonymize</w:t>
+      </w:r>
+    </w:p>
+    <w:p>
+      <w:pPr>
+        <w:pStyle w:val="ListParagraph"/>
+        <w:numPr>
+          <w:ilvl w:val="0"/>
+          <w:numId w:val="20"/>
+        </w:numPr>
+        <w:spacing w:lineRule="auto" w:line="288" w:before="0" w:after="80"/>
+        <w:rPr/>
+      </w:pPr>
+      <w:r>
+        <w:rPr>
+          <w:rFonts w:eastAsia="Open Sans" w:cs="Open Sans"/>
+          <w:color w:val="2C3E50"/>
+          <w:sz w:val="22"/>
+          <w:szCs w:val="22"/>
+        </w:rPr>
+        <w:t>The purge runs every day. To run it now, call the API as organization administrator.</w:t>
+      </w:r>
+    </w:p>
+    <w:p>
+      <w:pPr>
+        <w:pStyle w:val="Normal"/>
+        <w:spacing w:before="0" w:after="60"/>
+        <w:ind w:left="700"/>
+        <w:rPr/>
+      </w:pPr>
+      <w:r>
+        <w:rPr>
+          <w:rFonts w:eastAsia="Open Sans" w:cs="Open Sans"/>
+          <w:b/>
+          <w:bCs/>
+          <w:color w:val="123A5F"/>
+          <w:sz w:val="21"/>
+          <w:szCs w:val="21"/>
+        </w:rPr>
+        <w:t xml:space="preserve">Type: </w:t>
+      </w:r>
+      <w:r>
+        <w:rPr>
+          <w:rFonts w:eastAsia="Open Sans" w:cs="Open Sans"/>
+          <w:color w:val="2C3E50"/>
+          <w:sz w:val="21"/>
+          <w:szCs w:val="21"/>
+        </w:rPr>
+        <w:t>POST /api/retention/purge  {"mode":"anonymize"}</w:t>
+      </w:r>
+    </w:p>
+    <w:p>
+      <w:pPr>
+        <w:pStyle w:val="ListParagraph"/>
+        <w:numPr>
+          <w:ilvl w:val="0"/>
+          <w:numId w:val="20"/>
+        </w:numPr>
+        <w:spacing w:lineRule="auto" w:line="288" w:before="0" w:after="80"/>
+        <w:rPr/>
+      </w:pPr>
+      <w:r>
+        <w:rPr>
+          <w:rFonts w:eastAsia="Open Sans" w:cs="Open Sans"/>
+          <w:color w:val="2C3E50"/>
+          <w:sz w:val="22"/>
+          <w:szCs w:val="22"/>
+        </w:rPr>
+        <w:t>Check the count in the audit log entry RetentionPolicy · purge.</w:t>
       </w:r>
     </w:p>
     <w:p>
@@ -5787,7 +5679,7 @@
           <wp:inline distT="0" distB="0" distL="0" distR="0">
             <wp:extent cx="5905500" cy="3695700"/>
             <wp:effectExtent l="0" t="0" r="0" b="0"/>
-            <wp:docPr id="18" name="a_trace.png" descr="Figure 18 — Requirement traceability&#10;Figure 18 — Requirement traceability"/>
+            <wp:docPr id="18" name="a_audit.png" descr="Figure 17 — Audit log&#10;Figure 17 — Audit log"/>
             <wp:cNvGraphicFramePr>
               <a:graphicFrameLocks xmlns:a="http://schemas.openxmlformats.org/drawingml/2006/main" noChangeAspect="1"/>
             </wp:cNvGraphicFramePr>
@@ -5795,7 +5687,7 @@
               <a:graphicData uri="http://schemas.openxmlformats.org/drawingml/2006/picture">
                 <pic:pic xmlns:pic="http://schemas.openxmlformats.org/drawingml/2006/picture">
                   <pic:nvPicPr>
-                    <pic:cNvPr id="18" name="a_trace.png" descr="Figure 18 — Requirement traceability&#10;Figure 18 — Requirement traceability"/>
+                    <pic:cNvPr id="18" name="a_audit.png" descr="Figure 17 — Audit log&#10;Figure 17 — Audit log"/>
                     <pic:cNvPicPr>
                       <a:picLocks noChangeAspect="1" noChangeArrowheads="1"/>
                     </pic:cNvPicPr>
@@ -5825,18 +5717,124 @@
     <w:p>
       <w:pPr>
         <w:pStyle w:val="Normal"/>
-        <w:spacing w:before="0" w:after="200"/>
+        <w:spacing w:before="0" w:after="240"/>
         <w:jc w:val="center"/>
         <w:rPr/>
       </w:pPr>
       <w:r>
         <w:rPr>
-          <w:rFonts w:eastAsia="Times New Roman" w:cs="Times New Roman"/>
+          <w:rFonts w:eastAsia="Open Sans" w:cs="Open Sans"/>
           <w:i/>
           <w:iCs/>
-          <w:color w:val="58595B"/>
-          <w:sz w:val="19"/>
-          <w:szCs w:val="19"/>
+          <w:color w:val="5A6B7B"/>
+          <w:sz w:val="18"/>
+          <w:szCs w:val="18"/>
+        </w:rPr>
+        <w:t>Figure 17 — Audit log</w:t>
+      </w:r>
+    </w:p>
+    <w:p>
+      <w:pPr>
+        <w:pStyle w:val="Heading2"/>
+        <w:keepNext w:val="true"/>
+        <w:spacing w:before="320" w:after="120"/>
+        <w:rPr/>
+      </w:pPr>
+      <w:bookmarkStart w:id="10" w:name="__RefHeading___Toc519_3373283034"/>
+      <w:bookmarkEnd w:id="10"/>
+      <w:r>
+        <w:rPr>
+          <w:rFonts w:eastAsia="Montserrat" w:cs="Montserrat"/>
+          <w:b/>
+          <w:bCs/>
+          <w:color w:val="123A5F"/>
+          <w:sz w:val="32"/>
+          <w:szCs w:val="32"/>
+        </w:rPr>
+        <w:t>Traceability</w:t>
+      </w:r>
+    </w:p>
+    <w:p>
+      <w:pPr>
+        <w:pStyle w:val="Normal"/>
+        <w:spacing w:lineRule="auto" w:line="288" w:before="0" w:after="160"/>
+        <w:jc w:val="left"/>
+        <w:rPr/>
+      </w:pPr>
+      <w:r>
+        <w:rPr>
+          <w:rFonts w:eastAsia="Open Sans" w:cs="Open Sans"/>
+          <w:color w:val="2C3E50"/>
+          <w:sz w:val="22"/>
+          <w:szCs w:val="22"/>
+        </w:rPr>
+        <w:t>Administration › Traceability lists the 580 requirements of the Dynamic Apps Standard SRS v1.10 with their status and evidence: 558 met, 10 partial and 12 left to the production hosting (sizing, uptime, encryption at rest, residency).</w:t>
+      </w:r>
+    </w:p>
+    <w:p>
+      <w:pPr>
+        <w:pStyle w:val="Normal"/>
+        <w:keepNext w:val="true"/>
+        <w:spacing w:before="120" w:after="60"/>
+        <w:jc w:val="center"/>
+        <w:rPr/>
+      </w:pPr>
+      <w:r>
+        <w:rPr/>
+        <w:drawing>
+          <wp:inline distT="0" distB="0" distL="0" distR="0">
+            <wp:extent cx="5905500" cy="3695700"/>
+            <wp:effectExtent l="0" t="0" r="0" b="0"/>
+            <wp:docPr id="19" name="a_trace.png" descr="Figure 18 — Requirement traceability&#10;Figure 18 — Requirement traceability"/>
+            <wp:cNvGraphicFramePr>
+              <a:graphicFrameLocks xmlns:a="http://schemas.openxmlformats.org/drawingml/2006/main" noChangeAspect="1"/>
+            </wp:cNvGraphicFramePr>
+            <a:graphic xmlns:a="http://schemas.openxmlformats.org/drawingml/2006/main">
+              <a:graphicData uri="http://schemas.openxmlformats.org/drawingml/2006/picture">
+                <pic:pic xmlns:pic="http://schemas.openxmlformats.org/drawingml/2006/picture">
+                  <pic:nvPicPr>
+                    <pic:cNvPr id="19" name="a_trace.png" descr="Figure 18 — Requirement traceability&#10;Figure 18 — Requirement traceability"/>
+                    <pic:cNvPicPr>
+                      <a:picLocks noChangeAspect="1" noChangeArrowheads="1"/>
+                    </pic:cNvPicPr>
+                  </pic:nvPicPr>
+                  <pic:blipFill>
+                    <a:blip r:embed="rId20"/>
+                    <a:stretch>
+                      <a:fillRect/>
+                    </a:stretch>
+                  </pic:blipFill>
+                  <pic:spPr bwMode="auto">
+                    <a:xfrm>
+                      <a:off x="0" y="0"/>
+                      <a:ext cx="5905500" cy="3695700"/>
+                    </a:xfrm>
+                    <a:prstGeom prst="rect">
+                      <a:avLst/>
+                    </a:prstGeom>
+                  </pic:spPr>
+                </pic:pic>
+              </a:graphicData>
+            </a:graphic>
+          </wp:inline>
+        </w:drawing>
+      </w:r>
+    </w:p>
+    <w:p>
+      <w:pPr>
+        <w:pStyle w:val="Normal"/>
+        <w:spacing w:before="0" w:after="240"/>
+        <w:jc w:val="center"/>
+        <w:rPr/>
+      </w:pPr>
+      <w:r>
+        <w:rPr>
+          <w:rFonts w:eastAsia="Open Sans" w:cs="Open Sans"/>
+          <w:i/>
+          <w:iCs/>
+          <w:color w:val="5A6B7B"/>
+          <w:sz w:val="18"/>
+          <w:szCs w:val="18"/>
         </w:rPr>
         <w:t>Figure 18 — Requirement traceability</w:t>
       </w:r>
@@ -5848,21 +5846,21 @@
       <w:pPr>
         <w:pStyle w:val="Heading1"/>
         <w:pBdr>
-          <w:bottom w:val="single" w:sz="8" w:space="4" w:color="F8931D"/>
+          <w:bottom w:val="single" w:sz="6" w:space="6" w:color="E1E8F0"/>
         </w:pBdr>
-        <w:spacing w:before="0" w:after="200"/>
-        <w:rPr/>
-      </w:pPr>
-      <w:bookmarkStart w:id="11" w:name="__RefHeading___Toc513_2313161461"/>
+        <w:spacing w:before="0" w:after="240"/>
+        <w:rPr/>
+      </w:pPr>
+      <w:bookmarkStart w:id="11" w:name="__RefHeading___Toc521_3373283034"/>
       <w:bookmarkEnd w:id="11"/>
       <w:r>
         <w:rPr>
-          <w:rFonts w:eastAsia="Times New Roman" w:cs="Times New Roman"/>
+          <w:rFonts w:eastAsia="Montserrat" w:cs="Montserrat"/>
           <w:b/>
           <w:bCs/>
-          <w:color w:val="E07B00"/>
-          <w:sz w:val="34"/>
-          <w:szCs w:val="34"/>
+          <w:color w:val="123A5F"/>
+          <w:sz w:val="40"/>
+          <w:szCs w:val="40"/>
         </w:rPr>
         <w:t>11. Production deployment</w:t>
       </w:r>
@@ -5870,38 +5868,38 @@
     <w:p>
       <w:pPr>
         <w:pStyle w:val="Normal"/>
-        <w:spacing w:lineRule="auto" w:line="276" w:before="0" w:after="120"/>
-        <w:jc w:val="both"/>
-        <w:rPr/>
-      </w:pPr>
-      <w:r>
-        <w:rPr>
-          <w:rFonts w:eastAsia="Times New Roman" w:cs="Times New Roman"/>
-          <w:color w:val="58595B"/>
-          <w:sz w:val="24"/>
-          <w:szCs w:val="24"/>
+        <w:spacing w:lineRule="auto" w:line="288" w:before="0" w:after="160"/>
+        <w:jc w:val="left"/>
+        <w:rPr/>
+      </w:pPr>
+      <w:r>
+        <w:rPr>
+          <w:rFonts w:eastAsia="Open Sans" w:cs="Open Sans"/>
+          <w:color w:val="2C3E50"/>
+          <w:sz w:val="22"/>
+          <w:szCs w:val="22"/>
         </w:rPr>
         <w:t>The demonstration runs in development mode with shared passwords. A production installation is created empty with npm run init and is administered from the server console (npm run admin). Two Installation Guides give every step: CortexSkills — SaaS Mode, and CortexSkills — Dedicated Cloud &amp; On-Premises.</w:t>
       </w:r>
     </w:p>
     <w:tbl>
       <w:tblPr>
-        <w:tblW w:w="9746" w:type="dxa"/>
+        <w:tblW w:w="9638" w:type="dxa"/>
         <w:jc w:val="left"/>
         <w:tblInd w:w="0" w:type="dxa"/>
         <w:tblLayout w:type="fixed"/>
         <w:tblCellMar>
-          <w:top w:w="60" w:type="dxa"/>
-          <w:left w:w="100" w:type="dxa"/>
-          <w:bottom w:w="60" w:type="dxa"/>
-          <w:right w:w="100" w:type="dxa"/>
+          <w:top w:w="70" w:type="dxa"/>
+          <w:left w:w="110" w:type="dxa"/>
+          <w:bottom w:w="70" w:type="dxa"/>
+          <w:right w:w="110" w:type="dxa"/>
         </w:tblCellMar>
       </w:tblPr>
       <w:tblGrid>
-        <w:gridCol w:w="2400"/>
-        <w:gridCol w:w="2599"/>
-        <w:gridCol w:w="2600"/>
-        <w:gridCol w:w="2146"/>
+        <w:gridCol w:w="2372"/>
+        <w:gridCol w:w="2572"/>
+        <w:gridCol w:w="2570"/>
+        <w:gridCol w:w="2123"/>
       </w:tblGrid>
       <w:tr>
         <w:trPr>
@@ -5910,14 +5908,14 @@
         </w:trPr>
         <w:tc>
           <w:tcPr>
-            <w:tcW w:w="2400" w:type="dxa"/>
+            <w:tcW w:w="2372" w:type="dxa"/>
             <w:tcBorders>
-              <w:top w:val="single" w:sz="4" w:space="0" w:color="E3E3E4"/>
-              <w:left w:val="single" w:sz="4" w:space="0" w:color="E3E3E4"/>
-              <w:bottom w:val="single" w:sz="4" w:space="0" w:color="E3E3E4"/>
-              <w:right w:val="single" w:sz="4" w:space="0" w:color="E3E3E4"/>
+              <w:top w:val="single" w:sz="4" w:space="0" w:color="E1E8F0"/>
+              <w:left w:val="single" w:sz="4" w:space="0" w:color="E1E8F0"/>
+              <w:bottom w:val="single" w:sz="4" w:space="0" w:color="E1E8F0"/>
+              <w:right w:val="single" w:sz="4" w:space="0" w:color="E1E8F0"/>
             </w:tcBorders>
-            <w:shd w:color="auto" w:fill="F8931D" w:val="clear"/>
+            <w:shd w:color="auto" w:fill="123A5F" w:val="clear"/>
           </w:tcPr>
           <w:p>
             <w:pPr>
@@ -5927,12 +5925,12 @@
             </w:pPr>
             <w:r>
               <w:rPr>
-                <w:rFonts w:eastAsia="Times New Roman" w:cs="Times New Roman"/>
+                <w:rFonts w:eastAsia="Open Sans" w:cs="Open Sans"/>
                 <w:b/>
                 <w:bCs/>
                 <w:color w:val="FFFFFF"/>
-                <w:sz w:val="19"/>
-                <w:szCs w:val="19"/>
+                <w:sz w:val="18"/>
+                <w:szCs w:val="18"/>
               </w:rPr>
               <w:t>Mode</w:t>
             </w:r>
@@ -5940,14 +5938,14 @@
         </w:tc>
         <w:tc>
           <w:tcPr>
-            <w:tcW w:w="2599" w:type="dxa"/>
+            <w:tcW w:w="2572" w:type="dxa"/>
             <w:tcBorders>
-              <w:top w:val="single" w:sz="4" w:space="0" w:color="E3E3E4"/>
-              <w:left w:val="single" w:sz="4" w:space="0" w:color="E3E3E4"/>
-              <w:bottom w:val="single" w:sz="4" w:space="0" w:color="E3E3E4"/>
-              <w:right w:val="single" w:sz="4" w:space="0" w:color="E3E3E4"/>
+              <w:top w:val="single" w:sz="4" w:space="0" w:color="E1E8F0"/>
+              <w:left w:val="single" w:sz="4" w:space="0" w:color="E1E8F0"/>
+              <w:bottom w:val="single" w:sz="4" w:space="0" w:color="E1E8F0"/>
+              <w:right w:val="single" w:sz="4" w:space="0" w:color="E1E8F0"/>
             </w:tcBorders>
-            <w:shd w:color="auto" w:fill="F8931D" w:val="clear"/>
+            <w:shd w:color="auto" w:fill="123A5F" w:val="clear"/>
           </w:tcPr>
           <w:p>
             <w:pPr>
@@ -5957,12 +5955,12 @@
             </w:pPr>
             <w:r>
               <w:rPr>
-                <w:rFonts w:eastAsia="Times New Roman" w:cs="Times New Roman"/>
+                <w:rFonts w:eastAsia="Open Sans" w:cs="Open Sans"/>
                 <w:b/>
                 <w:bCs/>
                 <w:color w:val="FFFFFF"/>
-                <w:sz w:val="19"/>
-                <w:szCs w:val="19"/>
+                <w:sz w:val="18"/>
+                <w:szCs w:val="18"/>
               </w:rPr>
               <w:t>Where</w:t>
             </w:r>
@@ -5970,14 +5968,14 @@
         </w:tc>
         <w:tc>
           <w:tcPr>
-            <w:tcW w:w="2600" w:type="dxa"/>
+            <w:tcW w:w="2570" w:type="dxa"/>
             <w:tcBorders>
-              <w:top w:val="single" w:sz="4" w:space="0" w:color="E3E3E4"/>
-              <w:left w:val="single" w:sz="4" w:space="0" w:color="E3E3E4"/>
-              <w:bottom w:val="single" w:sz="4" w:space="0" w:color="E3E3E4"/>
-              <w:right w:val="single" w:sz="4" w:space="0" w:color="E3E3E4"/>
+              <w:top w:val="single" w:sz="4" w:space="0" w:color="E1E8F0"/>
+              <w:left w:val="single" w:sz="4" w:space="0" w:color="E1E8F0"/>
+              <w:bottom w:val="single" w:sz="4" w:space="0" w:color="E1E8F0"/>
+              <w:right w:val="single" w:sz="4" w:space="0" w:color="E1E8F0"/>
             </w:tcBorders>
-            <w:shd w:color="auto" w:fill="F8931D" w:val="clear"/>
+            <w:shd w:color="auto" w:fill="123A5F" w:val="clear"/>
           </w:tcPr>
           <w:p>
             <w:pPr>
@@ -5987,12 +5985,12 @@
             </w:pPr>
             <w:r>
               <w:rPr>
-                <w:rFonts w:eastAsia="Times New Roman" w:cs="Times New Roman"/>
+                <w:rFonts w:eastAsia="Open Sans" w:cs="Open Sans"/>
                 <w:b/>
                 <w:bCs/>
                 <w:color w:val="FFFFFF"/>
-                <w:sz w:val="19"/>
-                <w:szCs w:val="19"/>
+                <w:sz w:val="18"/>
+                <w:szCs w:val="18"/>
               </w:rPr>
               <w:t>Licence</w:t>
             </w:r>
@@ -6000,14 +5998,14 @@
         </w:tc>
         <w:tc>
           <w:tcPr>
-            <w:tcW w:w="2146" w:type="dxa"/>
+            <w:tcW w:w="2123" w:type="dxa"/>
             <w:tcBorders>
-              <w:top w:val="single" w:sz="4" w:space="0" w:color="E3E3E4"/>
-              <w:left w:val="single" w:sz="4" w:space="0" w:color="E3E3E4"/>
-              <w:bottom w:val="single" w:sz="4" w:space="0" w:color="E3E3E4"/>
-              <w:right w:val="single" w:sz="4" w:space="0" w:color="E3E3E4"/>
+              <w:top w:val="single" w:sz="4" w:space="0" w:color="E1E8F0"/>
+              <w:left w:val="single" w:sz="4" w:space="0" w:color="E1E8F0"/>
+              <w:bottom w:val="single" w:sz="4" w:space="0" w:color="E1E8F0"/>
+              <w:right w:val="single" w:sz="4" w:space="0" w:color="E1E8F0"/>
             </w:tcBorders>
-            <w:shd w:color="auto" w:fill="F8931D" w:val="clear"/>
+            <w:shd w:color="auto" w:fill="123A5F" w:val="clear"/>
           </w:tcPr>
           <w:p>
             <w:pPr>
@@ -6017,12 +6015,12 @@
             </w:pPr>
             <w:r>
               <w:rPr>
-                <w:rFonts w:eastAsia="Times New Roman" w:cs="Times New Roman"/>
+                <w:rFonts w:eastAsia="Open Sans" w:cs="Open Sans"/>
                 <w:b/>
                 <w:bCs/>
                 <w:color w:val="FFFFFF"/>
-                <w:sz w:val="19"/>
-                <w:szCs w:val="19"/>
+                <w:sz w:val="18"/>
+                <w:szCs w:val="18"/>
               </w:rPr>
               <w:t>Pack activation</w:t>
             </w:r>
@@ -6035,12 +6033,12 @@
         </w:trPr>
         <w:tc>
           <w:tcPr>
-            <w:tcW w:w="2400" w:type="dxa"/>
+            <w:tcW w:w="2372" w:type="dxa"/>
             <w:tcBorders>
-              <w:top w:val="single" w:sz="4" w:space="0" w:color="E3E3E4"/>
-              <w:left w:val="single" w:sz="4" w:space="0" w:color="E3E3E4"/>
-              <w:bottom w:val="single" w:sz="4" w:space="0" w:color="E3E3E4"/>
-              <w:right w:val="single" w:sz="4" w:space="0" w:color="E3E3E4"/>
+              <w:top w:val="single" w:sz="4" w:space="0" w:color="E1E8F0"/>
+              <w:left w:val="single" w:sz="4" w:space="0" w:color="E1E8F0"/>
+              <w:bottom w:val="single" w:sz="4" w:space="0" w:color="E1E8F0"/>
+              <w:right w:val="single" w:sz="4" w:space="0" w:color="E1E8F0"/>
             </w:tcBorders>
             <w:shd w:color="auto" w:fill="FFFFFF" w:val="clear"/>
           </w:tcPr>
@@ -6052,12 +6050,12 @@
             </w:pPr>
             <w:r>
               <w:rPr>
-                <w:rFonts w:eastAsia="Times New Roman" w:cs="Times New Roman"/>
+                <w:rFonts w:eastAsia="Open Sans" w:cs="Open Sans"/>
                 <w:b w:val="false"/>
                 <w:bCs w:val="false"/>
-                <w:color w:val="58595B"/>
-                <w:sz w:val="19"/>
-                <w:szCs w:val="19"/>
+                <w:color w:val="2C3E50"/>
+                <w:sz w:val="18"/>
+                <w:szCs w:val="18"/>
               </w:rPr>
               <w:t>SaaS (DEPLOYMENT_MODE=saas)</w:t>
             </w:r>
@@ -6065,12 +6063,12 @@
         </w:tc>
         <w:tc>
           <w:tcPr>
-            <w:tcW w:w="2599" w:type="dxa"/>
+            <w:tcW w:w="2572" w:type="dxa"/>
             <w:tcBorders>
-              <w:top w:val="single" w:sz="4" w:space="0" w:color="E3E3E4"/>
-              <w:left w:val="single" w:sz="4" w:space="0" w:color="E3E3E4"/>
-              <w:bottom w:val="single" w:sz="4" w:space="0" w:color="E3E3E4"/>
-              <w:right w:val="single" w:sz="4" w:space="0" w:color="E3E3E4"/>
+              <w:top w:val="single" w:sz="4" w:space="0" w:color="E1E8F0"/>
+              <w:left w:val="single" w:sz="4" w:space="0" w:color="E1E8F0"/>
+              <w:bottom w:val="single" w:sz="4" w:space="0" w:color="E1E8F0"/>
+              <w:right w:val="single" w:sz="4" w:space="0" w:color="E1E8F0"/>
             </w:tcBorders>
             <w:shd w:color="auto" w:fill="FFFFFF" w:val="clear"/>
           </w:tcPr>
@@ -6082,12 +6080,12 @@
             </w:pPr>
             <w:r>
               <w:rPr>
-                <w:rFonts w:eastAsia="Times New Roman" w:cs="Times New Roman"/>
+                <w:rFonts w:eastAsia="Open Sans" w:cs="Open Sans"/>
                 <w:b w:val="false"/>
                 <w:bCs w:val="false"/>
-                <w:color w:val="58595B"/>
-                <w:sz w:val="19"/>
-                <w:szCs w:val="19"/>
+                <w:color w:val="2C3E50"/>
+                <w:sz w:val="18"/>
+                <w:szCs w:val="18"/>
               </w:rPr>
               <w:t>One installation at the provider, many organizations</w:t>
             </w:r>
@@ -6095,12 +6093,12 @@
         </w:tc>
         <w:tc>
           <w:tcPr>
-            <w:tcW w:w="2600" w:type="dxa"/>
+            <w:tcW w:w="2570" w:type="dxa"/>
             <w:tcBorders>
-              <w:top w:val="single" w:sz="4" w:space="0" w:color="E3E3E4"/>
-              <w:left w:val="single" w:sz="4" w:space="0" w:color="E3E3E4"/>
-              <w:bottom w:val="single" w:sz="4" w:space="0" w:color="E3E3E4"/>
-              <w:right w:val="single" w:sz="4" w:space="0" w:color="E3E3E4"/>
+              <w:top w:val="single" w:sz="4" w:space="0" w:color="E1E8F0"/>
+              <w:left w:val="single" w:sz="4" w:space="0" w:color="E1E8F0"/>
+              <w:bottom w:val="single" w:sz="4" w:space="0" w:color="E1E8F0"/>
+              <w:right w:val="single" w:sz="4" w:space="0" w:color="E1E8F0"/>
             </w:tcBorders>
             <w:shd w:color="auto" w:fill="FFFFFF" w:val="clear"/>
           </w:tcPr>
@@ -6112,12 +6110,12 @@
             </w:pPr>
             <w:r>
               <w:rPr>
-                <w:rFonts w:eastAsia="Times New Roman" w:cs="Times New Roman"/>
+                <w:rFonts w:eastAsia="Open Sans" w:cs="Open Sans"/>
                 <w:b w:val="false"/>
                 <w:bCs w:val="false"/>
-                <w:color w:val="58595B"/>
-                <w:sz w:val="19"/>
-                <w:szCs w:val="19"/>
+                <w:color w:val="2C3E50"/>
+                <w:sz w:val="18"/>
+                <w:szCs w:val="18"/>
               </w:rPr>
               <w:t>Issued by the provider: npm run admin -- licence</w:t>
             </w:r>
@@ -6125,12 +6123,12 @@
         </w:tc>
         <w:tc>
           <w:tcPr>
-            <w:tcW w:w="2146" w:type="dxa"/>
+            <w:tcW w:w="2123" w:type="dxa"/>
             <w:tcBorders>
-              <w:top w:val="single" w:sz="4" w:space="0" w:color="E3E3E4"/>
-              <w:left w:val="single" w:sz="4" w:space="0" w:color="E3E3E4"/>
-              <w:bottom w:val="single" w:sz="4" w:space="0" w:color="E3E3E4"/>
-              <w:right w:val="single" w:sz="4" w:space="0" w:color="E3E3E4"/>
+              <w:top w:val="single" w:sz="4" w:space="0" w:color="E1E8F0"/>
+              <w:left w:val="single" w:sz="4" w:space="0" w:color="E1E8F0"/>
+              <w:bottom w:val="single" w:sz="4" w:space="0" w:color="E1E8F0"/>
+              <w:right w:val="single" w:sz="4" w:space="0" w:color="E1E8F0"/>
             </w:tcBorders>
             <w:shd w:color="auto" w:fill="FFFFFF" w:val="clear"/>
           </w:tcPr>
@@ -6142,12 +6140,12 @@
             </w:pPr>
             <w:r>
               <w:rPr>
-                <w:rFonts w:eastAsia="Times New Roman" w:cs="Times New Roman"/>
+                <w:rFonts w:eastAsia="Open Sans" w:cs="Open Sans"/>
                 <w:b w:val="false"/>
                 <w:bCs w:val="false"/>
-                <w:color w:val="58595B"/>
-                <w:sz w:val="19"/>
-                <w:szCs w:val="19"/>
+                <w:color w:val="2C3E50"/>
+                <w:sz w:val="18"/>
+                <w:szCs w:val="18"/>
               </w:rPr>
               <w:t>Console (licence, addon) or Configuration &amp; licence screen</w:t>
             </w:r>
@@ -6160,14 +6158,14 @@
         </w:trPr>
         <w:tc>
           <w:tcPr>
-            <w:tcW w:w="2400" w:type="dxa"/>
+            <w:tcW w:w="2372" w:type="dxa"/>
             <w:tcBorders>
-              <w:top w:val="single" w:sz="4" w:space="0" w:color="E3E3E4"/>
-              <w:left w:val="single" w:sz="4" w:space="0" w:color="E3E3E4"/>
-              <w:bottom w:val="single" w:sz="4" w:space="0" w:color="E3E3E4"/>
-              <w:right w:val="single" w:sz="4" w:space="0" w:color="E3E3E4"/>
+              <w:top w:val="single" w:sz="4" w:space="0" w:color="E1E8F0"/>
+              <w:left w:val="single" w:sz="4" w:space="0" w:color="E1E8F0"/>
+              <w:bottom w:val="single" w:sz="4" w:space="0" w:color="E1E8F0"/>
+              <w:right w:val="single" w:sz="4" w:space="0" w:color="E1E8F0"/>
             </w:tcBorders>
-            <w:shd w:color="auto" w:fill="F2F2F3" w:val="clear"/>
+            <w:shd w:color="auto" w:fill="F5F8FB" w:val="clear"/>
           </w:tcPr>
           <w:p>
             <w:pPr>
@@ -6177,12 +6175,12 @@
             </w:pPr>
             <w:r>
               <w:rPr>
-                <w:rFonts w:eastAsia="Times New Roman" w:cs="Times New Roman"/>
+                <w:rFonts w:eastAsia="Open Sans" w:cs="Open Sans"/>
                 <w:b w:val="false"/>
                 <w:bCs w:val="false"/>
-                <w:color w:val="58595B"/>
-                <w:sz w:val="19"/>
-                <w:szCs w:val="19"/>
+                <w:color w:val="2C3E50"/>
+                <w:sz w:val="18"/>
+                <w:szCs w:val="18"/>
               </w:rPr>
               <w:t>Dedicated cloud / On-Prem (DEPLOYMENT_MODE=onprem)</w:t>
             </w:r>
@@ -6190,14 +6188,14 @@
         </w:tc>
         <w:tc>
           <w:tcPr>
-            <w:tcW w:w="2599" w:type="dxa"/>
+            <w:tcW w:w="2572" w:type="dxa"/>
             <w:tcBorders>
-              <w:top w:val="single" w:sz="4" w:space="0" w:color="E3E3E4"/>
-              <w:left w:val="single" w:sz="4" w:space="0" w:color="E3E3E4"/>
-              <w:bottom w:val="single" w:sz="4" w:space="0" w:color="E3E3E4"/>
-              <w:right w:val="single" w:sz="4" w:space="0" w:color="E3E3E4"/>
+              <w:top w:val="single" w:sz="4" w:space="0" w:color="E1E8F0"/>
+              <w:left w:val="single" w:sz="4" w:space="0" w:color="E1E8F0"/>
+              <w:bottom w:val="single" w:sz="4" w:space="0" w:color="E1E8F0"/>
+              <w:right w:val="single" w:sz="4" w:space="0" w:color="E1E8F0"/>
             </w:tcBorders>
-            <w:shd w:color="auto" w:fill="F2F2F3" w:val="clear"/>
+            <w:shd w:color="auto" w:fill="F5F8FB" w:val="clear"/>
           </w:tcPr>
           <w:p>
             <w:pPr>
@@ -6207,12 +6205,12 @@
             </w:pPr>
             <w:r>
               <w:rPr>
-                <w:rFonts w:eastAsia="Times New Roman" w:cs="Times New Roman"/>
+                <w:rFonts w:eastAsia="Open Sans" w:cs="Open Sans"/>
                 <w:b w:val="false"/>
                 <w:bCs w:val="false"/>
-                <w:color w:val="58595B"/>
-                <w:sz w:val="19"/>
-                <w:szCs w:val="19"/>
+                <w:color w:val="2C3E50"/>
+                <w:sz w:val="18"/>
+                <w:szCs w:val="18"/>
               </w:rPr>
               <w:t>One installation per customer: public cloud, private cloud or own datacenter</w:t>
             </w:r>
@@ -6220,14 +6218,14 @@
         </w:tc>
         <w:tc>
           <w:tcPr>
-            <w:tcW w:w="2600" w:type="dxa"/>
+            <w:tcW w:w="2570" w:type="dxa"/>
             <w:tcBorders>
-              <w:top w:val="single" w:sz="4" w:space="0" w:color="E3E3E4"/>
-              <w:left w:val="single" w:sz="4" w:space="0" w:color="E3E3E4"/>
-              <w:bottom w:val="single" w:sz="4" w:space="0" w:color="E3E3E4"/>
-              <w:right w:val="single" w:sz="4" w:space="0" w:color="E3E3E4"/>
+              <w:top w:val="single" w:sz="4" w:space="0" w:color="E1E8F0"/>
+              <w:left w:val="single" w:sz="4" w:space="0" w:color="E1E8F0"/>
+              <w:bottom w:val="single" w:sz="4" w:space="0" w:color="E1E8F0"/>
+              <w:right w:val="single" w:sz="4" w:space="0" w:color="E1E8F0"/>
             </w:tcBorders>
-            <w:shd w:color="auto" w:fill="F2F2F3" w:val="clear"/>
+            <w:shd w:color="auto" w:fill="F5F8FB" w:val="clear"/>
           </w:tcPr>
           <w:p>
             <w:pPr>
@@ -6237,12 +6235,12 @@
             </w:pPr>
             <w:r>
               <w:rPr>
-                <w:rFonts w:eastAsia="Times New Roman" w:cs="Times New Roman"/>
+                <w:rFonts w:eastAsia="Open Sans" w:cs="Open Sans"/>
                 <w:b w:val="false"/>
                 <w:bCs w:val="false"/>
-                <w:color w:val="58595B"/>
-                <w:sz w:val="19"/>
-                <w:szCs w:val="19"/>
+                <w:color w:val="2C3E50"/>
+                <w:sz w:val="18"/>
+                <w:szCs w:val="18"/>
               </w:rPr>
               <w:t>Vendor-signed file: licence-request → vendor signs → licence-install</w:t>
             </w:r>
@@ -6250,14 +6248,14 @@
         </w:tc>
         <w:tc>
           <w:tcPr>
-            <w:tcW w:w="2146" w:type="dxa"/>
+            <w:tcW w:w="2123" w:type="dxa"/>
             <w:tcBorders>
-              <w:top w:val="single" w:sz="4" w:space="0" w:color="E3E3E4"/>
-              <w:left w:val="single" w:sz="4" w:space="0" w:color="E3E3E4"/>
-              <w:bottom w:val="single" w:sz="4" w:space="0" w:color="E3E3E4"/>
-              <w:right w:val="single" w:sz="4" w:space="0" w:color="E3E3E4"/>
+              <w:top w:val="single" w:sz="4" w:space="0" w:color="E1E8F0"/>
+              <w:left w:val="single" w:sz="4" w:space="0" w:color="E1E8F0"/>
+              <w:bottom w:val="single" w:sz="4" w:space="0" w:color="E1E8F0"/>
+              <w:right w:val="single" w:sz="4" w:space="0" w:color="E1E8F0"/>
             </w:tcBorders>
-            <w:shd w:color="auto" w:fill="F2F2F3" w:val="clear"/>
+            <w:shd w:color="auto" w:fill="F5F8FB" w:val="clear"/>
           </w:tcPr>
           <w:p>
             <w:pPr>
@@ -6267,12 +6265,12 @@
             </w:pPr>
             <w:r>
               <w:rPr>
-                <w:rFonts w:eastAsia="Times New Roman" w:cs="Times New Roman"/>
+                <w:rFonts w:eastAsia="Open Sans" w:cs="Open Sans"/>
                 <w:b w:val="false"/>
                 <w:bCs w:val="false"/>
-                <w:color w:val="58595B"/>
-                <w:sz w:val="19"/>
-                <w:szCs w:val="19"/>
+                <w:color w:val="2C3E50"/>
+                <w:sz w:val="18"/>
+                <w:szCs w:val="18"/>
               </w:rPr>
               <w:t>Signed licence (pack, users, date); add-ons and standards on screen</w:t>
             </w:r>
@@ -6292,20 +6290,20 @@
     </w:p>
     <w:tbl>
       <w:tblPr>
-        <w:tblW w:w="9746" w:type="dxa"/>
+        <w:tblW w:w="9638" w:type="dxa"/>
         <w:jc w:val="left"/>
         <w:tblInd w:w="0" w:type="dxa"/>
         <w:tblLayout w:type="fixed"/>
         <w:tblCellMar>
-          <w:top w:w="60" w:type="dxa"/>
-          <w:left w:w="100" w:type="dxa"/>
-          <w:bottom w:w="60" w:type="dxa"/>
-          <w:right w:w="100" w:type="dxa"/>
+          <w:top w:w="70" w:type="dxa"/>
+          <w:left w:w="110" w:type="dxa"/>
+          <w:bottom w:w="70" w:type="dxa"/>
+          <w:right w:w="110" w:type="dxa"/>
         </w:tblCellMar>
       </w:tblPr>
       <w:tblGrid>
-        <w:gridCol w:w="4400"/>
-        <w:gridCol w:w="5345"/>
+        <w:gridCol w:w="4350"/>
+        <w:gridCol w:w="5287"/>
       </w:tblGrid>
       <w:tr>
         <w:trPr>
@@ -6314,14 +6312,14 @@
         </w:trPr>
         <w:tc>
           <w:tcPr>
-            <w:tcW w:w="4400" w:type="dxa"/>
+            <w:tcW w:w="4350" w:type="dxa"/>
             <w:tcBorders>
-              <w:top w:val="single" w:sz="4" w:space="0" w:color="E3E3E4"/>
-              <w:left w:val="single" w:sz="4" w:space="0" w:color="E3E3E4"/>
-              <w:bottom w:val="single" w:sz="4" w:space="0" w:color="E3E3E4"/>
-              <w:right w:val="single" w:sz="4" w:space="0" w:color="E3E3E4"/>
+              <w:top w:val="single" w:sz="4" w:space="0" w:color="E1E8F0"/>
+              <w:left w:val="single" w:sz="4" w:space="0" w:color="E1E8F0"/>
+              <w:bottom w:val="single" w:sz="4" w:space="0" w:color="E1E8F0"/>
+              <w:right w:val="single" w:sz="4" w:space="0" w:color="E1E8F0"/>
             </w:tcBorders>
-            <w:shd w:color="auto" w:fill="F8931D" w:val="clear"/>
+            <w:shd w:color="auto" w:fill="123A5F" w:val="clear"/>
           </w:tcPr>
           <w:p>
             <w:pPr>
@@ -6331,12 +6329,12 @@
             </w:pPr>
             <w:r>
               <w:rPr>
-                <w:rFonts w:eastAsia="Times New Roman" w:cs="Times New Roman"/>
+                <w:rFonts w:eastAsia="Open Sans" w:cs="Open Sans"/>
                 <w:b/>
                 <w:bCs/>
                 <w:color w:val="FFFFFF"/>
-                <w:sz w:val="19"/>
-                <w:szCs w:val="19"/>
+                <w:sz w:val="18"/>
+                <w:szCs w:val="18"/>
               </w:rPr>
               <w:t>Console command</w:t>
             </w:r>
@@ -6344,14 +6342,14 @@
         </w:tc>
         <w:tc>
           <w:tcPr>
-            <w:tcW w:w="5345" w:type="dxa"/>
+            <w:tcW w:w="5287" w:type="dxa"/>
             <w:tcBorders>
-              <w:top w:val="single" w:sz="4" w:space="0" w:color="E3E3E4"/>
-              <w:left w:val="single" w:sz="4" w:space="0" w:color="E3E3E4"/>
-              <w:bottom w:val="single" w:sz="4" w:space="0" w:color="E3E3E4"/>
-              <w:right w:val="single" w:sz="4" w:space="0" w:color="E3E3E4"/>
+              <w:top w:val="single" w:sz="4" w:space="0" w:color="E1E8F0"/>
+              <w:left w:val="single" w:sz="4" w:space="0" w:color="E1E8F0"/>
+              <w:bottom w:val="single" w:sz="4" w:space="0" w:color="E1E8F0"/>
+              <w:right w:val="single" w:sz="4" w:space="0" w:color="E1E8F0"/>
             </w:tcBorders>
-            <w:shd w:color="auto" w:fill="F8931D" w:val="clear"/>
+            <w:shd w:color="auto" w:fill="123A5F" w:val="clear"/>
           </w:tcPr>
           <w:p>
             <w:pPr>
@@ -6361,12 +6359,12 @@
             </w:pPr>
             <w:r>
               <w:rPr>
-                <w:rFonts w:eastAsia="Times New Roman" w:cs="Times New Roman"/>
+                <w:rFonts w:eastAsia="Open Sans" w:cs="Open Sans"/>
                 <w:b/>
                 <w:bCs/>
                 <w:color w:val="FFFFFF"/>
-                <w:sz w:val="19"/>
-                <w:szCs w:val="19"/>
+                <w:sz w:val="18"/>
+                <w:szCs w:val="18"/>
               </w:rPr>
               <w:t>Purpose</w:t>
             </w:r>
@@ -6379,12 +6377,12 @@
         </w:trPr>
         <w:tc>
           <w:tcPr>
-            <w:tcW w:w="4400" w:type="dxa"/>
+            <w:tcW w:w="4350" w:type="dxa"/>
             <w:tcBorders>
-              <w:top w:val="single" w:sz="4" w:space="0" w:color="E3E3E4"/>
-              <w:left w:val="single" w:sz="4" w:space="0" w:color="E3E3E4"/>
-              <w:bottom w:val="single" w:sz="4" w:space="0" w:color="E3E3E4"/>
-              <w:right w:val="single" w:sz="4" w:space="0" w:color="E3E3E4"/>
+              <w:top w:val="single" w:sz="4" w:space="0" w:color="E1E8F0"/>
+              <w:left w:val="single" w:sz="4" w:space="0" w:color="E1E8F0"/>
+              <w:bottom w:val="single" w:sz="4" w:space="0" w:color="E1E8F0"/>
+              <w:right w:val="single" w:sz="4" w:space="0" w:color="E1E8F0"/>
             </w:tcBorders>
             <w:shd w:color="auto" w:fill="FFFFFF" w:val="clear"/>
           </w:tcPr>
@@ -6396,12 +6394,12 @@
             </w:pPr>
             <w:r>
               <w:rPr>
-                <w:rFonts w:eastAsia="Times New Roman" w:cs="Times New Roman"/>
+                <w:rFonts w:eastAsia="Open Sans" w:cs="Open Sans"/>
                 <w:b w:val="false"/>
                 <w:bCs w:val="false"/>
-                <w:color w:val="58595B"/>
-                <w:sz w:val="19"/>
-                <w:szCs w:val="19"/>
+                <w:color w:val="2C3E50"/>
+                <w:sz w:val="18"/>
+                <w:szCs w:val="18"/>
               </w:rPr>
               <w:t>npm run secrets</w:t>
             </w:r>
@@ -6409,12 +6407,12 @@
         </w:tc>
         <w:tc>
           <w:tcPr>
-            <w:tcW w:w="5345" w:type="dxa"/>
+            <w:tcW w:w="5287" w:type="dxa"/>
             <w:tcBorders>
-              <w:top w:val="single" w:sz="4" w:space="0" w:color="E3E3E4"/>
-              <w:left w:val="single" w:sz="4" w:space="0" w:color="E3E3E4"/>
-              <w:bottom w:val="single" w:sz="4" w:space="0" w:color="E3E3E4"/>
-              <w:right w:val="single" w:sz="4" w:space="0" w:color="E3E3E4"/>
+              <w:top w:val="single" w:sz="4" w:space="0" w:color="E1E8F0"/>
+              <w:left w:val="single" w:sz="4" w:space="0" w:color="E1E8F0"/>
+              <w:bottom w:val="single" w:sz="4" w:space="0" w:color="E1E8F0"/>
+              <w:right w:val="single" w:sz="4" w:space="0" w:color="E1E8F0"/>
             </w:tcBorders>
             <w:shd w:color="auto" w:fill="FFFFFF" w:val="clear"/>
           </w:tcPr>
@@ -6426,12 +6424,12 @@
             </w:pPr>
             <w:r>
               <w:rPr>
-                <w:rFonts w:eastAsia="Times New Roman" w:cs="Times New Roman"/>
+                <w:rFonts w:eastAsia="Open Sans" w:cs="Open Sans"/>
                 <w:b w:val="false"/>
                 <w:bCs w:val="false"/>
-                <w:color w:val="58595B"/>
-                <w:sz w:val="19"/>
-                <w:szCs w:val="19"/>
+                <w:color w:val="2C3E50"/>
+                <w:sz w:val="18"/>
+                <w:szCs w:val="18"/>
               </w:rPr>
               <w:t>New random secrets for server/.env</w:t>
             </w:r>
@@ -6444,14 +6442,14 @@
         </w:trPr>
         <w:tc>
           <w:tcPr>
-            <w:tcW w:w="4400" w:type="dxa"/>
+            <w:tcW w:w="4350" w:type="dxa"/>
             <w:tcBorders>
-              <w:top w:val="single" w:sz="4" w:space="0" w:color="E3E3E4"/>
-              <w:left w:val="single" w:sz="4" w:space="0" w:color="E3E3E4"/>
-              <w:bottom w:val="single" w:sz="4" w:space="0" w:color="E3E3E4"/>
-              <w:right w:val="single" w:sz="4" w:space="0" w:color="E3E3E4"/>
+              <w:top w:val="single" w:sz="4" w:space="0" w:color="E1E8F0"/>
+              <w:left w:val="single" w:sz="4" w:space="0" w:color="E1E8F0"/>
+              <w:bottom w:val="single" w:sz="4" w:space="0" w:color="E1E8F0"/>
+              <w:right w:val="single" w:sz="4" w:space="0" w:color="E1E8F0"/>
             </w:tcBorders>
-            <w:shd w:color="auto" w:fill="F2F2F3" w:val="clear"/>
+            <w:shd w:color="auto" w:fill="F5F8FB" w:val="clear"/>
           </w:tcPr>
           <w:p>
             <w:pPr>
@@ -6461,12 +6459,12 @@
             </w:pPr>
             <w:r>
               <w:rPr>
-                <w:rFonts w:eastAsia="Times New Roman" w:cs="Times New Roman"/>
+                <w:rFonts w:eastAsia="Open Sans" w:cs="Open Sans"/>
                 <w:b w:val="false"/>
                 <w:bCs w:val="false"/>
-                <w:color w:val="58595B"/>
-                <w:sz w:val="19"/>
-                <w:szCs w:val="19"/>
+                <w:color w:val="2C3E50"/>
+                <w:sz w:val="18"/>
+                <w:szCs w:val="18"/>
               </w:rPr>
               <w:t>npm run init</w:t>
             </w:r>
@@ -6474,14 +6472,14 @@
         </w:tc>
         <w:tc>
           <w:tcPr>
-            <w:tcW w:w="5345" w:type="dxa"/>
+            <w:tcW w:w="5287" w:type="dxa"/>
             <w:tcBorders>
-              <w:top w:val="single" w:sz="4" w:space="0" w:color="E3E3E4"/>
-              <w:left w:val="single" w:sz="4" w:space="0" w:color="E3E3E4"/>
-              <w:bottom w:val="single" w:sz="4" w:space="0" w:color="E3E3E4"/>
-              <w:right w:val="single" w:sz="4" w:space="0" w:color="E3E3E4"/>
+              <w:top w:val="single" w:sz="4" w:space="0" w:color="E1E8F0"/>
+              <w:left w:val="single" w:sz="4" w:space="0" w:color="E1E8F0"/>
+              <w:bottom w:val="single" w:sz="4" w:space="0" w:color="E1E8F0"/>
+              <w:right w:val="single" w:sz="4" w:space="0" w:color="E1E8F0"/>
             </w:tcBorders>
-            <w:shd w:color="auto" w:fill="F2F2F3" w:val="clear"/>
+            <w:shd w:color="auto" w:fill="F5F8FB" w:val="clear"/>
           </w:tcPr>
           <w:p>
             <w:pPr>
@@ -6491,12 +6489,12 @@
             </w:pPr>
             <w:r>
               <w:rPr>
-                <w:rFonts w:eastAsia="Times New Roman" w:cs="Times New Roman"/>
+                <w:rFonts w:eastAsia="Open Sans" w:cs="Open Sans"/>
                 <w:b w:val="false"/>
                 <w:bCs w:val="false"/>
-                <w:color w:val="58595B"/>
-                <w:sz w:val="19"/>
-                <w:szCs w:val="19"/>
+                <w:color w:val="2C3E50"/>
+                <w:sz w:val="18"/>
+                <w:szCs w:val="18"/>
               </w:rPr>
               <w:t>Empty production database and platform administrator</w:t>
             </w:r>
@@ -6509,12 +6507,12 @@
         </w:trPr>
         <w:tc>
           <w:tcPr>
-            <w:tcW w:w="4400" w:type="dxa"/>
+            <w:tcW w:w="4350" w:type="dxa"/>
             <w:tcBorders>
-              <w:top w:val="single" w:sz="4" w:space="0" w:color="E3E3E4"/>
-              <w:left w:val="single" w:sz="4" w:space="0" w:color="E3E3E4"/>
-              <w:bottom w:val="single" w:sz="4" w:space="0" w:color="E3E3E4"/>
-              <w:right w:val="single" w:sz="4" w:space="0" w:color="E3E3E4"/>
+              <w:top w:val="single" w:sz="4" w:space="0" w:color="E1E8F0"/>
+              <w:left w:val="single" w:sz="4" w:space="0" w:color="E1E8F0"/>
+              <w:bottom w:val="single" w:sz="4" w:space="0" w:color="E1E8F0"/>
+              <w:right w:val="single" w:sz="4" w:space="0" w:color="E1E8F0"/>
             </w:tcBorders>
             <w:shd w:color="auto" w:fill="FFFFFF" w:val="clear"/>
           </w:tcPr>
@@ -6526,12 +6524,12 @@
             </w:pPr>
             <w:r>
               <w:rPr>
-                <w:rFonts w:eastAsia="Times New Roman" w:cs="Times New Roman"/>
+                <w:rFonts w:eastAsia="Open Sans" w:cs="Open Sans"/>
                 <w:b w:val="false"/>
                 <w:bCs w:val="false"/>
-                <w:color w:val="58595B"/>
-                <w:sz w:val="19"/>
-                <w:szCs w:val="19"/>
+                <w:color w:val="2C3E50"/>
+                <w:sz w:val="18"/>
+                <w:szCs w:val="18"/>
               </w:rPr>
               <w:t>npm run admin -- org-create / org-list</w:t>
             </w:r>
@@ -6539,12 +6537,12 @@
         </w:tc>
         <w:tc>
           <w:tcPr>
-            <w:tcW w:w="5345" w:type="dxa"/>
+            <w:tcW w:w="5287" w:type="dxa"/>
             <w:tcBorders>
-              <w:top w:val="single" w:sz="4" w:space="0" w:color="E3E3E4"/>
-              <w:left w:val="single" w:sz="4" w:space="0" w:color="E3E3E4"/>
-              <w:bottom w:val="single" w:sz="4" w:space="0" w:color="E3E3E4"/>
-              <w:right w:val="single" w:sz="4" w:space="0" w:color="E3E3E4"/>
+              <w:top w:val="single" w:sz="4" w:space="0" w:color="E1E8F0"/>
+              <w:left w:val="single" w:sz="4" w:space="0" w:color="E1E8F0"/>
+              <w:bottom w:val="single" w:sz="4" w:space="0" w:color="E1E8F0"/>
+              <w:right w:val="single" w:sz="4" w:space="0" w:color="E1E8F0"/>
             </w:tcBorders>
             <w:shd w:color="auto" w:fill="FFFFFF" w:val="clear"/>
           </w:tcPr>
@@ -6556,12 +6554,12 @@
             </w:pPr>
             <w:r>
               <w:rPr>
-                <w:rFonts w:eastAsia="Times New Roman" w:cs="Times New Roman"/>
+                <w:rFonts w:eastAsia="Open Sans" w:cs="Open Sans"/>
                 <w:b w:val="false"/>
                 <w:bCs w:val="false"/>
-                <w:color w:val="58595B"/>
-                <w:sz w:val="19"/>
-                <w:szCs w:val="19"/>
+                <w:color w:val="2C3E50"/>
+                <w:sz w:val="18"/>
+                <w:szCs w:val="18"/>
               </w:rPr>
               <w:t>Create and list customer organizations</w:t>
             </w:r>
@@ -6574,14 +6572,14 @@
         </w:trPr>
         <w:tc>
           <w:tcPr>
-            <w:tcW w:w="4400" w:type="dxa"/>
+            <w:tcW w:w="4350" w:type="dxa"/>
             <w:tcBorders>
-              <w:top w:val="single" w:sz="4" w:space="0" w:color="E3E3E4"/>
-              <w:left w:val="single" w:sz="4" w:space="0" w:color="E3E3E4"/>
-              <w:bottom w:val="single" w:sz="4" w:space="0" w:color="E3E3E4"/>
-              <w:right w:val="single" w:sz="4" w:space="0" w:color="E3E3E4"/>
+              <w:top w:val="single" w:sz="4" w:space="0" w:color="E1E8F0"/>
+              <w:left w:val="single" w:sz="4" w:space="0" w:color="E1E8F0"/>
+              <w:bottom w:val="single" w:sz="4" w:space="0" w:color="E1E8F0"/>
+              <w:right w:val="single" w:sz="4" w:space="0" w:color="E1E8F0"/>
             </w:tcBorders>
-            <w:shd w:color="auto" w:fill="F2F2F3" w:val="clear"/>
+            <w:shd w:color="auto" w:fill="F5F8FB" w:val="clear"/>
           </w:tcPr>
           <w:p>
             <w:pPr>
@@ -6591,12 +6589,12 @@
             </w:pPr>
             <w:r>
               <w:rPr>
-                <w:rFonts w:eastAsia="Times New Roman" w:cs="Times New Roman"/>
+                <w:rFonts w:eastAsia="Open Sans" w:cs="Open Sans"/>
                 <w:b w:val="false"/>
                 <w:bCs w:val="false"/>
-                <w:color w:val="58595B"/>
-                <w:sz w:val="19"/>
-                <w:szCs w:val="19"/>
+                <w:color w:val="2C3E50"/>
+                <w:sz w:val="18"/>
+                <w:szCs w:val="18"/>
               </w:rPr>
               <w:t>npm run admin -- licence / addon</w:t>
             </w:r>
@@ -6604,14 +6602,14 @@
         </w:tc>
         <w:tc>
           <w:tcPr>
-            <w:tcW w:w="5345" w:type="dxa"/>
+            <w:tcW w:w="5287" w:type="dxa"/>
             <w:tcBorders>
-              <w:top w:val="single" w:sz="4" w:space="0" w:color="E3E3E4"/>
-              <w:left w:val="single" w:sz="4" w:space="0" w:color="E3E3E4"/>
-              <w:bottom w:val="single" w:sz="4" w:space="0" w:color="E3E3E4"/>
-              <w:right w:val="single" w:sz="4" w:space="0" w:color="E3E3E4"/>
+              <w:top w:val="single" w:sz="4" w:space="0" w:color="E1E8F0"/>
+              <w:left w:val="single" w:sz="4" w:space="0" w:color="E1E8F0"/>
+              <w:bottom w:val="single" w:sz="4" w:space="0" w:color="E1E8F0"/>
+              <w:right w:val="single" w:sz="4" w:space="0" w:color="E1E8F0"/>
             </w:tcBorders>
-            <w:shd w:color="auto" w:fill="F2F2F3" w:val="clear"/>
+            <w:shd w:color="auto" w:fill="F5F8FB" w:val="clear"/>
           </w:tcPr>
           <w:p>
             <w:pPr>
@@ -6621,12 +6619,12 @@
             </w:pPr>
             <w:r>
               <w:rPr>
-                <w:rFonts w:eastAsia="Times New Roman" w:cs="Times New Roman"/>
+                <w:rFonts w:eastAsia="Open Sans" w:cs="Open Sans"/>
                 <w:b w:val="false"/>
                 <w:bCs w:val="false"/>
-                <w:color w:val="58595B"/>
-                <w:sz w:val="19"/>
-                <w:szCs w:val="19"/>
+                <w:color w:val="2C3E50"/>
+                <w:sz w:val="18"/>
+                <w:szCs w:val="18"/>
               </w:rPr>
               <w:t>SaaS: issue, renew, resize a licence; add-ons</w:t>
             </w:r>
@@ -6639,12 +6637,12 @@
         </w:trPr>
         <w:tc>
           <w:tcPr>
-            <w:tcW w:w="4400" w:type="dxa"/>
+            <w:tcW w:w="4350" w:type="dxa"/>
             <w:tcBorders>
-              <w:top w:val="single" w:sz="4" w:space="0" w:color="E3E3E4"/>
-              <w:left w:val="single" w:sz="4" w:space="0" w:color="E3E3E4"/>
-              <w:bottom w:val="single" w:sz="4" w:space="0" w:color="E3E3E4"/>
-              <w:right w:val="single" w:sz="4" w:space="0" w:color="E3E3E4"/>
+              <w:top w:val="single" w:sz="4" w:space="0" w:color="E1E8F0"/>
+              <w:left w:val="single" w:sz="4" w:space="0" w:color="E1E8F0"/>
+              <w:bottom w:val="single" w:sz="4" w:space="0" w:color="E1E8F0"/>
+              <w:right w:val="single" w:sz="4" w:space="0" w:color="E1E8F0"/>
             </w:tcBorders>
             <w:shd w:color="auto" w:fill="FFFFFF" w:val="clear"/>
           </w:tcPr>
@@ -6656,12 +6654,12 @@
             </w:pPr>
             <w:r>
               <w:rPr>
-                <w:rFonts w:eastAsia="Times New Roman" w:cs="Times New Roman"/>
+                <w:rFonts w:eastAsia="Open Sans" w:cs="Open Sans"/>
                 <w:b w:val="false"/>
                 <w:bCs w:val="false"/>
-                <w:color w:val="58595B"/>
-                <w:sz w:val="19"/>
-                <w:szCs w:val="19"/>
+                <w:color w:val="2C3E50"/>
+                <w:sz w:val="18"/>
+                <w:szCs w:val="18"/>
               </w:rPr>
               <w:t>npm run admin -- licence-request / licence-install</w:t>
             </w:r>
@@ -6669,12 +6667,12 @@
         </w:tc>
         <w:tc>
           <w:tcPr>
-            <w:tcW w:w="5345" w:type="dxa"/>
+            <w:tcW w:w="5287" w:type="dxa"/>
             <w:tcBorders>
-              <w:top w:val="single" w:sz="4" w:space="0" w:color="E3E3E4"/>
-              <w:left w:val="single" w:sz="4" w:space="0" w:color="E3E3E4"/>
-              <w:bottom w:val="single" w:sz="4" w:space="0" w:color="E3E3E4"/>
-              <w:right w:val="single" w:sz="4" w:space="0" w:color="E3E3E4"/>
+              <w:top w:val="single" w:sz="4" w:space="0" w:color="E1E8F0"/>
+              <w:left w:val="single" w:sz="4" w:space="0" w:color="E1E8F0"/>
+              <w:bottom w:val="single" w:sz="4" w:space="0" w:color="E1E8F0"/>
+              <w:right w:val="single" w:sz="4" w:space="0" w:color="E1E8F0"/>
             </w:tcBorders>
             <w:shd w:color="auto" w:fill="FFFFFF" w:val="clear"/>
           </w:tcPr>
@@ -6686,12 +6684,12 @@
             </w:pPr>
             <w:r>
               <w:rPr>
-                <w:rFonts w:eastAsia="Times New Roman" w:cs="Times New Roman"/>
+                <w:rFonts w:eastAsia="Open Sans" w:cs="Open Sans"/>
                 <w:b w:val="false"/>
                 <w:bCs w:val="false"/>
-                <w:color w:val="58595B"/>
-                <w:sz w:val="19"/>
-                <w:szCs w:val="19"/>
+                <w:color w:val="2C3E50"/>
+                <w:sz w:val="18"/>
+                <w:szCs w:val="18"/>
               </w:rPr>
               <w:t>OnPrem: request and install the signed licence</w:t>
             </w:r>
@@ -6704,14 +6702,14 @@
         </w:trPr>
         <w:tc>
           <w:tcPr>
-            <w:tcW w:w="4400" w:type="dxa"/>
+            <w:tcW w:w="4350" w:type="dxa"/>
             <w:tcBorders>
-              <w:top w:val="single" w:sz="4" w:space="0" w:color="E3E3E4"/>
-              <w:left w:val="single" w:sz="4" w:space="0" w:color="E3E3E4"/>
-              <w:bottom w:val="single" w:sz="4" w:space="0" w:color="E3E3E4"/>
-              <w:right w:val="single" w:sz="4" w:space="0" w:color="E3E3E4"/>
+              <w:top w:val="single" w:sz="4" w:space="0" w:color="E1E8F0"/>
+              <w:left w:val="single" w:sz="4" w:space="0" w:color="E1E8F0"/>
+              <w:bottom w:val="single" w:sz="4" w:space="0" w:color="E1E8F0"/>
+              <w:right w:val="single" w:sz="4" w:space="0" w:color="E1E8F0"/>
             </w:tcBorders>
-            <w:shd w:color="auto" w:fill="F2F2F3" w:val="clear"/>
+            <w:shd w:color="auto" w:fill="F5F8FB" w:val="clear"/>
           </w:tcPr>
           <w:p>
             <w:pPr>
@@ -6721,12 +6719,12 @@
             </w:pPr>
             <w:r>
               <w:rPr>
-                <w:rFonts w:eastAsia="Times New Roman" w:cs="Times New Roman"/>
+                <w:rFonts w:eastAsia="Open Sans" w:cs="Open Sans"/>
                 <w:b w:val="false"/>
                 <w:bCs w:val="false"/>
-                <w:color w:val="58595B"/>
-                <w:sz w:val="19"/>
-                <w:szCs w:val="19"/>
+                <w:color w:val="2C3E50"/>
+                <w:sz w:val="18"/>
+                <w:szCs w:val="18"/>
               </w:rPr>
               <w:t>npm run admin -- user-create / password / platform-admin</w:t>
             </w:r>
@@ -6734,14 +6732,14 @@
         </w:tc>
         <w:tc>
           <w:tcPr>
-            <w:tcW w:w="5345" w:type="dxa"/>
+            <w:tcW w:w="5287" w:type="dxa"/>
             <w:tcBorders>
-              <w:top w:val="single" w:sz="4" w:space="0" w:color="E3E3E4"/>
-              <w:left w:val="single" w:sz="4" w:space="0" w:color="E3E3E4"/>
-              <w:bottom w:val="single" w:sz="4" w:space="0" w:color="E3E3E4"/>
-              <w:right w:val="single" w:sz="4" w:space="0" w:color="E3E3E4"/>
+              <w:top w:val="single" w:sz="4" w:space="0" w:color="E1E8F0"/>
+              <w:left w:val="single" w:sz="4" w:space="0" w:color="E1E8F0"/>
+              <w:bottom w:val="single" w:sz="4" w:space="0" w:color="E1E8F0"/>
+              <w:right w:val="single" w:sz="4" w:space="0" w:color="E1E8F0"/>
             </w:tcBorders>
-            <w:shd w:color="auto" w:fill="F2F2F3" w:val="clear"/>
+            <w:shd w:color="auto" w:fill="F5F8FB" w:val="clear"/>
           </w:tcPr>
           <w:p>
             <w:pPr>
@@ -6751,12 +6749,12 @@
             </w:pPr>
             <w:r>
               <w:rPr>
-                <w:rFonts w:eastAsia="Times New Roman" w:cs="Times New Roman"/>
+                <w:rFonts w:eastAsia="Open Sans" w:cs="Open Sans"/>
                 <w:b w:val="false"/>
                 <w:bCs w:val="false"/>
-                <w:color w:val="58595B"/>
-                <w:sz w:val="19"/>
-                <w:szCs w:val="19"/>
+                <w:color w:val="2C3E50"/>
+                <w:sz w:val="18"/>
+                <w:szCs w:val="18"/>
               </w:rPr>
               <w:t>Users, password reset, platform administrators</w:t>
             </w:r>
@@ -6769,12 +6767,12 @@
         </w:trPr>
         <w:tc>
           <w:tcPr>
-            <w:tcW w:w="4400" w:type="dxa"/>
+            <w:tcW w:w="4350" w:type="dxa"/>
             <w:tcBorders>
-              <w:top w:val="single" w:sz="4" w:space="0" w:color="E3E3E4"/>
-              <w:left w:val="single" w:sz="4" w:space="0" w:color="E3E3E4"/>
-              <w:bottom w:val="single" w:sz="4" w:space="0" w:color="E3E3E4"/>
-              <w:right w:val="single" w:sz="4" w:space="0" w:color="E3E3E4"/>
+              <w:top w:val="single" w:sz="4" w:space="0" w:color="E1E8F0"/>
+              <w:left w:val="single" w:sz="4" w:space="0" w:color="E1E8F0"/>
+              <w:bottom w:val="single" w:sz="4" w:space="0" w:color="E1E8F0"/>
+              <w:right w:val="single" w:sz="4" w:space="0" w:color="E1E8F0"/>
             </w:tcBorders>
             <w:shd w:color="auto" w:fill="FFFFFF" w:val="clear"/>
           </w:tcPr>
@@ -6786,12 +6784,12 @@
             </w:pPr>
             <w:r>
               <w:rPr>
-                <w:rFonts w:eastAsia="Times New Roman" w:cs="Times New Roman"/>
+                <w:rFonts w:eastAsia="Open Sans" w:cs="Open Sans"/>
                 <w:b w:val="false"/>
                 <w:bCs w:val="false"/>
-                <w:color w:val="58595B"/>
-                <w:sz w:val="19"/>
-                <w:szCs w:val="19"/>
+                <w:color w:val="2C3E50"/>
+                <w:sz w:val="18"/>
+                <w:szCs w:val="18"/>
               </w:rPr>
               <w:t>npm run backup</w:t>
             </w:r>
@@ -6799,12 +6797,12 @@
         </w:tc>
         <w:tc>
           <w:tcPr>
-            <w:tcW w:w="5345" w:type="dxa"/>
+            <w:tcW w:w="5287" w:type="dxa"/>
             <w:tcBorders>
-              <w:top w:val="single" w:sz="4" w:space="0" w:color="E3E3E4"/>
-              <w:left w:val="single" w:sz="4" w:space="0" w:color="E3E3E4"/>
-              <w:bottom w:val="single" w:sz="4" w:space="0" w:color="E3E3E4"/>
-              <w:right w:val="single" w:sz="4" w:space="0" w:color="E3E3E4"/>
+              <w:top w:val="single" w:sz="4" w:space="0" w:color="E1E8F0"/>
+              <w:left w:val="single" w:sz="4" w:space="0" w:color="E1E8F0"/>
+              <w:bottom w:val="single" w:sz="4" w:space="0" w:color="E1E8F0"/>
+              <w:right w:val="single" w:sz="4" w:space="0" w:color="E1E8F0"/>
             </w:tcBorders>
             <w:shd w:color="auto" w:fill="FFFFFF" w:val="clear"/>
           </w:tcPr>
@@ -6816,12 +6814,12 @@
             </w:pPr>
             <w:r>
               <w:rPr>
-                <w:rFonts w:eastAsia="Times New Roman" w:cs="Times New Roman"/>
+                <w:rFonts w:eastAsia="Open Sans" w:cs="Open Sans"/>
                 <w:b w:val="false"/>
                 <w:bCs w:val="false"/>
-                <w:color w:val="58595B"/>
-                <w:sz w:val="19"/>
-                <w:szCs w:val="19"/>
+                <w:color w:val="2C3E50"/>
+                <w:sz w:val="18"/>
+                <w:szCs w:val="18"/>
               </w:rPr>
               <w:t>Back up the database now</w:t>
             </w:r>
@@ -6841,45 +6839,45 @@
     </w:p>
     <w:tbl>
       <w:tblPr>
-        <w:tblW w:w="9746" w:type="dxa"/>
+        <w:tblW w:w="9638" w:type="dxa"/>
         <w:jc w:val="left"/>
         <w:tblInd w:w="0" w:type="dxa"/>
         <w:tblLayout w:type="fixed"/>
         <w:tblCellMar>
-          <w:top w:w="120" w:type="dxa"/>
-          <w:left w:w="180" w:type="dxa"/>
-          <w:bottom w:w="120" w:type="dxa"/>
-          <w:right w:w="180" w:type="dxa"/>
+          <w:top w:w="160" w:type="dxa"/>
+          <w:left w:w="220" w:type="dxa"/>
+          <w:bottom w:w="160" w:type="dxa"/>
+          <w:right w:w="220" w:type="dxa"/>
         </w:tblCellMar>
       </w:tblPr>
       <w:tblGrid>
-        <w:gridCol w:w="9746"/>
+        <w:gridCol w:w="9638"/>
       </w:tblGrid>
       <w:tr>
         <w:trPr/>
         <w:tc>
           <w:tcPr>
-            <w:tcW w:w="9746" w:type="dxa"/>
+            <w:tcW w:w="9638" w:type="dxa"/>
             <w:tcBorders>
-              <w:top w:val="single" w:sz="4" w:space="0" w:color="E3E3E4"/>
-              <w:left w:val="single" w:sz="4" w:space="0" w:color="E3E3E4"/>
-              <w:bottom w:val="single" w:sz="4" w:space="0" w:color="E3E3E4"/>
-              <w:right w:val="single" w:sz="4" w:space="0" w:color="E3E3E4"/>
+              <w:top w:val="single" w:sz="4" w:space="0" w:color="E1E8F0"/>
+              <w:left w:val="single" w:sz="4" w:space="0" w:color="E1E8F0"/>
+              <w:bottom w:val="single" w:sz="4" w:space="0" w:color="E1E8F0"/>
+              <w:right w:val="single" w:sz="4" w:space="0" w:color="E1E8F0"/>
             </w:tcBorders>
-            <w:shd w:color="auto" w:fill="FDEEDA" w:val="clear"/>
+            <w:shd w:color="auto" w:fill="E8F1FB" w:val="clear"/>
           </w:tcPr>
           <w:p>
             <w:pPr>
               <w:pStyle w:val="Normal"/>
-              <w:spacing w:before="0" w:after="60"/>
+              <w:spacing w:before="0" w:after="80"/>
               <w:rPr/>
             </w:pPr>
             <w:r>
               <w:rPr>
-                <w:rFonts w:eastAsia="Times New Roman" w:cs="Times New Roman"/>
+                <w:rFonts w:eastAsia="Montserrat" w:cs="Montserrat" w:ascii="Montserrat" w:hAnsi="Montserrat"/>
                 <w:b/>
                 <w:bCs/>
-                <w:color w:val="3A3A3C"/>
+                <w:color w:val="123A5F"/>
                 <w:sz w:val="22"/>
                 <w:szCs w:val="22"/>
               </w:rPr>
@@ -6889,16 +6887,16 @@
           <w:p>
             <w:pPr>
               <w:pStyle w:val="Normal"/>
-              <w:spacing w:lineRule="auto" w:line="276" w:before="0" w:after="40"/>
+              <w:spacing w:lineRule="auto" w:line="288" w:before="0" w:after="60"/>
               <w:jc w:val="left"/>
               <w:rPr/>
             </w:pPr>
             <w:r>
               <w:rPr>
-                <w:rFonts w:eastAsia="Times New Roman" w:cs="Times New Roman"/>
-                <w:color w:val="58595B"/>
-                <w:sz w:val="22"/>
-                <w:szCs w:val="22"/>
+                <w:rFonts w:eastAsia="Open Sans" w:cs="Open Sans"/>
+                <w:color w:val="2C3E50"/>
+                <w:sz w:val="21"/>
+                <w:szCs w:val="21"/>
               </w:rPr>
               <w:t>With NODE_ENV=production the server refuses to start while a secret is missing or weak, the public address is not HTTPS, CORS is open, the database holds the demonstration data, or (OnPrem) the vendor public key is missing or the vendor private key is present. It lists each problem with its fix.</w:t>
             </w:r>
@@ -6907,20 +6905,20 @@
       </w:tr>
     </w:tbl>
     <w:sectPr>
-      <w:headerReference w:type="even" r:id="rId20"/>
-      <w:headerReference w:type="default" r:id="rId21"/>
-      <w:headerReference w:type="first" r:id="rId22"/>
-      <w:footerReference w:type="even" r:id="rId23"/>
-      <w:footerReference w:type="default" r:id="rId24"/>
-      <w:footerReference w:type="first" r:id="rId25"/>
+      <w:headerReference w:type="even" r:id="rId21"/>
+      <w:headerReference w:type="default" r:id="rId22"/>
+      <w:headerReference w:type="first" r:id="rId23"/>
+      <w:footerReference w:type="even" r:id="rId24"/>
+      <w:footerReference w:type="default" r:id="rId25"/>
+      <w:footerReference w:type="first" r:id="rId26"/>
       <w:type w:val="nextPage"/>
       <w:pgSz w:w="11906" w:h="16838"/>
-      <w:pgMar w:left="1080" w:right="1080" w:gutter="0" w:header="500" w:top="1080" w:footer="500" w:bottom="1080"/>
+      <w:pgMar w:left="1134" w:right="1134" w:gutter="0" w:header="560" w:top="1134" w:footer="560" w:bottom="1134"/>
       <w:pgNumType w:fmt="decimal"/>
       <w:formProt w:val="false"/>
       <w:titlePg/>
       <w:textDirection w:val="lrTb"/>
-      <w:docGrid w:type="default" w:linePitch="360" w:charSpace="0"/>
+      <w:docGrid w:type="default" w:linePitch="360" w:charSpace="4096"/>
     </w:sectPr>
   </w:body>
 </w:document>
@@ -6944,34 +6942,34 @@
 <w:ftr xmlns:o="urn:schemas-microsoft-com:office:office" xmlns:r="http://schemas.openxmlformats.org/officeDocument/2006/relationships" xmlns:v="urn:schemas-microsoft-com:vml" xmlns:w="http://schemas.openxmlformats.org/wordprocessingml/2006/main" xmlns:w10="urn:schemas-microsoft-com:office:word" xmlns:wp="http://schemas.openxmlformats.org/drawingml/2006/wordprocessingDrawing" xmlns:wps="http://schemas.microsoft.com/office/word/2010/wordprocessingShape" xmlns:wpg="http://schemas.microsoft.com/office/word/2010/wordprocessingGroup" xmlns:mc="http://schemas.openxmlformats.org/markup-compatibility/2006" xmlns:wp14="http://schemas.microsoft.com/office/word/2010/wordprocessingDrawing" xmlns:w14="http://schemas.microsoft.com/office/word/2010/wordml" xmlns:w15="http://schemas.microsoft.com/office/word/2012/wordml" mc:Ignorable="w14 wp14 w15">
   <w:p>
     <w:pPr>
-      <w:pStyle w:val="PAFooter"/>
+      <w:pStyle w:val="AIValueFooter"/>
       <w:tabs>
         <w:tab w:val="clear" w:pos="720"/>
-        <w:tab w:val="right" w:pos="9746" w:leader="none"/>
+        <w:tab w:val="right" w:pos="9638" w:leader="none"/>
       </w:tabs>
       <w:rPr/>
     </w:pPr>
     <w:r>
       <w:rPr>
-        <w:rFonts w:eastAsia="Times New Roman" w:cs="Times New Roman"/>
-        <w:color w:val="808184"/>
-        <w:sz w:val="17"/>
-        <w:szCs w:val="17"/>
+        <w:rFonts w:eastAsia="Open Sans" w:cs="Open Sans"/>
+        <w:color w:val="5A6B7B"/>
+        <w:sz w:val="16"/>
+        <w:szCs w:val="16"/>
       </w:rPr>
-      <w:t>POWERACT Consulting · CortexSkills — Administration Guide</w:t>
+      <w:t>AI Value · CortexSkills — Administration Guide</w:t>
     </w:r>
     <w:r>
       <w:rPr>
-        <w:rFonts w:eastAsia="Times New Roman" w:cs="Times New Roman"/>
+        <w:rFonts w:eastAsia="Open Sans" w:cs="Open Sans"/>
       </w:rPr>
       <w:tab/>
     </w:r>
     <w:r>
       <w:rPr>
-        <w:rFonts w:eastAsia="Times New Roman" w:cs="Times New Roman"/>
-        <w:color w:val="808184"/>
-        <w:sz w:val="17"/>
-        <w:szCs w:val="17"/>
+        <w:rFonts w:eastAsia="Open Sans" w:cs="Open Sans"/>
+        <w:color w:val="5A6B7B"/>
+        <w:sz w:val="16"/>
+        <w:szCs w:val="16"/>
       </w:rPr>
       <w:t xml:space="preserve">Page </w:t>
     </w:r>
@@ -6989,7 +6987,7 @@
     </w:r>
     <w:r>
       <w:rPr/>
-      <w:t>21</w:t>
+      <w:t>23</w:t>
     </w:r>
     <w:r>
       <w:rPr/>
@@ -6997,10 +6995,10 @@
     </w:r>
     <w:r>
       <w:rPr>
-        <w:rFonts w:eastAsia="Times New Roman" w:cs="Times New Roman"/>
-        <w:color w:val="808184"/>
-        <w:sz w:val="17"/>
-        <w:szCs w:val="17"/>
+        <w:rFonts w:eastAsia="Open Sans" w:cs="Open Sans"/>
+        <w:color w:val="5A6B7B"/>
+        <w:sz w:val="16"/>
+        <w:szCs w:val="16"/>
       </w:rPr>
       <w:t xml:space="preserve"> of </w:t>
     </w:r>
@@ -7018,7 +7016,7 @@
     </w:r>
     <w:r>
       <w:rPr/>
-      <w:t>21</w:t>
+      <w:t>23</w:t>
     </w:r>
     <w:r>
       <w:rPr/>
@@ -7062,17 +7060,66 @@
     <w:pPr>
       <w:pStyle w:val="Normal"/>
       <w:pBdr>
-        <w:bottom w:val="single" w:sz="4" w:space="4" w:color="E3E3E4"/>
+        <w:bottom w:val="single" w:sz="4" w:space="6" w:color="E1E8F0"/>
       </w:pBdr>
-      <w:jc w:val="right"/>
+      <w:tabs>
+        <w:tab w:val="clear" w:pos="720"/>
+        <w:tab w:val="right" w:pos="9638" w:leader="none"/>
+      </w:tabs>
       <w:rPr/>
     </w:pPr>
     <w:r>
+      <w:rPr/>
+      <w:drawing>
+        <wp:inline distT="0" distB="0" distL="0" distR="0">
+          <wp:extent cx="1428750" cy="266700"/>
+          <wp:effectExtent l="0" t="0" r="0" b="0"/>
+          <wp:docPr id="20" name="aivalue-lockup.png" descr="AI Value&#10;AI Value logo"/>
+          <wp:cNvGraphicFramePr>
+            <a:graphicFrameLocks xmlns:a="http://schemas.openxmlformats.org/drawingml/2006/main" noChangeAspect="1"/>
+          </wp:cNvGraphicFramePr>
+          <a:graphic xmlns:a="http://schemas.openxmlformats.org/drawingml/2006/main">
+            <a:graphicData uri="http://schemas.openxmlformats.org/drawingml/2006/picture">
+              <pic:pic xmlns:pic="http://schemas.openxmlformats.org/drawingml/2006/picture">
+                <pic:nvPicPr>
+                  <pic:cNvPr id="20" name="aivalue-lockup.png" descr="AI Value&#10;AI Value logo"/>
+                  <pic:cNvPicPr>
+                    <a:picLocks noChangeAspect="1" noChangeArrowheads="1"/>
+                  </pic:cNvPicPr>
+                </pic:nvPicPr>
+                <pic:blipFill>
+                  <a:blip r:embed="rId1"/>
+                  <a:stretch>
+                    <a:fillRect/>
+                  </a:stretch>
+                </pic:blipFill>
+                <pic:spPr bwMode="auto">
+                  <a:xfrm>
+                    <a:off x="0" y="0"/>
+                    <a:ext cx="1428750" cy="266700"/>
+                  </a:xfrm>
+                  <a:prstGeom prst="rect">
+                    <a:avLst/>
+                  </a:prstGeom>
+                </pic:spPr>
+              </pic:pic>
+            </a:graphicData>
+          </a:graphic>
+        </wp:inline>
+      </w:drawing>
+    </w:r>
+    <w:r>
       <w:rPr>
-        <w:rFonts w:eastAsia="Times New Roman" w:cs="Times New Roman"/>
-        <w:color w:val="808184"/>
-        <w:sz w:val="17"/>
-        <w:szCs w:val="17"/>
+        <w:rFonts w:eastAsia="Open Sans" w:cs="Open Sans"/>
+      </w:rPr>
+      <w:tab/>
+    </w:r>
+    <w:r>
+      <w:rPr>
+        <w:rFonts w:eastAsia="Open Sans" w:cs="Open Sans"/>
+        <w:color w:val="5A6B7B"/>
+        <w:sz w:val="16"/>
+        <w:szCs w:val="16"/>
       </w:rPr>
       <w:t>CortexSkills 1.10.0 · Administration Guide</w:t>
     </w:r>
@@ -7111,7 +7158,7 @@
       <w:rPr>
         <w:b/>
         <w:bCs/>
-        <w:color w:val="E07B00"/>
+        <w:color w:val="123A5F"/>
       </w:rPr>
     </w:lvl>
     <w:lvl w:ilvl="1">
@@ -7226,7 +7273,7 @@
       <w:rPr>
         <w:b/>
         <w:bCs/>
-        <w:color w:val="E07B00"/>
+        <w:color w:val="123A5F"/>
       </w:rPr>
     </w:lvl>
     <w:lvl w:ilvl="1">
@@ -7341,7 +7388,7 @@
       <w:rPr>
         <w:b/>
         <w:bCs/>
-        <w:color w:val="E07B00"/>
+        <w:color w:val="123A5F"/>
       </w:rPr>
     </w:lvl>
     <w:lvl w:ilvl="1">
@@ -7456,7 +7503,7 @@
       <w:rPr>
         <w:b/>
         <w:bCs/>
-        <w:color w:val="E07B00"/>
+        <w:color w:val="123A5F"/>
       </w:rPr>
     </w:lvl>
     <w:lvl w:ilvl="1">
@@ -7571,7 +7618,7 @@
       <w:rPr>
         <w:b/>
         <w:bCs/>
-        <w:color w:val="E07B00"/>
+        <w:color w:val="123A5F"/>
       </w:rPr>
     </w:lvl>
     <w:lvl w:ilvl="1">
@@ -7686,7 +7733,7 @@
       <w:rPr>
         <w:b/>
         <w:bCs/>
-        <w:color w:val="E07B00"/>
+        <w:color w:val="123A5F"/>
       </w:rPr>
     </w:lvl>
     <w:lvl w:ilvl="1">
@@ -7801,7 +7848,7 @@
       <w:rPr>
         <w:b/>
         <w:bCs/>
-        <w:color w:val="E07B00"/>
+        <w:color w:val="123A5F"/>
       </w:rPr>
     </w:lvl>
     <w:lvl w:ilvl="1">
@@ -7916,7 +7963,7 @@
       <w:rPr>
         <w:b/>
         <w:bCs/>
-        <w:color w:val="E07B00"/>
+        <w:color w:val="123A5F"/>
       </w:rPr>
     </w:lvl>
     <w:lvl w:ilvl="1">
@@ -8031,7 +8078,7 @@
       <w:rPr>
         <w:b/>
         <w:bCs/>
-        <w:color w:val="E07B00"/>
+        <w:color w:val="123A5F"/>
       </w:rPr>
     </w:lvl>
     <w:lvl w:ilvl="1">
@@ -8146,7 +8193,7 @@
       <w:rPr>
         <w:b/>
         <w:bCs/>
-        <w:color w:val="E07B00"/>
+        <w:color w:val="123A5F"/>
       </w:rPr>
     </w:lvl>
     <w:lvl w:ilvl="1">
@@ -8261,7 +8308,7 @@
       <w:rPr>
         <w:b/>
         <w:bCs/>
-        <w:color w:val="E07B00"/>
+        <w:color w:val="123A5F"/>
       </w:rPr>
     </w:lvl>
     <w:lvl w:ilvl="1">
@@ -8376,7 +8423,7 @@
       <w:rPr>
         <w:b/>
         <w:bCs/>
-        <w:color w:val="E07B00"/>
+        <w:color w:val="123A5F"/>
       </w:rPr>
     </w:lvl>
     <w:lvl w:ilvl="1">
@@ -8491,7 +8538,7 @@
       <w:rPr>
         <w:b/>
         <w:bCs/>
-        <w:color w:val="E07B00"/>
+        <w:color w:val="123A5F"/>
       </w:rPr>
     </w:lvl>
     <w:lvl w:ilvl="1">
@@ -8606,7 +8653,7 @@
       <w:rPr>
         <w:b/>
         <w:bCs/>
-        <w:color w:val="E07B00"/>
+        <w:color w:val="123A5F"/>
       </w:rPr>
     </w:lvl>
     <w:lvl w:ilvl="1">
@@ -8721,7 +8768,7 @@
       <w:rPr>
         <w:b/>
         <w:bCs/>
-        <w:color w:val="E07B00"/>
+        <w:color w:val="123A5F"/>
       </w:rPr>
     </w:lvl>
     <w:lvl w:ilvl="1">
@@ -8836,7 +8883,7 @@
       <w:rPr>
         <w:b/>
         <w:bCs/>
-        <w:color w:val="E07B00"/>
+        <w:color w:val="123A5F"/>
       </w:rPr>
     </w:lvl>
     <w:lvl w:ilvl="1">
@@ -8951,7 +8998,7 @@
       <w:rPr>
         <w:b/>
         <w:bCs/>
-        <w:color w:val="E07B00"/>
+        <w:color w:val="123A5F"/>
       </w:rPr>
     </w:lvl>
     <w:lvl w:ilvl="1">
@@ -9066,7 +9113,7 @@
       <w:rPr>
         <w:b/>
         <w:bCs/>
-        <w:color w:val="E07B00"/>
+        <w:color w:val="123A5F"/>
       </w:rPr>
     </w:lvl>
     <w:lvl w:ilvl="1">
@@ -9181,7 +9228,7 @@
       <w:rPr>
         <w:b/>
         <w:bCs/>
-        <w:color w:val="E07B00"/>
+        <w:color w:val="123A5F"/>
       </w:rPr>
     </w:lvl>
     <w:lvl w:ilvl="1">
@@ -9296,7 +9343,7 @@
       <w:rPr>
         <w:b/>
         <w:bCs/>
-        <w:color w:val="E07B00"/>
+        <w:color w:val="123A5F"/>
       </w:rPr>
     </w:lvl>
     <w:lvl w:ilvl="1">
@@ -9706,10 +9753,10 @@
   <w:docDefaults>
     <w:rPrDefault>
       <w:rPr>
-        <w:rFonts w:ascii="Times New Roman" w:hAnsi="Times New Roman" w:eastAsia="Times New Roman" w:cs="Times New Roman"/>
-        <w:color w:val="58595B"/>
-        <w:sz w:val="24"/>
-        <w:szCs w:val="24"/>
+        <w:rFonts w:ascii="Open Sans" w:hAnsi="Open Sans" w:eastAsia="Open Sans" w:cs="Open Sans"/>
+        <w:color w:val="2C3E50"/>
+        <w:sz w:val="22"/>
+        <w:szCs w:val="22"/>
         <w:lang w:val="en-GB" w:eastAsia="zh-CN" w:bidi="hi-IN"/>
       </w:rPr>
     </w:rPrDefault>
@@ -9725,15 +9772,15 @@
     <w:pPr>
       <w:widowControl/>
       <w:bidi w:val="0"/>
-      <w:spacing w:lineRule="auto" w:line="276" w:before="0" w:after="0"/>
+      <w:spacing w:lineRule="auto" w:line="288" w:before="0" w:after="0"/>
       <w:jc w:val="left"/>
     </w:pPr>
     <w:rPr>
-      <w:rFonts w:ascii="Times New Roman" w:hAnsi="Times New Roman" w:eastAsia="Times New Roman" w:cs="Times New Roman"/>
-      <w:color w:val="58595B"/>
+      <w:rFonts w:ascii="Open Sans" w:hAnsi="Open Sans" w:eastAsia="Open Sans" w:cs="Open Sans"/>
+      <w:color w:val="2C3E50"/>
       <w:kern w:val="0"/>
-      <w:sz w:val="24"/>
-      <w:szCs w:val="24"/>
+      <w:sz w:val="22"/>
+      <w:szCs w:val="22"/>
       <w:lang w:val="en-GB" w:eastAsia="zh-CN" w:bidi="hi-IN"/>
     </w:rPr>
   </w:style>
@@ -9743,16 +9790,16 @@
     <w:next w:val="Normal"/>
     <w:qFormat/>
     <w:pPr>
-      <w:spacing w:before="0" w:after="200"/>
+      <w:spacing w:before="0" w:after="240"/>
       <w:outlineLvl w:val="0"/>
     </w:pPr>
     <w:rPr>
-      <w:rFonts w:ascii="Times New Roman" w:hAnsi="Times New Roman" w:eastAsia="Times New Roman" w:cs="Times New Roman"/>
+      <w:rFonts w:ascii="Montserrat" w:hAnsi="Montserrat" w:eastAsia="Montserrat" w:cs="Montserrat"/>
       <w:b/>
       <w:bCs/>
-      <w:color w:val="E07B00"/>
-      <w:sz w:val="34"/>
-      <w:szCs w:val="34"/>
+      <w:color w:val="123A5F"/>
+      <w:sz w:val="40"/>
+      <w:szCs w:val="40"/>
     </w:rPr>
   </w:style>
   <w:style w:type="paragraph" w:styleId="Heading2">
@@ -9761,16 +9808,16 @@
     <w:next w:val="Normal"/>
     <w:qFormat/>
     <w:pPr>
-      <w:spacing w:before="280" w:after="120"/>
+      <w:spacing w:before="320" w:after="120"/>
       <w:outlineLvl w:val="1"/>
     </w:pPr>
     <w:rPr>
-      <w:rFonts w:ascii="Times New Roman" w:hAnsi="Times New Roman" w:eastAsia="Times New Roman" w:cs="Times New Roman"/>
+      <w:rFonts w:ascii="Montserrat" w:hAnsi="Montserrat" w:eastAsia="Montserrat" w:cs="Montserrat"/>
       <w:b/>
       <w:bCs/>
-      <w:color w:val="3A3A3C"/>
-      <w:sz w:val="27"/>
-      <w:szCs w:val="27"/>
+      <w:color w:val="123A5F"/>
+      <w:sz w:val="32"/>
+      <w:szCs w:val="32"/>
     </w:rPr>
   </w:style>
   <w:style w:type="paragraph" w:styleId="Heading3">
@@ -9779,16 +9826,16 @@
     <w:next w:val="Normal"/>
     <w:qFormat/>
     <w:pPr>
-      <w:spacing w:before="220" w:after="80"/>
+      <w:spacing w:before="240" w:after="80"/>
       <w:outlineLvl w:val="2"/>
     </w:pPr>
     <w:rPr>
-      <w:rFonts w:ascii="Times New Roman" w:hAnsi="Times New Roman" w:eastAsia="Times New Roman" w:cs="Times New Roman"/>
+      <w:rFonts w:ascii="Montserrat" w:hAnsi="Montserrat" w:eastAsia="Montserrat" w:cs="Montserrat"/>
       <w:b/>
       <w:bCs/>
-      <w:color w:val="E07B00"/>
-      <w:sz w:val="24"/>
-      <w:szCs w:val="24"/>
+      <w:color w:val="123A5F"/>
+      <w:sz w:val="26"/>
+      <w:szCs w:val="26"/>
     </w:rPr>
   </w:style>
   <w:style w:type="paragraph" w:styleId="Heading4">
@@ -10010,18 +10057,69 @@
       <w:szCs w:val="20"/>
     </w:rPr>
   </w:style>
-  <w:style w:type="paragraph" w:styleId="PAFooter">
-    <w:name w:val="PA Footer"/>
+  <w:style w:type="paragraph" w:styleId="AIValueFooter">
+    <w:name w:val="AI Value Footer"/>
     <w:basedOn w:val="Normal"/>
     <w:qFormat/>
     <w:pPr>
       <w:spacing w:before="0" w:after="0"/>
     </w:pPr>
     <w:rPr>
-      <w:rFonts w:ascii="Times New Roman" w:hAnsi="Times New Roman" w:eastAsia="Times New Roman" w:cs="Times New Roman"/>
-      <w:color w:val="808184"/>
-      <w:sz w:val="17"/>
-      <w:szCs w:val="17"/>
+      <w:rFonts w:ascii="Open Sans" w:hAnsi="Open Sans" w:eastAsia="Open Sans" w:cs="Open Sans"/>
+      <w:color w:val="5A6B7B"/>
+      <w:sz w:val="16"/>
+      <w:szCs w:val="16"/>
+    </w:rPr>
+  </w:style>
+  <w:style w:type="paragraph" w:styleId="TOC1">
+    <w:name w:val="TOC 1"/>
+    <w:basedOn w:val="Normal"/>
+    <w:next w:val="Normal"/>
+    <w:pPr>
+      <w:spacing w:before="120" w:after="40"/>
+      <w:ind w:left="0"/>
+    </w:pPr>
+    <w:rPr>
+      <w:rFonts w:ascii="Open Sans" w:hAnsi="Open Sans" w:eastAsia="Open Sans" w:cs="Open Sans"/>
+      <w:b/>
+      <w:bCs/>
+      <w:color w:val="123A5F"/>
+      <w:sz w:val="22"/>
+      <w:szCs w:val="22"/>
+    </w:rPr>
+  </w:style>
+  <w:style w:type="paragraph" w:styleId="TOC2">
+    <w:name w:val="TOC 2"/>
+    <w:basedOn w:val="Normal"/>
+    <w:next w:val="Normal"/>
+    <w:pPr>
+      <w:spacing w:before="0" w:after="40"/>
+      <w:ind w:left="360"/>
+    </w:pPr>
+    <w:rPr>
+      <w:rFonts w:ascii="Open Sans" w:hAnsi="Open Sans" w:eastAsia="Open Sans" w:cs="Open Sans"/>
+      <w:b w:val="false"/>
+      <w:bCs w:val="false"/>
+      <w:color w:val="2C3E50"/>
+      <w:sz w:val="20"/>
+      <w:szCs w:val="20"/>
+    </w:rPr>
+  </w:style>
+  <w:style w:type="paragraph" w:styleId="TOC3">
+    <w:name w:val="TOC 3"/>
+    <w:basedOn w:val="Normal"/>
+    <w:next w:val="Normal"/>
+    <w:pPr>
+      <w:spacing w:before="0" w:after="40"/>
+      <w:ind w:left="720"/>
+    </w:pPr>
+    <w:rPr>
+      <w:rFonts w:ascii="Open Sans" w:hAnsi="Open Sans" w:eastAsia="Open Sans" w:cs="Open Sans"/>
+      <w:b w:val="false"/>
+      <w:bCs w:val="false"/>
+      <w:color w:val="2C3E50"/>
+      <w:sz w:val="20"/>
+      <w:szCs w:val="20"/>
     </w:rPr>
   </w:style>
   <w:style w:type="paragraph" w:styleId="HeaderandFooter">
@@ -10041,30 +10139,6 @@
     <w:name w:val="Footer"/>
     <w:basedOn w:val="HeaderandFooter"/>
     <w:pPr/>
-    <w:rPr/>
-  </w:style>
-  <w:style w:type="paragraph" w:styleId="TOC1">
-    <w:name w:val="TOC 1"/>
-    <w:basedOn w:val="Index"/>
-    <w:pPr>
-      <w:tabs>
-        <w:tab w:val="clear" w:pos="720"/>
-        <w:tab w:val="right" w:pos="9746" w:leader="dot"/>
-      </w:tabs>
-      <w:ind w:hanging="0" w:left="0"/>
-    </w:pPr>
-    <w:rPr/>
-  </w:style>
-  <w:style w:type="paragraph" w:styleId="TOC2">
-    <w:name w:val="TOC 2"/>
-    <w:basedOn w:val="Index"/>
-    <w:pPr>
-      <w:tabs>
-        <w:tab w:val="clear" w:pos="720"/>
-        <w:tab w:val="right" w:pos="9463" w:leader="dot"/>
-      </w:tabs>
-      <w:ind w:hanging="0" w:left="283"/>
-    </w:pPr>
     <w:rPr/>
   </w:style>
 </w:styles>
